--- a/plantillas_maestras/13_seguro_multiple_y_equipos/materia_general_asegurativa/2_ddos_banco_y_aseguradora/varon/TPL_0736_2026_SEGURO_MULTIPLE_Y_EQUIPOS_MATERIA_GENERAL_ASEGURATIVA_BANCO_VARON_R2.docx
+++ b/plantillas_maestras/13_seguro_multiple_y_equipos/materia_general_asegurativa/2_ddos_banco_y_aseguradora/varon/TPL_0736_2026_SEGURO_MULTIPLE_Y_EQUIPOS_MATERIA_GENERAL_ASEGURATIVA_BANCO_VARON_R2.docx
@@ -384,7 +384,7 @@
           <w14:ligatures w14:val="none"/>
         </w:rPr>
         <w:tab/>
-        <w:t xml:space="preserve">:       </w:t>
+        <w:t xml:space="preserve">: </w:t>
       </w:r>
       <w:r>
         <w:rPr>
@@ -830,7 +830,7 @@
           <w:lang w:val="es-ES" w:eastAsia="es-ES"/>
           <w14:ligatures w14:val="none"/>
         </w:rPr>
-        <w:t>por presuntas infracciones a la Ley N°29571, Código de Protección y Defensa del Consumidor (en adelante, Código)</w:t>
+        <w:t>por presuntas infracciones a la Ley 29571, Código de Protección y Defensa del Consumidor (en adelante, Código)</w:t>
       </w:r>
       <w:r>
         <w:rPr>
@@ -977,12 +977,12 @@
           <w:lang w:eastAsia="es-ES"/>
           <w14:ligatures w14:val="none"/>
         </w:rPr>
-        <w:t xml:space="preserve"> N°</w:t>
-      </w:r>
-      <w:r>
         <w:t xml:space="preserve"> </w:t>
       </w:r>
       <w:r>
+        <w:t xml:space="preserve"> </w:t>
+      </w:r>
+      <w:r>
         <w:rPr>
           <w:rFonts w:ascii="Arial Narrow" w:eastAsia="Times New Roman" w:hAnsi="Arial Narrow" w:cs="Arial"/>
           <w:color w:val="000000"/>
@@ -1000,7 +1000,7 @@
           <w:lang w:eastAsia="es-ES"/>
           <w14:ligatures w14:val="none"/>
         </w:rPr>
-        <w:t>(en adelante, Seguro múltiple), identificado con Certificado Individual N°101216685,</w:t>
+        <w:t>(en adelante, Seguro múltiple), identificado con Certificado Individual 101216685,</w:t>
       </w:r>
       <w:r>
         <w:rPr>
@@ -1381,7 +1381,7 @@
           <w:lang w:eastAsia="es-ES"/>
           <w14:ligatures w14:val="none"/>
         </w:rPr>
-        <w:t>El 21 de noviembre de 2025, se efectuó un cargo por concepto PACISFD 7013 por el monto de US$ 29,00 en la cuenta en dólares N°194-</w:t>
+        <w:t>El 21 de noviembre de 2025, se efectuó un cargo por concepto PACISFD 7013 por el monto de US$ 29,00 en la cuenta en dólares 194-</w:t>
       </w:r>
       <w:r>
         <w:rPr>
@@ -1913,7 +1913,7 @@
           <w:lang w:eastAsia="es-ES"/>
           <w14:ligatures w14:val="none"/>
         </w:rPr>
-        <w:t>El 28 de diciembre de 2025, presentó el reclamo N°C48595613 ante el Banco por la falta de atención y demora en el trámite del siniestro.</w:t>
+        <w:t>El 28 de diciembre de 2025, presentó el reclamo C48595613 ante el Banco por la falta de atención y demora en el trámite del siniestro.</w:t>
       </w:r>
     </w:p>
     <w:p>
@@ -2167,7 +2167,7 @@
           <w:lang w:eastAsia="es-ES"/>
           <w14:ligatures w14:val="none"/>
         </w:rPr>
-        <w:t xml:space="preserve">El 13 de enero de 2026, presentó los reclamos N°C49151913 y N°C49151915 ante el Banco, señalando la falta de información y atención en el </w:t>
+        <w:t xml:space="preserve">El 13 de enero de 2026, presentó los reclamos C49151913 y C49151915 ante el Banco, señalando la falta de información y atención en el </w:t>
       </w:r>
       <w:r>
         <w:rPr>
@@ -2331,7 +2331,7 @@
           <w:lang w:eastAsia="es-ES"/>
           <w14:ligatures w14:val="none"/>
         </w:rPr>
-        <w:t xml:space="preserve">El 5 de febrero de 2026, presentó el reclamo N°000/0726/2026 ante </w:t>
+        <w:t xml:space="preserve">El 5 de febrero de 2026, presentó el reclamo 000/0726/2026 ante </w:t>
       </w:r>
       <w:r>
         <w:rPr>
@@ -2625,7 +2625,7 @@
           <w:lang w:eastAsia="es-ES"/>
           <w14:ligatures w14:val="none"/>
         </w:rPr>
-        <w:t>El 16 de febrero de 2026, el Banco generó el reclamo interno N°C50460343 vinculado a la entrega de la póliza matriz.</w:t>
+        <w:t>El 16 de febrero de 2026, el Banco generó el reclamo interno C50460343 vinculado a la entrega de la póliza matriz.</w:t>
       </w:r>
     </w:p>
     <w:p>
@@ -3164,7 +3164,7 @@
           <w:lang w:eastAsia="es-ES"/>
           <w14:ligatures w14:val="none"/>
         </w:rPr>
-        <w:t xml:space="preserve">al reclamo N°C50460343, mediante la cual </w:t>
+        <w:t xml:space="preserve">al reclamo C50460343, mediante la cual </w:t>
       </w:r>
       <w:r>
         <w:rPr>
@@ -4243,7 +4243,7 @@
           <w:lang w:eastAsia="es-PE"/>
           <w14:ligatures w14:val="none"/>
         </w:rPr>
-        <w:t>Técnica de la Comisión de Protección al Consumidor N°1 (en adelante, la Secretaría Técnica), en ejercicio de sus facultades</w:t>
+        <w:t>Técnica de la Comisión de Protección al Consumidor 1 (en adelante, la Secretaría Técnica), en ejercicio de sus facultades</w:t>
       </w:r>
       <w:r>
         <w:rPr>
@@ -4293,7 +4293,7 @@
           <w:kern w:val="0"/>
           <w14:ligatures w14:val="none"/>
         </w:rPr>
-        <w:t>habría realizado el 21 de noviembre de 2025 un cobro indebido por concepto de prima de la Póliza Grupal N° 28356 del Seguro múltiple identificada con Certificado Individual N°101216685 por el monto de US$ 29,00 en la cuenta bancaria en dólares N°194-********-</w:t>
+        <w:t>habría realizado el 21 de noviembre de 2025 un cobro indebido por concepto de prima de la Póliza Grupal 28356 del Seguro múltiple identificada con Certificado Individual 101216685 por el monto de US$ 29,00 en la cuenta bancaria en dólares 194-********-</w:t>
       </w:r>
       <w:r>
         <w:rPr>
@@ -4376,7 +4376,7 @@
           <w:lang w:eastAsia="es-PE"/>
           <w14:ligatures w14:val="none"/>
         </w:rPr>
-        <w:t>°</w:t>
+        <w:t/>
       </w:r>
       <w:r>
         <w:rPr>
@@ -4394,7 +4394,7 @@
           <w:lang w:eastAsia="es-PE"/>
           <w14:ligatures w14:val="none"/>
         </w:rPr>
-        <w:t>°</w:t>
+        <w:t/>
       </w:r>
       <w:r>
         <w:rPr>
@@ -4545,7 +4545,7 @@
           <w:lang w:eastAsia="es-PE"/>
           <w14:ligatures w14:val="none"/>
         </w:rPr>
-        <w:t>°</w:t>
+        <w:t/>
       </w:r>
       <w:r>
         <w:rPr>
@@ -4563,7 +4563,7 @@
           <w:lang w:eastAsia="es-PE"/>
           <w14:ligatures w14:val="none"/>
         </w:rPr>
-        <w:t>°</w:t>
+        <w:t/>
       </w:r>
       <w:r>
         <w:rPr>
@@ -4670,7 +4670,7 @@
           <w:kern w:val="0"/>
           <w14:ligatures w14:val="none"/>
         </w:rPr>
-        <w:t xml:space="preserve"> sobre el estado del trámite de la solicitud de cobertura de la Póliza Grupal N° 28356 del Seguro múltiple identificada con Certificado Individual N°101216685 </w:t>
+        <w:t xml:space="preserve"> sobre el estado del trámite de la solicitud de cobertura de la Póliza Grupal 28356 del Seguro múltiple identificada con Certificado Individual 101216685 </w:t>
       </w:r>
       <w:r>
         <w:rPr>
@@ -4730,7 +4730,7 @@
           <w:lang w:eastAsia="es-PE"/>
           <w14:ligatures w14:val="none"/>
         </w:rPr>
-        <w:t>°</w:t>
+        <w:t/>
       </w:r>
       <w:r>
         <w:rPr>
@@ -4748,7 +4748,7 @@
           <w:lang w:eastAsia="es-PE"/>
           <w14:ligatures w14:val="none"/>
         </w:rPr>
-        <w:t>°</w:t>
+        <w:t/>
       </w:r>
       <w:r>
         <w:rPr>
@@ -4820,7 +4820,7 @@
           <w:lang w:eastAsia="es-PE"/>
           <w14:ligatures w14:val="none"/>
         </w:rPr>
-        <w:t>el Banco de Crédito del Perú S.A. habría efectuado inadecuadamente el 19 de febrero de 2026 un pago parcial de US$ 1 671,39, sin incluir el saldo de la cuenta en dólares N°194-********-1-26 ni el monto de la cobertura por enfermedad oncológica de la Póliza Grupal N° 28356 del Seguro múltiple identificada con Certificado Individual N°101216685</w:t>
+        <w:t>el Banco de Crédito del Perú S.A. habría efectuado inadecuadamente el 19 de febrero de 2026 un pago parcial de US$ 1 671,39, sin incluir el saldo de la cuenta en dólares 194-********-1-26 ni el monto de la cobertura por enfermedad oncológica de la Póliza Grupal 28356 del Seguro múltiple identificada con Certificado Individual 101216685</w:t>
       </w:r>
       <w:r>
         <w:rPr>
@@ -4838,7 +4838,7 @@
           <w:lang w:eastAsia="es-PE"/>
           <w14:ligatures w14:val="none"/>
         </w:rPr>
-        <w:t>°</w:t>
+        <w:t/>
       </w:r>
       <w:r>
         <w:rPr>
@@ -4856,7 +4856,7 @@
           <w:lang w:eastAsia="es-PE"/>
           <w14:ligatures w14:val="none"/>
         </w:rPr>
-        <w:t>°</w:t>
+        <w:t/>
       </w:r>
       <w:r>
         <w:rPr>
@@ -4947,7 +4947,7 @@
           <w:kern w:val="0"/>
           <w14:ligatures w14:val="none"/>
         </w:rPr>
-        <w:t>habría realizado una cobertura parcial de la renta hospitalaria de la Póliza Grupal N° 28356 del Seguro múltiple identificada con Certificado Individual N°101216685, abonando únicamente US$ 800,00 pese a correspond</w:t>
+        <w:t>habría realizado una cobertura parcial de la renta hospitalaria de la Póliza Grupal 28356 del Seguro múltiple identificada con Certificado Individual 101216685, abonando únicamente US$ 800,00 pese a correspond</w:t>
       </w:r>
       <w:r>
         <w:rPr>
@@ -4997,7 +4997,7 @@
           <w:lang w:eastAsia="es-PE"/>
           <w14:ligatures w14:val="none"/>
         </w:rPr>
-        <w:t>°</w:t>
+        <w:t/>
       </w:r>
       <w:r>
         <w:rPr>
@@ -5015,7 +5015,7 @@
           <w:lang w:eastAsia="es-PE"/>
           <w14:ligatures w14:val="none"/>
         </w:rPr>
-        <w:t>°</w:t>
+        <w:t/>
       </w:r>
       <w:r>
         <w:rPr>
@@ -5095,7 +5095,7 @@
           <w:kern w:val="0"/>
           <w14:ligatures w14:val="none"/>
         </w:rPr>
-        <w:t>habría consignado información inconsistente en la Póliza Grupal N° 28356 del Seguro múltiple identificada con Certificado Individual N°101216685 respecto a los datos de identificación de la asegurada y la omisión de</w:t>
+        <w:t>habría consignado información inconsistente en la Póliza Grupal 28356 del Seguro múltiple identificada con Certificado Individual 101216685 respecto a los datos de identificación de la asegurada y la omisión de</w:t>
       </w:r>
       <w:r>
         <w:rPr>
@@ -5161,7 +5161,7 @@
           <w:lang w:eastAsia="es-PE"/>
           <w14:ligatures w14:val="none"/>
         </w:rPr>
-        <w:t>°</w:t>
+        <w:t/>
       </w:r>
       <w:r>
         <w:rPr>
@@ -5179,7 +5179,7 @@
           <w:lang w:eastAsia="es-PE"/>
           <w14:ligatures w14:val="none"/>
         </w:rPr>
-        <w:t>°</w:t>
+        <w:t/>
       </w:r>
       <w:r>
         <w:rPr>
@@ -5260,7 +5260,7 @@
           <w:kern w:val="0"/>
           <w14:ligatures w14:val="none"/>
         </w:rPr>
-        <w:t>el Banco de Crédito del Perú S.A. habría requerido el 2 de febrero de 2026 la presentación de la sucesión intestada como condición para continuar con el trámite de solicitud de otorgamiento de cobertura de la Póliza Grupal N° 28356 del Seguro múltiple identificada con Certificado Individual N°101216685, pese a que el denunciante tenía la calidad de beneficiario de la referida póliza</w:t>
+        <w:t>el Banco de Crédito del Perú S.A. habría requerido el 2 de febrero de 2026 la presentación de la sucesión intestada como condición para continuar con el trámite de solicitud de otorgamiento de cobertura de la Póliza Grupal 28356 del Seguro múltiple identificada con Certificado Individual 101216685, pese a que el denunciante tenía la calidad de beneficiario de la referida póliza</w:t>
       </w:r>
       <w:r>
         <w:rPr>
@@ -5312,7 +5312,7 @@
           <w:lang w:eastAsia="es-PE"/>
           <w14:ligatures w14:val="none"/>
         </w:rPr>
-        <w:t xml:space="preserve">literal g) del artículo 56° </w:t>
+        <w:t xml:space="preserve">literal g) del artículo 56 </w:t>
       </w:r>
       <w:r>
         <w:rPr>
@@ -5341,7 +5341,7 @@
           <w:lang w:eastAsia="es-PE"/>
           <w14:ligatures w14:val="none"/>
         </w:rPr>
-        <w:t xml:space="preserve">.  </w:t>
+        <w:t xml:space="preserve">. </w:t>
       </w:r>
     </w:p>
     <w:p>
@@ -5403,7 +5403,7 @@
           <w:kern w:val="0"/>
           <w14:ligatures w14:val="none"/>
         </w:rPr>
-        <w:t>el Banco de Crédito del Perú S.A. habría requerido el 20 de febrero de 2026 la presentación de la partida de nacimiento del denunciante como requisito adicional para continuar con el trámite de solicitud de otorgamiento de cobertura la Póliza Grupal N° 28356 del Seguro múltiple identificada con Certificado Individual N°101216685</w:t>
+        <w:t>el Banco de Crédito del Perú S.A. habría requerido el 20 de febrero de 2026 la presentación de la partida de nacimiento del denunciante como requisito adicional para continuar con el trámite de solicitud de otorgamiento de cobertura la Póliza Grupal 28356 del Seguro múltiple identificada con Certificado Individual 101216685</w:t>
       </w:r>
       <w:r>
         <w:rPr>
@@ -5449,7 +5449,7 @@
           <w:lang w:eastAsia="es-PE"/>
           <w14:ligatures w14:val="none"/>
         </w:rPr>
-        <w:t xml:space="preserve">literal g) del artículo 56° </w:t>
+        <w:t xml:space="preserve">literal g) del artículo 56 </w:t>
       </w:r>
       <w:r>
         <w:rPr>
@@ -5460,7 +5460,7 @@
           <w:lang w:eastAsia="es-PE"/>
           <w14:ligatures w14:val="none"/>
         </w:rPr>
-        <w:t xml:space="preserve">del Código.  </w:t>
+        <w:t xml:space="preserve">del Código. </w:t>
       </w:r>
     </w:p>
     <w:bookmarkEnd w:id="7"/>
@@ -5524,7 +5524,7 @@
           <w14:ligatures w14:val="none"/>
         </w:rPr>
         <w:lastRenderedPageBreak/>
-        <w:t>identificada con Certificado Individual N°101216685, pese a la solicitud del denunciante</w:t>
+        <w:t>identificada con Certificado Individual 101216685, pese a la solicitud del denunciante</w:t>
       </w:r>
       <w:r>
         <w:rPr>
@@ -5547,7 +5547,7 @@
           <w:lang w:eastAsia="es-PE"/>
           <w14:ligatures w14:val="none"/>
         </w:rPr>
-        <w:t xml:space="preserve">artículo 1°, numeral 1, literal b) </w:t>
+        <w:t xml:space="preserve">artículo 1, numeral 1, literal b) </w:t>
       </w:r>
       <w:bookmarkEnd w:id="8"/>
       <w:r>
@@ -5559,7 +5559,7 @@
           <w:lang w:eastAsia="es-PE"/>
           <w14:ligatures w14:val="none"/>
         </w:rPr>
-        <w:t>y al artículo 2° del Código</w:t>
+        <w:t>y al artículo 2 del Código</w:t>
       </w:r>
       <w:r>
         <w:rPr>
@@ -5582,7 +5582,7 @@
           <w:lang w:eastAsia="es-PE"/>
           <w14:ligatures w14:val="none"/>
         </w:rPr>
-        <w:t xml:space="preserve">.    </w:t>
+        <w:t xml:space="preserve">. </w:t>
       </w:r>
     </w:p>
     <w:p>
@@ -5679,7 +5679,7 @@
           <w:kern w:val="0"/>
           <w14:ligatures w14:val="none"/>
         </w:rPr>
-        <w:t xml:space="preserve"> la póliza matriz del Seguro múltiple identificada con Certificado Individual N°101216685, pese a la solicitud del denunciante</w:t>
+        <w:t xml:space="preserve"> la póliza matriz del Seguro múltiple identificada con Certificado Individual 101216685, pese a la solicitud del denunciante</w:t>
       </w:r>
       <w:r>
         <w:rPr>
@@ -5690,7 +5690,7 @@
           <w:lang w:eastAsia="es-PE"/>
           <w14:ligatures w14:val="none"/>
         </w:rPr>
-        <w:t>. Por consiguiente, corresponde calificar el hecho materia de denuncia como una presunta infracción al deber de información, tipificado en el artículo 1°, numeral 1, literal b) y al artículo 2° del Código</w:t>
+        <w:t>. Por consiguiente, corresponde calificar el hecho materia de denuncia como una presunta infracción al deber de información, tipificado en el artículo 1, numeral 1, literal b) y al artículo 2 del Código</w:t>
       </w:r>
       <w:r>
         <w:rPr>
@@ -5778,7 +5778,7 @@
           <w:kern w:val="0"/>
           <w14:ligatures w14:val="none"/>
         </w:rPr>
-        <w:t xml:space="preserve"> el detalle del cálculo de la liquidación ni el pronunciamiento respecto de la cobertura oncológica de la Póliza Grupal N° 28356 del Seguro múltiple identificada con Certificado Individual N°101216685</w:t>
+        <w:t xml:space="preserve"> el detalle del cálculo de la liquidación ni el pronunciamiento respecto de la cobertura oncológica de la Póliza Grupal 28356 del Seguro múltiple identificada con Certificado Individual 101216685</w:t>
       </w:r>
       <w:r>
         <w:rPr>
@@ -5789,7 +5789,7 @@
           <w:lang w:eastAsia="es-PE"/>
           <w14:ligatures w14:val="none"/>
         </w:rPr>
-        <w:t>. Por consiguiente, corresponde calificar el hecho materia de denuncia como una presunta infracción al deber de información, tipificado en el artículo 1°, numeral 1, literal b) y al artículo 2° del Código.</w:t>
+        <w:t>. Por consiguiente, corresponde calificar el hecho materia de denuncia como una presunta infracción al deber de información, tipificado en el artículo 1, numeral 1, literal b) y al artículo 2 del Código.</w:t>
       </w:r>
     </w:p>
     <w:p>
@@ -5857,7 +5857,7 @@
           <w:kern w:val="0"/>
           <w14:ligatures w14:val="none"/>
         </w:rPr>
-        <w:t xml:space="preserve">no habría informado de manera clara y oportuna las condiciones de cobertura de la Póliza Grupal N° 28356 del Seguro múltiple identificada con Certificado Individual N°101216685, al comunicar el 19 de febrero de 2026 un tope de US$ 35 000,00 distinto al consignado en la póliza </w:t>
+        <w:t xml:space="preserve">no habría informado de manera clara y oportuna las condiciones de cobertura de la Póliza Grupal 28356 del Seguro múltiple identificada con Certificado Individual 101216685, al comunicar el 19 de febrero de 2026 un tope de US$ 35 000,00 distinto al consignado en la póliza </w:t>
       </w:r>
       <w:r>
         <w:rPr>
@@ -5884,7 +5884,7 @@
           <w:lang w:eastAsia="es-PE"/>
           <w14:ligatures w14:val="none"/>
         </w:rPr>
-        <w:t>. Por consiguiente, corresponde calificar el hecho materia de denuncia como una presunta infracción al deber de información, tipificado en el artículo 1°, numeral 1, literal b) y al artículo 2° del Código.</w:t>
+        <w:t>. Por consiguiente, corresponde calificar el hecho materia de denuncia como una presunta infracción al deber de información, tipificado en el artículo 1, numeral 1, literal b) y al artículo 2 del Código.</w:t>
       </w:r>
     </w:p>
     <w:p>
@@ -5995,7 +5995,7 @@
           <w:kern w:val="0"/>
           <w14:ligatures w14:val="none"/>
         </w:rPr>
-        <w:t>°</w:t>
+        <w:t/>
       </w:r>
       <w:r>
         <w:rPr>
@@ -6011,7 +6011,7 @@
           <w:kern w:val="0"/>
           <w14:ligatures w14:val="none"/>
         </w:rPr>
-        <w:t>°</w:t>
+        <w:t/>
       </w:r>
       <w:r>
         <w:rPr>
@@ -6109,7 +6109,7 @@
           <w:lang w:val="es-ES" w:eastAsia="es-ES"/>
           <w14:ligatures w14:val="none"/>
         </w:rPr>
-        <w:t>el Banco de Crédito del Perú S.A. habría brindado una respuesta inadecuada al reclamo N°C50460343 registrado el 16 de febrero de 2026</w:t>
+        <w:t>el Banco de Crédito del Perú S.A. habría brindado una respuesta inadecuada al reclamo C50460343 registrado el 16 de febrero de 2026</w:t>
       </w:r>
       <w:r>
         <w:rPr>
@@ -6127,7 +6127,7 @@
           <w:kern w:val="0"/>
           <w14:ligatures w14:val="none"/>
         </w:rPr>
-        <w:t xml:space="preserve"> numeral 88.1° del artículo 88° del Código.</w:t>
+        <w:t xml:space="preserve"> numeral 88.1 del artículo 88 del Código.</w:t>
       </w:r>
     </w:p>
     <w:p>
@@ -6385,7 +6385,7 @@
           <w:lang w:val="es-ES" w:eastAsia="es-ES"/>
           <w14:ligatures w14:val="none"/>
         </w:rPr>
-        <w:t xml:space="preserve">la Póliza Grupal N° 28356 del Seguro múltiple identificada con Certificado Individual N°101216685 materia de denuncia, así como el cargo de remisión de la póliza; </w:t>
+        <w:t xml:space="preserve">la Póliza Grupal 28356 del Seguro múltiple identificada con Certificado Individual 101216685 materia de denuncia, así como el cargo de remisión de la póliza; </w:t>
       </w:r>
       <w:r>
         <w:rPr>
@@ -6511,7 +6511,7 @@
           <w:lang w:val="es-ES" w:eastAsia="es-ES"/>
           <w14:ligatures w14:val="none"/>
         </w:rPr>
-        <w:t>la Póliza Grupal N° 28356 del Seguro múltiple identificada con Certificado Individual N°101216685 materia de denuncia; así como el cargo de remisión de la póliza</w:t>
+        <w:t>la Póliza Grupal 28356 del Seguro múltiple identificada con Certificado Individual 101216685 materia de denuncia; así como el cargo de remisión de la póliza</w:t>
       </w:r>
       <w:r>
         <w:rPr>
@@ -6589,7 +6589,7 @@
           <w:lang w:val="es-ES" w:eastAsia="es-ES"/>
           <w14:ligatures w14:val="none"/>
         </w:rPr>
-        <w:t xml:space="preserve"> cobertura de la Póliza Grupal N° 28356 del Seguro múltiple identificada con Certificado Individual N°101216685</w:t>
+        <w:t xml:space="preserve"> cobertura de la Póliza Grupal 28356 del Seguro múltiple identificada con Certificado Individual 101216685</w:t>
       </w:r>
       <w:r>
         <w:rPr>
@@ -6695,7 +6695,7 @@
           <w:lang w:eastAsia="es-PE"/>
           <w14:ligatures w14:val="none"/>
         </w:rPr>
-        <w:t xml:space="preserve">RESOLUCIÓN DE LA SECRETARÍA TÉCNICA  </w:t>
+        <w:t xml:space="preserve">RESOLUCIÓN DE LA SECRETARÍA TÉCNICA </w:t>
       </w:r>
     </w:p>
     <w:p>
@@ -6874,15 +6874,15 @@
           <w:kern w:val="0"/>
           <w14:ligatures w14:val="none"/>
         </w:rPr>
-        <w:t>infracción a los artículos 18° y 19° de la Ley</w:t>
-      </w:r>
-      <w:r>
-        <w:rPr>
-          <w:rFonts w:ascii="Arial Narrow" w:eastAsia="Arial Narrow" w:hAnsi="Arial Narrow" w:cs="Arial Narrow"/>
-          <w:kern w:val="0"/>
-          <w14:ligatures w14:val="none"/>
-        </w:rPr>
-        <w:t xml:space="preserve"> N°</w:t>
+        <w:t>infracción a los artículos 18 y 19 de la Ley</w:t>
+      </w:r>
+      <w:r>
+        <w:rPr>
+          <w:rFonts w:ascii="Arial Narrow" w:eastAsia="Arial Narrow" w:hAnsi="Arial Narrow" w:cs="Arial Narrow"/>
+          <w:kern w:val="0"/>
+          <w14:ligatures w14:val="none"/>
+        </w:rPr>
+        <w:t xml:space="preserve"> </w:t>
       </w:r>
       <w:r>
         <w:rPr>
@@ -6930,7 +6930,7 @@
           <w:kern w:val="0"/>
           <w14:ligatures w14:val="none"/>
         </w:rPr>
-        <w:t>de prima de la Póliza Grupal N° 28356 del Seguro múltiple identificada con Certificado Individual N°101216685</w:t>
+        <w:t>de prima de la Póliza Grupal 28356 del Seguro múltiple identificada con Certificado Individual 101216685</w:t>
       </w:r>
       <w:r>
         <w:rPr>
@@ -6954,7 +6954,7 @@
           <w:kern w:val="0"/>
           <w14:ligatures w14:val="none"/>
         </w:rPr>
-        <w:t xml:space="preserve">en dólares N°194-********-1-26, </w:t>
+        <w:t xml:space="preserve">en dólares 194-********-1-26, </w:t>
       </w:r>
       <w:r>
         <w:rPr>
@@ -7075,15 +7075,15 @@
           <w:kern w:val="0"/>
           <w14:ligatures w14:val="none"/>
         </w:rPr>
-        <w:t xml:space="preserve">infracción a los artículos 18° y 19° de la Ley </w:t>
-      </w:r>
-      <w:r>
-        <w:rPr>
-          <w:rFonts w:ascii="Arial Narrow" w:eastAsia="Arial Narrow" w:hAnsi="Arial Narrow" w:cs="Arial Narrow"/>
-          <w:kern w:val="0"/>
-          <w14:ligatures w14:val="none"/>
-        </w:rPr>
-        <w:t xml:space="preserve">N° </w:t>
+        <w:t xml:space="preserve">infracción a los artículos 18 y 19 de la Ley </w:t>
+      </w:r>
+      <w:r>
+        <w:rPr>
+          <w:rFonts w:ascii="Arial Narrow" w:eastAsia="Arial Narrow" w:hAnsi="Arial Narrow" w:cs="Arial Narrow"/>
+          <w:kern w:val="0"/>
+          <w14:ligatures w14:val="none"/>
+        </w:rPr>
+        <w:t xml:space="preserve"/>
       </w:r>
       <w:r>
         <w:rPr>
@@ -7234,15 +7234,15 @@
           <w:kern w:val="0"/>
           <w14:ligatures w14:val="none"/>
         </w:rPr>
-        <w:t>infracción a los artículos 18° y 19° de la Ley</w:t>
-      </w:r>
-      <w:r>
-        <w:rPr>
-          <w:rFonts w:ascii="Arial Narrow" w:eastAsia="Arial Narrow" w:hAnsi="Arial Narrow" w:cs="Arial Narrow"/>
-          <w:kern w:val="0"/>
-          <w14:ligatures w14:val="none"/>
-        </w:rPr>
-        <w:t xml:space="preserve"> N°</w:t>
+        <w:t>infracción a los artículos 18 y 19 de la Ley</w:t>
+      </w:r>
+      <w:r>
+        <w:rPr>
+          <w:rFonts w:ascii="Arial Narrow" w:eastAsia="Arial Narrow" w:hAnsi="Arial Narrow" w:cs="Arial Narrow"/>
+          <w:kern w:val="0"/>
+          <w14:ligatures w14:val="none"/>
+        </w:rPr>
+        <w:t xml:space="preserve"> </w:t>
       </w:r>
       <w:r>
         <w:rPr>
@@ -7313,7 +7313,7 @@
           <w:kern w:val="0"/>
           <w14:ligatures w14:val="none"/>
         </w:rPr>
-        <w:t xml:space="preserve">de la Póliza Grupal N° 28356 del Seguro múltiple identificada con Certificado Individual N°101216685 </w:t>
+        <w:t xml:space="preserve">de la Póliza Grupal 28356 del Seguro múltiple identificada con Certificado Individual 101216685 </w:t>
       </w:r>
       <w:r>
         <w:rPr>
@@ -7417,15 +7417,15 @@
           <w:kern w:val="0"/>
           <w14:ligatures w14:val="none"/>
         </w:rPr>
-        <w:t>Presunta infracción a los artículos 18° y 19° de la Ley</w:t>
-      </w:r>
-      <w:r>
-        <w:rPr>
-          <w:rFonts w:ascii="Arial Narrow" w:eastAsia="Arial Narrow" w:hAnsi="Arial Narrow" w:cs="Arial Narrow"/>
-          <w:kern w:val="0"/>
-          <w14:ligatures w14:val="none"/>
-        </w:rPr>
-        <w:t xml:space="preserve"> N°</w:t>
+        <w:t>Presunta infracción a los artículos 18 y 19 de la Ley</w:t>
+      </w:r>
+      <w:r>
+        <w:rPr>
+          <w:rFonts w:ascii="Arial Narrow" w:eastAsia="Arial Narrow" w:hAnsi="Arial Narrow" w:cs="Arial Narrow"/>
+          <w:kern w:val="0"/>
+          <w14:ligatures w14:val="none"/>
+        </w:rPr>
+        <w:t xml:space="preserve"> </w:t>
       </w:r>
       <w:r>
         <w:rPr>
@@ -7480,7 +7480,7 @@
           <w:kern w:val="0"/>
           <w14:ligatures w14:val="none"/>
         </w:rPr>
-        <w:t xml:space="preserve">sin incluir el saldo de la cuenta en dólares N°194-********-1-26 ni </w:t>
+        <w:t xml:space="preserve">sin incluir el saldo de la cuenta en dólares 194-********-1-26 ni </w:t>
       </w:r>
       <w:r>
         <w:rPr>
@@ -7504,7 +7504,7 @@
           <w:kern w:val="0"/>
           <w14:ligatures w14:val="none"/>
         </w:rPr>
-        <w:t>de la Póliza Grupal N° 28356 del Seguro múltiple identificada con Certificado Individual N°101216685</w:t>
+        <w:t>de la Póliza Grupal 28356 del Seguro múltiple identificada con Certificado Individual 101216685</w:t>
       </w:r>
       <w:r>
         <w:rPr>
@@ -7551,15 +7551,15 @@
           <w:kern w:val="0"/>
           <w14:ligatures w14:val="none"/>
         </w:rPr>
-        <w:t>Presunta infracción a los artículos 18° y 19° de la Ley</w:t>
-      </w:r>
-      <w:r>
-        <w:rPr>
-          <w:rFonts w:ascii="Arial Narrow" w:eastAsia="Arial Narrow" w:hAnsi="Arial Narrow" w:cs="Arial Narrow"/>
-          <w:kern w:val="0"/>
-          <w14:ligatures w14:val="none"/>
-        </w:rPr>
-        <w:t xml:space="preserve"> N°</w:t>
+        <w:t>Presunta infracción a los artículos 18 y 19 de la Ley</w:t>
+      </w:r>
+      <w:r>
+        <w:rPr>
+          <w:rFonts w:ascii="Arial Narrow" w:eastAsia="Arial Narrow" w:hAnsi="Arial Narrow" w:cs="Arial Narrow"/>
+          <w:kern w:val="0"/>
+          <w14:ligatures w14:val="none"/>
+        </w:rPr>
+        <w:t xml:space="preserve"> </w:t>
       </w:r>
       <w:r>
         <w:rPr>
@@ -7590,7 +7590,7 @@
           <w:kern w:val="0"/>
           <w14:ligatures w14:val="none"/>
         </w:rPr>
-        <w:t>de la Póliza Grupal N°</w:t>
+        <w:t>de la Póliza Grupal </w:t>
       </w:r>
       <w:r>
         <w:rPr>
@@ -7606,7 +7606,7 @@
           <w:kern w:val="0"/>
           <w14:ligatures w14:val="none"/>
         </w:rPr>
-        <w:t>28356 del Seguro múltiple identificada con Certificado Individual N°101216685</w:t>
+        <w:t>28356 del Seguro múltiple identificada con Certificado Individual 101216685</w:t>
       </w:r>
       <w:r>
         <w:rPr>
@@ -7693,15 +7693,15 @@
           <w:kern w:val="0"/>
           <w14:ligatures w14:val="none"/>
         </w:rPr>
-        <w:t>Presunta infracción a los artículos 18° y 19° de la Ley</w:t>
-      </w:r>
-      <w:r>
-        <w:rPr>
-          <w:rFonts w:ascii="Arial Narrow" w:eastAsia="Arial Narrow" w:hAnsi="Arial Narrow" w:cs="Arial Narrow"/>
-          <w:kern w:val="0"/>
-          <w14:ligatures w14:val="none"/>
-        </w:rPr>
-        <w:t xml:space="preserve"> N°</w:t>
+        <w:t>Presunta infracción a los artículos 18 y 19 de la Ley</w:t>
+      </w:r>
+      <w:r>
+        <w:rPr>
+          <w:rFonts w:ascii="Arial Narrow" w:eastAsia="Arial Narrow" w:hAnsi="Arial Narrow" w:cs="Arial Narrow"/>
+          <w:kern w:val="0"/>
+          <w14:ligatures w14:val="none"/>
+        </w:rPr>
+        <w:t xml:space="preserve"> </w:t>
       </w:r>
       <w:r>
         <w:rPr>
@@ -7732,7 +7732,7 @@
           <w:kern w:val="0"/>
           <w14:ligatures w14:val="none"/>
         </w:rPr>
-        <w:t xml:space="preserve">la Póliza Grupal N° 28356 del Seguro múltiple identificada con Certificado Individual N°101216685 </w:t>
+        <w:t xml:space="preserve">la Póliza Grupal 28356 del Seguro múltiple identificada con Certificado Individual 101216685 </w:t>
       </w:r>
       <w:r>
         <w:rPr>
@@ -7835,15 +7835,15 @@
           <w:kern w:val="0"/>
           <w14:ligatures w14:val="none"/>
         </w:rPr>
-        <w:t>infracción al literal g) del artículo 56° de la Ley</w:t>
-      </w:r>
-      <w:r>
-        <w:rPr>
-          <w:rFonts w:ascii="Arial Narrow" w:eastAsia="Arial Narrow" w:hAnsi="Arial Narrow" w:cs="Arial Narrow"/>
-          <w:kern w:val="0"/>
-          <w14:ligatures w14:val="none"/>
-        </w:rPr>
-        <w:t xml:space="preserve"> N°</w:t>
+        <w:t>infracción al literal g) del artículo 56 de la Ley</w:t>
+      </w:r>
+      <w:r>
+        <w:rPr>
+          <w:rFonts w:ascii="Arial Narrow" w:eastAsia="Arial Narrow" w:hAnsi="Arial Narrow" w:cs="Arial Narrow"/>
+          <w:kern w:val="0"/>
+          <w14:ligatures w14:val="none"/>
+        </w:rPr>
+        <w:t xml:space="preserve"> </w:t>
       </w:r>
       <w:r>
         <w:rPr>
@@ -7898,7 +7898,7 @@
           <w:kern w:val="0"/>
           <w14:ligatures w14:val="none"/>
         </w:rPr>
-        <w:t>Póliza Grupal N° 28356 del Seguro múltiple identificada con Certificado Individual N°101216685</w:t>
+        <w:t>Póliza Grupal 28356 del Seguro múltiple identificada con Certificado Individual 101216685</w:t>
       </w:r>
       <w:r>
         <w:rPr>
@@ -7987,15 +7987,15 @@
           <w:kern w:val="0"/>
           <w14:ligatures w14:val="none"/>
         </w:rPr>
-        <w:t xml:space="preserve">infracción al literal g) del artículo 56° de la Ley </w:t>
-      </w:r>
-      <w:r>
-        <w:rPr>
-          <w:rFonts w:ascii="Arial Narrow" w:eastAsia="Arial Narrow" w:hAnsi="Arial Narrow" w:cs="Arial Narrow"/>
-          <w:kern w:val="0"/>
-          <w14:ligatures w14:val="none"/>
-        </w:rPr>
-        <w:t xml:space="preserve">N° </w:t>
+        <w:t xml:space="preserve">infracción al literal g) del artículo 56 de la Ley </w:t>
+      </w:r>
+      <w:r>
+        <w:rPr>
+          <w:rFonts w:ascii="Arial Narrow" w:eastAsia="Arial Narrow" w:hAnsi="Arial Narrow" w:cs="Arial Narrow"/>
+          <w:kern w:val="0"/>
+          <w14:ligatures w14:val="none"/>
+        </w:rPr>
+        <w:t xml:space="preserve"/>
       </w:r>
       <w:r>
         <w:rPr>
@@ -8050,7 +8050,7 @@
           <w:kern w:val="0"/>
           <w14:ligatures w14:val="none"/>
         </w:rPr>
-        <w:t xml:space="preserve"> la Póliza Grupal N° 28356 del Seguro múltiple identificada con Certificado Individual N°101216685</w:t>
+        <w:t xml:space="preserve"> la Póliza Grupal 28356 del Seguro múltiple identificada con Certificado Individual 101216685</w:t>
       </w:r>
       <w:r>
         <w:rPr>
@@ -8115,15 +8115,15 @@
           <w:kern w:val="0"/>
           <w14:ligatures w14:val="none"/>
         </w:rPr>
-        <w:t xml:space="preserve">infracción al artículo 1°, numeral 1, literal b) y al artículo 2° de la Ley </w:t>
-      </w:r>
-      <w:r>
-        <w:rPr>
-          <w:rFonts w:ascii="Arial Narrow" w:eastAsia="Arial Narrow" w:hAnsi="Arial Narrow" w:cs="Arial Narrow"/>
-          <w:kern w:val="0"/>
-          <w14:ligatures w14:val="none"/>
-        </w:rPr>
-        <w:t xml:space="preserve">N° </w:t>
+        <w:t xml:space="preserve">infracción al artículo 1, numeral 1, literal b) y al artículo 2 de la Ley </w:t>
+      </w:r>
+      <w:r>
+        <w:rPr>
+          <w:rFonts w:ascii="Arial Narrow" w:eastAsia="Arial Narrow" w:hAnsi="Arial Narrow" w:cs="Arial Narrow"/>
+          <w:kern w:val="0"/>
+          <w14:ligatures w14:val="none"/>
+        </w:rPr>
+        <w:t xml:space="preserve"/>
       </w:r>
       <w:r>
         <w:rPr>
@@ -8185,7 +8185,7 @@
           <w:kern w:val="0"/>
           <w14:ligatures w14:val="none"/>
         </w:rPr>
-        <w:t>del Seguro múltiple identificada con Certificado Individual N°101216685</w:t>
+        <w:t>del Seguro múltiple identificada con Certificado Individual 101216685</w:t>
       </w:r>
       <w:r>
         <w:rPr>
@@ -8282,15 +8282,15 @@
           <w:kern w:val="0"/>
           <w14:ligatures w14:val="none"/>
         </w:rPr>
-        <w:t>infracción al artículo 1°, numeral 1, literal b) y al artículo 2° de la Ley</w:t>
-      </w:r>
-      <w:r>
-        <w:rPr>
-          <w:rFonts w:ascii="Arial Narrow" w:eastAsia="Arial Narrow" w:hAnsi="Arial Narrow" w:cs="Arial Narrow"/>
-          <w:kern w:val="0"/>
-          <w14:ligatures w14:val="none"/>
-        </w:rPr>
-        <w:t xml:space="preserve"> N°</w:t>
+        <w:t>infracción al artículo 1, numeral 1, literal b) y al artículo 2 de la Ley</w:t>
+      </w:r>
+      <w:r>
+        <w:rPr>
+          <w:rFonts w:ascii="Arial Narrow" w:eastAsia="Arial Narrow" w:hAnsi="Arial Narrow" w:cs="Arial Narrow"/>
+          <w:kern w:val="0"/>
+          <w14:ligatures w14:val="none"/>
+        </w:rPr>
+        <w:t xml:space="preserve"> </w:t>
       </w:r>
       <w:r>
         <w:rPr>
@@ -8329,7 +8329,7 @@
           <w:kern w:val="0"/>
           <w14:ligatures w14:val="none"/>
         </w:rPr>
-        <w:t>la Póliza Grupal N° 28356 del Seguro múltiple identificada con Certificado Individual N°101216685</w:t>
+        <w:t>la Póliza Grupal 28356 del Seguro múltiple identificada con Certificado Individual 101216685</w:t>
       </w:r>
       <w:r>
         <w:rPr>
@@ -8400,15 +8400,15 @@
           <w:kern w:val="0"/>
           <w14:ligatures w14:val="none"/>
         </w:rPr>
-        <w:t>infracción al artículo 1°, numeral 1, literal b) y al artículo 2° de la Ley</w:t>
-      </w:r>
-      <w:r>
-        <w:rPr>
-          <w:rFonts w:ascii="Arial Narrow" w:eastAsia="Arial Narrow" w:hAnsi="Arial Narrow" w:cs="Arial Narrow"/>
-          <w:kern w:val="0"/>
-          <w14:ligatures w14:val="none"/>
-        </w:rPr>
-        <w:t xml:space="preserve"> N°</w:t>
+        <w:t>infracción al artículo 1, numeral 1, literal b) y al artículo 2 de la Ley</w:t>
+      </w:r>
+      <w:r>
+        <w:rPr>
+          <w:rFonts w:ascii="Arial Narrow" w:eastAsia="Arial Narrow" w:hAnsi="Arial Narrow" w:cs="Arial Narrow"/>
+          <w:kern w:val="0"/>
+          <w14:ligatures w14:val="none"/>
+        </w:rPr>
+        <w:t xml:space="preserve"> </w:t>
       </w:r>
       <w:r>
         <w:rPr>
@@ -8455,7 +8455,7 @@
           <w:kern w:val="0"/>
           <w14:ligatures w14:val="none"/>
         </w:rPr>
-        <w:t xml:space="preserve"> el detalle del cálculo de la liquidación ni el pronunciamiento respecto de la cobertura oncológica de la Póliza Grupal N° 28356 del Seguro múltiple identificada con Certificado Individual N°101216685</w:t>
+        <w:t xml:space="preserve"> el detalle del cálculo de la liquidación ni el pronunciamiento respecto de la cobertura oncológica de la Póliza Grupal 28356 del Seguro múltiple identificada con Certificado Individual 101216685</w:t>
       </w:r>
       <w:r>
         <w:rPr>
@@ -8512,15 +8512,15 @@
           <w:kern w:val="0"/>
           <w14:ligatures w14:val="none"/>
         </w:rPr>
-        <w:t>infracción al artículo 1°, numeral 1, literal b) y al artículo 2° de la Ley</w:t>
-      </w:r>
-      <w:r>
-        <w:rPr>
-          <w:rFonts w:ascii="Arial Narrow" w:eastAsia="Arial Narrow" w:hAnsi="Arial Narrow" w:cs="Arial Narrow"/>
-          <w:kern w:val="0"/>
-          <w14:ligatures w14:val="none"/>
-        </w:rPr>
-        <w:t xml:space="preserve"> N°</w:t>
+        <w:t>infracción al artículo 1, numeral 1, literal b) y al artículo 2 de la Ley</w:t>
+      </w:r>
+      <w:r>
+        <w:rPr>
+          <w:rFonts w:ascii="Arial Narrow" w:eastAsia="Arial Narrow" w:hAnsi="Arial Narrow" w:cs="Arial Narrow"/>
+          <w:kern w:val="0"/>
+          <w14:ligatures w14:val="none"/>
+        </w:rPr>
+        <w:t xml:space="preserve"> </w:t>
       </w:r>
       <w:r>
         <w:rPr>
@@ -8559,7 +8559,7 @@
           <w:kern w:val="0"/>
           <w14:ligatures w14:val="none"/>
         </w:rPr>
-        <w:t>de la Póliza Grupal N° 28356 del Seguro múltiple identificada con Certificado Individual N°101216685</w:t>
+        <w:t>de la Póliza Grupal 28356 del Seguro múltiple identificada con Certificado Individual 101216685</w:t>
       </w:r>
       <w:r>
         <w:rPr>
@@ -8622,7 +8622,7 @@
           <w:kern w:val="0"/>
           <w14:ligatures w14:val="none"/>
         </w:rPr>
-        <w:t xml:space="preserve">Presunta infracción al numeral 88.1° del artículo 88° de la Ley N° 29571, Código de Protección y Defensa del Consumidor, en tanto </w:t>
+        <w:t xml:space="preserve">Presunta infracción al numeral 88.1 del artículo 88 de la Ley 29571, Código de Protección y Defensa del Consumidor, en tanto </w:t>
       </w:r>
       <w:r>
         <w:rPr>
@@ -8684,7 +8684,7 @@
           <w:kern w:val="0"/>
           <w14:ligatures w14:val="none"/>
         </w:rPr>
-        <w:t xml:space="preserve">Presunta infracción al numeral 88.1° del artículo 88° de la Ley N° 29571, Código de Protección y Defensa del Consumidor, en tanto </w:t>
+        <w:t xml:space="preserve">Presunta infracción al numeral 88.1 del artículo 88 de la Ley 29571, Código de Protección y Defensa del Consumidor, en tanto </w:t>
       </w:r>
       <w:r>
         <w:rPr>
@@ -8699,7 +8699,7 @@
           <w:kern w:val="0"/>
           <w14:ligatures w14:val="none"/>
         </w:rPr>
-        <w:t>habría brindado una respuesta inadecuada al reclamo N°C50460343 registrado el 16 de febrero de 2026</w:t>
+        <w:t>habría brindado una respuesta inadecuada al reclamo C50460343 registrado el 16 de febrero de 2026</w:t>
       </w:r>
       <w:r>
         <w:rPr>
@@ -8984,7 +8984,7 @@
           <w:lang w:eastAsia="es-PE"/>
           <w14:ligatures w14:val="none"/>
         </w:rPr>
-        <w:t>°</w:t>
+        <w:t/>
       </w:r>
       <w:r>
         <w:rPr>
@@ -9081,7 +9081,7 @@
           <w:lang w:eastAsia="es-PE"/>
           <w14:ligatures w14:val="none"/>
         </w:rPr>
-        <w:t>°</w:t>
+        <w:t/>
       </w:r>
       <w:r>
         <w:rPr>
@@ -9241,7 +9241,7 @@
           <w:lang w:eastAsia="es-PE"/>
           <w14:ligatures w14:val="none"/>
         </w:rPr>
-        <w:t>°</w:t>
+        <w:t/>
       </w:r>
       <w:r>
         <w:rPr>
@@ -9369,7 +9369,7 @@
           <w:lang w:val="es-ES" w:eastAsia="es-ES"/>
           <w14:ligatures w14:val="none"/>
         </w:rPr>
-        <w:t>(i) presentar una copia debidamente suscrita de la Póliza Grupal N° 28356 del Seguro múltiple identificada con Certificado Individual N°101216685 materia de denuncia; así como el cargo de remisión de la póliza; (</w:t>
+        <w:t>(i) presentar una copia debidamente suscrita de la Póliza Grupal 28356 del Seguro múltiple identificada con Certificado Individual 101216685 materia de denuncia; así como el cargo de remisión de la póliza; (</w:t>
       </w:r>
       <w:proofErr w:type="spellStart"/>
       <w:r>
@@ -9391,7 +9391,7 @@
           <w:lang w:val="es-ES" w:eastAsia="es-ES"/>
           <w14:ligatures w14:val="none"/>
         </w:rPr>
-        <w:t>) presentar los medios probatorios que acrediten que realizó una adecuada liquidación de cobertura de la Póliza Grupal N° 28356 del Seguro múltiple identificada con Certificado Individual N°101216685 y, (</w:t>
+        <w:t>) presentar los medios probatorios que acrediten que realizó una adecuada liquidación de cobertura de la Póliza Grupal 28356 del Seguro múltiple identificada con Certificado Individual 101216685 y, (</w:t>
       </w:r>
       <w:proofErr w:type="spellStart"/>
       <w:r>
@@ -9547,7 +9547,7 @@
           <w:lang w:val="es-ES" w:eastAsia="es-ES"/>
           <w14:ligatures w14:val="none"/>
         </w:rPr>
-        <w:t>(i) presentar una copia debidamente suscrita de la Póliza Grupal N° 28356 del Seguro múltiple identificada con Certificado Individual N°101216685 materia de denuncia, así como el cargo de remisión de la póliza; y, (</w:t>
+        <w:t>(i) presentar una copia debidamente suscrita de la Póliza Grupal 28356 del Seguro múltiple identificada con Certificado Individual 101216685 materia de denuncia, así como el cargo de remisión de la póliza; y, (</w:t>
       </w:r>
       <w:proofErr w:type="spellStart"/>
       <w:r>
@@ -9658,7 +9658,7 @@
           <w:lang w:eastAsia="es-PE"/>
           <w14:ligatures w14:val="none"/>
         </w:rPr>
-        <w:t>°</w:t>
+        <w:t/>
       </w:r>
       <w:r>
         <w:rPr>
@@ -9710,7 +9710,7 @@
           <w:lang w:eastAsia="es-PE"/>
           <w14:ligatures w14:val="none"/>
         </w:rPr>
-        <w:t>°</w:t>
+        <w:t/>
       </w:r>
       <w:r>
         <w:rPr>
@@ -9730,7 +9730,7 @@
           <w:lang w:eastAsia="es-PE"/>
           <w14:ligatures w14:val="none"/>
         </w:rPr>
-        <w:t>°</w:t>
+        <w:t/>
       </w:r>
       <w:r>
         <w:rPr>
@@ -9750,7 +9750,7 @@
           <w:lang w:eastAsia="es-PE"/>
           <w14:ligatures w14:val="none"/>
         </w:rPr>
-        <w:t>°</w:t>
+        <w:t/>
       </w:r>
       <w:r>
         <w:rPr>
@@ -9803,7 +9803,7 @@
           <w:lang w:eastAsia="es-PE"/>
           <w14:ligatures w14:val="none"/>
         </w:rPr>
-        <w:t>°</w:t>
+        <w:t/>
       </w:r>
       <w:r>
         <w:rPr>
@@ -9905,7 +9905,7 @@
           <w:lang w:eastAsia="es-PE"/>
           <w14:ligatures w14:val="none"/>
         </w:rPr>
-        <w:t>°</w:t>
+        <w:t/>
       </w:r>
       <w:r>
         <w:rPr>
@@ -9997,7 +9997,7 @@
           <w:lang w:eastAsia="es-PE"/>
           <w14:ligatures w14:val="none"/>
         </w:rPr>
-        <w:t>°</w:t>
+        <w:t/>
       </w:r>
       <w:r>
         <w:rPr>
@@ -10005,7 +10005,7 @@
           <w:kern w:val="0"/>
           <w14:ligatures w14:val="none"/>
         </w:rPr>
-        <w:t xml:space="preserve"> del Decreto Legislativo N° 807</w:t>
+        <w:t xml:space="preserve"> del Decreto Legislativo 807</w:t>
       </w:r>
       <w:r>
         <w:rPr>
@@ -10302,7 +10302,7 @@
           <w:lang w:eastAsia="es-PE"/>
           <w14:ligatures w14:val="none"/>
         </w:rPr>
-        <w:t>°</w:t>
+        <w:t/>
       </w:r>
       <w:r>
         <w:rPr>
@@ -10319,7 +10319,7 @@
           <w:lang w:eastAsia="es-PE"/>
           <w14:ligatures w14:val="none"/>
         </w:rPr>
-        <w:t>°</w:t>
+        <w:t/>
       </w:r>
       <w:r>
         <w:rPr>
@@ -10571,7 +10571,7 @@
           <w:color w:val="000000"/>
           <w:lang w:eastAsia="es-PE"/>
         </w:rPr>
-        <w:t>Comisión de Protección al Consumidor N°1</w:t>
+        <w:t>Comisión de Protección al Consumidor 1</w:t>
       </w:r>
     </w:p>
     <w:p>
@@ -10838,7 +10838,7 @@
           <w:sz w:val="15"/>
           <w:szCs w:val="15"/>
         </w:rPr>
-        <w:t xml:space="preserve">  </w:t>
+        <w:t xml:space="preserve"> </w:t>
       </w:r>
       <w:r>
         <w:rPr>
@@ -10856,7 +10856,7 @@
           <w:sz w:val="15"/>
           <w:szCs w:val="15"/>
         </w:rPr>
-        <w:t xml:space="preserve">LEY N° 29571, CÓDIGO DE PROTECCIÓN Y DEFENSA DEL CONSUMIDOR, publicado el 2 de setiembre de 2010 y modificado por Decreto Legislativo N° 1308 </w:t>
+        <w:t xml:space="preserve">LEY 29571, CÓDIGO DE PROTECCIÓN Y DEFENSA DEL CONSUMIDOR, publicado el 2 de setiembre de 2010 y modificado por Decreto Legislativo 1308 </w:t>
       </w:r>
     </w:p>
     <w:p>
@@ -10908,7 +10908,7 @@
           <w:szCs w:val="15"/>
         </w:rPr>
         <w:tab/>
-        <w:t xml:space="preserve">El Instituto Nacional de Defensa de la Competencia y de la Protección de la Propiedad Intelectual (Indecopi) es la autoridad con competencia primaria y de alcance nacional para conocer las presuntas infracciones a las disposiciones contenidas en el presente Código, así como para imponer las sanciones y medidas correctivas establecidas en el presente capítulo, conforme al Decreto Legislativo N° 1033, Ley de Organización y Funciones del Indecopi. Dicha competencia solo puede ser negada cuando ella haya sido asignada o se asigne a favor de otro organismo por norma expresa con rango de ley. </w:t>
+        <w:t xml:space="preserve">El Instituto Nacional de Defensa de la Competencia y de la Protección de la Propiedad Intelectual (Indecopi) es la autoridad con competencia primaria y de alcance nacional para conocer las presuntas infracciones a las disposiciones contenidas en el presente Código, así como para imponer las sanciones y medidas correctivas establecidas en el presente capítulo, conforme al Decreto Legislativo 1033, Ley de Organización y Funciones del Indecopi. Dicha competencia solo puede ser negada cuando ella haya sido asignada o se asigne a favor de otro organismo por norma expresa con rango de ley. </w:t>
       </w:r>
     </w:p>
     <w:p>
@@ -10982,7 +10982,7 @@
           <w:sz w:val="15"/>
           <w:szCs w:val="15"/>
         </w:rPr>
-        <w:t xml:space="preserve">LEY DE ORGANIZACIÓN Y FUNCIONES DEL INDECOPI, APROBADA POR DECRETO LEGISLATIVO N° 1033 </w:t>
+        <w:t xml:space="preserve">LEY DE ORGANIZACIÓN Y FUNCIONES DEL INDECOPI, APROBADA POR DECRETO LEGISLATIVO 1033 </w:t>
       </w:r>
     </w:p>
     <w:p>
@@ -11109,7 +11109,7 @@
           <w:sz w:val="15"/>
           <w:szCs w:val="15"/>
         </w:rPr>
-        <w:t xml:space="preserve">           </w:t>
+        <w:t xml:space="preserve"> </w:t>
       </w:r>
       <w:r>
         <w:rPr>
@@ -11127,7 +11127,7 @@
           <w:sz w:val="15"/>
           <w:szCs w:val="15"/>
         </w:rPr>
-        <w:t xml:space="preserve">LEY N° 29571, CÓDIGO DE PROTECCIÓN Y DEFENSA DEL CONSUMIDOR, publicado el 2 de setiembre de 2010 y modificado por Decreto Legislativo N° 1308   </w:t>
+        <w:t xml:space="preserve">LEY 29571, CÓDIGO DE PROTECCIÓN Y DEFENSA DEL CONSUMIDOR, publicado el 2 de setiembre de 2010 y modificado por Decreto Legislativo 1308 </w:t>
       </w:r>
     </w:p>
     <w:p>
@@ -11151,7 +11151,7 @@
           <w:sz w:val="15"/>
           <w:szCs w:val="15"/>
         </w:rPr>
-        <w:t xml:space="preserve">Artículo 18.- Idoneidad   </w:t>
+        <w:t xml:space="preserve">Artículo 18.- Idoneidad </w:t>
       </w:r>
     </w:p>
     <w:p>
@@ -11171,7 +11171,7 @@
           <w:sz w:val="15"/>
           <w:szCs w:val="15"/>
         </w:rPr>
-        <w:t xml:space="preserve">Se entiende por idoneidad la correspondencia entre lo que un consumidor espera y lo que efectivamente recibe, en función a lo que se le hubiera ofrecido, la publicidad e información transmitida, las condiciones y circunstancias de la transacción, las características y naturaleza del producto o servicio, el precio, entre otros factores, atendiendo a las circunstancias del caso.    </w:t>
+        <w:t xml:space="preserve">Se entiende por idoneidad la correspondencia entre lo que un consumidor espera y lo que efectivamente recibe, en función a lo que se le hubiera ofrecido, la publicidad e información transmitida, las condiciones y circunstancias de la transacción, las características y naturaleza del producto o servicio, el precio, entre otros factores, atendiendo a las circunstancias del caso. </w:t>
       </w:r>
     </w:p>
     <w:p>
@@ -11310,7 +11310,7 @@
           <w:sz w:val="15"/>
           <w:szCs w:val="15"/>
         </w:rPr>
-        <w:t xml:space="preserve">LEY N° 29571, CÓDIGO DE PROTECCIÓN Y DEFENSA DEL CONSUMIDOR, publicado el 2 de setiembre de 2010 y modificado por Decreto Legislativo N° 1308   </w:t>
+        <w:t xml:space="preserve">LEY 29571, CÓDIGO DE PROTECCIÓN Y DEFENSA DEL CONSUMIDOR, publicado el 2 de setiembre de 2010 y modificado por Decreto Legislativo 1308 </w:t>
       </w:r>
     </w:p>
     <w:p>
@@ -11461,7 +11461,7 @@
           <w:sz w:val="15"/>
           <w:szCs w:val="15"/>
         </w:rPr>
-        <w:t xml:space="preserve">LEY N° 29571, CÓDIGO DE PROTECCIÓN Y DEFENSA DEL CONSUMIDOR, publicado el 2 de setiembre de 2010 y modificado por Decreto Legislativo N° 1308   </w:t>
+        <w:t xml:space="preserve">LEY 29571, CÓDIGO DE PROTECCIÓN Y DEFENSA DEL CONSUMIDOR, publicado el 2 de setiembre de 2010 y modificado por Decreto Legislativo 1308 </w:t>
       </w:r>
     </w:p>
     <w:p>
@@ -11752,7 +11752,7 @@
           <w:sz w:val="15"/>
           <w:szCs w:val="15"/>
         </w:rPr>
-        <w:t xml:space="preserve">           </w:t>
+        <w:t xml:space="preserve"> </w:t>
       </w:r>
       <w:r>
         <w:rPr>
@@ -11770,7 +11770,7 @@
           <w:sz w:val="15"/>
           <w:szCs w:val="15"/>
         </w:rPr>
-        <w:t xml:space="preserve">LEY N° 29571, CÓDIGO DE PROTECCIÓN Y DEFENSA DEL CONSUMIDOR, publicado el 2 de setiembre de 2010 y modificado por Decreto Legislativo N° 1308 </w:t>
+        <w:t xml:space="preserve">LEY 29571, CÓDIGO DE PROTECCIÓN Y DEFENSA DEL CONSUMIDOR, publicado el 2 de setiembre de 2010 y modificado por Decreto Legislativo 1308 </w:t>
       </w:r>
     </w:p>
     <w:p>
@@ -11860,7 +11860,7 @@
           <w:sz w:val="15"/>
           <w:szCs w:val="15"/>
         </w:rPr>
-        <w:t xml:space="preserve">  </w:t>
+        <w:t xml:space="preserve"> </w:t>
       </w:r>
       <w:r>
         <w:rPr>
@@ -11878,7 +11878,7 @@
           <w:sz w:val="15"/>
           <w:szCs w:val="15"/>
         </w:rPr>
-        <w:t>LEY SOBRE FACULTADES, NORMAS Y ORGANIZACIÓN DEL INDECOPI, APROBADA POR DECRETO LEGISLATIVO N° 807 Artículo 24.-</w:t>
+        <w:t>LEY SOBRE FACULTADES, NORMAS Y ORGANIZACIÓN DEL INDECOPI, APROBADA POR DECRETO LEGISLATIVO 807 Artículo 24.-</w:t>
       </w:r>
       <w:r>
         <w:rPr>
@@ -12063,7 +12063,7 @@
           <w:sz w:val="15"/>
           <w:szCs w:val="15"/>
         </w:rPr>
-        <w:t>Nº</w:t>
+        <w:t/>
       </w:r>
       <w:proofErr w:type="spellEnd"/>
       <w:r>
@@ -12169,7 +12169,7 @@
           <w:sz w:val="15"/>
           <w:szCs w:val="15"/>
         </w:rPr>
-        <w:t>publicado el 2 de setiembre de 2010 y modificado por Decreto Legislativo N° 1308</w:t>
+        <w:t>publicado el 2 de setiembre de 2010 y modificado por Decreto Legislativo 1308</w:t>
       </w:r>
     </w:p>
     <w:p>
@@ -12326,7 +12326,7 @@
           <w:szCs w:val="15"/>
           <w:vertAlign w:val="superscript"/>
         </w:rPr>
-        <w:t xml:space="preserve">  </w:t>
+        <w:t xml:space="preserve"> </w:t>
       </w:r>
       <w:r>
         <w:rPr>
@@ -12334,7 +12334,7 @@
           <w:sz w:val="15"/>
           <w:szCs w:val="15"/>
         </w:rPr>
-        <w:t xml:space="preserve">     </w:t>
+        <w:t xml:space="preserve"> </w:t>
       </w:r>
       <w:r>
         <w:rPr>
@@ -12370,7 +12370,7 @@
           <w:sz w:val="15"/>
           <w:szCs w:val="15"/>
         </w:rPr>
-        <w:t>publicado el 2 de setiembre de 2010 y modificado por Decreto Legislativo N° 1308</w:t>
+        <w:t>publicado el 2 de setiembre de 2010 y modificado por Decreto Legislativo 1308</w:t>
       </w:r>
     </w:p>
     <w:p>
@@ -12413,7 +12413,7 @@
           <w:sz w:val="15"/>
           <w:szCs w:val="15"/>
         </w:rPr>
-        <w:t>El órgano resolutivo puede sancionar las infracciones administrativas a que se refiere el artículo 108º con amonestación y multas de hasta cuatrocientos cincuenta (450) Unidades Impositivas Tributarias (UIT), las cuales son calificadas de la siguiente manera:</w:t>
+        <w:t>El órgano resolutivo puede sancionar las infracciones administrativas a que se refiere el artículo 108 con amonestación y multas de hasta cuatrocientos cincuenta (450) Unidades Impositivas Tributarias (UIT), las cuales son calificadas de la siguiente manera:</w:t>
       </w:r>
     </w:p>
     <w:p>
@@ -12536,7 +12536,7 @@
           <w:sz w:val="15"/>
           <w:szCs w:val="15"/>
         </w:rPr>
-        <w:t xml:space="preserve">        </w:t>
+        <w:t xml:space="preserve"> </w:t>
       </w:r>
       <w:r>
         <w:rPr>
@@ -13353,7 +13353,7 @@
           <w:sz w:val="15"/>
           <w:szCs w:val="15"/>
         </w:rPr>
-        <w:t xml:space="preserve">         </w:t>
+        <w:t xml:space="preserve"> </w:t>
       </w:r>
       <w:r>
         <w:rPr>
@@ -13389,7 +13389,7 @@
           <w:sz w:val="15"/>
           <w:szCs w:val="15"/>
         </w:rPr>
-        <w:t>publicado el 2 de setiembre de 2010 y modificado por Decreto Legislativo N° 1308</w:t>
+        <w:t>publicado el 2 de setiembre de 2010 y modificado por Decreto Legislativo 1308</w:t>
       </w:r>
     </w:p>
     <w:p>
@@ -13597,7 +13597,7 @@
           <w:sz w:val="15"/>
           <w:szCs w:val="15"/>
         </w:rPr>
-        <w:t>Nº</w:t>
+        <w:t/>
       </w:r>
       <w:proofErr w:type="spellEnd"/>
       <w:r>
@@ -14092,7 +14092,7 @@
               <w:sz w:val="16"/>
               <w:szCs w:val="16"/>
             </w:rPr>
-            <w:t xml:space="preserve">CNICA DE LA    </w:t>
+            <w:t xml:space="preserve">CNICA DE LA </w:t>
           </w:r>
         </w:p>
         <w:p>

--- a/plantillas_maestras/13_seguro_multiple_y_equipos/materia_general_asegurativa/2_ddos_banco_y_aseguradora/varon/TPL_0736_2026_SEGURO_MULTIPLE_Y_EQUIPOS_MATERIA_GENERAL_ASEGURATIVA_BANCO_VARON_R2.docx
+++ b/plantillas_maestras/13_seguro_multiple_y_equipos/materia_general_asegurativa/2_ddos_banco_y_aseguradora/varon/TPL_0736_2026_SEGURO_MULTIPLE_Y_EQUIPOS_MATERIA_GENERAL_ASEGURATIVA_BANCO_VARON_R2.docx
@@ -93,7 +93,7 @@
           <w:lang w:eastAsia="es-PE"/>
           <w14:ligatures w14:val="none"/>
         </w:rPr>
-        <w:t>DENUNCIANTE</w:t>
+        <w:t xml:space="preserve">DENUNCIANTE:[DENUNCIANTE] (SEÑOR [APELLIDO])</w:t>
       </w:r>
       <w:r>
         <w:rPr>
@@ -105,7 +105,7 @@
           <w14:ligatures w14:val="none"/>
         </w:rPr>
         <w:tab/>
-        <w:t>:</w:t>
+        <w:t/>
       </w:r>
       <w:r>
         <w:rPr>
@@ -127,7 +127,7 @@
           <w:lang w:eastAsia="es-PE"/>
           <w14:ligatures w14:val="none"/>
         </w:rPr>
-        <w:t xml:space="preserve">LUIGI FRANCESCO PARODI GONZALES PRADA </w:t>
+        <w:t xml:space="preserve"/>
       </w:r>
       <w:r>
         <w:rPr>
@@ -138,7 +138,7 @@
           <w:lang w:eastAsia="es-PE"/>
           <w14:ligatures w14:val="none"/>
         </w:rPr>
-        <w:t xml:space="preserve">(SEÑOR </w:t>
+        <w:t xml:space="preserve"/>
       </w:r>
       <w:r>
         <w:rPr>
@@ -149,7 +149,7 @@
           <w:lang w:eastAsia="es-PE"/>
           <w14:ligatures w14:val="none"/>
         </w:rPr>
-        <w:t>PARODI</w:t>
+        <w:t/>
       </w:r>
       <w:r>
         <w:rPr>
@@ -160,7 +160,7 @@
           <w:lang w:eastAsia="es-PE"/>
           <w14:ligatures w14:val="none"/>
         </w:rPr>
-        <w:t>)</w:t>
+        <w:t/>
       </w:r>
     </w:p>
     <w:p>
@@ -666,7 +666,7 @@
           <w:lang w:val="es-ES" w:eastAsia="es-ES"/>
           <w14:ligatures w14:val="none"/>
         </w:rPr>
-        <w:t xml:space="preserve">Mediante </w:t>
+        <w:t xml:space="preserve">Mediante la denuncia del 3 de marzo de 2026, complementado mediante escrito del 28 de marzo de 2026 y 7 de abril de 2026, y subsanada mediante escrito del 30 de marzo de 2026, el señor [APELLIDO] denunció al Banco y a Pacífico por presuntas infracciones a la Ley 29571, Código de Protección y Defensa del Consumidor (en adelante, Código), señalando lo siguiente:</w:t>
       </w:r>
       <w:r>
         <w:rPr>
@@ -676,7 +676,7 @@
           <w:lang w:val="es-ES" w:eastAsia="es-ES"/>
           <w14:ligatures w14:val="none"/>
         </w:rPr>
-        <w:t xml:space="preserve">la denuncia del </w:t>
+        <w:t xml:space="preserve"/>
       </w:r>
       <w:r>
         <w:rPr>
@@ -686,7 +686,7 @@
           <w:lang w:val="es-ES" w:eastAsia="es-ES"/>
           <w14:ligatures w14:val="none"/>
         </w:rPr>
-        <w:t>3 de marzo de 2026</w:t>
+        <w:t/>
       </w:r>
       <w:r>
         <w:rPr>
@@ -696,7 +696,7 @@
           <w:lang w:val="es-ES" w:eastAsia="es-ES"/>
           <w14:ligatures w14:val="none"/>
         </w:rPr>
-        <w:t xml:space="preserve">, </w:t>
+        <w:t xml:space="preserve"/>
       </w:r>
       <w:r>
         <w:rPr>
@@ -706,7 +706,7 @@
           <w:lang w:val="es-ES" w:eastAsia="es-ES"/>
           <w14:ligatures w14:val="none"/>
         </w:rPr>
-        <w:t xml:space="preserve">complementado mediante escrito del 28 de marzo de 2026 </w:t>
+        <w:t xml:space="preserve"/>
       </w:r>
       <w:r>
         <w:rPr>
@@ -716,7 +716,7 @@
           <w:lang w:val="es-ES" w:eastAsia="es-ES"/>
           <w14:ligatures w14:val="none"/>
         </w:rPr>
-        <w:t xml:space="preserve">y 7 de abril de 2026, </w:t>
+        <w:t xml:space="preserve"/>
       </w:r>
       <w:r>
         <w:rPr>
@@ -726,7 +726,7 @@
           <w:lang w:val="es-ES" w:eastAsia="es-ES"/>
           <w14:ligatures w14:val="none"/>
         </w:rPr>
-        <w:t xml:space="preserve">y </w:t>
+        <w:t xml:space="preserve"/>
       </w:r>
       <w:r>
         <w:rPr>
@@ -736,7 +736,7 @@
           <w:lang w:val="es-ES" w:eastAsia="es-ES"/>
           <w14:ligatures w14:val="none"/>
         </w:rPr>
-        <w:t xml:space="preserve">subsanada mediante escrito del </w:t>
+        <w:t xml:space="preserve"/>
       </w:r>
       <w:r>
         <w:rPr>
@@ -746,7 +746,7 @@
           <w:lang w:val="es-ES" w:eastAsia="es-ES"/>
           <w14:ligatures w14:val="none"/>
         </w:rPr>
-        <w:t>30 de marzo de 2026</w:t>
+        <w:t/>
       </w:r>
       <w:r>
         <w:rPr>
@@ -754,7 +754,7 @@
           <w:kern w:val="0"/>
           <w14:ligatures w14:val="none"/>
         </w:rPr>
-        <w:t xml:space="preserve">, el señor </w:t>
+        <w:t xml:space="preserve"/>
       </w:r>
       <w:r>
         <w:rPr>
@@ -762,7 +762,7 @@
           <w:kern w:val="0"/>
           <w14:ligatures w14:val="none"/>
         </w:rPr>
-        <w:t xml:space="preserve">Parodi </w:t>
+        <w:t xml:space="preserve"/>
       </w:r>
       <w:r>
         <w:rPr>
@@ -770,7 +770,7 @@
           <w:kern w:val="0"/>
           <w14:ligatures w14:val="none"/>
         </w:rPr>
-        <w:t>d</w:t>
+        <w:t/>
       </w:r>
       <w:r>
         <w:rPr>
@@ -780,7 +780,7 @@
           <w:lang w:val="es-ES" w:eastAsia="es-ES"/>
           <w14:ligatures w14:val="none"/>
         </w:rPr>
-        <w:t>enunció a</w:t>
+        <w:t/>
       </w:r>
       <w:r>
         <w:rPr>
@@ -790,7 +790,7 @@
           <w:lang w:val="es-ES" w:eastAsia="es-ES"/>
           <w14:ligatures w14:val="none"/>
         </w:rPr>
-        <w:t xml:space="preserve">l Banco </w:t>
+        <w:t xml:space="preserve"/>
       </w:r>
       <w:r>
         <w:rPr>
@@ -800,7 +800,7 @@
           <w:lang w:val="es-ES" w:eastAsia="es-ES"/>
           <w14:ligatures w14:val="none"/>
         </w:rPr>
-        <w:t xml:space="preserve">y </w:t>
+        <w:t xml:space="preserve"/>
       </w:r>
       <w:r>
         <w:rPr>
@@ -810,7 +810,7 @@
           <w:lang w:val="es-ES" w:eastAsia="es-ES"/>
           <w14:ligatures w14:val="none"/>
         </w:rPr>
-        <w:t>a Pacífico</w:t>
+        <w:t/>
       </w:r>
       <w:r>
         <w:rPr>
@@ -820,7 +820,7 @@
           <w:lang w:val="es-ES" w:eastAsia="es-ES"/>
           <w14:ligatures w14:val="none"/>
         </w:rPr>
-        <w:t xml:space="preserve"> </w:t>
+        <w:t xml:space="preserve"/>
       </w:r>
       <w:r>
         <w:rPr>
@@ -830,7 +830,7 @@
           <w:lang w:val="es-ES" w:eastAsia="es-ES"/>
           <w14:ligatures w14:val="none"/>
         </w:rPr>
-        <w:t>por presuntas infracciones a la Ley 29571, Código de Protección y Defensa del Consumidor (en adelante, Código)</w:t>
+        <w:t/>
       </w:r>
       <w:r>
         <w:rPr>
@@ -851,7 +851,7 @@
           <w:lang w:val="es-ES" w:eastAsia="es-ES"/>
           <w14:ligatures w14:val="none"/>
         </w:rPr>
-        <w:t xml:space="preserve">, señalando </w:t>
+        <w:t xml:space="preserve"/>
       </w:r>
       <w:r>
         <w:rPr>
@@ -862,7 +862,7 @@
           <w:lang w:val="es-ES" w:eastAsia="es-ES"/>
           <w14:ligatures w14:val="none"/>
         </w:rPr>
-        <w:t>lo siguiente:</w:t>
+        <w:t/>
       </w:r>
     </w:p>
     <w:p>
@@ -907,110 +907,110 @@
           <w:lang w:eastAsia="es-ES"/>
           <w14:ligatures w14:val="none"/>
         </w:rPr>
-        <w:t xml:space="preserve">La señora Yolanda Laura Mercedes Gonzales Prada Ortigas Vda. de Parodi (en adelante, </w:t>
-      </w:r>
-      <w:r>
-        <w:rPr>
-          <w:rFonts w:ascii="Arial Narrow" w:eastAsia="Times New Roman" w:hAnsi="Arial Narrow" w:cs="Arial"/>
-          <w:color w:val="000000"/>
-          <w:kern w:val="0"/>
-          <w:lang w:eastAsia="es-ES"/>
-          <w14:ligatures w14:val="none"/>
-        </w:rPr>
-        <w:t>asegurada</w:t>
-      </w:r>
-      <w:r>
-        <w:rPr>
-          <w:rFonts w:ascii="Arial Narrow" w:eastAsia="Times New Roman" w:hAnsi="Arial Narrow" w:cs="Arial"/>
-          <w:color w:val="000000"/>
-          <w:kern w:val="0"/>
-          <w:lang w:eastAsia="es-ES"/>
-          <w14:ligatures w14:val="none"/>
-        </w:rPr>
-        <w:t>)</w:t>
-      </w:r>
-      <w:r>
-        <w:rPr>
-          <w:rFonts w:ascii="Arial Narrow" w:eastAsia="Times New Roman" w:hAnsi="Arial Narrow" w:cs="Arial"/>
-          <w:color w:val="000000"/>
-          <w:kern w:val="0"/>
-          <w:lang w:eastAsia="es-ES"/>
-          <w14:ligatures w14:val="none"/>
-        </w:rPr>
-        <w:t xml:space="preserve">, </w:t>
-      </w:r>
-      <w:r>
-        <w:rPr>
-          <w:rFonts w:ascii="Arial Narrow" w:eastAsia="Times New Roman" w:hAnsi="Arial Narrow" w:cs="Arial"/>
-          <w:color w:val="000000"/>
-          <w:kern w:val="0"/>
-          <w:lang w:eastAsia="es-ES"/>
-          <w14:ligatures w14:val="none"/>
-        </w:rPr>
-        <w:t>adquirió</w:t>
-      </w:r>
-      <w:r>
-        <w:rPr>
-          <w:rFonts w:ascii="Arial Narrow" w:eastAsia="Times New Roman" w:hAnsi="Arial Narrow" w:cs="Arial"/>
-          <w:color w:val="000000"/>
-          <w:kern w:val="0"/>
-          <w:lang w:eastAsia="es-ES"/>
-          <w14:ligatures w14:val="none"/>
-        </w:rPr>
-        <w:t xml:space="preserve"> el Seguro múltiple – Póliza</w:t>
-      </w:r>
-      <w:r>
-        <w:rPr>
-          <w:rFonts w:ascii="Arial Narrow" w:eastAsia="Times New Roman" w:hAnsi="Arial Narrow" w:cs="Arial"/>
-          <w:color w:val="000000"/>
-          <w:kern w:val="0"/>
-          <w:lang w:eastAsia="es-ES"/>
-          <w14:ligatures w14:val="none"/>
-        </w:rPr>
-        <w:t xml:space="preserve"> Grupal</w:t>
-      </w:r>
-      <w:r>
-        <w:rPr>
-          <w:rFonts w:ascii="Arial Narrow" w:eastAsia="Times New Roman" w:hAnsi="Arial Narrow" w:cs="Arial"/>
-          <w:color w:val="000000"/>
-          <w:kern w:val="0"/>
-          <w:lang w:eastAsia="es-ES"/>
-          <w14:ligatures w14:val="none"/>
-        </w:rPr>
-        <w:t xml:space="preserve"> </w:t>
-      </w:r>
-      <w:r>
-        <w:t xml:space="preserve"> </w:t>
-      </w:r>
-      <w:r>
-        <w:rPr>
-          <w:rFonts w:ascii="Arial Narrow" w:eastAsia="Times New Roman" w:hAnsi="Arial Narrow" w:cs="Arial"/>
-          <w:color w:val="000000"/>
-          <w:kern w:val="0"/>
-          <w:lang w:eastAsia="es-ES"/>
-          <w14:ligatures w14:val="none"/>
-        </w:rPr>
-        <w:t xml:space="preserve">28356 </w:t>
-      </w:r>
-      <w:r>
-        <w:rPr>
-          <w:rFonts w:ascii="Arial Narrow" w:eastAsia="Times New Roman" w:hAnsi="Arial Narrow" w:cs="Arial"/>
-          <w:color w:val="000000"/>
-          <w:kern w:val="0"/>
-          <w:lang w:eastAsia="es-ES"/>
-          <w14:ligatures w14:val="none"/>
-        </w:rPr>
-        <w:t>(en adelante, Seguro múltiple), identificado con Certificado Individual 101216685,</w:t>
-      </w:r>
-      <w:r>
-        <w:rPr>
-          <w:rFonts w:ascii="Arial Narrow" w:eastAsia="Times New Roman" w:hAnsi="Arial Narrow" w:cs="Arial"/>
-          <w:color w:val="000000"/>
-          <w:kern w:val="0"/>
-          <w:lang w:eastAsia="es-ES"/>
-          <w14:ligatures w14:val="none"/>
-        </w:rPr>
-        <w:t xml:space="preserve"> emitido por </w:t>
+        <w:t xml:space="preserve">La señora [APELLIDO] Laura Mercedes [APELLIDO] Ortigas Vda. [APELLIDO] (en adelante, asegurada), adquirió el Seguro múltiple – Póliza Grupal  28356 (en adelante, Seguro múltiple), identificado con Certificado Individual 101216685, emitido por Pacífico, en el cual se le designó como beneficiario al 100%, consignándose además información de la asegurada que incluía estado civil, nacionalidad y datos del beneficiario.</w:t>
+      </w:r>
+      <w:r>
+        <w:rPr>
+          <w:rFonts w:ascii="Arial Narrow" w:eastAsia="Times New Roman" w:hAnsi="Arial Narrow" w:cs="Arial"/>
+          <w:color w:val="000000"/>
+          <w:kern w:val="0"/>
+          <w:lang w:eastAsia="es-ES"/>
+          <w14:ligatures w14:val="none"/>
+        </w:rPr>
+        <w:t/>
+      </w:r>
+      <w:r>
+        <w:rPr>
+          <w:rFonts w:ascii="Arial Narrow" w:eastAsia="Times New Roman" w:hAnsi="Arial Narrow" w:cs="Arial"/>
+          <w:color w:val="000000"/>
+          <w:kern w:val="0"/>
+          <w:lang w:eastAsia="es-ES"/>
+          <w14:ligatures w14:val="none"/>
+        </w:rPr>
+        <w:t/>
+      </w:r>
+      <w:r>
+        <w:rPr>
+          <w:rFonts w:ascii="Arial Narrow" w:eastAsia="Times New Roman" w:hAnsi="Arial Narrow" w:cs="Arial"/>
+          <w:color w:val="000000"/>
+          <w:kern w:val="0"/>
+          <w:lang w:eastAsia="es-ES"/>
+          <w14:ligatures w14:val="none"/>
+        </w:rPr>
+        <w:t xml:space="preserve"/>
+      </w:r>
+      <w:r>
+        <w:rPr>
+          <w:rFonts w:ascii="Arial Narrow" w:eastAsia="Times New Roman" w:hAnsi="Arial Narrow" w:cs="Arial"/>
+          <w:color w:val="000000"/>
+          <w:kern w:val="0"/>
+          <w:lang w:eastAsia="es-ES"/>
+          <w14:ligatures w14:val="none"/>
+        </w:rPr>
+        <w:t/>
+      </w:r>
+      <w:r>
+        <w:rPr>
+          <w:rFonts w:ascii="Arial Narrow" w:eastAsia="Times New Roman" w:hAnsi="Arial Narrow" w:cs="Arial"/>
+          <w:color w:val="000000"/>
+          <w:kern w:val="0"/>
+          <w:lang w:eastAsia="es-ES"/>
+          <w14:ligatures w14:val="none"/>
+        </w:rPr>
+        <w:t xml:space="preserve"/>
+      </w:r>
+      <w:r>
+        <w:rPr>
+          <w:rFonts w:ascii="Arial Narrow" w:eastAsia="Times New Roman" w:hAnsi="Arial Narrow" w:cs="Arial"/>
+          <w:color w:val="000000"/>
+          <w:kern w:val="0"/>
+          <w:lang w:eastAsia="es-ES"/>
+          <w14:ligatures w14:val="none"/>
+        </w:rPr>
+        <w:t xml:space="preserve"/>
+      </w:r>
+      <w:r>
+        <w:rPr>
+          <w:rFonts w:ascii="Arial Narrow" w:eastAsia="Times New Roman" w:hAnsi="Arial Narrow" w:cs="Arial"/>
+          <w:color w:val="000000"/>
+          <w:kern w:val="0"/>
+          <w:lang w:eastAsia="es-ES"/>
+          <w14:ligatures w14:val="none"/>
+        </w:rPr>
+        <w:t xml:space="preserve"/>
+      </w:r>
+      <w:r>
+        <w:t xml:space="preserve"/>
+      </w:r>
+      <w:r>
+        <w:rPr>
+          <w:rFonts w:ascii="Arial Narrow" w:eastAsia="Times New Roman" w:hAnsi="Arial Narrow" w:cs="Arial"/>
+          <w:color w:val="000000"/>
+          <w:kern w:val="0"/>
+          <w:lang w:eastAsia="es-ES"/>
+          <w14:ligatures w14:val="none"/>
+        </w:rPr>
+        <w:t xml:space="preserve"/>
+      </w:r>
+      <w:r>
+        <w:rPr>
+          <w:rFonts w:ascii="Arial Narrow" w:eastAsia="Times New Roman" w:hAnsi="Arial Narrow" w:cs="Arial"/>
+          <w:color w:val="000000"/>
+          <w:kern w:val="0"/>
+          <w:lang w:eastAsia="es-ES"/>
+          <w14:ligatures w14:val="none"/>
+        </w:rPr>
+        <w:t/>
+      </w:r>
+      <w:r>
+        <w:rPr>
+          <w:rFonts w:ascii="Arial Narrow" w:eastAsia="Times New Roman" w:hAnsi="Arial Narrow" w:cs="Arial"/>
+          <w:color w:val="000000"/>
+          <w:kern w:val="0"/>
+          <w:lang w:eastAsia="es-ES"/>
+          <w14:ligatures w14:val="none"/>
+        </w:rPr>
+        <w:t xml:space="preserve"/>
       </w:r>
       <w:r>
         <w:rPr>
@@ -1020,37 +1020,37 @@
           <w:lang w:val="es-ES" w:eastAsia="es-ES"/>
           <w14:ligatures w14:val="none"/>
         </w:rPr>
-        <w:t>Pacífico,</w:t>
-      </w:r>
-      <w:r>
-        <w:rPr>
-          <w:rFonts w:ascii="Arial Narrow" w:eastAsia="Times New Roman" w:hAnsi="Arial Narrow" w:cs="Arial"/>
-          <w:color w:val="000000"/>
-          <w:kern w:val="0"/>
-          <w:lang w:eastAsia="es-ES"/>
-          <w14:ligatures w14:val="none"/>
-        </w:rPr>
-        <w:t xml:space="preserve"> en el cual se </w:t>
-      </w:r>
-      <w:r>
-        <w:rPr>
-          <w:rFonts w:ascii="Arial Narrow" w:eastAsia="Times New Roman" w:hAnsi="Arial Narrow" w:cs="Arial"/>
-          <w:color w:val="000000"/>
-          <w:kern w:val="0"/>
-          <w:lang w:eastAsia="es-ES"/>
-          <w14:ligatures w14:val="none"/>
-        </w:rPr>
-        <w:t xml:space="preserve">le </w:t>
-      </w:r>
-      <w:r>
-        <w:rPr>
-          <w:rFonts w:ascii="Arial Narrow" w:eastAsia="Times New Roman" w:hAnsi="Arial Narrow" w:cs="Arial"/>
-          <w:color w:val="000000"/>
-          <w:kern w:val="0"/>
-          <w:lang w:eastAsia="es-ES"/>
-          <w14:ligatures w14:val="none"/>
-        </w:rPr>
-        <w:t>designó como beneficiario al 100%, consignándose además información de la asegurada que incluía estado civil, nacionalidad y datos del beneficiario.</w:t>
+        <w:t/>
+      </w:r>
+      <w:r>
+        <w:rPr>
+          <w:rFonts w:ascii="Arial Narrow" w:eastAsia="Times New Roman" w:hAnsi="Arial Narrow" w:cs="Arial"/>
+          <w:color w:val="000000"/>
+          <w:kern w:val="0"/>
+          <w:lang w:eastAsia="es-ES"/>
+          <w14:ligatures w14:val="none"/>
+        </w:rPr>
+        <w:t xml:space="preserve"/>
+      </w:r>
+      <w:r>
+        <w:rPr>
+          <w:rFonts w:ascii="Arial Narrow" w:eastAsia="Times New Roman" w:hAnsi="Arial Narrow" w:cs="Arial"/>
+          <w:color w:val="000000"/>
+          <w:kern w:val="0"/>
+          <w:lang w:eastAsia="es-ES"/>
+          <w14:ligatures w14:val="none"/>
+        </w:rPr>
+        <w:t xml:space="preserve"/>
+      </w:r>
+      <w:r>
+        <w:rPr>
+          <w:rFonts w:ascii="Arial Narrow" w:eastAsia="Times New Roman" w:hAnsi="Arial Narrow" w:cs="Arial"/>
+          <w:color w:val="000000"/>
+          <w:kern w:val="0"/>
+          <w:lang w:eastAsia="es-ES"/>
+          <w14:ligatures w14:val="none"/>
+        </w:rPr>
+        <w:t/>
       </w:r>
     </w:p>
     <w:p>
@@ -3740,7 +3740,7 @@
           <w:lang w:val="es-ES" w:eastAsia="es-ES"/>
           <w14:ligatures w14:val="none"/>
         </w:rPr>
-        <w:t xml:space="preserve">El </w:t>
+        <w:t xml:space="preserve">El señor [APELLIDO] solicitó, en calidad de medida correctiva, que el Banco y Pacífico cumplan con: (i) otorgar una indemnización por la suma total de US$ 127 418,80; (ii) otorgar el pago correspondiente a los intereses moratorios contabilizados desde el 17 de agosto de 2025 con el valor de tasa activa vigente; (iii) realizar la corrección de errores en Póliza del Seguro múltiple correspondiente a los datos de identificación de la asegurada y la del número de documento de identidad del denunciante en su calidad de beneficiario; y, (iv) realizar la emisión de certificado correctivo y notificación al denunciante. Asimismo, no requirió de manera expresa el reembolso de costos y costas del presente procedimiento. </w:t>
       </w:r>
       <w:r>
         <w:rPr>
@@ -3748,7 +3748,7 @@
           <w:kern w:val="0"/>
           <w14:ligatures w14:val="none"/>
         </w:rPr>
-        <w:t xml:space="preserve">señor </w:t>
+        <w:t xml:space="preserve"/>
       </w:r>
       <w:r>
         <w:rPr>
@@ -3756,7 +3756,7 @@
           <w:kern w:val="0"/>
           <w14:ligatures w14:val="none"/>
         </w:rPr>
-        <w:t xml:space="preserve">Parodi </w:t>
+        <w:t xml:space="preserve"/>
       </w:r>
       <w:r>
         <w:rPr>
@@ -3766,7 +3766,7 @@
           <w:lang w:val="es-ES" w:eastAsia="es-ES"/>
           <w14:ligatures w14:val="none"/>
         </w:rPr>
-        <w:t>solicitó, en calidad de medida correctiva, que</w:t>
+        <w:t/>
       </w:r>
       <w:r>
         <w:rPr>
@@ -3776,7 +3776,7 @@
           <w:lang w:val="es-ES" w:eastAsia="es-ES"/>
           <w14:ligatures w14:val="none"/>
         </w:rPr>
-        <w:t xml:space="preserve"> el</w:t>
+        <w:t xml:space="preserve"/>
       </w:r>
       <w:r>
         <w:rPr>
@@ -3786,7 +3786,7 @@
           <w:lang w:val="es-ES" w:eastAsia="es-ES"/>
           <w14:ligatures w14:val="none"/>
         </w:rPr>
-        <w:t xml:space="preserve"> </w:t>
+        <w:t xml:space="preserve"/>
       </w:r>
       <w:bookmarkStart w:id="2" w:name="_Hlk206587071"/>
       <w:r>
@@ -3797,7 +3797,7 @@
           <w:lang w:val="es-ES" w:eastAsia="es-ES"/>
           <w14:ligatures w14:val="none"/>
         </w:rPr>
-        <w:t xml:space="preserve">Banco y Pacífico </w:t>
+        <w:t xml:space="preserve"/>
       </w:r>
       <w:r>
         <w:rPr>
@@ -3807,7 +3807,7 @@
           <w:lang w:val="es-ES" w:eastAsia="es-ES"/>
           <w14:ligatures w14:val="none"/>
         </w:rPr>
-        <w:t xml:space="preserve">cumplan con: (i) </w:t>
+        <w:t xml:space="preserve"/>
       </w:r>
       <w:r>
         <w:rPr>
@@ -3817,7 +3817,7 @@
           <w:lang w:val="es-ES" w:eastAsia="es-ES"/>
           <w14:ligatures w14:val="none"/>
         </w:rPr>
-        <w:t>otorgar una indemnización por la suma</w:t>
+        <w:t/>
       </w:r>
       <w:r>
         <w:rPr>
@@ -3827,7 +3827,7 @@
           <w:lang w:val="es-ES" w:eastAsia="es-ES"/>
           <w14:ligatures w14:val="none"/>
         </w:rPr>
-        <w:t xml:space="preserve"> total</w:t>
+        <w:t xml:space="preserve"/>
       </w:r>
       <w:r>
         <w:rPr>
@@ -3837,7 +3837,7 @@
           <w:lang w:val="es-ES" w:eastAsia="es-ES"/>
           <w14:ligatures w14:val="none"/>
         </w:rPr>
-        <w:t xml:space="preserve"> de </w:t>
+        <w:t xml:space="preserve"/>
       </w:r>
       <w:r>
         <w:rPr>
@@ -3847,7 +3847,7 @@
           <w:lang w:val="es-ES" w:eastAsia="es-ES"/>
           <w14:ligatures w14:val="none"/>
         </w:rPr>
-        <w:t>US$ 127 418,80</w:t>
+        <w:t/>
       </w:r>
       <w:r>
         <w:rPr>
@@ -3857,7 +3857,7 @@
           <w:lang w:val="es-ES" w:eastAsia="es-ES"/>
           <w14:ligatures w14:val="none"/>
         </w:rPr>
-        <w:t>; (</w:t>
+        <w:t/>
       </w:r>
       <w:proofErr w:type="spellStart"/>
       <w:r>
@@ -3868,7 +3868,7 @@
           <w:lang w:val="es-ES" w:eastAsia="es-ES"/>
           <w14:ligatures w14:val="none"/>
         </w:rPr>
-        <w:t>ii</w:t>
+        <w:t/>
       </w:r>
       <w:proofErr w:type="spellEnd"/>
       <w:r>
@@ -3879,7 +3879,7 @@
           <w:lang w:val="es-ES" w:eastAsia="es-ES"/>
           <w14:ligatures w14:val="none"/>
         </w:rPr>
-        <w:t xml:space="preserve">) </w:t>
+        <w:t xml:space="preserve"/>
       </w:r>
       <w:r>
         <w:rPr>
@@ -3889,7 +3889,7 @@
           <w:lang w:val="es-ES" w:eastAsia="es-ES"/>
           <w14:ligatures w14:val="none"/>
         </w:rPr>
-        <w:t xml:space="preserve">otorgar el pago correspondiente a los intereses moratorios </w:t>
+        <w:t xml:space="preserve"/>
       </w:r>
       <w:r>
         <w:rPr>
@@ -3899,7 +3899,7 @@
           <w:lang w:val="es-ES" w:eastAsia="es-ES"/>
           <w14:ligatures w14:val="none"/>
         </w:rPr>
-        <w:t xml:space="preserve">contabilizados </w:t>
+        <w:t xml:space="preserve"/>
       </w:r>
       <w:r>
         <w:rPr>
@@ -3909,7 +3909,7 @@
           <w:lang w:val="es-ES" w:eastAsia="es-ES"/>
           <w14:ligatures w14:val="none"/>
         </w:rPr>
-        <w:t>desde el 17 de agosto de 2025 con el valor de tasa activa vigente; (</w:t>
+        <w:t/>
       </w:r>
       <w:proofErr w:type="spellStart"/>
       <w:r>
@@ -3920,7 +3920,7 @@
           <w:lang w:val="es-ES" w:eastAsia="es-ES"/>
           <w14:ligatures w14:val="none"/>
         </w:rPr>
-        <w:t>iii</w:t>
+        <w:t/>
       </w:r>
       <w:proofErr w:type="spellEnd"/>
       <w:r>
@@ -3931,7 +3931,7 @@
           <w:lang w:val="es-ES" w:eastAsia="es-ES"/>
           <w14:ligatures w14:val="none"/>
         </w:rPr>
-        <w:t>)</w:t>
+        <w:t/>
       </w:r>
       <w:r>
         <w:rPr>
@@ -3941,7 +3941,7 @@
           <w:lang w:val="es-ES" w:eastAsia="es-ES"/>
           <w14:ligatures w14:val="none"/>
         </w:rPr>
-        <w:t xml:space="preserve"> realizar la c</w:t>
+        <w:t xml:space="preserve"/>
       </w:r>
       <w:r>
         <w:rPr>
@@ -3951,7 +3951,7 @@
           <w:lang w:val="es-ES" w:eastAsia="es-ES"/>
           <w14:ligatures w14:val="none"/>
         </w:rPr>
-        <w:t xml:space="preserve">orrección de errores en Póliza </w:t>
+        <w:t xml:space="preserve"/>
       </w:r>
       <w:r>
         <w:rPr>
@@ -3961,17 +3961,17 @@
           <w:lang w:val="es-ES" w:eastAsia="es-ES"/>
           <w14:ligatures w14:val="none"/>
         </w:rPr>
-        <w:t xml:space="preserve">del </w:t>
-      </w:r>
-      <w:r>
-        <w:rPr>
-          <w:rFonts w:ascii="Arial Narrow" w:eastAsia="Times New Roman" w:hAnsi="Arial Narrow" w:cs="Arial"/>
-          <w:color w:val="000000"/>
-          <w:kern w:val="0"/>
-          <w:lang w:eastAsia="es-ES"/>
-          <w14:ligatures w14:val="none"/>
-        </w:rPr>
-        <w:t>Seguro múltiple</w:t>
+        <w:t xml:space="preserve"/>
+      </w:r>
+      <w:r>
+        <w:rPr>
+          <w:rFonts w:ascii="Arial Narrow" w:eastAsia="Times New Roman" w:hAnsi="Arial Narrow" w:cs="Arial"/>
+          <w:color w:val="000000"/>
+          <w:kern w:val="0"/>
+          <w:lang w:eastAsia="es-ES"/>
+          <w14:ligatures w14:val="none"/>
+        </w:rPr>
+        <w:t/>
       </w:r>
       <w:r>
         <w:rPr>
@@ -3981,7 +3981,7 @@
           <w:lang w:val="es-ES" w:eastAsia="es-ES"/>
           <w14:ligatures w14:val="none"/>
         </w:rPr>
-        <w:t xml:space="preserve"> </w:t>
+        <w:t xml:space="preserve"/>
       </w:r>
       <w:r>
         <w:rPr>
@@ -3991,17 +3991,17 @@
           <w:lang w:val="es-ES" w:eastAsia="es-ES"/>
           <w14:ligatures w14:val="none"/>
         </w:rPr>
-        <w:t xml:space="preserve">correspondiente a </w:t>
-      </w:r>
-      <w:r>
-        <w:rPr>
-          <w:rFonts w:ascii="Arial Narrow" w:eastAsia="Times New Roman" w:hAnsi="Arial Narrow" w:cs="Arial"/>
-          <w:color w:val="000000"/>
-          <w:kern w:val="0"/>
-          <w:lang w:eastAsia="es-ES"/>
-          <w14:ligatures w14:val="none"/>
-        </w:rPr>
-        <w:t>los datos de identificación de la asegurada y la del número de documento de identidad del denunciante en su calidad de beneficiario</w:t>
+        <w:t xml:space="preserve"/>
+      </w:r>
+      <w:r>
+        <w:rPr>
+          <w:rFonts w:ascii="Arial Narrow" w:eastAsia="Times New Roman" w:hAnsi="Arial Narrow" w:cs="Arial"/>
+          <w:color w:val="000000"/>
+          <w:kern w:val="0"/>
+          <w:lang w:eastAsia="es-ES"/>
+          <w14:ligatures w14:val="none"/>
+        </w:rPr>
+        <w:t/>
       </w:r>
       <w:r>
         <w:rPr>
@@ -4011,7 +4011,7 @@
           <w:lang w:val="es-ES" w:eastAsia="es-ES"/>
           <w14:ligatures w14:val="none"/>
         </w:rPr>
-        <w:t>; y, (</w:t>
+        <w:t/>
       </w:r>
       <w:proofErr w:type="spellStart"/>
       <w:r>
@@ -4022,7 +4022,7 @@
           <w:lang w:val="es-ES" w:eastAsia="es-ES"/>
           <w14:ligatures w14:val="none"/>
         </w:rPr>
-        <w:t>iv</w:t>
+        <w:t/>
       </w:r>
       <w:proofErr w:type="spellEnd"/>
       <w:r>
@@ -4033,7 +4033,7 @@
           <w:lang w:val="es-ES" w:eastAsia="es-ES"/>
           <w14:ligatures w14:val="none"/>
         </w:rPr>
-        <w:t>) realizar la</w:t>
+        <w:t/>
       </w:r>
       <w:r>
         <w:rPr>
@@ -4043,7 +4043,7 @@
           <w:lang w:val="es-ES" w:eastAsia="es-ES"/>
           <w14:ligatures w14:val="none"/>
         </w:rPr>
-        <w:t xml:space="preserve"> </w:t>
+        <w:t xml:space="preserve"/>
       </w:r>
       <w:r>
         <w:rPr>
@@ -4053,7 +4053,7 @@
           <w:lang w:val="es-ES" w:eastAsia="es-ES"/>
           <w14:ligatures w14:val="none"/>
         </w:rPr>
-        <w:t>e</w:t>
+        <w:t/>
       </w:r>
       <w:r>
         <w:rPr>
@@ -4063,7 +4063,7 @@
           <w:lang w:val="es-ES" w:eastAsia="es-ES"/>
           <w14:ligatures w14:val="none"/>
         </w:rPr>
-        <w:t xml:space="preserve">misión de certificado correctivo y notificación </w:t>
+        <w:t xml:space="preserve"/>
       </w:r>
       <w:r>
         <w:rPr>
@@ -4073,7 +4073,7 @@
           <w:lang w:val="es-ES" w:eastAsia="es-ES"/>
           <w14:ligatures w14:val="none"/>
         </w:rPr>
-        <w:t>al denunciante</w:t>
+        <w:t/>
       </w:r>
       <w:r>
         <w:rPr>
@@ -4083,7 +4083,7 @@
           <w:lang w:val="es-ES" w:eastAsia="es-ES"/>
           <w14:ligatures w14:val="none"/>
         </w:rPr>
-        <w:t xml:space="preserve">. Asimismo, </w:t>
+        <w:t xml:space="preserve"/>
       </w:r>
       <w:r>
         <w:rPr>
@@ -4093,7 +4093,7 @@
           <w:lang w:val="es-ES" w:eastAsia="es-ES"/>
           <w14:ligatures w14:val="none"/>
         </w:rPr>
-        <w:t xml:space="preserve">no </w:t>
+        <w:t xml:space="preserve"/>
       </w:r>
       <w:r>
         <w:rPr>
@@ -4103,7 +4103,7 @@
           <w:lang w:val="es-ES" w:eastAsia="es-ES"/>
           <w14:ligatures w14:val="none"/>
         </w:rPr>
-        <w:t xml:space="preserve">requirió </w:t>
+        <w:t xml:space="preserve"/>
       </w:r>
       <w:r>
         <w:rPr>
@@ -4113,7 +4113,7 @@
           <w:lang w:val="es-ES" w:eastAsia="es-ES"/>
           <w14:ligatures w14:val="none"/>
         </w:rPr>
-        <w:t xml:space="preserve">de manera expresa </w:t>
+        <w:t xml:space="preserve"/>
       </w:r>
       <w:r>
         <w:rPr>
@@ -4123,7 +4123,7 @@
           <w:lang w:val="es-ES" w:eastAsia="es-ES"/>
           <w14:ligatures w14:val="none"/>
         </w:rPr>
-        <w:t>el reembolso de costos y costas del presente procedimiento.</w:t>
+        <w:t/>
       </w:r>
       <w:r>
         <w:rPr>
@@ -4133,7 +4133,7 @@
           <w:lang w:val="es-ES" w:eastAsia="es-ES"/>
           <w14:ligatures w14:val="none"/>
         </w:rPr>
-        <w:t xml:space="preserve"> </w:t>
+        <w:t xml:space="preserve"/>
       </w:r>
     </w:p>
     <w:bookmarkEnd w:id="2"/>
@@ -6733,7 +6733,7 @@
           <w:lang w:eastAsia="es-PE"/>
           <w14:ligatures w14:val="none"/>
         </w:rPr>
-        <w:t xml:space="preserve">PRIMERO: </w:t>
+        <w:t xml:space="preserve">PRIMERO: admitir a trámite la denuncia del 3 de marzo de 2026, complementado mediante escrito del 28 de marzo de 2026 y 7 de abril de 2026, y subsanada mediante escrito del 30 de marzo de 2026, interpuesta por el señor [DENUNCIANTE] contra Pacífico Compañía de Seguros y Reaseguros S.A. y el Banco de Crédito del Perú S.A., por lo siguiente:</w:t>
       </w:r>
       <w:r>
         <w:rPr>
@@ -6744,7 +6744,7 @@
           <w:lang w:eastAsia="es-PE"/>
           <w14:ligatures w14:val="none"/>
         </w:rPr>
-        <w:t xml:space="preserve">admitir a trámite la denuncia del </w:t>
+        <w:t xml:space="preserve"/>
       </w:r>
       <w:r>
         <w:rPr>
@@ -6754,7 +6754,7 @@
           <w:lang w:val="es-ES" w:eastAsia="es-ES"/>
           <w14:ligatures w14:val="none"/>
         </w:rPr>
-        <w:t>3 de marzo de 2026, complementado mediante escrito del 28 de marzo de 2026 y 7 de abril de 2026, y subsanada mediante escrito del 30 de marzo de 2026</w:t>
+        <w:t/>
       </w:r>
       <w:r>
         <w:rPr>
@@ -6764,7 +6764,7 @@
           <w:lang w:val="es-ES" w:eastAsia="es-ES"/>
           <w14:ligatures w14:val="none"/>
         </w:rPr>
-        <w:t xml:space="preserve">, </w:t>
+        <w:t xml:space="preserve"/>
       </w:r>
       <w:r>
         <w:rPr>
@@ -6775,7 +6775,7 @@
           <w:lang w:eastAsia="es-PE"/>
           <w14:ligatures w14:val="none"/>
         </w:rPr>
-        <w:t xml:space="preserve">interpuesta por el </w:t>
+        <w:t xml:space="preserve"/>
       </w:r>
       <w:r>
         <w:rPr>
@@ -6785,7 +6785,7 @@
           <w:kern w:val="0"/>
           <w14:ligatures w14:val="none"/>
         </w:rPr>
-        <w:t xml:space="preserve">señor Luigi Francesco Parodi Gonzales Prada </w:t>
+        <w:t xml:space="preserve"/>
       </w:r>
       <w:r>
         <w:rPr>
@@ -6796,14 +6796,14 @@
           <w:lang w:eastAsia="es-PE"/>
           <w14:ligatures w14:val="none"/>
         </w:rPr>
-        <w:t xml:space="preserve">contra </w:t>
+        <w:t xml:space="preserve"/>
       </w:r>
       <w:r>
         <w:rPr>
           <w:rFonts w:ascii="Arial Narrow" w:eastAsia="Arial Narrow" w:hAnsi="Arial Narrow" w:cs="Arial Narrow"/>
           <w:bCs/>
         </w:rPr>
-        <w:t>Pacífico Compañía de Seguros y Reaseguros S.A. y el Banco de Crédito del Perú S.A.</w:t>
+        <w:t/>
       </w:r>
       <w:r>
         <w:rPr>
@@ -6814,7 +6814,7 @@
           <w:lang w:eastAsia="es-PE"/>
           <w14:ligatures w14:val="none"/>
         </w:rPr>
-        <w:t xml:space="preserve">, </w:t>
+        <w:t xml:space="preserve"/>
       </w:r>
       <w:r>
         <w:rPr>
@@ -6825,7 +6825,7 @@
           <w:lang w:eastAsia="es-PE"/>
           <w14:ligatures w14:val="none"/>
         </w:rPr>
-        <w:t>por lo siguiente:</w:t>
+        <w:t/>
       </w:r>
     </w:p>
     <w:p>
@@ -10149,7 +10149,7 @@
           <w:b/>
           <w:bCs/>
         </w:rPr>
-        <w:t xml:space="preserve">DÉCIMO </w:t>
+        <w:t xml:space="preserve">DÉCIMO PRIMERO: requerir al señor [DENUNCIANTE] y al Banco de Crédito del Perú S.A. para que, dentro del plazo de dos (2) días hábiles siguientes a la fecha en que reciban la notificación en sus bandejas de correo electrónico, efectúen la confirmación de recepción de la notificación remitida por este despacho a sus correos electrónicos, de conformidad con el segundo párrafo del numeral 4 del artículo 20 del Texto Único Ordenado de la Ley del Procedimiento Administrativo General, aprobado mediante Decreto Supremo 006-2026-JUS, bajo apercibimiento de rehacer el acto de notificación y notificarle conforme al numeral 1 del artículo 20 del citado cuerpo normativo.</w:t>
       </w:r>
       <w:r>
         <w:rPr>
@@ -10157,7 +10157,7 @@
           <w:b/>
           <w:bCs/>
         </w:rPr>
-        <w:t>PRIMERO</w:t>
+        <w:t/>
       </w:r>
       <w:r>
         <w:rPr>
@@ -10167,7 +10167,7 @@
           <w:kern w:val="0"/>
           <w14:ligatures w14:val="none"/>
         </w:rPr>
-        <w:t>:</w:t>
+        <w:t/>
       </w:r>
       <w:r>
         <w:rPr>
@@ -10177,7 +10177,7 @@
           <w:kern w:val="0"/>
           <w14:ligatures w14:val="none"/>
         </w:rPr>
-        <w:t xml:space="preserve"> requerir a</w:t>
+        <w:t xml:space="preserve"/>
       </w:r>
       <w:r>
         <w:rPr>
@@ -10187,112 +10187,112 @@
           <w:kern w:val="0"/>
           <w14:ligatures w14:val="none"/>
         </w:rPr>
-        <w:t xml:space="preserve">l señor Luigi Francesco Parodi Gonzales Prada y al Banco de Crédito del Perú S.A. </w:t>
+        <w:t xml:space="preserve"/>
       </w:r>
       <w:r>
         <w:rPr>
           <w:rFonts w:ascii="Arial Narrow" w:hAnsi="Arial Narrow"/>
           <w:color w:val="000000"/>
         </w:rPr>
-        <w:t>para que, dentro del plazo de dos (2) días hábiles siguientes a la fecha en que reciba</w:t>
+        <w:t/>
       </w:r>
       <w:r>
         <w:rPr>
           <w:rFonts w:ascii="Arial Narrow" w:hAnsi="Arial Narrow"/>
           <w:color w:val="000000"/>
         </w:rPr>
-        <w:t>n</w:t>
+        <w:t/>
       </w:r>
       <w:r>
         <w:rPr>
           <w:rFonts w:ascii="Arial Narrow" w:hAnsi="Arial Narrow"/>
           <w:color w:val="000000"/>
         </w:rPr>
-        <w:t xml:space="preserve"> la notificación en su</w:t>
+        <w:t xml:space="preserve"/>
       </w:r>
       <w:r>
         <w:rPr>
           <w:rFonts w:ascii="Arial Narrow" w:hAnsi="Arial Narrow"/>
           <w:color w:val="000000"/>
         </w:rPr>
-        <w:t>s</w:t>
+        <w:t/>
       </w:r>
       <w:r>
         <w:rPr>
           <w:rFonts w:ascii="Arial Narrow" w:hAnsi="Arial Narrow"/>
           <w:color w:val="000000"/>
         </w:rPr>
-        <w:t xml:space="preserve"> bandeja</w:t>
+        <w:t xml:space="preserve"/>
       </w:r>
       <w:r>
         <w:rPr>
           <w:rFonts w:ascii="Arial Narrow" w:hAnsi="Arial Narrow"/>
           <w:color w:val="000000"/>
         </w:rPr>
-        <w:t>s</w:t>
+        <w:t/>
       </w:r>
       <w:r>
         <w:rPr>
           <w:rFonts w:ascii="Arial Narrow" w:hAnsi="Arial Narrow"/>
           <w:color w:val="000000"/>
         </w:rPr>
-        <w:t xml:space="preserve"> de correo electrónico, efectúe</w:t>
+        <w:t xml:space="preserve"/>
       </w:r>
       <w:r>
         <w:rPr>
           <w:rFonts w:ascii="Arial Narrow" w:hAnsi="Arial Narrow"/>
           <w:color w:val="000000"/>
         </w:rPr>
-        <w:t>n</w:t>
+        <w:t/>
       </w:r>
       <w:r>
         <w:rPr>
           <w:rFonts w:ascii="Arial Narrow" w:hAnsi="Arial Narrow"/>
           <w:color w:val="000000"/>
         </w:rPr>
-        <w:t xml:space="preserve"> la confirmación de recepción de la notificación remitida por este despacho a su</w:t>
+        <w:t xml:space="preserve"/>
       </w:r>
       <w:r>
         <w:rPr>
           <w:rFonts w:ascii="Arial Narrow" w:hAnsi="Arial Narrow"/>
           <w:color w:val="000000"/>
         </w:rPr>
-        <w:t>s</w:t>
+        <w:t/>
       </w:r>
       <w:r>
         <w:rPr>
           <w:rFonts w:ascii="Arial Narrow" w:hAnsi="Arial Narrow"/>
           <w:color w:val="000000"/>
         </w:rPr>
-        <w:t xml:space="preserve"> correo</w:t>
+        <w:t xml:space="preserve"/>
       </w:r>
       <w:r>
         <w:rPr>
           <w:rFonts w:ascii="Arial Narrow" w:hAnsi="Arial Narrow"/>
           <w:color w:val="000000"/>
         </w:rPr>
-        <w:t>s</w:t>
+        <w:t/>
       </w:r>
       <w:r>
         <w:rPr>
           <w:rFonts w:ascii="Arial Narrow" w:hAnsi="Arial Narrow"/>
           <w:color w:val="000000"/>
         </w:rPr>
-        <w:t xml:space="preserve"> electrónico</w:t>
+        <w:t xml:space="preserve"/>
       </w:r>
       <w:r>
         <w:rPr>
           <w:rFonts w:ascii="Arial Narrow" w:hAnsi="Arial Narrow"/>
           <w:color w:val="000000"/>
         </w:rPr>
-        <w:t>s</w:t>
+        <w:t/>
       </w:r>
       <w:r>
         <w:rPr>
           <w:rFonts w:ascii="Arial Narrow" w:hAnsi="Arial Narrow"/>
           <w:color w:val="000000"/>
         </w:rPr>
-        <w:t>, de conformidad con el segundo párrafo del numeral 4 del artículo 20</w:t>
+        <w:t/>
       </w:r>
       <w:r>
         <w:rPr>
@@ -10309,7 +10309,7 @@
           <w:rFonts w:ascii="Arial Narrow" w:hAnsi="Arial Narrow"/>
           <w:color w:val="000000"/>
         </w:rPr>
-        <w:t xml:space="preserve"> del Texto Único Ordenado de la Ley del Procedimiento Administrativo General, aprobado mediante Decreto Supremo 006-2026-JUS, bajo apercibimiento de rehacer el acto de notificación y notificarle conforme al numeral 1 del artículo 20</w:t>
+        <w:t xml:space="preserve"/>
       </w:r>
       <w:r>
         <w:rPr>
@@ -10326,7 +10326,7 @@
           <w:rFonts w:ascii="Arial Narrow" w:hAnsi="Arial Narrow"/>
           <w:color w:val="000000"/>
         </w:rPr>
-        <w:t xml:space="preserve"> del citado cuerpo normativo</w:t>
+        <w:t xml:space="preserve"/>
       </w:r>
       <w:r>
         <w:rPr>
@@ -10339,7 +10339,7 @@
         <w:rPr>
           <w:rFonts w:ascii="Arial Narrow" w:hAnsi="Arial Narrow" w:cs="Arial"/>
         </w:rPr>
-        <w:t>.</w:t>
+        <w:t/>
       </w:r>
     </w:p>
     <w:p>

--- a/plantillas_maestras/13_seguro_multiple_y_equipos/materia_general_asegurativa/2_ddos_banco_y_aseguradora/varon/TPL_0736_2026_SEGURO_MULTIPLE_Y_EQUIPOS_MATERIA_GENERAL_ASEGURATIVA_BANCO_VARON_R2.docx
+++ b/plantillas_maestras/13_seguro_multiple_y_equipos/materia_general_asegurativa/2_ddos_banco_y_aseguradora/varon/TPL_0736_2026_SEGURO_MULTIPLE_Y_EQUIPOS_MATERIA_GENERAL_ASEGURATIVA_BANCO_VARON_R2.docx
@@ -907,7 +907,7 @@
           <w:lang w:eastAsia="es-ES"/>
           <w14:ligatures w14:val="none"/>
         </w:rPr>
-        <w:t xml:space="preserve">La señora [APELLIDO] Laura Mercedes [APELLIDO] Ortigas Vda. [APELLIDO] (en adelante, asegurada), adquirió el Seguro múltiple – Póliza Grupal  28356 (en adelante, Seguro múltiple), identificado con Certificado Individual 101216685, emitido por Pacífico, en el cual se le designó como beneficiario al 100%, consignándose además información de la asegurada que incluía estado civil, nacionalidad y datos del beneficiario.</w:t>
+        <w:t xml:space="preserve">La señora [APELLIDO] [APELLIDO] Ortigas Vda. [APELLIDO] (en adelante, asegurada), adquirió el Seguro múltiple – Póliza Grupal 28356 (en adelante, Seguro múltiple), identificado con Certificado Individual 101216685, emitido por Pacífico, en el cual se le designó como beneficiario al 100%, consignándose además información de la asegurada que incluía estado civil, nacionalidad y datos del beneficiario.</w:t>
       </w:r>
       <w:r>
         <w:rPr>

--- a/plantillas_maestras/13_seguro_multiple_y_equipos/materia_general_asegurativa/2_ddos_banco_y_aseguradora/varon/TPL_0736_2026_SEGURO_MULTIPLE_Y_EQUIPOS_MATERIA_GENERAL_ASEGURATIVA_BANCO_VARON_R2.docx
+++ b/plantillas_maestras/13_seguro_multiple_y_equipos/materia_general_asegurativa/2_ddos_banco_y_aseguradora/varon/TPL_0736_2026_SEGURO_MULTIPLE_Y_EQUIPOS_MATERIA_GENERAL_ASEGURATIVA_BANCO_VARON_R2.docx
@@ -834,6 +834,7 @@
       </w:r>
       <w:r>
         <w:rPr>
+          <w:rStyle w:val="Refdenotaalpie"/>
           <w:rFonts w:ascii="Arial Narrow" w:eastAsia="Times New Roman" w:hAnsi="Arial Narrow" w:cs="Times New Roman"/>
           <w:color w:val="000000"/>
           <w:kern w:val="0"/>
@@ -4247,6 +4248,7 @@
       </w:r>
       <w:r>
         <w:rPr>
+          <w:rStyle w:val="Refdenotaalpie"/>
           <w:rFonts w:ascii="Arial Narrow" w:eastAsia="Arial Narrow" w:hAnsi="Arial Narrow" w:cs="Arial Narrow"/>
           <w:kern w:val="0"/>
           <w:vertAlign w:val="superscript"/>
@@ -4407,6 +4409,7 @@
       <w:bookmarkStart w:id="6" w:name="_Hlk211599421"/>
       <w:r>
         <w:rPr>
+          <w:rStyle w:val="Refdenotaalpie"/>
           <w:rFonts w:ascii="Arial Narrow" w:eastAsia="Arial Narrow" w:hAnsi="Arial Narrow" w:cs="Arial"/>
           <w:kern w:val="0"/>
           <w:vertAlign w:val="superscript"/>
@@ -5327,6 +5330,7 @@
       </w:r>
       <w:r>
         <w:rPr>
+          <w:rStyle w:val="Refdenotaalpie"/>
           <w:vertAlign w:val="superscript"/>
           <w:lang w:eastAsia="es-PE"/>
         </w:rPr>
@@ -5563,6 +5567,7 @@
       </w:r>
       <w:r>
         <w:rPr>
+          <w:rStyle w:val="Refdenotaalpie"/>
           <w:rFonts w:ascii="Arial Narrow" w:eastAsia="Arial Narrow" w:hAnsi="Arial Narrow" w:cs="Arial"/>
           <w:bCs/>
           <w:color w:val="000000"/>
@@ -6023,6 +6028,7 @@
       </w:r>
       <w:r>
         <w:rPr>
+          <w:rStyle w:val="Refdenotaalpie"/>
           <w:rFonts w:ascii="Arial Narrow" w:eastAsia="Arial Narrow" w:hAnsi="Arial Narrow" w:cs="Arial"/>
           <w:kern w:val="0"/>
           <w:vertAlign w:val="superscript"/>
@@ -6173,6 +6179,7 @@
       </w:r>
       <w:r>
         <w:rPr>
+          <w:rStyle w:val="Refdenotaalpie"/>
           <w:rFonts w:ascii="Arial Narrow" w:eastAsia="Arial Narrow" w:hAnsi="Arial Narrow" w:cs="Arial Narrow"/>
           <w:kern w:val="0"/>
           <w:vertAlign w:val="superscript"/>
@@ -9058,6 +9065,7 @@
       </w:r>
       <w:r>
         <w:rPr>
+          <w:rStyle w:val="Refdenotaalpie"/>
           <w:rFonts w:ascii="Arial Narrow" w:eastAsia="Calibri" w:hAnsi="Arial Narrow" w:cs="Arial"/>
           <w:kern w:val="0"/>
           <w:vertAlign w:val="superscript"/>
@@ -9102,6 +9110,7 @@
       </w:r>
       <w:r>
         <w:rPr>
+          <w:rStyle w:val="Refdenotaalpie"/>
           <w:rFonts w:ascii="Arial Narrow" w:eastAsia="Calibri" w:hAnsi="Arial Narrow" w:cs="Arial"/>
           <w:spacing w:val="-2"/>
           <w:kern w:val="0"/>
@@ -9672,6 +9681,7 @@
       </w:r>
       <w:r>
         <w:rPr>
+          <w:rStyle w:val="Refdenotaalpie"/>
           <w:rFonts w:ascii="Arial Narrow" w:eastAsia="Arial Narrow" w:hAnsi="Arial Narrow" w:cs="Times New Roman"/>
           <w:color w:val="000000"/>
           <w:kern w:val="0"/>
@@ -9764,6 +9774,7 @@
       </w:r>
       <w:r>
         <w:rPr>
+          <w:rStyle w:val="Refdenotaalpie"/>
           <w:rFonts w:ascii="Arial Narrow" w:eastAsia="Arial Narrow" w:hAnsi="Arial Narrow" w:cs="Times New Roman"/>
           <w:color w:val="000000"/>
           <w:kern w:val="0"/>
@@ -9817,6 +9828,7 @@
       </w:r>
       <w:r>
         <w:rPr>
+          <w:rStyle w:val="Refdenotaalpie"/>
           <w:rFonts w:ascii="Arial Narrow" w:eastAsia="Arial Narrow" w:hAnsi="Arial Narrow" w:cs="Times New Roman"/>
           <w:color w:val="000000"/>
           <w:kern w:val="0"/>
@@ -10009,6 +10021,7 @@
       </w:r>
       <w:r>
         <w:rPr>
+          <w:rStyle w:val="Refdenotaalpie"/>
           <w:rFonts w:ascii="Arial Narrow" w:eastAsia="Calibri" w:hAnsi="Arial Narrow" w:cs="Arial"/>
           <w:kern w:val="0"/>
           <w:vertAlign w:val="superscript"/>
@@ -10330,6 +10343,7 @@
       </w:r>
       <w:r>
         <w:rPr>
+          <w:rStyle w:val="Refdenotaalpie"/>
           <w:rFonts w:ascii="Arial Narrow" w:hAnsi="Arial Narrow"/>
           <w:vertAlign w:val="superscript"/>
         </w:rPr>
@@ -10652,14 +10666,14 @@
         <w:tab w:val="right" w:pos="8838"/>
       </w:tabs>
       <w:rPr>
-        <w:rFonts w:ascii="Arial" w:eastAsia="Arial" w:hAnsi="Arial" w:cs="Arial"/>
+        <w:rFonts w:ascii="Arial Narrow" w:eastAsia="Arial" w:hAnsi="Arial Narrow" w:cs="Arial"/>
         <w:sz w:val="16"/>
         <w:szCs w:val="16"/>
       </w:rPr>
     </w:pPr>
     <w:r>
       <w:rPr>
-        <w:rFonts w:ascii="Arial" w:eastAsia="Arial" w:hAnsi="Arial" w:cs="Arial"/>
+        <w:rFonts w:ascii="Arial Narrow" w:eastAsia="Arial" w:hAnsi="Arial Narrow" w:cs="Arial"/>
         <w:sz w:val="16"/>
         <w:szCs w:val="16"/>
       </w:rPr>
@@ -10673,7 +10687,7 @@
     </w:pPr>
     <w:r>
       <w:rPr>
-        <w:rFonts w:ascii="Arial" w:eastAsia="Arial" w:hAnsi="Arial" w:cs="Arial"/>
+        <w:rFonts w:ascii="Arial Narrow" w:eastAsia="Arial" w:hAnsi="Arial Narrow" w:cs="Arial"/>
         <w:sz w:val="16"/>
         <w:szCs w:val="16"/>
       </w:rPr>
@@ -10681,7 +10695,7 @@
     </w:r>
     <w:r>
       <w:rPr>
-        <w:rFonts w:ascii="Arial" w:eastAsia="Arial" w:hAnsi="Arial" w:cs="Arial"/>
+        <w:rFonts w:ascii="Arial Narrow" w:eastAsia="Arial" w:hAnsi="Arial Narrow" w:cs="Arial"/>
         <w:sz w:val="16"/>
         <w:szCs w:val="16"/>
       </w:rPr>
@@ -10689,7 +10703,7 @@
     </w:r>
     <w:r>
       <w:rPr>
-        <w:rFonts w:ascii="Arial" w:eastAsia="Arial" w:hAnsi="Arial" w:cs="Arial"/>
+        <w:rFonts w:ascii="Arial Narrow" w:eastAsia="Arial" w:hAnsi="Arial Narrow" w:cs="Arial"/>
         <w:sz w:val="16"/>
         <w:szCs w:val="16"/>
       </w:rPr>
@@ -10697,7 +10711,7 @@
     </w:r>
     <w:r>
       <w:rPr>
-        <w:rFonts w:ascii="Arial" w:eastAsia="Arial" w:hAnsi="Arial" w:cs="Arial"/>
+        <w:rFonts w:ascii="Arial Narrow" w:eastAsia="Arial" w:hAnsi="Arial Narrow" w:cs="Arial"/>
         <w:sz w:val="16"/>
         <w:szCs w:val="16"/>
       </w:rPr>
@@ -10705,7 +10719,7 @@
     </w:r>
     <w:r>
       <w:rPr>
-        <w:rFonts w:ascii="Arial" w:eastAsia="Arial" w:hAnsi="Arial" w:cs="Arial"/>
+        <w:rFonts w:ascii="Arial Narrow" w:eastAsia="Arial" w:hAnsi="Arial Narrow" w:cs="Arial"/>
         <w:sz w:val="16"/>
         <w:szCs w:val="16"/>
       </w:rPr>
@@ -10753,8 +10767,9 @@
         <w:rPr>
           <w:rStyle w:val="Refdenotaalpie"/>
           <w:rFonts w:ascii="Arial Narrow" w:hAnsi="Arial Narrow" w:cs="Arial"/>
-          <w:sz w:val="15"/>
-          <w:szCs w:val="15"/>
+          <w:sz w:val="16"/>
+          <w:szCs w:val="15"/>
+          <w:vertAlign w:val="superscript"/>
         </w:rPr>
         <w:footnoteRef/>
       </w:r>
@@ -10827,8 +10842,9 @@
         <w:rPr>
           <w:rStyle w:val="Refdenotaalpie"/>
           <w:rFonts w:ascii="Arial Narrow" w:hAnsi="Arial Narrow" w:cs="Arial"/>
-          <w:sz w:val="15"/>
-          <w:szCs w:val="15"/>
+          <w:sz w:val="16"/>
+          <w:szCs w:val="15"/>
+          <w:vertAlign w:val="superscript"/>
         </w:rPr>
         <w:footnoteRef/>
       </w:r>
@@ -11098,8 +11114,9 @@
         <w:rPr>
           <w:rStyle w:val="Refdenotaalpie"/>
           <w:rFonts w:ascii="Arial Narrow" w:hAnsi="Arial Narrow"/>
-          <w:sz w:val="15"/>
-          <w:szCs w:val="15"/>
+          <w:sz w:val="16"/>
+          <w:szCs w:val="15"/>
+          <w:vertAlign w:val="superscript"/>
         </w:rPr>
         <w:footnoteRef/>
       </w:r>
@@ -11281,8 +11298,9 @@
         <w:rPr>
           <w:rStyle w:val="Refdenotaalpie"/>
           <w:rFonts w:ascii="Arial Narrow" w:hAnsi="Arial Narrow"/>
-          <w:sz w:val="15"/>
-          <w:szCs w:val="15"/>
+          <w:sz w:val="16"/>
+          <w:szCs w:val="15"/>
+          <w:vertAlign w:val="superscript"/>
         </w:rPr>
         <w:footnoteRef/>
       </w:r>
@@ -11432,8 +11450,9 @@
         <w:rPr>
           <w:rStyle w:val="Refdenotaalpie"/>
           <w:rFonts w:ascii="Arial Narrow" w:hAnsi="Arial Narrow"/>
-          <w:sz w:val="15"/>
-          <w:szCs w:val="15"/>
+          <w:sz w:val="16"/>
+          <w:szCs w:val="15"/>
+          <w:vertAlign w:val="superscript"/>
         </w:rPr>
         <w:footnoteRef/>
       </w:r>
@@ -11741,8 +11760,9 @@
         <w:rPr>
           <w:rStyle w:val="Refdenotaalpie"/>
           <w:rFonts w:ascii="Arial Narrow" w:hAnsi="Arial Narrow"/>
-          <w:sz w:val="15"/>
-          <w:szCs w:val="15"/>
+          <w:sz w:val="16"/>
+          <w:szCs w:val="15"/>
+          <w:vertAlign w:val="superscript"/>
         </w:rPr>
         <w:footnoteRef/>
       </w:r>
@@ -11849,8 +11869,9 @@
         <w:rPr>
           <w:rStyle w:val="Refdenotaalpie"/>
           <w:rFonts w:ascii="Arial Narrow" w:hAnsi="Arial Narrow" w:cs="Arial"/>
-          <w:sz w:val="15"/>
-          <w:szCs w:val="15"/>
+          <w:sz w:val="16"/>
+          <w:szCs w:val="15"/>
+          <w:vertAlign w:val="superscript"/>
         </w:rPr>
         <w:footnoteRef/>
       </w:r>
@@ -12034,8 +12055,9 @@
         <w:rPr>
           <w:rStyle w:val="Refdenotaalpie"/>
           <w:rFonts w:ascii="Arial Narrow" w:hAnsi="Arial Narrow" w:cs="Arial"/>
-          <w:sz w:val="15"/>
-          <w:szCs w:val="15"/>
+          <w:sz w:val="16"/>
+          <w:szCs w:val="15"/>
+          <w:vertAlign w:val="superscript"/>
         </w:rPr>
         <w:footnoteRef/>
       </w:r>
@@ -12122,8 +12144,9 @@
         <w:rPr>
           <w:rStyle w:val="Refdenotaalpie"/>
           <w:rFonts w:ascii="Arial Narrow" w:hAnsi="Arial Narrow" w:cs="Arial"/>
-          <w:sz w:val="15"/>
-          <w:szCs w:val="15"/>
+          <w:sz w:val="16"/>
+          <w:szCs w:val="15"/>
+          <w:vertAlign w:val="superscript"/>
         </w:rPr>
         <w:footnoteRef/>
       </w:r>
@@ -12311,9 +12334,9 @@
       </w:pPr>
       <w:r>
         <w:rPr>
-          <w:rStyle w:val="TextonotapieCar"/>
+          <w:rStyle w:val="Refdenotaalpie"/>
           <w:rFonts w:ascii="Arial Narrow" w:hAnsi="Arial Narrow" w:cs="Arial"/>
-          <w:sz w:val="15"/>
+          <w:sz w:val="16"/>
           <w:szCs w:val="15"/>
           <w:vertAlign w:val="superscript"/>
         </w:rPr>
@@ -12525,8 +12548,9 @@
         <w:rPr>
           <w:rStyle w:val="Refdenotaalpie"/>
           <w:rFonts w:ascii="Arial Narrow" w:hAnsi="Arial Narrow" w:cs="Arial"/>
-          <w:sz w:val="15"/>
-          <w:szCs w:val="15"/>
+          <w:sz w:val="16"/>
+          <w:szCs w:val="15"/>
+          <w:vertAlign w:val="superscript"/>
         </w:rPr>
         <w:footnoteRef/>
       </w:r>
@@ -13342,8 +13366,9 @@
         <w:rPr>
           <w:rStyle w:val="Refdenotaalpie"/>
           <w:rFonts w:ascii="Arial Narrow" w:hAnsi="Arial Narrow" w:cs="Arial"/>
-          <w:sz w:val="15"/>
-          <w:szCs w:val="15"/>
+          <w:sz w:val="16"/>
+          <w:szCs w:val="15"/>
+          <w:vertAlign w:val="superscript"/>
         </w:rPr>
         <w:footnoteRef/>
       </w:r>
@@ -13562,8 +13587,9 @@
           <w:rFonts w:ascii="Arial Narrow" w:hAnsi="Arial Narrow" w:cs="Arial"/>
           <w:b/>
           <w:bCs/>
-          <w:sz w:val="15"/>
-          <w:szCs w:val="15"/>
+          <w:sz w:val="16"/>
+          <w:szCs w:val="15"/>
+          <w:vertAlign w:val="superscript"/>
         </w:rPr>
         <w:footnoteRef/>
       </w:r>
@@ -13713,8 +13739,9 @@
         <w:rPr>
           <w:rStyle w:val="Refdenotaalpie"/>
           <w:rFonts w:ascii="Arial Narrow" w:hAnsi="Arial Narrow" w:cs="Arial"/>
-          <w:sz w:val="15"/>
-          <w:szCs w:val="15"/>
+          <w:sz w:val="16"/>
+          <w:szCs w:val="15"/>
+          <w:vertAlign w:val="superscript"/>
         </w:rPr>
         <w:footnoteRef/>
       </w:r>
@@ -16293,6 +16320,17 @@
       <w:szCs w:val="20"/>
     </w:rPr>
   </w:style>
+  <w:style w:type="character" w:styleId="FootnoteReference">
+    <w:name w:val="footnote reference"/>
+    <w:basedOn w:val="Fuentedeprrafopredeter"/>
+    <w:uiPriority w:val="99"/>
+    <w:semiHidden/>
+    <w:unhideWhenUsed/>
+    <w:rPr>
+      <w:rFonts w:ascii="Arial Narrow" w:hAnsi="Arial Narrow"/>
+      <w:vertAlign w:val="superscript"/>
+    </w:rPr>
+  </w:style>
 </w:styles>
 </file>
 

--- a/plantillas_maestras/13_seguro_multiple_y_equipos/materia_general_asegurativa/2_ddos_banco_y_aseguradora/varon/TPL_0736_2026_SEGURO_MULTIPLE_Y_EQUIPOS_MATERIA_GENERAL_ASEGURATIVA_BANCO_VARON_R2.docx
+++ b/plantillas_maestras/13_seguro_multiple_y_equipos/materia_general_asegurativa/2_ddos_banco_y_aseguradora/varon/TPL_0736_2026_SEGURO_MULTIPLE_Y_EQUIPOS_MATERIA_GENERAL_ASEGURATIVA_BANCO_VARON_R2.docx
@@ -3741,7 +3741,7 @@
           <w:lang w:val="es-ES" w:eastAsia="es-ES"/>
           <ns2:ligatures ns2:val="none"/>
         </w:rPr>
-        <w:t xml:space="preserve">El señor [APELLIDO] solicitó, en calidad de medida correctiva, que el Banco y Pacífico cumplan con: (i) otorgar una indemnización por la suma total de US$ 127 418,80; (ii) otorgar el pago correspondiente a los intereses moratorios contabilizados desde el 17 de agosto de 2025 con el valor de tasa activa vigente; (iii) realizar la corrección de errores en Póliza del Seguro múltiple correspondiente a los datos de identificación de la asegurada y la del número de documento de identidad del denunciante en su calidad de beneficiario; y, (iv) realizar la emisión de certificado correctivo y notificación al denunciante. Asimismo, no requirió de manera expresa el reembolso de costos y costas del presente procedimiento. </w:t>
+        <w:t xml:space="preserve">El señor [APELLIDO] solicitó, en calidad de medida correctiva, que el Banco y Pacífico cumplan con: (i) otorgar una indemnización por la suma total de US$ 127 418,80; (ii) otorgar el pago correspondiente a los intereses moratorios contabilizados desde el 17 de agosto de 2025 con el valor de tasa activa vigente; (iii) realizar la corrección de errores en Póliza del Seguro múltiple correspondiente a los datos de identificación de la asegurada y la del número de documento de identidad del señor [APELLIDO] en su calidad de beneficiario; y, (iv) realizar la emisión de certificado correctivo y notificación al señor [APELLIDO]. Asimismo, no requirió de manera expresa el reembolso de costos y costas del presente procedimiento. </w:t>
       </w:r>
       <w:r>
         <w:rPr>
@@ -9171,7 +9171,7 @@
           <w:sz w:val="20"/>
           <w:szCs w:val="20"/>
         </w:rPr>
-        <w:t xml:space="preserve">correr traslado de la presente resolución a Pacífico Compañía de Seguros y Reaseguros S.A. y al Banco de Crédito del Perú S.A para que, de conformidad con lo dispuesto por el artículo 26° de la Ley sobre Facultades, Normas y Organización del Indecopi, aprobado por Decreto Legislativo N° 8079, presenten sus descargos sobre la imputación de cargos realizada en un plazo no mayor a cinco (5) días hábiles contado a partir del día siguiente de la notificación de la presente resolución, vencido el cual, el Secretario Técnico declarará en rebeldía a los denunciados que no lo hubieran presentado. Debe precisarse que de conformidad con lo establecido por el artículo 223° del Texto Único Ordenado de la Ley N° 27444, Ley del Procedimiento Administrativo General, las alegaciones y los hechos relevantes de la reclamación, salvo que hayan sido específicamente negadas en la contestación, se tendrán por aceptadas o meritadas como ciertas.</w:t>
+        <w:t xml:space="preserve">correr traslado de la presente resolución a Pacífico Compañía de Seguros y Reaseguros S.A. y al Banco de Crédito del Perú S.A. para que, de conformidad con lo dispuesto por el artículo 26 de la Ley sobre Facultades, Normas y Organización del Indecopi, aprobada por Decreto Legislativo 807, presenten sus descargos sobre la imputación de cargos realizada en un plazo no mayor a cinco (5) días hábiles contado a partir del día siguiente de la notificación de la presente resolución, vencido el cual, el Secretario Técnico declarará en rebeldía a los denunciados que no lo hubieran presentado. Debe precisarse que de conformidad con lo establecido por el artículo 223 del Texto Único Ordenado de la Ley 27444, Ley del Procedimiento Administrativo General, las alegaciones y los hechos relevantes de la reclamación, salvo que hayan sido específicamente negadas en la contestación, se tendrán por aceptadas o merituadas como ciertas.</w:t>
       </w:r>
     </w:p>
     <w:p ns2:paraId="2F1C55D7" ns2:textId="77777777">

--- a/plantillas_maestras/13_seguro_multiple_y_equipos/materia_general_asegurativa/2_ddos_banco_y_aseguradora/varon/TPL_0736_2026_SEGURO_MULTIPLE_Y_EQUIPOS_MATERIA_GENERAL_ASEGURATIVA_BANCO_VARON_R2.docx
+++ b/plantillas_maestras/13_seguro_multiple_y_equipos/materia_general_asegurativa/2_ddos_banco_y_aseguradora/varon/TPL_0736_2026_SEGURO_MULTIPLE_Y_EQUIPOS_MATERIA_GENERAL_ASEGURATIVA_BANCO_VARON_R2.docx
@@ -545,7 +545,7 @@
           <w:lang w:eastAsia="es-PE"/>
           <ns2:ligatures ns2:val="none"/>
         </w:rPr>
-        <w:t>8</w:t>
+        <w:t xml:space="preserve">8 de abril de 2026</w:t>
       </w:r>
       <w:r>
         <w:rPr>
@@ -556,7 +556,7 @@
           <w:lang w:eastAsia="es-PE"/>
           <ns2:ligatures ns2:val="none"/>
         </w:rPr>
-        <w:t xml:space="preserve"> de </w:t>
+        <w:t xml:space="preserve"/>
       </w:r>
       <w:bookmarkStart w:id="1" w:name="_Hlk218508373"/>
       <w:r>
@@ -568,7 +568,7 @@
           <w:lang w:eastAsia="es-PE"/>
           <ns2:ligatures ns2:val="none"/>
         </w:rPr>
-        <w:t>abril</w:t>
+        <w:t xml:space="preserve"/>
       </w:r>
       <w:r>
         <w:rPr>
@@ -579,7 +579,7 @@
           <w:lang w:eastAsia="es-PE"/>
           <ns2:ligatures ns2:val="none"/>
         </w:rPr>
-        <w:t xml:space="preserve"> de 2026</w:t>
+        <w:t xml:space="preserve"/>
       </w:r>
       <w:bookmarkEnd w:id="1"/>
     </w:p>
@@ -6920,7 +6920,7 @@
           <w:kern w:val="0"/>
           <ns2:ligatures ns2:val="none"/>
         </w:rPr>
-        <w:t xml:space="preserve">habría realizado el 21 de noviembre de </w:t>
+        <w:t xml:space="preserve">habría realizado el 21 de noviembre de 2025</w:t>
       </w:r>
       <w:r>
         <w:rPr>
@@ -6929,7 +6929,7 @@
           <ns2:ligatures ns2:val="none"/>
         </w:rPr>
         <w:lastRenderedPageBreak/>
-        <w:t xml:space="preserve">2025 un cobro indebido por concepto </w:t>
+        <w:t xml:space="preserve"> un cobro indebido por concepto </w:t>
       </w:r>
       <w:r>
         <w:rPr>
@@ -10716,7 +10716,7 @@
           <w:sz w:val="15"/>
           <w:szCs w:val="15"/>
         </w:rPr>
-        <w:t>el 2 de setiembre del 2010 en el Diario Oficial El Peruano, vigente desde el 2 de octubre del 2010 y modificado por Decreto Legislativo 1308.</w:t>
+        <w:t xml:space="preserve">el 2 de setiembre de 2010 en el Diario Oficial El Peruano, vigente desde el 2 de octubre de 2010 y modificado por Decreto Legislativo 1308.</w:t>
       </w:r>
     </w:p>
     <w:p>

--- a/plantillas_maestras/13_seguro_multiple_y_equipos/materia_general_asegurativa/2_ddos_banco_y_aseguradora/varon/TPL_0736_2026_SEGURO_MULTIPLE_Y_EQUIPOS_MATERIA_GENERAL_ASEGURATIVA_BANCO_VARON_R2.docx
+++ b/plantillas_maestras/13_seguro_multiple_y_equipos/materia_general_asegurativa/2_ddos_banco_y_aseguradora/varon/TPL_0736_2026_SEGURO_MULTIPLE_Y_EQUIPOS_MATERIA_GENERAL_ASEGURATIVA_BANCO_VARON_R2.docx
@@ -695,205 +695,7 @@
           <w:lang w:val="es-ES" w:eastAsia="es-ES"/>
           <w14:ligatures w14:val="none"/>
         </w:rPr>
-        <w:t xml:space="preserve">Mediante la denuncia del 3 de marzo de 2026, complementado mediante escrito del 28 de marzo de 2026 y 7 de abril de 2026, y subsanada mediante escrito del 30 de marzo de 2026, el señor [APELLIDO] denunció al Banco y a Pacífico por presuntas infracciones a la Ley 29571, Código de Protección y Defensa del Consumidor (en adelante, Código), señalando lo siguiente:</w:t>
-      </w:r>
-      <w:r>
-        <w:rPr>
-          <w:rFonts w:ascii="Arial Narrow" w:eastAsia="Arial Narrow" w:hAnsi="Arial Narrow" w:cs="Arial Narrow"/>
-          <w:color w:val="000000"/>
-          <w:kern w:val="0"/>
-          <w:sz w:val="22"/>
-          <w:szCs w:val="22"/>
-          <w:lang w:val="es-ES" w:eastAsia="es-ES"/>
-          <w14:ligatures w14:val="none"/>
-        </w:rPr>
-        <w:t xml:space="preserve"/>
-      </w:r>
-      <w:r>
-        <w:rPr>
-          <w:rFonts w:ascii="Arial Narrow" w:eastAsia="Arial Narrow" w:hAnsi="Arial Narrow" w:cs="Arial Narrow"/>
-          <w:color w:val="000000"/>
-          <w:kern w:val="0"/>
-          <w:sz w:val="22"/>
-          <w:szCs w:val="22"/>
-          <w:lang w:val="es-ES" w:eastAsia="es-ES"/>
-          <w14:ligatures w14:val="none"/>
-        </w:rPr>
-        <w:t/>
-      </w:r>
-      <w:r>
-        <w:rPr>
-          <w:rFonts w:ascii="Arial Narrow" w:eastAsia="Arial Narrow" w:hAnsi="Arial Narrow" w:cs="Arial Narrow"/>
-          <w:color w:val="000000"/>
-          <w:kern w:val="0"/>
-          <w:sz w:val="22"/>
-          <w:szCs w:val="22"/>
-          <w:lang w:val="es-ES" w:eastAsia="es-ES"/>
-          <w14:ligatures w14:val="none"/>
-        </w:rPr>
-        <w:t xml:space="preserve"/>
-      </w:r>
-      <w:r>
-        <w:rPr>
-          <w:rFonts w:ascii="Arial Narrow" w:eastAsia="Arial Narrow" w:hAnsi="Arial Narrow" w:cs="Arial Narrow"/>
-          <w:color w:val="000000"/>
-          <w:kern w:val="0"/>
-          <w:sz w:val="22"/>
-          <w:szCs w:val="22"/>
-          <w:lang w:val="es-ES" w:eastAsia="es-ES"/>
-          <w14:ligatures w14:val="none"/>
-        </w:rPr>
-        <w:t xml:space="preserve"/>
-      </w:r>
-      <w:r>
-        <w:rPr>
-          <w:rFonts w:ascii="Arial Narrow" w:eastAsia="Arial Narrow" w:hAnsi="Arial Narrow" w:cs="Arial Narrow"/>
-          <w:color w:val="000000"/>
-          <w:kern w:val="0"/>
-          <w:sz w:val="22"/>
-          <w:szCs w:val="22"/>
-          <w:lang w:val="es-ES" w:eastAsia="es-ES"/>
-          <w14:ligatures w14:val="none"/>
-        </w:rPr>
-        <w:t xml:space="preserve"/>
-      </w:r>
-      <w:r>
-        <w:rPr>
-          <w:rFonts w:ascii="Arial Narrow" w:eastAsia="Arial Narrow" w:hAnsi="Arial Narrow" w:cs="Arial Narrow"/>
-          <w:color w:val="000000"/>
-          <w:kern w:val="0"/>
-          <w:sz w:val="22"/>
-          <w:szCs w:val="22"/>
-          <w:lang w:val="es-ES" w:eastAsia="es-ES"/>
-          <w14:ligatures w14:val="none"/>
-        </w:rPr>
-        <w:t xml:space="preserve"/>
-      </w:r>
-      <w:r>
-        <w:rPr>
-          <w:rFonts w:ascii="Arial Narrow" w:eastAsia="Arial Narrow" w:hAnsi="Arial Narrow" w:cs="Arial Narrow"/>
-          <w:color w:val="000000"/>
-          <w:kern w:val="0"/>
-          <w:sz w:val="22"/>
-          <w:szCs w:val="22"/>
-          <w:lang w:val="es-ES" w:eastAsia="es-ES"/>
-          <w14:ligatures w14:val="none"/>
-        </w:rPr>
-        <w:t xml:space="preserve"/>
-      </w:r>
-      <w:r>
-        <w:rPr>
-          <w:rFonts w:ascii="Arial Narrow" w:eastAsia="Arial Narrow" w:hAnsi="Arial Narrow" w:cs="Arial Narrow"/>
-          <w:color w:val="000000"/>
-          <w:kern w:val="0"/>
-          <w:sz w:val="22"/>
-          <w:szCs w:val="22"/>
-          <w:lang w:val="es-ES" w:eastAsia="es-ES"/>
-          <w14:ligatures w14:val="none"/>
-        </w:rPr>
-        <w:t/>
-      </w:r>
-      <w:r>
-        <w:rPr>
-          <w:rFonts w:ascii="Arial Narrow" w:eastAsia="Arial Narrow" w:hAnsi="Arial Narrow" w:cs="Arial Narrow"/>
-          <w:kern w:val="0"/>
-          <w14:ligatures w14:val="none"/>
-          <w:sz w:val="22"/>
-          <w:szCs w:val="22"/>
-        </w:rPr>
-        <w:t xml:space="preserve"/>
-      </w:r>
-      <w:r>
-        <w:rPr>
-          <w:rFonts w:ascii="Arial Narrow" w:eastAsia="Arial Narrow" w:hAnsi="Arial Narrow" w:cs="Arial Narrow"/>
-          <w:kern w:val="0"/>
-          <w14:ligatures w14:val="none"/>
-          <w:sz w:val="22"/>
-          <w:szCs w:val="22"/>
-        </w:rPr>
-        <w:t xml:space="preserve"/>
-      </w:r>
-      <w:r>
-        <w:rPr>
-          <w:rFonts w:ascii="Arial Narrow" w:eastAsia="Arial Narrow" w:hAnsi="Arial Narrow" w:cs="Arial Narrow"/>
-          <w:kern w:val="0"/>
-          <w14:ligatures w14:val="none"/>
-          <w:sz w:val="22"/>
-          <w:szCs w:val="22"/>
-        </w:rPr>
-        <w:t/>
-      </w:r>
-      <w:r>
-        <w:rPr>
-          <w:rFonts w:ascii="Arial Narrow" w:eastAsia="Arial Narrow" w:hAnsi="Arial Narrow" w:cs="Arial Narrow"/>
-          <w:color w:val="000000"/>
-          <w:kern w:val="0"/>
-          <w:sz w:val="22"/>
-          <w:szCs w:val="22"/>
-          <w:lang w:val="es-ES" w:eastAsia="es-ES"/>
-          <w14:ligatures w14:val="none"/>
-        </w:rPr>
-        <w:t/>
-      </w:r>
-      <w:r>
-        <w:rPr>
-          <w:rFonts w:ascii="Arial Narrow" w:eastAsia="Arial Narrow" w:hAnsi="Arial Narrow" w:cs="Arial Narrow"/>
-          <w:color w:val="000000"/>
-          <w:kern w:val="0"/>
-          <w:sz w:val="22"/>
-          <w:szCs w:val="22"/>
-          <w:lang w:val="es-ES" w:eastAsia="es-ES"/>
-          <w14:ligatures w14:val="none"/>
-        </w:rPr>
-        <w:t xml:space="preserve"/>
-      </w:r>
-      <w:r>
-        <w:rPr>
-          <w:rFonts w:ascii="Arial Narrow" w:eastAsia="Arial Narrow" w:hAnsi="Arial Narrow" w:cs="Arial Narrow"/>
-          <w:color w:val="000000"/>
-          <w:kern w:val="0"/>
-          <w:sz w:val="22"/>
-          <w:szCs w:val="22"/>
-          <w:lang w:val="es-ES" w:eastAsia="es-ES"/>
-          <w14:ligatures w14:val="none"/>
-        </w:rPr>
-        <w:t xml:space="preserve"/>
-      </w:r>
-      <w:r>
-        <w:rPr>
-          <w:rFonts w:ascii="Arial Narrow" w:eastAsia="Arial Narrow" w:hAnsi="Arial Narrow" w:cs="Arial Narrow"/>
-          <w:color w:val="000000"/>
-          <w:kern w:val="0"/>
-          <w:sz w:val="22"/>
-          <w:szCs w:val="22"/>
-          <w:lang w:val="es-ES" w:eastAsia="es-ES"/>
-          <w14:ligatures w14:val="none"/>
-        </w:rPr>
-        <w:t/>
-      </w:r>
-      <w:r>
-        <w:rPr>
-          <w:rFonts w:ascii="Arial Narrow" w:eastAsia="Arial Narrow" w:hAnsi="Arial Narrow" w:cs="Arial Narrow"/>
-          <w:color w:val="000000"/>
-          <w:kern w:val="0"/>
-          <w:sz w:val="22"/>
-          <w:szCs w:val="22"/>
-          <w:lang w:val="es-ES" w:eastAsia="es-ES"/>
-          <w14:ligatures w14:val="none"/>
-        </w:rPr>
-        <w:t xml:space="preserve"/>
-      </w:r>
-      <w:r>
-        <w:rPr>
-          <w:rFonts w:ascii="Arial Narrow" w:eastAsia="Arial Narrow" w:hAnsi="Arial Narrow" w:cs="Arial Narrow"/>
-          <w:color w:val="000000"/>
-          <w:kern w:val="0"/>
-          <w:sz w:val="22"/>
-          <w:szCs w:val="22"/>
-          <w:lang w:val="es-ES" w:eastAsia="es-ES"/>
-          <w14:ligatures w14:val="none"/>
-        </w:rPr>
-        <w:t/>
+        <w:t xml:space="preserve">Mediante la denuncia del 3 de marzo de 2026, complementado mediante escrito del 28 de marzo de 2026 y 7 de abril de 2026, y subsanada mediante escrito del 30 de marzo de 2026, el señor [APELLIDO] denunció al Banco y a Pacífico por presuntas infracciones a la Ley 29571, Código de Protección y Defensa del Consumidor</w:t>
       </w:r>
       <w:r>
         <w:rPr>
@@ -908,6 +710,216 @@
           <w14:ligatures w14:val="none"/>
         </w:rPr>
         <w:footnoteReference w:id="1"/>
+      </w:r>
+      <w:r>
+        <w:rPr>
+          <w:rFonts w:ascii="Arial Narrow" w:eastAsia="Arial Narrow" w:hAnsi="Arial Narrow" w:cs="Arial Narrow"/>
+          <w:color w:val="000000"/>
+          <w:kern w:val="0"/>
+          <w:sz w:val="22"/>
+          <w:szCs w:val="22"/>
+          <w:lang w:val="es-ES" w:eastAsia="es-ES"/>
+          <w14:ligatures w14:val="none"/>
+        </w:rPr>
+        <w:t xml:space="preserve"> (en adelante, Código), señalando lo siguiente:</w:t>
+      </w:r>
+      <w:r>
+        <w:rPr>
+          <w:rFonts w:ascii="Arial Narrow" w:eastAsia="Arial Narrow" w:hAnsi="Arial Narrow" w:cs="Arial Narrow"/>
+          <w:color w:val="000000"/>
+          <w:kern w:val="0"/>
+          <w:sz w:val="22"/>
+          <w:szCs w:val="22"/>
+          <w:lang w:val="es-ES" w:eastAsia="es-ES"/>
+          <w14:ligatures w14:val="none"/>
+        </w:rPr>
+        <w:t xml:space="preserve"/>
+      </w:r>
+      <w:r>
+        <w:rPr>
+          <w:rFonts w:ascii="Arial Narrow" w:eastAsia="Arial Narrow" w:hAnsi="Arial Narrow" w:cs="Arial Narrow"/>
+          <w:color w:val="000000"/>
+          <w:kern w:val="0"/>
+          <w:sz w:val="22"/>
+          <w:szCs w:val="22"/>
+          <w:lang w:val="es-ES" w:eastAsia="es-ES"/>
+          <w14:ligatures w14:val="none"/>
+        </w:rPr>
+        <w:t/>
+      </w:r>
+      <w:r>
+        <w:rPr>
+          <w:rFonts w:ascii="Arial Narrow" w:eastAsia="Arial Narrow" w:hAnsi="Arial Narrow" w:cs="Arial Narrow"/>
+          <w:color w:val="000000"/>
+          <w:kern w:val="0"/>
+          <w:sz w:val="22"/>
+          <w:szCs w:val="22"/>
+          <w:lang w:val="es-ES" w:eastAsia="es-ES"/>
+          <w14:ligatures w14:val="none"/>
+        </w:rPr>
+        <w:t xml:space="preserve"/>
+      </w:r>
+      <w:r>
+        <w:rPr>
+          <w:rFonts w:ascii="Arial Narrow" w:eastAsia="Arial Narrow" w:hAnsi="Arial Narrow" w:cs="Arial Narrow"/>
+          <w:color w:val="000000"/>
+          <w:kern w:val="0"/>
+          <w:sz w:val="22"/>
+          <w:szCs w:val="22"/>
+          <w:lang w:val="es-ES" w:eastAsia="es-ES"/>
+          <w14:ligatures w14:val="none"/>
+        </w:rPr>
+        <w:t xml:space="preserve"/>
+      </w:r>
+      <w:r>
+        <w:rPr>
+          <w:rFonts w:ascii="Arial Narrow" w:eastAsia="Arial Narrow" w:hAnsi="Arial Narrow" w:cs="Arial Narrow"/>
+          <w:color w:val="000000"/>
+          <w:kern w:val="0"/>
+          <w:sz w:val="22"/>
+          <w:szCs w:val="22"/>
+          <w:lang w:val="es-ES" w:eastAsia="es-ES"/>
+          <w14:ligatures w14:val="none"/>
+        </w:rPr>
+        <w:t xml:space="preserve"/>
+      </w:r>
+      <w:r>
+        <w:rPr>
+          <w:rFonts w:ascii="Arial Narrow" w:eastAsia="Arial Narrow" w:hAnsi="Arial Narrow" w:cs="Arial Narrow"/>
+          <w:color w:val="000000"/>
+          <w:kern w:val="0"/>
+          <w:sz w:val="22"/>
+          <w:szCs w:val="22"/>
+          <w:lang w:val="es-ES" w:eastAsia="es-ES"/>
+          <w14:ligatures w14:val="none"/>
+        </w:rPr>
+        <w:t xml:space="preserve"/>
+      </w:r>
+      <w:r>
+        <w:rPr>
+          <w:rFonts w:ascii="Arial Narrow" w:eastAsia="Arial Narrow" w:hAnsi="Arial Narrow" w:cs="Arial Narrow"/>
+          <w:color w:val="000000"/>
+          <w:kern w:val="0"/>
+          <w:sz w:val="22"/>
+          <w:szCs w:val="22"/>
+          <w:lang w:val="es-ES" w:eastAsia="es-ES"/>
+          <w14:ligatures w14:val="none"/>
+        </w:rPr>
+        <w:t xml:space="preserve"/>
+      </w:r>
+      <w:r>
+        <w:rPr>
+          <w:rFonts w:ascii="Arial Narrow" w:eastAsia="Arial Narrow" w:hAnsi="Arial Narrow" w:cs="Arial Narrow"/>
+          <w:color w:val="000000"/>
+          <w:kern w:val="0"/>
+          <w:sz w:val="22"/>
+          <w:szCs w:val="22"/>
+          <w:lang w:val="es-ES" w:eastAsia="es-ES"/>
+          <w14:ligatures w14:val="none"/>
+        </w:rPr>
+        <w:t/>
+      </w:r>
+      <w:r>
+        <w:rPr>
+          <w:rFonts w:ascii="Arial Narrow" w:eastAsia="Arial Narrow" w:hAnsi="Arial Narrow" w:cs="Arial Narrow"/>
+          <w:kern w:val="0"/>
+          <w14:ligatures w14:val="none"/>
+          <w:sz w:val="22"/>
+          <w:szCs w:val="22"/>
+        </w:rPr>
+        <w:t xml:space="preserve"/>
+      </w:r>
+      <w:r>
+        <w:rPr>
+          <w:rFonts w:ascii="Arial Narrow" w:eastAsia="Arial Narrow" w:hAnsi="Arial Narrow" w:cs="Arial Narrow"/>
+          <w:kern w:val="0"/>
+          <w14:ligatures w14:val="none"/>
+          <w:sz w:val="22"/>
+          <w:szCs w:val="22"/>
+        </w:rPr>
+        <w:t xml:space="preserve"/>
+      </w:r>
+      <w:r>
+        <w:rPr>
+          <w:rFonts w:ascii="Arial Narrow" w:eastAsia="Arial Narrow" w:hAnsi="Arial Narrow" w:cs="Arial Narrow"/>
+          <w:kern w:val="0"/>
+          <w14:ligatures w14:val="none"/>
+          <w:sz w:val="22"/>
+          <w:szCs w:val="22"/>
+        </w:rPr>
+        <w:t/>
+      </w:r>
+      <w:r>
+        <w:rPr>
+          <w:rFonts w:ascii="Arial Narrow" w:eastAsia="Arial Narrow" w:hAnsi="Arial Narrow" w:cs="Arial Narrow"/>
+          <w:color w:val="000000"/>
+          <w:kern w:val="0"/>
+          <w:sz w:val="22"/>
+          <w:szCs w:val="22"/>
+          <w:lang w:val="es-ES" w:eastAsia="es-ES"/>
+          <w14:ligatures w14:val="none"/>
+        </w:rPr>
+        <w:t/>
+      </w:r>
+      <w:r>
+        <w:rPr>
+          <w:rFonts w:ascii="Arial Narrow" w:eastAsia="Arial Narrow" w:hAnsi="Arial Narrow" w:cs="Arial Narrow"/>
+          <w:color w:val="000000"/>
+          <w:kern w:val="0"/>
+          <w:sz w:val="22"/>
+          <w:szCs w:val="22"/>
+          <w:lang w:val="es-ES" w:eastAsia="es-ES"/>
+          <w14:ligatures w14:val="none"/>
+        </w:rPr>
+        <w:t xml:space="preserve"/>
+      </w:r>
+      <w:r>
+        <w:rPr>
+          <w:rFonts w:ascii="Arial Narrow" w:eastAsia="Arial Narrow" w:hAnsi="Arial Narrow" w:cs="Arial Narrow"/>
+          <w:color w:val="000000"/>
+          <w:kern w:val="0"/>
+          <w:sz w:val="22"/>
+          <w:szCs w:val="22"/>
+          <w:lang w:val="es-ES" w:eastAsia="es-ES"/>
+          <w14:ligatures w14:val="none"/>
+        </w:rPr>
+        <w:t xml:space="preserve"/>
+      </w:r>
+      <w:r>
+        <w:rPr>
+          <w:rFonts w:ascii="Arial Narrow" w:eastAsia="Arial Narrow" w:hAnsi="Arial Narrow" w:cs="Arial Narrow"/>
+          <w:color w:val="000000"/>
+          <w:kern w:val="0"/>
+          <w:sz w:val="22"/>
+          <w:szCs w:val="22"/>
+          <w:lang w:val="es-ES" w:eastAsia="es-ES"/>
+          <w14:ligatures w14:val="none"/>
+        </w:rPr>
+        <w:t/>
+      </w:r>
+      <w:r>
+        <w:rPr>
+          <w:rFonts w:ascii="Arial Narrow" w:eastAsia="Arial Narrow" w:hAnsi="Arial Narrow" w:cs="Arial Narrow"/>
+          <w:color w:val="000000"/>
+          <w:kern w:val="0"/>
+          <w:sz w:val="22"/>
+          <w:szCs w:val="22"/>
+          <w:lang w:val="es-ES" w:eastAsia="es-ES"/>
+          <w14:ligatures w14:val="none"/>
+        </w:rPr>
+        <w:t xml:space="preserve"/>
+      </w:r>
+      <w:r>
+        <w:rPr>
+          <w:rFonts w:ascii="Arial Narrow" w:eastAsia="Arial Narrow" w:hAnsi="Arial Narrow" w:cs="Arial Narrow"/>
+          <w:color w:val="000000"/>
+          <w:kern w:val="0"/>
+          <w:sz w:val="22"/>
+          <w:szCs w:val="22"/>
+          <w:lang w:val="es-ES" w:eastAsia="es-ES"/>
+          <w14:ligatures w14:val="none"/>
+        </w:rPr>
+        <w:t/>
       </w:r>
       <w:r>
         <w:rPr>
@@ -7797,23 +7809,6 @@
     <w:p>
       <w:pPr>
         <w:pStyle w:val="Prrafodelista"/>
-        <w:spacing w:after="0" w:line="240" w:lineRule="auto"/>
-        <w:ind w:left="567"/>
-        <w:jc w:val="both"/>
-        <w:rPr>
-          <w:rFonts w:ascii="Arial Narrow" w:eastAsia="Arial Narrow" w:hAnsi="Arial Narrow" w:cs="Arial Narrow"/>
-          <w:color w:val="000000"/>
-          <w:kern w:val="0"/>
-          <w:sz w:val="22"/>
-          <w:szCs w:val="22"/>
-          <w:lang w:val="es-ES" w:eastAsia="es-ES"/>
-          <w14:ligatures w14:val="none"/>
-        </w:rPr>
-      </w:pPr>
-    </w:p>
-    <w:p>
-      <w:pPr>
-        <w:pStyle w:val="Prrafodelista"/>
         <w:numPr>
           <w:ilvl w:val="0"/>
           <w:numId w:val="5"/>
@@ -7891,7 +7886,19 @@
           <w:lang w:eastAsia="es-PE"/>
           <w14:ligatures w14:val="none"/>
         </w:rPr>
-        <w:t xml:space="preserve">PRIMERO: admitir a trámite la denuncia del 3 de marzo de 2026, complementado mediante escrito del 28 de marzo de 2026 y 7 de abril de 2026, y subsanada mediante escrito del 30 de marzo de 2026, interpuesta por el señor [DENUNCIANTE] contra Pacífico Compañía de Seguros y Reaseguros S.A. y el Banco de Crédito del Perú S.A., por lo siguiente:</w:t>
+        <w:t xml:space="preserve">PRIMERO:</w:t>
+      </w:r>
+      <w:r>
+        <w:rPr>
+          <w:rFonts w:ascii="Arial Narrow" w:eastAsia="Arial Narrow" w:hAnsi="Arial Narrow" w:cs="Arial Narrow"/>
+          <w:color w:val="000000"/>
+          <w:kern w:val="0"/>
+          <w:sz w:val="22"/>
+          <w:szCs w:val="22"/>
+          <w:lang w:eastAsia="es-PE"/>
+          <w14:ligatures w14:val="none"/>
+        </w:rPr>
+        <w:t xml:space="preserve"> admitir a trámite la denuncia del 3 de marzo de 2026, complementado mediante escrito del 28 de marzo de 2026 y 7 de abril de 2026, y subsanada mediante escrito del 30 de marzo de 2026, interpuesta por el señor [DENUNCIANTE] contra Pacífico Compañía de Seguros y Reaseguros S.A. y el Banco de Crédito del Perú S.A., por lo siguiente:</w:t>
       </w:r>
       <w:r>
         <w:rPr>
@@ -7946,7 +7953,6 @@
       <w:r>
         <w:rPr>
           <w:rFonts w:ascii="Arial Narrow" w:eastAsia="Arial Narrow" w:hAnsi="Arial Narrow" w:cs="Arial Narrow"/>
-          <w:bCs/>
           <w:spacing w:val="-3"/>
           <w:kern w:val="0"/>
           <w14:ligatures w14:val="none"/>
@@ -7971,7 +7977,6 @@
       <w:r>
         <w:rPr>
           <w:rFonts w:ascii="Arial Narrow" w:eastAsia="Arial Narrow" w:hAnsi="Arial Narrow" w:cs="Arial Narrow"/>
-          <w:bCs/>
           <w:sz w:val="22"/>
           <w:szCs w:val="22"/>
         </w:rPr>
@@ -10431,7 +10436,19 @@
           <w:lang w:eastAsia="es-PE"/>
           <w14:ligatures w14:val="none"/>
         </w:rPr>
-        <w:t xml:space="preserve">TERCERO: </w:t>
+        <w:t xml:space="preserve">TERCERO:</w:t>
+      </w:r>
+      <w:r>
+        <w:rPr>
+          <w:rFonts w:ascii="Arial Narrow" w:eastAsia="Arial Narrow" w:hAnsi="Arial Narrow" w:cs="Arial Narrow"/>
+          <w:color w:val="000000"/>
+          <w:kern w:val="0"/>
+          <w:sz w:val="22"/>
+          <w:szCs w:val="22"/>
+          <w:lang w:eastAsia="es-PE"/>
+          <w14:ligatures w14:val="none"/>
+        </w:rPr>
+        <w:t xml:space="preserve"> </w:t>
       </w:r>
       <w:r>
         <w:rPr>
@@ -10448,7 +10465,6 @@
       <w:r>
         <w:rPr>
           <w:rFonts w:ascii="Arial Narrow" w:eastAsia="Arial Narrow" w:hAnsi="Arial Narrow" w:cs="Arial Narrow"/>
-          <w:bCs/>
           <w:sz w:val="22"/>
           <w:szCs w:val="22"/>
         </w:rPr>
@@ -10457,7 +10473,6 @@
       <w:r>
         <w:rPr>
           <w:rFonts w:ascii="Arial Narrow" w:eastAsia="Arial Narrow" w:hAnsi="Arial Narrow" w:cs="Arial Narrow"/>
-          <w:bCs/>
           <w:sz w:val="22"/>
           <w:szCs w:val="22"/>
         </w:rPr>
@@ -10830,7 +10845,15 @@
           <w:sz w:val="22"/>
           <w:szCs w:val="22"/>
         </w:rPr>
-        <w:t xml:space="preserve">CUARTO: </w:t>
+        <w:t xml:space="preserve">CUARTO:</w:t>
+      </w:r>
+      <w:r>
+        <w:rPr>
+          <w:rFonts w:ascii="Arial Narrow" w:eastAsia="Arial Narrow" w:hAnsi="Arial Narrow" w:cs="Arial Narrow"/>
+          <w:sz w:val="22"/>
+          <w:szCs w:val="22"/>
+        </w:rPr>
+        <w:t xml:space="preserve"> </w:t>
       </w:r>
       <w:r>
         <w:rPr>
@@ -10852,7 +10875,7 @@
           <w:lang w:val="es-ES" w:eastAsia="es-ES"/>
           <w14:ligatures w14:val="none"/>
         </w:rPr>
-        <w:footnoteReference w:id="15"/>
+        <w:footnoteReference w:id="10"/>
       </w:r>
       <w:r>
         <w:rPr>
@@ -10874,7 +10897,7 @@
           <w:lang w:val="es-ES" w:eastAsia="es-ES"/>
           <w14:ligatures w14:val="none"/>
         </w:rPr>
-        <w:footnoteReference w:id="16"/>
+        <w:footnoteReference w:id="11"/>
       </w:r>
       <w:r>
         <w:rPr>
@@ -10925,7 +10948,19 @@
           <w:lang w:eastAsia="es-PE"/>
           <w14:ligatures w14:val="none"/>
         </w:rPr>
-        <w:t xml:space="preserve">QUINTO: </w:t>
+        <w:t xml:space="preserve">QUINTO:</w:t>
+      </w:r>
+      <w:r>
+        <w:rPr>
+          <w:rFonts w:ascii="Arial Narrow" w:eastAsia="Arial Narrow" w:hAnsi="Arial Narrow" w:cs="Arial Narrow"/>
+          <w:color w:val="000000"/>
+          <w:kern w:val="0"/>
+          <w:sz w:val="22"/>
+          <w:szCs w:val="22"/>
+          <w:lang w:eastAsia="es-PE"/>
+          <w14:ligatures w14:val="none"/>
+        </w:rPr>
+        <w:t xml:space="preserve"> </w:t>
       </w:r>
       <w:bookmarkStart w:id="11" w:name="_Hlk188286813"/>
       <w:r>
@@ -10981,7 +11016,6 @@
       <w:r>
         <w:rPr>
           <w:rFonts w:ascii="Arial Narrow" w:eastAsia="Arial Narrow" w:hAnsi="Arial Narrow" w:cs="Arial Narrow"/>
-          <w:bCs/>
           <w:sz w:val="22"/>
           <w:szCs w:val="22"/>
         </w:rPr>
@@ -11129,7 +11163,19 @@
           <w:lang w:eastAsia="es-PE"/>
           <w14:ligatures w14:val="none"/>
         </w:rPr>
-        <w:t xml:space="preserve">SEXTO: </w:t>
+        <w:t xml:space="preserve">SEXTO:</w:t>
+      </w:r>
+      <w:r>
+        <w:rPr>
+          <w:rFonts w:ascii="Arial Narrow" w:eastAsia="Arial Narrow" w:hAnsi="Arial Narrow" w:cs="Arial Narrow"/>
+          <w:color w:val="000000"/>
+          <w:kern w:val="0"/>
+          <w:sz w:val="22"/>
+          <w:szCs w:val="22"/>
+          <w:lang w:eastAsia="es-PE"/>
+          <w14:ligatures w14:val="none"/>
+        </w:rPr>
+        <w:t xml:space="preserve"> </w:t>
       </w:r>
       <w:r>
         <w:rPr>
@@ -11194,7 +11240,6 @@
       <w:r>
         <w:rPr>
           <w:rFonts w:ascii="Arial Narrow" w:eastAsia="Arial Narrow" w:hAnsi="Arial Narrow" w:cs="Arial Narrow"/>
-          <w:bCs/>
           <w:sz w:val="22"/>
           <w:szCs w:val="22"/>
         </w:rPr>
@@ -11391,7 +11436,7 @@
           <w:lang w:eastAsia="es-PE"/>
           <w14:ligatures w14:val="none"/>
         </w:rPr>
-        <w:footnoteReference w:id="10"/>
+        <w:footnoteReference w:id="12"/>
       </w:r>
       <w:r>
         <w:rPr>
@@ -11502,7 +11547,7 @@
           <w:lang w:eastAsia="es-PE"/>
           <w14:ligatures w14:val="none"/>
         </w:rPr>
-        <w:footnoteReference w:id="11"/>
+        <w:footnoteReference w:id="13"/>
       </w:r>
       <w:r>
         <w:rPr>
@@ -11566,7 +11611,7 @@
           <w:lang w:eastAsia="es-PE"/>
           <w14:ligatures w14:val="none"/>
         </w:rPr>
-        <w:footnoteReference w:id="12"/>
+        <w:footnoteReference w:id="14"/>
       </w:r>
       <w:r>
         <w:rPr>
@@ -11793,7 +11838,7 @@
           <w:vertAlign w:val="superscript"/>
           <w14:ligatures w14:val="none"/>
         </w:rPr>
-        <w:footnoteReference w:id="13"/>
+        <w:footnoteReference w:id="15"/>
       </w:r>
       <w:r>
         <w:rPr>
@@ -11811,45 +11856,120 @@
           <w:kern w:val="0"/>
           <w:sz w:val="22"/>
           <w:szCs w:val="22"/>
+          <w14:ligatures w14:val="none"/>
+        </w:rPr>
+        <w:t>expresamente su facultad para asistir y conciliar en su representación</w:t>
+      </w:r>
+      <w:r>
+        <w:rPr>
+          <w:rFonts w:ascii="Arial Narrow" w:eastAsia="Arial Narrow" w:hAnsi="Arial Narrow" w:cs="Arial Narrow"/>
+          <w:kern w:val="0"/>
+          <w14:ligatures w14:val="none"/>
+          <w:sz w:val="22"/>
+          <w:szCs w:val="22"/>
+        </w:rPr>
+        <w:t>.</w:t>
+      </w:r>
+      <w:r>
+        <w:rPr>
+          <w:rFonts w:ascii="Arial Narrow" w:eastAsia="Arial Narrow" w:hAnsi="Arial Narrow" w:cs="Arial Narrow"/>
+          <w:kern w:val="0"/>
+          <w14:ligatures w14:val="none"/>
+          <w:sz w:val="22"/>
+          <w:szCs w:val="22"/>
+        </w:rPr>
+        <w:t xml:space="preserve"> </w:t>
+      </w:r>
+      <w:r>
+        <w:rPr>
+          <w:rFonts w:ascii="Arial Narrow" w:eastAsia="Arial Narrow" w:hAnsi="Arial Narrow" w:cs="Arial Narrow"/>
+          <w:kern w:val="0"/>
+          <w:sz w:val="22"/>
+          <w:szCs w:val="22"/>
+          <w14:ligatures w14:val="none"/>
+        </w:rPr>
+        <w:t xml:space="preserve">Ello bajo apercibimiento de no realizar la audiencia de conciliación y levantar el acta de inasistencia correspondiente. </w:t>
+      </w:r>
+    </w:p>
+    <w:p>
+      <w:pPr>
+        <w:suppressAutoHyphens/>
+        <w:spacing w:after="0" w:line="240" w:lineRule="auto"/>
+        <w:jc w:val="both"/>
+        <w:rPr>
+          <w:rFonts w:ascii="Arial Narrow" w:eastAsia="Arial Narrow" w:hAnsi="Arial Narrow" w:cs="Arial Narrow"/>
+          <w:kern w:val="0"/>
+          <w:sz w:val="22"/>
+          <w:szCs w:val="22"/>
           <w:u w:val="single"/>
           <w14:ligatures w14:val="none"/>
         </w:rPr>
-        <w:t>expresamente su facultad para asistir y conciliar en su representación</w:t>
-      </w:r>
-      <w:r>
-        <w:rPr>
-          <w:rFonts w:ascii="Arial Narrow" w:eastAsia="Arial Narrow" w:hAnsi="Arial Narrow" w:cs="Arial Narrow"/>
-          <w:bCs/>
-          <w:kern w:val="0"/>
-          <w14:ligatures w14:val="none"/>
-          <w:sz w:val="22"/>
-          <w:szCs w:val="22"/>
-        </w:rPr>
-        <w:t>.</w:t>
-      </w:r>
-      <w:r>
+      </w:pPr>
+    </w:p>
+    <w:p>
+      <w:pPr>
+        <w:suppressAutoHyphens/>
+        <w:spacing w:after="0" w:line="240" w:lineRule="auto"/>
+        <w:jc w:val="both"/>
         <w:rPr>
           <w:rFonts w:ascii="Arial Narrow" w:eastAsia="Arial Narrow" w:hAnsi="Arial Narrow" w:cs="Arial Narrow"/>
           <w:b/>
           <w:bCs/>
-          <w:kern w:val="0"/>
-          <w14:ligatures w14:val="none"/>
-          <w:sz w:val="22"/>
-          <w:szCs w:val="22"/>
+          <w:sz w:val="22"/>
+          <w:szCs w:val="22"/>
+        </w:rPr>
+      </w:pPr>
+      <w:r>
+        <w:rPr>
+          <w:rFonts w:ascii="Arial Narrow" w:eastAsia="Arial Narrow" w:hAnsi="Arial Narrow" w:cs="Arial Narrow"/>
+          <w:b/>
+          <w:spacing w:val="-3"/>
+          <w:kern w:val="0"/>
+          <w14:ligatures w14:val="none"/>
+          <w:sz w:val="22"/>
+          <w:szCs w:val="22"/>
+        </w:rPr>
+        <w:t>DÉCIMO</w:t>
+      </w:r>
+      <w:r>
+        <w:rPr>
+          <w:rFonts w:ascii="Arial Narrow" w:eastAsia="Arial Narrow" w:hAnsi="Arial Narrow" w:cs="Arial Narrow"/>
+          <w:b/>
+          <w:color w:val="000000"/>
+          <w:kern w:val="0"/>
+          <w:sz w:val="22"/>
+          <w:szCs w:val="22"/>
+          <w:lang w:eastAsia="es-PE"/>
+          <w14:ligatures w14:val="none"/>
+        </w:rPr>
+        <w:t>:</w:t>
+      </w:r>
+      <w:r>
+        <w:rPr>
+          <w:rFonts w:ascii="Arial Narrow" w:eastAsia="Arial Narrow" w:hAnsi="Arial Narrow" w:cs="Arial Narrow"/>
+          <w:color w:val="000000"/>
+          <w:kern w:val="0"/>
+          <w:sz w:val="22"/>
+          <w:szCs w:val="22"/>
+          <w:lang w:eastAsia="es-PE"/>
+          <w14:ligatures w14:val="none"/>
         </w:rPr>
         <w:t xml:space="preserve"> </w:t>
       </w:r>
       <w:r>
         <w:rPr>
           <w:rFonts w:ascii="Arial Narrow" w:eastAsia="Arial Narrow" w:hAnsi="Arial Narrow" w:cs="Arial Narrow"/>
-          <w:kern w:val="0"/>
-          <w:sz w:val="22"/>
-          <w:szCs w:val="22"/>
-          <w:u w:val="single"/>
-          <w14:ligatures w14:val="none"/>
-        </w:rPr>
-        <w:t xml:space="preserve">Ello bajo apercibimiento de no realizar la audiencia de conciliación y levantar el acta de inasistencia correspondiente. </w:t>
-      </w:r>
+          <w:color w:val="000000"/>
+          <w:kern w:val="0"/>
+          <w:sz w:val="22"/>
+          <w:szCs w:val="22"/>
+          <w:lang w:eastAsia="es-PE"/>
+          <w14:ligatures w14:val="none"/>
+        </w:rPr>
+        <w:t xml:space="preserve">poner en conocimiento de las partes que, antes de la emisión de la Resolución Final, tienen la posibilidad de formular su desistimiento o presentar el acuerdo arribado mediante la conciliación, mediación, transacción o cualquier otro que, de forma indubitable, deje constancia que se ha solucionado la controversia materia de denuncia.</w:t>
+      </w:r>
+      <w:bookmarkStart w:id="14" w:name="h.gjdgxs" w:colFirst="0" w:colLast="0"/>
+      <w:bookmarkEnd w:id="14"/>
     </w:p>
     <w:p>
       <w:pPr>
@@ -11858,10 +11978,11 @@
         <w:jc w:val="both"/>
         <w:rPr>
           <w:rFonts w:ascii="Arial Narrow" w:eastAsia="Arial Narrow" w:hAnsi="Arial Narrow" w:cs="Arial Narrow"/>
-          <w:kern w:val="0"/>
-          <w:sz w:val="22"/>
-          <w:szCs w:val="22"/>
-          <w:u w:val="single"/>
+          <w:color w:val="000000"/>
+          <w:kern w:val="0"/>
+          <w:sz w:val="22"/>
+          <w:szCs w:val="22"/>
+          <w:lang w:eastAsia="es-PE"/>
           <w14:ligatures w14:val="none"/>
         </w:rPr>
       </w:pPr>
@@ -11871,6 +11992,13 @@
         <w:suppressAutoHyphens/>
         <w:spacing w:after="0" w:line="240" w:lineRule="auto"/>
         <w:jc w:val="both"/>
+        <w:rPr>
+          <w:rFonts w:ascii="Arial Narrow" w:eastAsia="Arial Narrow" w:hAnsi="Arial Narrow" w:cs="Arial Narrow"/>
+          <w:sz w:val="22"/>
+          <w:szCs w:val="22"/>
+        </w:rPr>
+      </w:pPr>
+      <w:r>
         <w:rPr>
           <w:rFonts w:ascii="Arial Narrow" w:eastAsia="Arial Narrow" w:hAnsi="Arial Narrow" w:cs="Arial Narrow"/>
           <w:b/>
@@ -11878,110 +12006,41 @@
           <w:sz w:val="22"/>
           <w:szCs w:val="22"/>
         </w:rPr>
-      </w:pPr>
-      <w:r>
-        <w:rPr>
-          <w:rFonts w:ascii="Arial Narrow" w:eastAsia="Arial Narrow" w:hAnsi="Arial Narrow" w:cs="Arial Narrow"/>
-          <w:b/>
+        <w:t xml:space="preserve">DÉCIMO PRIMERO:</w:t>
+      </w:r>
+      <w:r>
+        <w:rPr>
+          <w:rFonts w:ascii="Arial Narrow" w:eastAsia="Arial Narrow" w:hAnsi="Arial Narrow" w:cs="Arial Narrow"/>
+          <w:sz w:val="22"/>
+          <w:szCs w:val="22"/>
+        </w:rPr>
+        <w:t xml:space="preserve"> </w:t>
+      </w:r>
+      <w:r>
+        <w:rPr>
+          <w:rFonts w:ascii="Arial Narrow" w:eastAsia="Arial Narrow" w:hAnsi="Arial Narrow" w:cs="Arial Narrow"/>
+          <w:sz w:val="22"/>
+          <w:szCs w:val="22"/>
+        </w:rPr>
+        <w:t xml:space="preserve">requerir al señor [DENUNCIANTE] y al Banco de Crédito del Perú S.A. para que, dentro del plazo de dos (2) días hábiles siguientes a la fecha en que reciban la notificación en sus bandejas de correo electrónico, efectúen la confirmación de recepción de la notificación remitida por este despacho a sus correos electrónicos, de conformidad con el segundo párrafo del numeral 4 del artículo 20 del Texto Único Ordenado de la Ley del Procedimiento Administrativo General, aprobado mediante Decreto Supremo 006-2026-JUS, bajo apercibimiento de rehacer el acto de notificación y notificarles conforme al numeral 1 del artículo 20 del citado cuerpo normativo.</w:t>
+      </w:r>
+      <w:r>
+        <w:rPr>
+          <w:rFonts w:ascii="Arial Narrow" w:eastAsia="Arial Narrow" w:hAnsi="Arial Narrow" w:cs="Arial Narrow"/>
+          <w:sz w:val="22"/>
+          <w:szCs w:val="22"/>
+        </w:rPr>
+        <w:t/>
+      </w:r>
+      <w:r>
+        <w:rPr>
+          <w:rFonts w:ascii="Arial Narrow" w:eastAsia="Arial Narrow" w:hAnsi="Arial Narrow" w:cs="Arial Narrow"/>
           <w:spacing w:val="-3"/>
           <w:kern w:val="0"/>
           <w14:ligatures w14:val="none"/>
           <w:sz w:val="22"/>
           <w:szCs w:val="22"/>
         </w:rPr>
-        <w:t>DÉCIMO</w:t>
-      </w:r>
-      <w:r>
-        <w:rPr>
-          <w:rFonts w:ascii="Arial Narrow" w:eastAsia="Arial Narrow" w:hAnsi="Arial Narrow" w:cs="Arial Narrow"/>
-          <w:b/>
-          <w:color w:val="000000"/>
-          <w:kern w:val="0"/>
-          <w:sz w:val="22"/>
-          <w:szCs w:val="22"/>
-          <w:lang w:eastAsia="es-PE"/>
-          <w14:ligatures w14:val="none"/>
-        </w:rPr>
-        <w:t>:</w:t>
-      </w:r>
-      <w:r>
-        <w:rPr>
-          <w:rFonts w:ascii="Arial Narrow" w:eastAsia="Arial Narrow" w:hAnsi="Arial Narrow" w:cs="Arial Narrow"/>
-          <w:color w:val="000000"/>
-          <w:kern w:val="0"/>
-          <w:sz w:val="22"/>
-          <w:szCs w:val="22"/>
-          <w:lang w:eastAsia="es-PE"/>
-          <w14:ligatures w14:val="none"/>
-        </w:rPr>
-        <w:t xml:space="preserve"> </w:t>
-      </w:r>
-      <w:r>
-        <w:rPr>
-          <w:rFonts w:ascii="Arial Narrow" w:eastAsia="Arial Narrow" w:hAnsi="Arial Narrow" w:cs="Arial Narrow"/>
-          <w:color w:val="000000"/>
-          <w:kern w:val="0"/>
-          <w:sz w:val="22"/>
-          <w:szCs w:val="22"/>
-          <w:lang w:eastAsia="es-PE"/>
-          <w14:ligatures w14:val="none"/>
-        </w:rPr>
-        <w:t xml:space="preserve">poner en conocimiento de las partes que, antes de la emisión de la Resolución Final, tienen la posibilidad de formular su desistimiento o presentar el acuerdo arribado mediante la conciliación, mediación, transacción o cualquier otro que, de forma indubitable, deje constancia que se ha solucionado la controversia materia de denuncia.</w:t>
-      </w:r>
-      <w:bookmarkStart w:id="14" w:name="h.gjdgxs" w:colFirst="0" w:colLast="0"/>
-      <w:bookmarkEnd w:id="14"/>
-    </w:p>
-    <w:p>
-      <w:pPr>
-        <w:suppressAutoHyphens/>
-        <w:spacing w:after="0" w:line="240" w:lineRule="auto"/>
-        <w:jc w:val="both"/>
-        <w:rPr>
-          <w:rFonts w:ascii="Arial Narrow" w:eastAsia="Arial Narrow" w:hAnsi="Arial Narrow" w:cs="Arial Narrow"/>
-          <w:color w:val="000000"/>
-          <w:kern w:val="0"/>
-          <w:sz w:val="22"/>
-          <w:szCs w:val="22"/>
-          <w:lang w:eastAsia="es-PE"/>
-          <w14:ligatures w14:val="none"/>
-        </w:rPr>
-      </w:pPr>
-    </w:p>
-    <w:p>
-      <w:pPr>
-        <w:suppressAutoHyphens/>
-        <w:spacing w:after="0" w:line="240" w:lineRule="auto"/>
-        <w:jc w:val="both"/>
-        <w:rPr>
-          <w:rFonts w:ascii="Arial Narrow" w:eastAsia="Arial Narrow" w:hAnsi="Arial Narrow" w:cs="Arial Narrow"/>
-          <w:sz w:val="22"/>
-          <w:szCs w:val="22"/>
-        </w:rPr>
-      </w:pPr>
-      <w:r>
-        <w:rPr>
-          <w:rFonts w:ascii="Arial Narrow" w:eastAsia="Arial Narrow" w:hAnsi="Arial Narrow" w:cs="Arial Narrow"/>
-          <w:b/>
-          <w:bCs/>
-          <w:sz w:val="22"/>
-          <w:szCs w:val="22"/>
-        </w:rPr>
-        <w:t xml:space="preserve">DÉCIMO PRIMERO: </w:t>
-      </w:r>
-      <w:r>
-        <w:rPr>
-          <w:rFonts w:ascii="Arial Narrow" w:eastAsia="Arial Narrow" w:hAnsi="Arial Narrow" w:cs="Arial Narrow"/>
-          <w:sz w:val="22"/>
-          <w:szCs w:val="22"/>
-        </w:rPr>
-        <w:t xml:space="preserve">requerir al señor [DENUNCIANTE] y al Banco de Crédito del Perú S.A. para que, dentro del plazo de dos (2) días hábiles siguientes a la fecha en que reciban la notificación en sus bandejas de correo electrónico, efectúen la confirmación de recepción de la notificación remitida por este despacho a sus correos electrónicos, de conformidad con el segundo párrafo del numeral 4 del artículo 20 del Texto Único Ordenado de la Ley del Procedimiento Administrativo General, aprobado mediante Decreto Supremo 006-2026-JUS, bajo apercibimiento de rehacer el acto de notificación y notificarle conforme al numeral 1 del artículo 20 del citado cuerpo normativo.</w:t>
-      </w:r>
-      <w:r>
-        <w:rPr>
-          <w:rFonts w:ascii="Arial Narrow" w:eastAsia="Arial Narrow" w:hAnsi="Arial Narrow" w:cs="Arial Narrow"/>
-          <w:sz w:val="22"/>
-          <w:szCs w:val="22"/>
-        </w:rPr>
         <w:t/>
       </w:r>
       <w:r>
@@ -11993,14 +12052,41 @@
           <w:sz w:val="22"/>
           <w:szCs w:val="22"/>
         </w:rPr>
+        <w:t xml:space="preserve"/>
+      </w:r>
+      <w:r>
+        <w:rPr>
+          <w:rFonts w:ascii="Arial Narrow" w:eastAsia="Arial Narrow" w:hAnsi="Arial Narrow" w:cs="Arial Narrow"/>
+          <w:spacing w:val="-3"/>
+          <w:kern w:val="0"/>
+          <w14:ligatures w14:val="none"/>
+          <w:sz w:val="22"/>
+          <w:szCs w:val="22"/>
+        </w:rPr>
+        <w:t xml:space="preserve"/>
+      </w:r>
+      <w:r>
+        <w:rPr>
+          <w:rFonts w:ascii="Arial Narrow" w:eastAsia="Arial Narrow" w:hAnsi="Arial Narrow" w:cs="Arial Narrow"/>
+          <w:color w:val="000000"/>
+          <w:sz w:val="22"/>
+          <w:szCs w:val="22"/>
+        </w:rPr>
         <w:t/>
       </w:r>
       <w:r>
         <w:rPr>
           <w:rFonts w:ascii="Arial Narrow" w:eastAsia="Arial Narrow" w:hAnsi="Arial Narrow" w:cs="Arial Narrow"/>
-          <w:spacing w:val="-3"/>
-          <w:kern w:val="0"/>
-          <w14:ligatures w14:val="none"/>
+          <w:color w:val="000000"/>
+          <w:sz w:val="22"/>
+          <w:szCs w:val="22"/>
+        </w:rPr>
+        <w:t/>
+      </w:r>
+      <w:r>
+        <w:rPr>
+          <w:rFonts w:ascii="Arial Narrow" w:eastAsia="Arial Narrow" w:hAnsi="Arial Narrow" w:cs="Arial Narrow"/>
+          <w:color w:val="000000"/>
           <w:sz w:val="22"/>
           <w:szCs w:val="22"/>
         </w:rPr>
@@ -12009,9 +12095,16 @@
       <w:r>
         <w:rPr>
           <w:rFonts w:ascii="Arial Narrow" w:eastAsia="Arial Narrow" w:hAnsi="Arial Narrow" w:cs="Arial Narrow"/>
-          <w:spacing w:val="-3"/>
-          <w:kern w:val="0"/>
-          <w14:ligatures w14:val="none"/>
+          <w:color w:val="000000"/>
+          <w:sz w:val="22"/>
+          <w:szCs w:val="22"/>
+        </w:rPr>
+        <w:t/>
+      </w:r>
+      <w:r>
+        <w:rPr>
+          <w:rFonts w:ascii="Arial Narrow" w:eastAsia="Arial Narrow" w:hAnsi="Arial Narrow" w:cs="Arial Narrow"/>
+          <w:color w:val="000000"/>
           <w:sz w:val="22"/>
           <w:szCs w:val="22"/>
         </w:rPr>
@@ -12033,6 +12126,15 @@
           <w:sz w:val="22"/>
           <w:szCs w:val="22"/>
         </w:rPr>
+        <w:t xml:space="preserve"/>
+      </w:r>
+      <w:r>
+        <w:rPr>
+          <w:rFonts w:ascii="Arial Narrow" w:eastAsia="Arial Narrow" w:hAnsi="Arial Narrow" w:cs="Arial Narrow"/>
+          <w:color w:val="000000"/>
+          <w:sz w:val="22"/>
+          <w:szCs w:val="22"/>
+        </w:rPr>
         <w:t/>
       </w:r>
       <w:r>
@@ -12096,14 +12198,38 @@
           <w:sz w:val="22"/>
           <w:szCs w:val="22"/>
         </w:rPr>
+        <w:t/>
+      </w:r>
+      <w:r>
+        <w:rPr>
+          <w:rFonts w:ascii="Arial Narrow" w:eastAsia="Arial Narrow" w:hAnsi="Arial Narrow" w:cs="Arial Narrow"/>
+          <w:color w:val="000000"/>
+          <w:kern w:val="0"/>
+          <w:sz w:val="22"/>
+          <w:szCs w:val="22"/>
+          <w:lang w:eastAsia="es-PE"/>
+          <w14:ligatures w14:val="none"/>
+        </w:rPr>
+        <w:t/>
+      </w:r>
+      <w:r>
+        <w:rPr>
+          <w:rFonts w:ascii="Arial Narrow" w:eastAsia="Arial Narrow" w:hAnsi="Arial Narrow" w:cs="Arial Narrow"/>
+          <w:color w:val="000000"/>
+          <w:sz w:val="22"/>
+          <w:szCs w:val="22"/>
+        </w:rPr>
         <w:t xml:space="preserve"/>
       </w:r>
       <w:r>
         <w:rPr>
           <w:rFonts w:ascii="Arial Narrow" w:eastAsia="Arial Narrow" w:hAnsi="Arial Narrow" w:cs="Arial Narrow"/>
           <w:color w:val="000000"/>
-          <w:sz w:val="22"/>
-          <w:szCs w:val="22"/>
+          <w:kern w:val="0"/>
+          <w:sz w:val="22"/>
+          <w:szCs w:val="22"/>
+          <w:lang w:eastAsia="es-PE"/>
+          <w14:ligatures w14:val="none"/>
         </w:rPr>
         <w:t/>
       </w:r>
@@ -12118,91 +12244,13 @@
       </w:r>
       <w:r>
         <w:rPr>
-          <w:rFonts w:ascii="Arial Narrow" w:eastAsia="Arial Narrow" w:hAnsi="Arial Narrow" w:cs="Arial Narrow"/>
-          <w:color w:val="000000"/>
-          <w:sz w:val="22"/>
-          <w:szCs w:val="22"/>
-        </w:rPr>
-        <w:t/>
-      </w:r>
-      <w:r>
-        <w:rPr>
-          <w:rFonts w:ascii="Arial Narrow" w:eastAsia="Arial Narrow" w:hAnsi="Arial Narrow" w:cs="Arial Narrow"/>
-          <w:color w:val="000000"/>
-          <w:sz w:val="22"/>
-          <w:szCs w:val="22"/>
-        </w:rPr>
-        <w:t xml:space="preserve"/>
-      </w:r>
-      <w:r>
-        <w:rPr>
-          <w:rFonts w:ascii="Arial Narrow" w:eastAsia="Arial Narrow" w:hAnsi="Arial Narrow" w:cs="Arial Narrow"/>
-          <w:color w:val="000000"/>
-          <w:sz w:val="22"/>
-          <w:szCs w:val="22"/>
-        </w:rPr>
-        <w:t/>
-      </w:r>
-      <w:r>
-        <w:rPr>
-          <w:rFonts w:ascii="Arial Narrow" w:eastAsia="Arial Narrow" w:hAnsi="Arial Narrow" w:cs="Arial Narrow"/>
-          <w:color w:val="000000"/>
-          <w:sz w:val="22"/>
-          <w:szCs w:val="22"/>
-        </w:rPr>
-        <w:t/>
-      </w:r>
-      <w:r>
-        <w:rPr>
-          <w:rFonts w:ascii="Arial Narrow" w:eastAsia="Arial Narrow" w:hAnsi="Arial Narrow" w:cs="Arial Narrow"/>
-          <w:color w:val="000000"/>
-          <w:kern w:val="0"/>
-          <w:sz w:val="22"/>
-          <w:szCs w:val="22"/>
-          <w:lang w:eastAsia="es-PE"/>
-          <w14:ligatures w14:val="none"/>
-        </w:rPr>
-        <w:t/>
-      </w:r>
-      <w:r>
-        <w:rPr>
-          <w:rFonts w:ascii="Arial Narrow" w:eastAsia="Arial Narrow" w:hAnsi="Arial Narrow" w:cs="Arial Narrow"/>
-          <w:color w:val="000000"/>
-          <w:sz w:val="22"/>
-          <w:szCs w:val="22"/>
-        </w:rPr>
-        <w:t xml:space="preserve"/>
-      </w:r>
-      <w:r>
-        <w:rPr>
-          <w:rFonts w:ascii="Arial Narrow" w:eastAsia="Arial Narrow" w:hAnsi="Arial Narrow" w:cs="Arial Narrow"/>
-          <w:color w:val="000000"/>
-          <w:kern w:val="0"/>
-          <w:sz w:val="22"/>
-          <w:szCs w:val="22"/>
-          <w:lang w:eastAsia="es-PE"/>
-          <w14:ligatures w14:val="none"/>
-        </w:rPr>
-        <w:t/>
-      </w:r>
-      <w:r>
-        <w:rPr>
-          <w:rFonts w:ascii="Arial Narrow" w:eastAsia="Arial Narrow" w:hAnsi="Arial Narrow" w:cs="Arial Narrow"/>
-          <w:color w:val="000000"/>
-          <w:sz w:val="22"/>
-          <w:szCs w:val="22"/>
-        </w:rPr>
-        <w:t xml:space="preserve"/>
-      </w:r>
-      <w:r>
-        <w:rPr>
           <w:rStyle w:val="Refdenotaalpie"/>
           <w:rFonts w:ascii="Arial Narrow" w:eastAsia="Arial Narrow" w:hAnsi="Arial Narrow" w:cs="Arial Narrow"/>
           <w:sz w:val="22"/>
           <w:szCs w:val="22"/>
           <w:vertAlign w:val="superscript"/>
         </w:rPr>
-        <w:footnoteReference w:id="14"/>
+        <w:footnoteReference w:id="16"/>
       </w:r>
       <w:r>
         <w:rPr>
@@ -12660,6 +12708,9 @@
     <w:p>
       <w:pPr>
         <w:pStyle w:val="Textonotapie"/>
+        <w:tabs>
+          <w:tab w:val="left" w:pos="567"/>
+        </w:tabs>
         <w:ind w:left="567" w:hanging="567"/>
         <w:jc w:val="both"/>
         <w:rPr>
@@ -12684,7 +12735,8 @@
           <w:sz w:val="16"/>
           <w:szCs w:val="16"/>
         </w:rPr>
-        <w:t xml:space="preserve"> </w:t>
+        <w:tab/>
+        <w:t xml:space="preserve"/>
       </w:r>
       <w:r>
         <w:rPr>
@@ -12759,7 +12811,8 @@
           <w:sz w:val="16"/>
           <w:szCs w:val="16"/>
         </w:rPr>
-        <w:t xml:space="preserve"> </w:t>
+        <w:tab/>
+        <w:t xml:space="preserve"/>
       </w:r>
       <w:r>
         <w:rPr>
@@ -12866,10 +12919,30 @@
         <w:jc w:val="both"/>
         <w:rPr>
           <w:rFonts w:ascii="Arial Narrow" w:eastAsia="Arial Narrow" w:hAnsi="Arial Narrow" w:cs="Arial Narrow"/>
-          <w:sz w:val="16"/>
-          <w:szCs w:val="16"/>
-        </w:rPr>
-      </w:pPr>
+          <w:b/>
+          <w:bCs/>
+          <w:sz w:val="16"/>
+          <w:szCs w:val="16"/>
+        </w:rPr>
+      </w:pPr>
+      <w:r>
+        <w:rPr>
+          <w:rFonts w:ascii="Arial Narrow" w:eastAsia="Arial Narrow" w:hAnsi="Arial Narrow" w:cs="Arial Narrow"/>
+          <w:sz w:val="16"/>
+          <w:szCs w:val="16"/>
+        </w:rPr>
+        <w:tab/>
+      </w:r>
+      <w:r>
+        <w:rPr>
+          <w:rFonts w:ascii="Arial Narrow" w:eastAsia="Arial Narrow" w:hAnsi="Arial Narrow" w:cs="Arial Narrow"/>
+          <w:b/>
+          <w:bCs/>
+          <w:sz w:val="16"/>
+          <w:szCs w:val="16"/>
+        </w:rPr>
+        <w:t xml:space="preserve">LEY DE ORGANIZACIÓN Y FUNCIONES DEL INDECOPI, APROBADA POR DECRETO LEGISLATIVO 1033 </w:t>
+      </w:r>
     </w:p>
     <w:p>
       <w:pPr>
@@ -12881,29 +12954,46 @@
         <w:jc w:val="both"/>
         <w:rPr>
           <w:rFonts w:ascii="Arial Narrow" w:eastAsia="Arial Narrow" w:hAnsi="Arial Narrow" w:cs="Arial Narrow"/>
+          <w:sz w:val="16"/>
+          <w:szCs w:val="16"/>
+        </w:rPr>
+      </w:pPr>
+      <w:r>
+        <w:rPr>
+          <w:rFonts w:ascii="Arial Narrow" w:eastAsia="Arial Narrow" w:hAnsi="Arial Narrow" w:cs="Arial Narrow"/>
           <w:b/>
           <w:bCs/>
           <w:sz w:val="16"/>
           <w:szCs w:val="16"/>
         </w:rPr>
-      </w:pPr>
-      <w:r>
-        <w:rPr>
-          <w:rFonts w:ascii="Arial Narrow" w:eastAsia="Arial Narrow" w:hAnsi="Arial Narrow" w:cs="Arial Narrow"/>
-          <w:sz w:val="16"/>
-          <w:szCs w:val="16"/>
-        </w:rPr>
         <w:tab/>
-      </w:r>
-      <w:r>
-        <w:rPr>
-          <w:rFonts w:ascii="Arial Narrow" w:eastAsia="Arial Narrow" w:hAnsi="Arial Narrow" w:cs="Arial Narrow"/>
-          <w:b/>
-          <w:bCs/>
-          <w:sz w:val="16"/>
-          <w:szCs w:val="16"/>
-        </w:rPr>
-        <w:t xml:space="preserve">LEY DE ORGANIZACIÓN Y FUNCIONES DEL INDECOPI, APROBADA POR DECRETO LEGISLATIVO 1033 </w:t>
+        <w:t>Artículo 27.-</w:t>
+      </w:r>
+      <w:r>
+        <w:rPr>
+          <w:rFonts w:ascii="Arial Narrow" w:eastAsia="Arial Narrow" w:hAnsi="Arial Narrow" w:cs="Arial Narrow"/>
+          <w:sz w:val="16"/>
+          <w:szCs w:val="16"/>
+        </w:rPr>
+        <w:t xml:space="preserve"> De la Comisión de Protección al </w:t>
+      </w:r>
+      <w:proofErr w:type="gramStart"/>
+      <w:r>
+        <w:rPr>
+          <w:rFonts w:ascii="Arial Narrow" w:eastAsia="Arial Narrow" w:hAnsi="Arial Narrow" w:cs="Arial Narrow"/>
+          <w:sz w:val="16"/>
+          <w:szCs w:val="16"/>
+        </w:rPr>
+        <w:t>Consumidor.-</w:t>
+      </w:r>
+      <w:proofErr w:type="gramEnd"/>
+      <w:r>
+        <w:rPr>
+          <w:rFonts w:ascii="Arial Narrow" w:eastAsia="Arial Narrow" w:hAnsi="Arial Narrow" w:cs="Arial Narrow"/>
+          <w:sz w:val="16"/>
+          <w:szCs w:val="16"/>
+        </w:rPr>
+        <w:t xml:space="preserve"> </w:t>
       </w:r>
     </w:p>
     <w:p>
@@ -12923,39 +13013,11 @@
       <w:r>
         <w:rPr>
           <w:rFonts w:ascii="Arial Narrow" w:eastAsia="Arial Narrow" w:hAnsi="Arial Narrow" w:cs="Arial Narrow"/>
-          <w:b/>
-          <w:bCs/>
           <w:sz w:val="16"/>
           <w:szCs w:val="16"/>
         </w:rPr>
         <w:tab/>
-        <w:t>Artículo 27.-</w:t>
-      </w:r>
-      <w:r>
-        <w:rPr>
-          <w:rFonts w:ascii="Arial Narrow" w:eastAsia="Arial Narrow" w:hAnsi="Arial Narrow" w:cs="Arial Narrow"/>
-          <w:sz w:val="16"/>
-          <w:szCs w:val="16"/>
-        </w:rPr>
-        <w:t xml:space="preserve"> De la Comisión de Protección al </w:t>
-      </w:r>
-      <w:proofErr w:type="gramStart"/>
-      <w:r>
-        <w:rPr>
-          <w:rFonts w:ascii="Arial Narrow" w:eastAsia="Arial Narrow" w:hAnsi="Arial Narrow" w:cs="Arial Narrow"/>
-          <w:sz w:val="16"/>
-          <w:szCs w:val="16"/>
-        </w:rPr>
-        <w:t>Consumidor.-</w:t>
-      </w:r>
-      <w:proofErr w:type="gramEnd"/>
-      <w:r>
-        <w:rPr>
-          <w:rFonts w:ascii="Arial Narrow" w:eastAsia="Arial Narrow" w:hAnsi="Arial Narrow" w:cs="Arial Narrow"/>
-          <w:sz w:val="16"/>
-          <w:szCs w:val="16"/>
-        </w:rPr>
-        <w:t xml:space="preserve"> </w:t>
+        <w:t>Corresponde a la Comisión de Protección al Consumidor velar por el cumplimiento de la Ley de Protección al Consumidor y de las leyes que, en general, protegen a los consumidores de la falta de idoneidad de los bienes y servicios en función de la información brindada, de las omisiones de información y de la discriminación en el consumo, así como de aquellas que complementen o sustituyan a las anteriores.</w:t>
       </w:r>
     </w:p>
     <w:p>
@@ -12968,20 +13030,15 @@
         <w:jc w:val="both"/>
         <w:rPr>
           <w:rFonts w:ascii="Arial Narrow" w:eastAsia="Arial Narrow" w:hAnsi="Arial Narrow" w:cs="Arial Narrow"/>
-          <w:sz w:val="16"/>
-          <w:szCs w:val="16"/>
-        </w:rPr>
-      </w:pPr>
-      <w:r>
-        <w:rPr>
-          <w:rFonts w:ascii="Arial Narrow" w:eastAsia="Arial Narrow" w:hAnsi="Arial Narrow" w:cs="Arial Narrow"/>
-          <w:sz w:val="16"/>
-          <w:szCs w:val="16"/>
-        </w:rPr>
-        <w:tab/>
-        <w:t>Corresponde a la Comisión de Protección al Consumidor velar por el cumplimiento de la Ley de Protección al Consumidor y de las leyes que, en general, protegen a los consumidores de la falta de idoneidad de los bienes y servicios en función de la información brindada, de las omisiones de información y de la discriminación en el consumo, así como de aquellas que complementen o sustituyan a las anteriores.</w:t>
-      </w:r>
-    </w:p>
+          <w:b/>
+          <w:bCs/>
+          <w:sz w:val="16"/>
+          <w:szCs w:val="16"/>
+        </w:rPr>
+      </w:pPr>
+    </w:p>
+  </w:footnote>
+  <w:footnote w:id="3">
     <w:p>
       <w:pPr>
         <w:pStyle w:val="Textonotapie"/>
@@ -12998,9 +13055,150 @@
           <w:szCs w:val="16"/>
         </w:rPr>
       </w:pPr>
-    </w:p>
-  </w:footnote>
-  <w:footnote w:id="3">
+      <w:r>
+        <w:rPr>
+          <w:rStyle w:val="Refdenotaalpie"/>
+          <w:rFonts w:ascii="Arial Narrow" w:eastAsia="Arial Narrow" w:hAnsi="Arial Narrow" w:cs="Arial Narrow"/>
+          <w:sz w:val="16"/>
+          <w:szCs w:val="16"/>
+          <w:vertAlign w:val="superscript"/>
+        </w:rPr>
+        <w:footnoteRef/>
+      </w:r>
+      <w:r>
+        <w:rPr>
+          <w:rFonts w:ascii="Arial Narrow" w:eastAsia="Arial Narrow" w:hAnsi="Arial Narrow" w:cs="Arial Narrow"/>
+          <w:sz w:val="16"/>
+          <w:szCs w:val="16"/>
+        </w:rPr>
+        <w:tab/>
+        <w:t xml:space="preserve"/>
+      </w:r>
+      <w:r>
+        <w:rPr>
+          <w:rFonts w:ascii="Arial Narrow" w:eastAsia="Arial Narrow" w:hAnsi="Arial Narrow" w:cs="Arial Narrow"/>
+          <w:sz w:val="16"/>
+          <w:szCs w:val="16"/>
+        </w:rPr>
+        <w:tab/>
+      </w:r>
+      <w:r>
+        <w:rPr>
+          <w:rFonts w:ascii="Arial Narrow" w:eastAsia="Arial Narrow" w:hAnsi="Arial Narrow" w:cs="Arial Narrow"/>
+          <w:b/>
+          <w:bCs/>
+          <w:sz w:val="16"/>
+          <w:szCs w:val="16"/>
+        </w:rPr>
+        <w:t xml:space="preserve">LEY 29571, CÓDIGO DE PROTECCIÓN Y DEFENSA DEL CONSUMIDOR, publicado el 2 de setiembre de 2010 y modificado por Decreto Legislativo 1308 </w:t>
+      </w:r>
+    </w:p>
+    <w:p>
+      <w:pPr>
+        <w:pStyle w:val="Textonotapie"/>
+        <w:ind w:left="567" w:right="-1"/>
+        <w:jc w:val="both"/>
+        <w:rPr>
+          <w:rFonts w:ascii="Arial Narrow" w:eastAsia="Arial Narrow" w:hAnsi="Arial Narrow" w:cs="Arial Narrow"/>
+          <w:b/>
+          <w:bCs/>
+          <w:sz w:val="16"/>
+          <w:szCs w:val="16"/>
+        </w:rPr>
+      </w:pPr>
+      <w:r>
+        <w:rPr>
+          <w:rFonts w:ascii="Arial Narrow" w:eastAsia="Arial Narrow" w:hAnsi="Arial Narrow" w:cs="Arial Narrow"/>
+          <w:b/>
+          <w:bCs/>
+          <w:sz w:val="16"/>
+          <w:szCs w:val="16"/>
+        </w:rPr>
+        <w:t xml:space="preserve">Artículo 18.- Idoneidad </w:t>
+      </w:r>
+    </w:p>
+    <w:p>
+      <w:pPr>
+        <w:pStyle w:val="Textonotapie"/>
+        <w:ind w:left="567" w:right="-1"/>
+        <w:jc w:val="both"/>
+        <w:rPr>
+          <w:rFonts w:ascii="Arial Narrow" w:eastAsia="Arial Narrow" w:hAnsi="Arial Narrow" w:cs="Arial Narrow"/>
+          <w:sz w:val="16"/>
+          <w:szCs w:val="16"/>
+        </w:rPr>
+      </w:pPr>
+      <w:r>
+        <w:rPr>
+          <w:rFonts w:ascii="Arial Narrow" w:eastAsia="Arial Narrow" w:hAnsi="Arial Narrow" w:cs="Arial Narrow"/>
+          <w:sz w:val="16"/>
+          <w:szCs w:val="16"/>
+        </w:rPr>
+        <w:t xml:space="preserve">Se entiende por idoneidad la correspondencia entre lo que un consumidor espera y lo que efectivamente recibe, en función a lo que se le hubiera ofrecido, la publicidad e información transmitida, las condiciones y circunstancias de la transacción, las características y naturaleza del producto o servicio, el precio, entre otros factores, atendiendo a las circunstancias del caso. </w:t>
+      </w:r>
+    </w:p>
+    <w:p>
+      <w:pPr>
+        <w:pStyle w:val="Textonotapie"/>
+        <w:ind w:left="567" w:right="-1"/>
+        <w:jc w:val="both"/>
+        <w:rPr>
+          <w:rFonts w:ascii="Arial Narrow" w:eastAsia="Arial Narrow" w:hAnsi="Arial Narrow" w:cs="Arial Narrow"/>
+          <w:sz w:val="16"/>
+          <w:szCs w:val="16"/>
+        </w:rPr>
+      </w:pPr>
+      <w:r>
+        <w:rPr>
+          <w:rFonts w:ascii="Arial Narrow" w:eastAsia="Arial Narrow" w:hAnsi="Arial Narrow" w:cs="Arial Narrow"/>
+          <w:sz w:val="16"/>
+          <w:szCs w:val="16"/>
+        </w:rPr>
+        <w:t xml:space="preserve">La idoneidad es evaluada en función a la propia naturaleza del producto o servicio y a su aptitud para satisfacer la finalidad para la cual ha sido puesto en el mercado. Las autorizaciones por parte de los organismos del Estado para la fabricación de un producto o la prestación de un servicio, en los casos que sea necesario, no eximen de responsabilidad al proveedor frente al consumidor. </w:t>
+      </w:r>
+    </w:p>
+    <w:p>
+      <w:pPr>
+        <w:pStyle w:val="Textonotapie"/>
+        <w:ind w:left="567" w:right="-1"/>
+        <w:jc w:val="both"/>
+        <w:rPr>
+          <w:rFonts w:ascii="Arial Narrow" w:eastAsia="Arial Narrow" w:hAnsi="Arial Narrow" w:cs="Arial Narrow"/>
+          <w:sz w:val="16"/>
+          <w:szCs w:val="16"/>
+        </w:rPr>
+      </w:pPr>
+      <w:r>
+        <w:rPr>
+          <w:rFonts w:ascii="Arial Narrow" w:eastAsia="Arial Narrow" w:hAnsi="Arial Narrow" w:cs="Arial Narrow"/>
+          <w:b/>
+          <w:bCs/>
+          <w:sz w:val="16"/>
+          <w:szCs w:val="16"/>
+        </w:rPr>
+        <w:t xml:space="preserve">Artículo 19.- Obligación de los proveedores </w:t>
+      </w:r>
+    </w:p>
+    <w:p>
+      <w:pPr>
+        <w:pStyle w:val="Textonotapie"/>
+        <w:ind w:left="567" w:right="-1"/>
+        <w:jc w:val="both"/>
+        <w:rPr>
+          <w:rFonts w:ascii="Arial Narrow" w:eastAsia="Arial Narrow" w:hAnsi="Arial Narrow" w:cs="Arial Narrow"/>
+          <w:sz w:val="16"/>
+          <w:szCs w:val="16"/>
+        </w:rPr>
+      </w:pPr>
+      <w:r>
+        <w:rPr>
+          <w:rFonts w:ascii="Arial Narrow" w:eastAsia="Arial Narrow" w:hAnsi="Arial Narrow" w:cs="Arial Narrow"/>
+          <w:sz w:val="16"/>
+          <w:szCs w:val="16"/>
+        </w:rPr>
+        <w:t>El proveedor responde por la idoneidad y calidad de los productos y servicios ofrecidos; por la autenticidad de las marcas y leyendas que exhiben sus productos o del signo que respalda al prestador del servicio, por la falta de conformidad entre la publicidad comercial de los productos y servicios y estos, así como por el contenido y la vida útil del producto indicado en el envase, en lo que corresponda.</w:t>
+      </w:r>
+    </w:p>
     <w:p>
       <w:pPr>
         <w:pStyle w:val="Textonotapie"/>
@@ -13017,161 +13215,9 @@
           <w:szCs w:val="16"/>
         </w:rPr>
       </w:pPr>
-      <w:r>
-        <w:rPr>
-          <w:rStyle w:val="Refdenotaalpie"/>
-          <w:rFonts w:ascii="Arial Narrow" w:eastAsia="Arial Narrow" w:hAnsi="Arial Narrow" w:cs="Arial Narrow"/>
-          <w:sz w:val="16"/>
-          <w:szCs w:val="16"/>
-          <w:vertAlign w:val="superscript"/>
-        </w:rPr>
-        <w:footnoteRef/>
-      </w:r>
-      <w:r>
-        <w:rPr>
-          <w:rFonts w:ascii="Arial Narrow" w:eastAsia="Arial Narrow" w:hAnsi="Arial Narrow" w:cs="Arial Narrow"/>
-          <w:sz w:val="16"/>
-          <w:szCs w:val="16"/>
-        </w:rPr>
-        <w:t xml:space="preserve"> </w:t>
-      </w:r>
-      <w:r>
-        <w:rPr>
-          <w:rFonts w:ascii="Arial Narrow" w:eastAsia="Arial Narrow" w:hAnsi="Arial Narrow" w:cs="Arial Narrow"/>
-          <w:sz w:val="16"/>
-          <w:szCs w:val="16"/>
-        </w:rPr>
-        <w:tab/>
-      </w:r>
-      <w:r>
-        <w:rPr>
-          <w:rFonts w:ascii="Arial Narrow" w:eastAsia="Arial Narrow" w:hAnsi="Arial Narrow" w:cs="Arial Narrow"/>
-          <w:b/>
-          <w:bCs/>
-          <w:sz w:val="16"/>
-          <w:szCs w:val="16"/>
-        </w:rPr>
-        <w:t xml:space="preserve">LEY 29571, CÓDIGO DE PROTECCIÓN Y DEFENSA DEL CONSUMIDOR, publicado el 2 de setiembre de 2010 y modificado por Decreto Legislativo 1308 </w:t>
-      </w:r>
-    </w:p>
-    <w:p>
-      <w:pPr>
-        <w:pStyle w:val="Textonotapie"/>
-        <w:ind w:left="567" w:right="-1"/>
-        <w:jc w:val="both"/>
-        <w:rPr>
-          <w:rFonts w:ascii="Arial Narrow" w:eastAsia="Arial Narrow" w:hAnsi="Arial Narrow" w:cs="Arial Narrow"/>
-          <w:b/>
-          <w:bCs/>
-          <w:sz w:val="16"/>
-          <w:szCs w:val="16"/>
-        </w:rPr>
-      </w:pPr>
-      <w:r>
-        <w:rPr>
-          <w:rFonts w:ascii="Arial Narrow" w:eastAsia="Arial Narrow" w:hAnsi="Arial Narrow" w:cs="Arial Narrow"/>
-          <w:b/>
-          <w:bCs/>
-          <w:sz w:val="16"/>
-          <w:szCs w:val="16"/>
-        </w:rPr>
-        <w:t xml:space="preserve">Artículo 18.- Idoneidad </w:t>
-      </w:r>
-    </w:p>
-    <w:p>
-      <w:pPr>
-        <w:pStyle w:val="Textonotapie"/>
-        <w:ind w:left="567" w:right="-1"/>
-        <w:jc w:val="both"/>
-        <w:rPr>
-          <w:rFonts w:ascii="Arial Narrow" w:eastAsia="Arial Narrow" w:hAnsi="Arial Narrow" w:cs="Arial Narrow"/>
-          <w:sz w:val="16"/>
-          <w:szCs w:val="16"/>
-        </w:rPr>
-      </w:pPr>
-      <w:r>
-        <w:rPr>
-          <w:rFonts w:ascii="Arial Narrow" w:eastAsia="Arial Narrow" w:hAnsi="Arial Narrow" w:cs="Arial Narrow"/>
-          <w:sz w:val="16"/>
-          <w:szCs w:val="16"/>
-        </w:rPr>
-        <w:t xml:space="preserve">Se entiende por idoneidad la correspondencia entre lo que un consumidor espera y lo que efectivamente recibe, en función a lo que se le hubiera ofrecido, la publicidad e información transmitida, las condiciones y circunstancias de la transacción, las características y naturaleza del producto o servicio, el precio, entre otros factores, atendiendo a las circunstancias del caso. </w:t>
-      </w:r>
-    </w:p>
-    <w:p>
-      <w:pPr>
-        <w:pStyle w:val="Textonotapie"/>
-        <w:ind w:left="567" w:right="-1"/>
-        <w:jc w:val="both"/>
-        <w:rPr>
-          <w:rFonts w:ascii="Arial Narrow" w:eastAsia="Arial Narrow" w:hAnsi="Arial Narrow" w:cs="Arial Narrow"/>
-          <w:sz w:val="16"/>
-          <w:szCs w:val="16"/>
-        </w:rPr>
-      </w:pPr>
-      <w:r>
-        <w:rPr>
-          <w:rFonts w:ascii="Arial Narrow" w:eastAsia="Arial Narrow" w:hAnsi="Arial Narrow" w:cs="Arial Narrow"/>
-          <w:sz w:val="16"/>
-          <w:szCs w:val="16"/>
-        </w:rPr>
-        <w:t xml:space="preserve">La idoneidad es evaluada en función a la propia naturaleza del producto o servicio y a su aptitud para satisfacer la finalidad para la cual ha sido puesto en el mercado. Las autorizaciones por parte de los organismos del Estado para la fabricación de un producto o la prestación de un servicio, en los casos que sea necesario, no eximen de responsabilidad al proveedor frente al consumidor. </w:t>
-      </w:r>
-    </w:p>
-    <w:p>
-      <w:pPr>
-        <w:pStyle w:val="Textonotapie"/>
-        <w:ind w:left="567" w:right="-1"/>
-        <w:jc w:val="both"/>
-        <w:rPr>
-          <w:rFonts w:ascii="Arial Narrow" w:eastAsia="Arial Narrow" w:hAnsi="Arial Narrow" w:cs="Arial Narrow"/>
-          <w:sz w:val="16"/>
-          <w:szCs w:val="16"/>
-        </w:rPr>
-      </w:pPr>
-    </w:p>
-    <w:p>
-      <w:pPr>
-        <w:pStyle w:val="Textonotapie"/>
-        <w:ind w:left="567" w:right="-1"/>
-        <w:jc w:val="both"/>
-        <w:rPr>
-          <w:rFonts w:ascii="Arial Narrow" w:eastAsia="Arial Narrow" w:hAnsi="Arial Narrow" w:cs="Arial Narrow"/>
-          <w:sz w:val="16"/>
-          <w:szCs w:val="16"/>
-        </w:rPr>
-      </w:pPr>
-      <w:r>
-        <w:rPr>
-          <w:rFonts w:ascii="Arial Narrow" w:eastAsia="Arial Narrow" w:hAnsi="Arial Narrow" w:cs="Arial Narrow"/>
-          <w:b/>
-          <w:bCs/>
-          <w:sz w:val="16"/>
-          <w:szCs w:val="16"/>
-        </w:rPr>
-        <w:t xml:space="preserve">Artículo 19.- Obligación de los proveedores </w:t>
-      </w:r>
-    </w:p>
-    <w:p>
-      <w:pPr>
-        <w:pStyle w:val="Textonotapie"/>
-        <w:ind w:left="567" w:right="-1"/>
-        <w:jc w:val="both"/>
-        <w:rPr>
-          <w:rFonts w:ascii="Arial Narrow" w:eastAsia="Arial Narrow" w:hAnsi="Arial Narrow" w:cs="Arial Narrow"/>
-          <w:sz w:val="16"/>
-          <w:szCs w:val="16"/>
-        </w:rPr>
-      </w:pPr>
-      <w:r>
-        <w:rPr>
-          <w:rFonts w:ascii="Arial Narrow" w:eastAsia="Arial Narrow" w:hAnsi="Arial Narrow" w:cs="Arial Narrow"/>
-          <w:sz w:val="16"/>
-          <w:szCs w:val="16"/>
-        </w:rPr>
-        <w:t>El proveedor responde por la idoneidad y calidad de los productos y servicios ofrecidos; por la autenticidad de las marcas y leyendas que exhiben sus productos o del signo que respalda al prestador del servicio, por la falta de conformidad entre la publicidad comercial de los productos y servicios y estos, así como por el contenido y la vida útil del producto indicado en el envase, en lo que corresponda.</w:t>
-      </w:r>
-    </w:p>
+    </w:p>
+  </w:footnote>
+  <w:footnote w:id="4">
     <w:p>
       <w:pPr>
         <w:pStyle w:val="Textonotapie"/>
@@ -13188,9 +13234,129 @@
           <w:szCs w:val="16"/>
         </w:rPr>
       </w:pPr>
-    </w:p>
-  </w:footnote>
-  <w:footnote w:id="4">
+      <w:r>
+        <w:rPr>
+          <w:rStyle w:val="Refdenotaalpie"/>
+          <w:rFonts w:ascii="Arial Narrow" w:eastAsia="Arial Narrow" w:hAnsi="Arial Narrow" w:cs="Arial Narrow"/>
+          <w:sz w:val="16"/>
+          <w:szCs w:val="16"/>
+          <w:vertAlign w:val="superscript"/>
+        </w:rPr>
+        <w:footnoteRef/>
+      </w:r>
+      <w:r>
+        <w:rPr>
+          <w:rFonts w:ascii="Arial Narrow" w:eastAsia="Arial Narrow" w:hAnsi="Arial Narrow" w:cs="Arial Narrow"/>
+          <w:sz w:val="16"/>
+          <w:szCs w:val="16"/>
+        </w:rPr>
+        <w:tab/>
+        <w:t xml:space="preserve"/>
+      </w:r>
+      <w:r>
+        <w:rPr>
+          <w:rFonts w:ascii="Arial Narrow" w:eastAsia="Arial Narrow" w:hAnsi="Arial Narrow" w:cs="Arial Narrow"/>
+          <w:sz w:val="16"/>
+          <w:szCs w:val="16"/>
+        </w:rPr>
+        <w:tab/>
+      </w:r>
+      <w:r>
+        <w:rPr>
+          <w:rFonts w:ascii="Arial Narrow" w:eastAsia="Arial Narrow" w:hAnsi="Arial Narrow" w:cs="Arial Narrow"/>
+          <w:b/>
+          <w:bCs/>
+          <w:sz w:val="16"/>
+          <w:szCs w:val="16"/>
+        </w:rPr>
+        <w:t xml:space="preserve">LEY 29571, CÓDIGO DE PROTECCIÓN Y DEFENSA DEL CONSUMIDOR, publicado el 2 de setiembre de 2010 y modificado por Decreto Legislativo 1308 </w:t>
+      </w:r>
+    </w:p>
+    <w:p>
+      <w:pPr>
+        <w:pStyle w:val="Textonotapie"/>
+        <w:tabs>
+          <w:tab w:val="left" w:pos="567"/>
+        </w:tabs>
+        <w:jc w:val="both"/>
+        <w:rPr>
+          <w:rFonts w:ascii="Arial Narrow" w:eastAsia="Arial Narrow" w:hAnsi="Arial Narrow" w:cs="Arial Narrow"/>
+          <w:sz w:val="16"/>
+          <w:szCs w:val="16"/>
+        </w:rPr>
+      </w:pPr>
+      <w:r>
+        <w:rPr>
+          <w:rFonts w:ascii="Arial Narrow" w:eastAsia="Arial Narrow" w:hAnsi="Arial Narrow" w:cs="Arial Narrow"/>
+          <w:b/>
+          <w:bCs/>
+          <w:sz w:val="16"/>
+          <w:szCs w:val="16"/>
+        </w:rPr>
+        <w:tab/>
+        <w:t>Artículo 56.- Métodos comerciales coercitivos</w:t>
+      </w:r>
+    </w:p>
+    <w:p>
+      <w:pPr>
+        <w:pStyle w:val="Textonotapie"/>
+        <w:ind w:left="567"/>
+        <w:jc w:val="both"/>
+        <w:rPr>
+          <w:rFonts w:ascii="Arial Narrow" w:eastAsia="Arial Narrow" w:hAnsi="Arial Narrow" w:cs="Arial Narrow"/>
+          <w:sz w:val="16"/>
+          <w:szCs w:val="16"/>
+        </w:rPr>
+      </w:pPr>
+      <w:r>
+        <w:rPr>
+          <w:rFonts w:ascii="Arial Narrow" w:eastAsia="Arial Narrow" w:hAnsi="Arial Narrow" w:cs="Arial Narrow"/>
+          <w:sz w:val="16"/>
+          <w:szCs w:val="16"/>
+        </w:rPr>
+        <w:t>56.1 De manera enunciativa y no limitativa, el derecho de todo consumidor a la protección contra los métodos comerciales coercitivos implica que los proveedores no pueden:</w:t>
+      </w:r>
+    </w:p>
+    <w:p>
+      <w:pPr>
+        <w:pStyle w:val="Textonotapie"/>
+        <w:ind w:left="567"/>
+        <w:jc w:val="both"/>
+        <w:rPr>
+          <w:rFonts w:ascii="Arial Narrow" w:eastAsia="Arial Narrow" w:hAnsi="Arial Narrow" w:cs="Arial Narrow"/>
+          <w:sz w:val="16"/>
+          <w:szCs w:val="16"/>
+        </w:rPr>
+      </w:pPr>
+      <w:r>
+        <w:rPr>
+          <w:rFonts w:ascii="Arial Narrow" w:eastAsia="Arial Narrow" w:hAnsi="Arial Narrow" w:cs="Arial Narrow"/>
+          <w:sz w:val="16"/>
+          <w:szCs w:val="16"/>
+        </w:rPr>
+        <w:t>(…)</w:t>
+      </w:r>
+    </w:p>
+    <w:p>
+      <w:pPr>
+        <w:pStyle w:val="Textonotapie"/>
+        <w:ind w:left="567"/>
+        <w:jc w:val="both"/>
+        <w:rPr>
+          <w:rFonts w:ascii="Arial Narrow" w:eastAsia="Arial Narrow" w:hAnsi="Arial Narrow" w:cs="Arial Narrow"/>
+          <w:sz w:val="16"/>
+          <w:szCs w:val="16"/>
+        </w:rPr>
+      </w:pPr>
+      <w:r>
+        <w:rPr>
+          <w:rFonts w:ascii="Arial Narrow" w:eastAsia="Arial Narrow" w:hAnsi="Arial Narrow" w:cs="Arial Narrow"/>
+          <w:sz w:val="16"/>
+          <w:szCs w:val="16"/>
+        </w:rPr>
+        <w:t>g. Exigir al consumidor la presentación de documentación innecesaria para la prestación del servicio que contrate o la entrega del producto adquirido, pudiendo, en todo caso, exigirse solo la documentación necesaria, razonable y pertinente de acuerdo con la etapa en la que se encuentre la prestación del producto o ejecución del servicio.</w:t>
+      </w:r>
+    </w:p>
     <w:p>
       <w:pPr>
         <w:pStyle w:val="Textonotapie"/>
@@ -13207,128 +13373,9 @@
           <w:szCs w:val="16"/>
         </w:rPr>
       </w:pPr>
-      <w:r>
-        <w:rPr>
-          <w:rStyle w:val="Refdenotaalpie"/>
-          <w:rFonts w:ascii="Arial Narrow" w:eastAsia="Arial Narrow" w:hAnsi="Arial Narrow" w:cs="Arial Narrow"/>
-          <w:sz w:val="16"/>
-          <w:szCs w:val="16"/>
-          <w:vertAlign w:val="superscript"/>
-        </w:rPr>
-        <w:footnoteRef/>
-      </w:r>
-      <w:r>
-        <w:rPr>
-          <w:rFonts w:ascii="Arial Narrow" w:eastAsia="Arial Narrow" w:hAnsi="Arial Narrow" w:cs="Arial Narrow"/>
-          <w:sz w:val="16"/>
-          <w:szCs w:val="16"/>
-        </w:rPr>
-        <w:t xml:space="preserve"> </w:t>
-      </w:r>
-      <w:r>
-        <w:rPr>
-          <w:rFonts w:ascii="Arial Narrow" w:eastAsia="Arial Narrow" w:hAnsi="Arial Narrow" w:cs="Arial Narrow"/>
-          <w:sz w:val="16"/>
-          <w:szCs w:val="16"/>
-        </w:rPr>
-        <w:tab/>
-      </w:r>
-      <w:r>
-        <w:rPr>
-          <w:rFonts w:ascii="Arial Narrow" w:eastAsia="Arial Narrow" w:hAnsi="Arial Narrow" w:cs="Arial Narrow"/>
-          <w:b/>
-          <w:bCs/>
-          <w:sz w:val="16"/>
-          <w:szCs w:val="16"/>
-        </w:rPr>
-        <w:t xml:space="preserve">LEY 29571, CÓDIGO DE PROTECCIÓN Y DEFENSA DEL CONSUMIDOR, publicado el 2 de setiembre de 2010 y modificado por Decreto Legislativo 1308 </w:t>
-      </w:r>
-    </w:p>
-    <w:p>
-      <w:pPr>
-        <w:pStyle w:val="Textonotapie"/>
-        <w:tabs>
-          <w:tab w:val="left" w:pos="567"/>
-        </w:tabs>
-        <w:jc w:val="both"/>
-        <w:rPr>
-          <w:rFonts w:ascii="Arial Narrow" w:eastAsia="Arial Narrow" w:hAnsi="Arial Narrow" w:cs="Arial Narrow"/>
-          <w:sz w:val="16"/>
-          <w:szCs w:val="16"/>
-        </w:rPr>
-      </w:pPr>
-      <w:r>
-        <w:rPr>
-          <w:rFonts w:ascii="Arial Narrow" w:eastAsia="Arial Narrow" w:hAnsi="Arial Narrow" w:cs="Arial Narrow"/>
-          <w:b/>
-          <w:bCs/>
-          <w:sz w:val="16"/>
-          <w:szCs w:val="16"/>
-        </w:rPr>
-        <w:tab/>
-        <w:t>Artículo 56.- Métodos comerciales coercitivos</w:t>
-      </w:r>
-    </w:p>
-    <w:p>
-      <w:pPr>
-        <w:pStyle w:val="Textonotapie"/>
-        <w:ind w:left="567"/>
-        <w:jc w:val="both"/>
-        <w:rPr>
-          <w:rFonts w:ascii="Arial Narrow" w:eastAsia="Arial Narrow" w:hAnsi="Arial Narrow" w:cs="Arial Narrow"/>
-          <w:sz w:val="16"/>
-          <w:szCs w:val="16"/>
-        </w:rPr>
-      </w:pPr>
-      <w:r>
-        <w:rPr>
-          <w:rFonts w:ascii="Arial Narrow" w:eastAsia="Arial Narrow" w:hAnsi="Arial Narrow" w:cs="Arial Narrow"/>
-          <w:sz w:val="16"/>
-          <w:szCs w:val="16"/>
-        </w:rPr>
-        <w:t>56.1 De manera enunciativa y no limitativa, el derecho de todo consumidor a la protección contra los métodos comerciales coercitivos implica que los proveedores no pueden:</w:t>
-      </w:r>
-    </w:p>
-    <w:p>
-      <w:pPr>
-        <w:pStyle w:val="Textonotapie"/>
-        <w:ind w:left="567"/>
-        <w:jc w:val="both"/>
-        <w:rPr>
-          <w:rFonts w:ascii="Arial Narrow" w:eastAsia="Arial Narrow" w:hAnsi="Arial Narrow" w:cs="Arial Narrow"/>
-          <w:sz w:val="16"/>
-          <w:szCs w:val="16"/>
-        </w:rPr>
-      </w:pPr>
-      <w:r>
-        <w:rPr>
-          <w:rFonts w:ascii="Arial Narrow" w:eastAsia="Arial Narrow" w:hAnsi="Arial Narrow" w:cs="Arial Narrow"/>
-          <w:sz w:val="16"/>
-          <w:szCs w:val="16"/>
-        </w:rPr>
-        <w:t>(…)</w:t>
-      </w:r>
-    </w:p>
-    <w:p>
-      <w:pPr>
-        <w:pStyle w:val="Textonotapie"/>
-        <w:ind w:left="567"/>
-        <w:jc w:val="both"/>
-        <w:rPr>
-          <w:rFonts w:ascii="Arial Narrow" w:eastAsia="Arial Narrow" w:hAnsi="Arial Narrow" w:cs="Arial Narrow"/>
-          <w:sz w:val="16"/>
-          <w:szCs w:val="16"/>
-        </w:rPr>
-      </w:pPr>
-      <w:r>
-        <w:rPr>
-          <w:rFonts w:ascii="Arial Narrow" w:eastAsia="Arial Narrow" w:hAnsi="Arial Narrow" w:cs="Arial Narrow"/>
-          <w:sz w:val="16"/>
-          <w:szCs w:val="16"/>
-        </w:rPr>
-        <w:t>g. Exigir al consumidor la presentación de documentación innecesaria para la prestación del servicio que contrate o la entrega del producto adquirido, pudiendo, en todo caso, exigirse solo la documentación necesaria, razonable y pertinente de acuerdo con la etapa en la que se encuentre la prestación del producto o ejecución del servicio.</w:t>
-      </w:r>
-    </w:p>
+    </w:p>
+  </w:footnote>
+  <w:footnote w:id="5">
     <w:p>
       <w:pPr>
         <w:pStyle w:val="Textonotapie"/>
@@ -13345,9 +13392,122 @@
           <w:szCs w:val="16"/>
         </w:rPr>
       </w:pPr>
-    </w:p>
-  </w:footnote>
-  <w:footnote w:id="5">
+      <w:r>
+        <w:rPr>
+          <w:rStyle w:val="Refdenotaalpie"/>
+          <w:rFonts w:ascii="Arial Narrow" w:eastAsia="Arial Narrow" w:hAnsi="Arial Narrow" w:cs="Arial Narrow"/>
+          <w:sz w:val="16"/>
+          <w:szCs w:val="16"/>
+          <w:vertAlign w:val="superscript"/>
+        </w:rPr>
+        <w:footnoteRef/>
+      </w:r>
+      <w:r>
+        <w:rPr>
+          <w:rFonts w:ascii="Arial Narrow" w:eastAsia="Arial Narrow" w:hAnsi="Arial Narrow" w:cs="Arial Narrow"/>
+          <w:sz w:val="16"/>
+          <w:szCs w:val="16"/>
+        </w:rPr>
+        <w:tab/>
+        <w:t xml:space="preserve"/>
+      </w:r>
+      <w:r>
+        <w:rPr>
+          <w:rFonts w:ascii="Arial Narrow" w:eastAsia="Arial Narrow" w:hAnsi="Arial Narrow" w:cs="Arial Narrow"/>
+          <w:sz w:val="16"/>
+          <w:szCs w:val="16"/>
+        </w:rPr>
+        <w:tab/>
+      </w:r>
+      <w:r>
+        <w:rPr>
+          <w:rFonts w:ascii="Arial Narrow" w:eastAsia="Arial Narrow" w:hAnsi="Arial Narrow" w:cs="Arial Narrow"/>
+          <w:b/>
+          <w:bCs/>
+          <w:sz w:val="16"/>
+          <w:szCs w:val="16"/>
+        </w:rPr>
+        <w:t xml:space="preserve">LEY 29571, CÓDIGO DE PROTECCIÓN Y DEFENSA DEL CONSUMIDOR, publicado el 2 de setiembre de 2010 y modificado por Decreto Legislativo 1308 </w:t>
+      </w:r>
+    </w:p>
+    <w:p>
+      <w:pPr>
+        <w:pStyle w:val="Textonotapie"/>
+        <w:ind w:firstLine="567"/>
+        <w:jc w:val="both"/>
+        <w:rPr>
+          <w:rFonts w:ascii="Arial Narrow" w:eastAsia="Arial Narrow" w:hAnsi="Arial Narrow" w:cs="Arial Narrow"/>
+          <w:b/>
+          <w:bCs/>
+          <w:sz w:val="16"/>
+          <w:szCs w:val="16"/>
+        </w:rPr>
+      </w:pPr>
+      <w:r>
+        <w:rPr>
+          <w:rFonts w:ascii="Arial Narrow" w:eastAsia="Arial Narrow" w:hAnsi="Arial Narrow" w:cs="Arial Narrow"/>
+          <w:b/>
+          <w:bCs/>
+          <w:sz w:val="16"/>
+          <w:szCs w:val="16"/>
+        </w:rPr>
+        <w:t>Artículo 1.- Derechos de los consumidores</w:t>
+      </w:r>
+    </w:p>
+    <w:p>
+      <w:pPr>
+        <w:pStyle w:val="Textonotapie"/>
+        <w:tabs>
+          <w:tab w:val="left" w:pos="567"/>
+        </w:tabs>
+        <w:jc w:val="both"/>
+        <w:rPr>
+          <w:rFonts w:ascii="Arial Narrow" w:eastAsia="Arial Narrow" w:hAnsi="Arial Narrow" w:cs="Arial Narrow"/>
+          <w:sz w:val="16"/>
+          <w:szCs w:val="16"/>
+        </w:rPr>
+      </w:pPr>
+      <w:r>
+        <w:rPr>
+          <w:rFonts w:ascii="Arial Narrow" w:eastAsia="Arial Narrow" w:hAnsi="Arial Narrow" w:cs="Arial Narrow"/>
+          <w:sz w:val="16"/>
+          <w:szCs w:val="16"/>
+        </w:rPr>
+        <w:tab/>
+        <w:t>1.1 (…)</w:t>
+      </w:r>
+    </w:p>
+    <w:p>
+      <w:pPr>
+        <w:pStyle w:val="Textonotapie"/>
+        <w:tabs>
+          <w:tab w:val="left" w:pos="567"/>
+        </w:tabs>
+        <w:ind w:left="570"/>
+        <w:jc w:val="both"/>
+        <w:rPr>
+          <w:rFonts w:ascii="Arial Narrow" w:eastAsia="Arial Narrow" w:hAnsi="Arial Narrow" w:cs="Arial Narrow"/>
+          <w:sz w:val="16"/>
+          <w:szCs w:val="16"/>
+        </w:rPr>
+      </w:pPr>
+      <w:r>
+        <w:rPr>
+          <w:rFonts w:ascii="Arial Narrow" w:eastAsia="Arial Narrow" w:hAnsi="Arial Narrow" w:cs="Arial Narrow"/>
+          <w:sz w:val="16"/>
+          <w:szCs w:val="16"/>
+        </w:rPr>
+        <w:t xml:space="preserve">b. </w:t>
+      </w:r>
+      <w:r>
+        <w:rPr>
+          <w:rFonts w:ascii="Arial Narrow" w:eastAsia="Arial Narrow" w:hAnsi="Arial Narrow" w:cs="Arial Narrow"/>
+          <w:sz w:val="16"/>
+          <w:szCs w:val="16"/>
+        </w:rPr>
+        <w:t xml:space="preserve">Derecho a acceder a información oportuna, suficiente, veraz y fácilmente accesible, relevante para tomar una decisión o realizar una elección de consumo que se ajuste a sus intereses, así como para efectuar un uso o consumo adecuado de los productos o servicios. </w:t>
+      </w:r>
+    </w:p>
     <w:p>
       <w:pPr>
         <w:pStyle w:val="Textonotapie"/>
@@ -13358,6 +13518,27 @@
         <w:jc w:val="both"/>
         <w:rPr>
           <w:rFonts w:ascii="Arial Narrow" w:eastAsia="Arial Narrow" w:hAnsi="Arial Narrow" w:cs="Arial Narrow"/>
+          <w:sz w:val="16"/>
+          <w:szCs w:val="16"/>
+        </w:rPr>
+      </w:pPr>
+      <w:r>
+        <w:rPr>
+          <w:rFonts w:ascii="Arial Narrow" w:eastAsia="Arial Narrow" w:hAnsi="Arial Narrow" w:cs="Arial Narrow"/>
+          <w:sz w:val="16"/>
+          <w:szCs w:val="16"/>
+        </w:rPr>
+        <w:tab/>
+        <w:t>(…).</w:t>
+      </w:r>
+    </w:p>
+    <w:p>
+      <w:pPr>
+        <w:pStyle w:val="Textonotapie"/>
+        <w:ind w:firstLine="567"/>
+        <w:jc w:val="both"/>
+        <w:rPr>
+          <w:rFonts w:ascii="Arial Narrow" w:eastAsia="Arial Narrow" w:hAnsi="Arial Narrow" w:cs="Arial Narrow"/>
           <w:b/>
           <w:bCs/>
           <w:sz w:val="16"/>
@@ -13366,63 +13547,13 @@
       </w:pPr>
       <w:r>
         <w:rPr>
-          <w:rStyle w:val="Refdenotaalpie"/>
-          <w:rFonts w:ascii="Arial Narrow" w:eastAsia="Arial Narrow" w:hAnsi="Arial Narrow" w:cs="Arial Narrow"/>
-          <w:sz w:val="16"/>
-          <w:szCs w:val="16"/>
-          <w:vertAlign w:val="superscript"/>
-        </w:rPr>
-        <w:footnoteRef/>
-      </w:r>
-      <w:r>
-        <w:rPr>
-          <w:rFonts w:ascii="Arial Narrow" w:eastAsia="Arial Narrow" w:hAnsi="Arial Narrow" w:cs="Arial Narrow"/>
-          <w:sz w:val="16"/>
-          <w:szCs w:val="16"/>
-        </w:rPr>
-        <w:t xml:space="preserve"> </w:t>
-      </w:r>
-      <w:r>
-        <w:rPr>
-          <w:rFonts w:ascii="Arial Narrow" w:eastAsia="Arial Narrow" w:hAnsi="Arial Narrow" w:cs="Arial Narrow"/>
-          <w:sz w:val="16"/>
-          <w:szCs w:val="16"/>
-        </w:rPr>
-        <w:tab/>
-      </w:r>
-      <w:r>
-        <w:rPr>
           <w:rFonts w:ascii="Arial Narrow" w:eastAsia="Arial Narrow" w:hAnsi="Arial Narrow" w:cs="Arial Narrow"/>
           <w:b/>
           <w:bCs/>
           <w:sz w:val="16"/>
           <w:szCs w:val="16"/>
         </w:rPr>
-        <w:t xml:space="preserve">LEY 29571, CÓDIGO DE PROTECCIÓN Y DEFENSA DEL CONSUMIDOR, publicado el 2 de setiembre de 2010 y modificado por Decreto Legislativo 1308 </w:t>
-      </w:r>
-    </w:p>
-    <w:p>
-      <w:pPr>
-        <w:pStyle w:val="Textonotapie"/>
-        <w:ind w:firstLine="567"/>
-        <w:jc w:val="both"/>
-        <w:rPr>
-          <w:rFonts w:ascii="Arial Narrow" w:eastAsia="Arial Narrow" w:hAnsi="Arial Narrow" w:cs="Arial Narrow"/>
-          <w:b/>
-          <w:bCs/>
-          <w:sz w:val="16"/>
-          <w:szCs w:val="16"/>
-        </w:rPr>
-      </w:pPr>
-      <w:r>
-        <w:rPr>
-          <w:rFonts w:ascii="Arial Narrow" w:eastAsia="Arial Narrow" w:hAnsi="Arial Narrow" w:cs="Arial Narrow"/>
-          <w:b/>
-          <w:bCs/>
-          <w:sz w:val="16"/>
-          <w:szCs w:val="16"/>
-        </w:rPr>
-        <w:t>Artículo 1.- Derechos de los consumidores</w:t>
+        <w:t>Artículo 2.- Información relevante</w:t>
       </w:r>
     </w:p>
     <w:p>
@@ -13431,21 +13562,21 @@
         <w:tabs>
           <w:tab w:val="left" w:pos="567"/>
         </w:tabs>
-        <w:jc w:val="both"/>
-        <w:rPr>
-          <w:rFonts w:ascii="Arial Narrow" w:eastAsia="Arial Narrow" w:hAnsi="Arial Narrow" w:cs="Arial Narrow"/>
-          <w:sz w:val="16"/>
-          <w:szCs w:val="16"/>
-        </w:rPr>
-      </w:pPr>
-      <w:r>
-        <w:rPr>
-          <w:rFonts w:ascii="Arial Narrow" w:eastAsia="Arial Narrow" w:hAnsi="Arial Narrow" w:cs="Arial Narrow"/>
-          <w:sz w:val="16"/>
-          <w:szCs w:val="16"/>
-        </w:rPr>
-        <w:tab/>
-        <w:t>1.1 (…)</w:t>
+        <w:ind w:left="567"/>
+        <w:jc w:val="both"/>
+        <w:rPr>
+          <w:rFonts w:ascii="Arial Narrow" w:eastAsia="Arial Narrow" w:hAnsi="Arial Narrow" w:cs="Arial Narrow"/>
+          <w:sz w:val="16"/>
+          <w:szCs w:val="16"/>
+        </w:rPr>
+      </w:pPr>
+      <w:r>
+        <w:rPr>
+          <w:rFonts w:ascii="Arial Narrow" w:eastAsia="Arial Narrow" w:hAnsi="Arial Narrow" w:cs="Arial Narrow"/>
+          <w:sz w:val="16"/>
+          <w:szCs w:val="16"/>
+        </w:rPr>
+        <w:t xml:space="preserve">2.1 El proveedor tiene la obligación de ofrecer al consumidor toda la información relevante para tomar una decisión o realizar una elección adecuada de consumo, así como para efectuar un uso o consumo adecuado de los productos o servicios. </w:t>
       </w:r>
     </w:p>
     <w:p>
@@ -13454,29 +13585,75 @@
         <w:tabs>
           <w:tab w:val="left" w:pos="567"/>
         </w:tabs>
-        <w:ind w:left="570"/>
-        <w:jc w:val="both"/>
-        <w:rPr>
-          <w:rFonts w:ascii="Arial Narrow" w:eastAsia="Arial Narrow" w:hAnsi="Arial Narrow" w:cs="Arial Narrow"/>
-          <w:sz w:val="16"/>
-          <w:szCs w:val="16"/>
-        </w:rPr>
-      </w:pPr>
-      <w:r>
-        <w:rPr>
-          <w:rFonts w:ascii="Arial Narrow" w:eastAsia="Arial Narrow" w:hAnsi="Arial Narrow" w:cs="Arial Narrow"/>
-          <w:sz w:val="16"/>
-          <w:szCs w:val="16"/>
-        </w:rPr>
-        <w:t xml:space="preserve">b. </w:t>
-      </w:r>
-      <w:r>
-        <w:rPr>
-          <w:rFonts w:ascii="Arial Narrow" w:eastAsia="Arial Narrow" w:hAnsi="Arial Narrow" w:cs="Arial Narrow"/>
-          <w:sz w:val="16"/>
-          <w:szCs w:val="16"/>
-        </w:rPr>
-        <w:t xml:space="preserve">Derecho a acceder a información oportuna, suficiente, veraz y fácilmente accesible, relevante para tomar una decisión o realizar una elección de consumo que se ajuste a sus intereses, así como para efectuar un uso o consumo adecuado de los productos o servicios. </w:t>
+        <w:ind w:left="567"/>
+        <w:jc w:val="both"/>
+        <w:rPr>
+          <w:rFonts w:ascii="Arial Narrow" w:eastAsia="Arial Narrow" w:hAnsi="Arial Narrow" w:cs="Arial Narrow"/>
+          <w:sz w:val="16"/>
+          <w:szCs w:val="16"/>
+        </w:rPr>
+      </w:pPr>
+      <w:r>
+        <w:rPr>
+          <w:rFonts w:ascii="Arial Narrow" w:eastAsia="Arial Narrow" w:hAnsi="Arial Narrow" w:cs="Arial Narrow"/>
+          <w:sz w:val="16"/>
+          <w:szCs w:val="16"/>
+        </w:rPr>
+        <w:t xml:space="preserve">2.2 La información debe ser veraz, suficiente, de fácil comprensión, apropiada, oportuna y fácilmente accesible, debiendo ser brindada en idioma castellano. </w:t>
+      </w:r>
+    </w:p>
+    <w:p>
+      <w:pPr>
+        <w:pStyle w:val="Textonotapie"/>
+        <w:tabs>
+          <w:tab w:val="left" w:pos="567"/>
+        </w:tabs>
+        <w:ind w:left="567"/>
+        <w:jc w:val="both"/>
+        <w:rPr>
+          <w:rFonts w:ascii="Arial Narrow" w:eastAsia="Arial Narrow" w:hAnsi="Arial Narrow" w:cs="Arial Narrow"/>
+          <w:sz w:val="16"/>
+          <w:szCs w:val="16"/>
+        </w:rPr>
+      </w:pPr>
+      <w:r>
+        <w:rPr>
+          <w:rFonts w:ascii="Arial Narrow" w:eastAsia="Arial Narrow" w:hAnsi="Arial Narrow" w:cs="Arial Narrow"/>
+          <w:sz w:val="16"/>
+          <w:szCs w:val="16"/>
+        </w:rPr>
+        <w:t xml:space="preserve">2.3 Sin perjuicio de las exigencias concretas de las normas sectoriales correspondientes, para analizar la información relevante se tiene en consideración a toda aquella sin la cual no se hubiera adoptado la decisión de consumo o se hubiera efectuado en términos substancialmente distintos. Para ello se debe examinar si la información omitida desnaturaliza las condiciones en que se realizó la oferta al consumidor. </w:t>
+      </w:r>
+    </w:p>
+    <w:p>
+      <w:pPr>
+        <w:pStyle w:val="Textonotapie"/>
+        <w:tabs>
+          <w:tab w:val="left" w:pos="567"/>
+        </w:tabs>
+        <w:ind w:left="567"/>
+        <w:jc w:val="both"/>
+        <w:rPr>
+          <w:rFonts w:ascii="Arial Narrow" w:eastAsia="Arial Narrow" w:hAnsi="Arial Narrow" w:cs="Arial Narrow"/>
+          <w:sz w:val="16"/>
+          <w:szCs w:val="16"/>
+        </w:rPr>
+      </w:pPr>
+      <w:r>
+        <w:rPr>
+          <w:rFonts w:ascii="Arial Narrow" w:eastAsia="Arial Narrow" w:hAnsi="Arial Narrow" w:cs="Arial Narrow"/>
+          <w:sz w:val="16"/>
+          <w:szCs w:val="16"/>
+        </w:rPr>
+        <w:t>2.4 Al evaluarse la información, deben considerarse los problemas de confusión que generarían al consumidor el suministro de información excesiva o sumamente compleja, atendiendo a la naturaleza del producto adquirido o al servicio contratado</w:t>
+      </w:r>
+      <w:r>
+        <w:rPr>
+          <w:rFonts w:ascii="Arial Narrow" w:eastAsia="Arial Narrow" w:hAnsi="Arial Narrow" w:cs="Arial Narrow"/>
+          <w:sz w:val="16"/>
+          <w:szCs w:val="16"/>
+        </w:rPr>
+        <w:t xml:space="preserve">. </w:t>
       </w:r>
     </w:p>
     <w:p>
@@ -13489,20 +13666,15 @@
         <w:jc w:val="both"/>
         <w:rPr>
           <w:rFonts w:ascii="Arial Narrow" w:eastAsia="Arial Narrow" w:hAnsi="Arial Narrow" w:cs="Arial Narrow"/>
-          <w:sz w:val="16"/>
-          <w:szCs w:val="16"/>
-        </w:rPr>
-      </w:pPr>
-      <w:r>
-        <w:rPr>
-          <w:rFonts w:ascii="Arial Narrow" w:eastAsia="Arial Narrow" w:hAnsi="Arial Narrow" w:cs="Arial Narrow"/>
-          <w:sz w:val="16"/>
-          <w:szCs w:val="16"/>
-        </w:rPr>
-        <w:tab/>
-        <w:t>(…).</w:t>
-      </w:r>
-    </w:p>
+          <w:b/>
+          <w:bCs/>
+          <w:sz w:val="16"/>
+          <w:szCs w:val="16"/>
+        </w:rPr>
+      </w:pPr>
+    </w:p>
+  </w:footnote>
+  <w:footnote w:id="6">
     <w:p>
       <w:pPr>
         <w:pStyle w:val="Textonotapie"/>
@@ -13519,12 +13691,34 @@
           <w:szCs w:val="16"/>
         </w:rPr>
       </w:pPr>
-    </w:p>
-    <w:p>
-      <w:pPr>
-        <w:pStyle w:val="Textonotapie"/>
-        <w:ind w:firstLine="567"/>
-        <w:jc w:val="both"/>
+      <w:r>
+        <w:rPr>
+          <w:rStyle w:val="Refdenotaalpie"/>
+          <w:rFonts w:ascii="Arial Narrow" w:eastAsia="Arial Narrow" w:hAnsi="Arial Narrow" w:cs="Arial Narrow"/>
+          <w:sz w:val="16"/>
+          <w:szCs w:val="16"/>
+          <w:vertAlign w:val="superscript"/>
+        </w:rPr>
+        <w:footnoteRef/>
+      </w:r>
+      <w:r>
+        <w:rPr>
+          <w:rFonts w:ascii="Arial Narrow" w:eastAsia="Arial Narrow" w:hAnsi="Arial Narrow" w:cs="Arial Narrow"/>
+          <w:sz w:val="16"/>
+          <w:szCs w:val="16"/>
+        </w:rPr>
+        <w:tab/>
+        <w:t xml:space="preserve"/>
+      </w:r>
+      <w:r>
+        <w:rPr>
+          <w:rFonts w:ascii="Arial Narrow" w:eastAsia="Arial Narrow" w:hAnsi="Arial Narrow" w:cs="Arial Narrow"/>
+          <w:sz w:val="16"/>
+          <w:szCs w:val="16"/>
+        </w:rPr>
+        <w:tab/>
+      </w:r>
+      <w:r>
         <w:rPr>
           <w:rFonts w:ascii="Arial Narrow" w:eastAsia="Arial Narrow" w:hAnsi="Arial Narrow" w:cs="Arial Narrow"/>
           <w:b/>
@@ -13532,8 +13726,14 @@
           <w:sz w:val="16"/>
           <w:szCs w:val="16"/>
         </w:rPr>
-      </w:pPr>
-      <w:r>
+        <w:t xml:space="preserve">LEY 29571, CÓDIGO DE PROTECCIÓN Y DEFENSA DEL CONSUMIDOR, publicado el 2 de setiembre de 2010 y modificado por Decreto Legislativo 1308 </w:t>
+      </w:r>
+    </w:p>
+    <w:p>
+      <w:pPr>
+        <w:pStyle w:val="Textonotapie"/>
+        <w:ind w:left="567" w:right="-1"/>
+        <w:jc w:val="both"/>
         <w:rPr>
           <w:rFonts w:ascii="Arial Narrow" w:eastAsia="Arial Narrow" w:hAnsi="Arial Narrow" w:cs="Arial Narrow"/>
           <w:b/>
@@ -13541,7 +13741,1947 @@
           <w:sz w:val="16"/>
           <w:szCs w:val="16"/>
         </w:rPr>
-        <w:t>Artículo 2.- Información relevante</w:t>
+      </w:pPr>
+      <w:r>
+        <w:rPr>
+          <w:rFonts w:ascii="Arial Narrow" w:eastAsia="Arial Narrow" w:hAnsi="Arial Narrow" w:cs="Arial Narrow"/>
+          <w:b/>
+          <w:bCs/>
+          <w:sz w:val="16"/>
+          <w:szCs w:val="16"/>
+        </w:rPr>
+        <w:t>Artículo 88.- Reclamo de productos o servicios financieros y de seguros</w:t>
+      </w:r>
+    </w:p>
+    <w:p>
+      <w:pPr>
+        <w:pStyle w:val="Textonotapie"/>
+        <w:ind w:left="567" w:right="-1"/>
+        <w:jc w:val="both"/>
+        <w:rPr>
+          <w:rFonts w:ascii="Arial Narrow" w:eastAsia="Arial Narrow" w:hAnsi="Arial Narrow" w:cs="Arial Narrow"/>
+          <w:sz w:val="16"/>
+          <w:szCs w:val="16"/>
+        </w:rPr>
+      </w:pPr>
+      <w:r>
+        <w:rPr>
+          <w:rFonts w:ascii="Arial Narrow" w:eastAsia="Arial Narrow" w:hAnsi="Arial Narrow" w:cs="Arial Narrow"/>
+          <w:sz w:val="16"/>
+          <w:szCs w:val="16"/>
+        </w:rPr>
+        <w:t xml:space="preserve">88.1 Las entidades del sistema financiero y de seguros, en todas sus oficinas en la República, deben resolver los reclamos en un plazo no mayor de quince días hábiles. Excepcionalmente, la Superintendencia de Banca, Seguros y Administradoras Privadas de Fondos de Pensiones podrá establecer un plazo ampliatorio cuando la naturaleza y complejidad de la operación, producto o servicio materia del reclamo o requerimiento lo justifique, situación que debe ponerse en conocimiento del consumidor antes de la culminación del plazo inicial, sin perjuicio del derecho del consumidor de recurrir directamente ante la Autoridad de Consumo. </w:t>
+      </w:r>
+    </w:p>
+    <w:p>
+      <w:pPr>
+        <w:pStyle w:val="Textonotapie"/>
+        <w:tabs>
+          <w:tab w:val="left" w:pos="567"/>
+        </w:tabs>
+        <w:ind w:left="567" w:right="-1" w:hanging="567"/>
+        <w:jc w:val="both"/>
+        <w:rPr>
+          <w:rFonts w:ascii="Arial Narrow" w:eastAsia="Arial Narrow" w:hAnsi="Arial Narrow" w:cs="Arial Narrow"/>
+          <w:b/>
+          <w:bCs/>
+          <w:sz w:val="16"/>
+          <w:szCs w:val="16"/>
+        </w:rPr>
+      </w:pPr>
+    </w:p>
+  </w:footnote>
+  <w:footnote w:id="7">
+    <w:p>
+      <w:pPr>
+        <w:pStyle w:val="Textonotapie"/>
+        <w:tabs>
+          <w:tab w:val="left" w:pos="567"/>
+        </w:tabs>
+        <w:ind w:left="567" w:right="-1" w:hanging="567"/>
+        <w:jc w:val="both"/>
+        <w:rPr>
+          <w:rFonts w:ascii="Arial Narrow" w:eastAsia="Arial Narrow" w:hAnsi="Arial Narrow" w:cs="Arial Narrow"/>
+          <w:sz w:val="16"/>
+          <w:szCs w:val="16"/>
+        </w:rPr>
+      </w:pPr>
+      <w:r>
+        <w:rPr>
+          <w:rStyle w:val="Refdenotaalpie"/>
+          <w:rFonts w:ascii="Arial Narrow" w:eastAsia="Arial Narrow" w:hAnsi="Arial Narrow" w:cs="Arial Narrow"/>
+          <w:sz w:val="16"/>
+          <w:szCs w:val="16"/>
+          <w:vertAlign w:val="superscript"/>
+        </w:rPr>
+        <w:footnoteRef/>
+      </w:r>
+      <w:r>
+        <w:rPr>
+          <w:rFonts w:ascii="Arial Narrow" w:eastAsia="Arial Narrow" w:hAnsi="Arial Narrow" w:cs="Arial Narrow"/>
+          <w:sz w:val="16"/>
+          <w:szCs w:val="16"/>
+        </w:rPr>
+        <w:tab/>
+        <w:t xml:space="preserve"/>
+      </w:r>
+      <w:r>
+        <w:rPr>
+          <w:rFonts w:ascii="Arial Narrow" w:eastAsia="Arial Narrow" w:hAnsi="Arial Narrow" w:cs="Arial Narrow"/>
+          <w:sz w:val="16"/>
+          <w:szCs w:val="16"/>
+        </w:rPr>
+        <w:tab/>
+      </w:r>
+      <w:r>
+        <w:rPr>
+          <w:rFonts w:ascii="Arial Narrow" w:eastAsia="Arial Narrow" w:hAnsi="Arial Narrow" w:cs="Arial Narrow"/>
+          <w:b/>
+          <w:bCs/>
+          <w:sz w:val="16"/>
+          <w:szCs w:val="16"/>
+        </w:rPr>
+        <w:t>LEY SOBRE FACULTADES, NORMAS Y ORGANIZACIÓN DEL INDECOPI, APROBADA POR DECRETO LEGISLATIVO 807 Artículo 24.-</w:t>
+      </w:r>
+      <w:r>
+        <w:rPr>
+          <w:rFonts w:ascii="Arial Narrow" w:eastAsia="Arial Narrow" w:hAnsi="Arial Narrow" w:cs="Arial Narrow"/>
+          <w:sz w:val="16"/>
+          <w:szCs w:val="16"/>
+        </w:rPr>
+        <w:t xml:space="preserve"> El </w:t>
+      </w:r>
+      <w:proofErr w:type="gramStart"/>
+      <w:r>
+        <w:rPr>
+          <w:rFonts w:ascii="Arial Narrow" w:eastAsia="Arial Narrow" w:hAnsi="Arial Narrow" w:cs="Arial Narrow"/>
+          <w:sz w:val="16"/>
+          <w:szCs w:val="16"/>
+        </w:rPr>
+        <w:t>Secretario Técnico</w:t>
+      </w:r>
+      <w:proofErr w:type="gramEnd"/>
+      <w:r>
+        <w:rPr>
+          <w:rFonts w:ascii="Arial Narrow" w:eastAsia="Arial Narrow" w:hAnsi="Arial Narrow" w:cs="Arial Narrow"/>
+          <w:sz w:val="16"/>
+          <w:szCs w:val="16"/>
+        </w:rPr>
+        <w:t xml:space="preserve"> se encargará de la tramitación del procedimiento. Para ello, cuenta con las siguientes facultades:</w:t>
+      </w:r>
+    </w:p>
+    <w:p>
+      <w:pPr>
+        <w:pStyle w:val="Textonotapie"/>
+        <w:tabs>
+          <w:tab w:val="left" w:pos="567"/>
+        </w:tabs>
+        <w:ind w:left="567" w:right="-1" w:hanging="567"/>
+        <w:jc w:val="both"/>
+        <w:rPr>
+          <w:rFonts w:ascii="Arial Narrow" w:eastAsia="Arial Narrow" w:hAnsi="Arial Narrow" w:cs="Arial Narrow"/>
+          <w:sz w:val="16"/>
+          <w:szCs w:val="16"/>
+        </w:rPr>
+      </w:pPr>
+      <w:r>
+        <w:rPr>
+          <w:rFonts w:ascii="Arial Narrow" w:eastAsia="Arial Narrow" w:hAnsi="Arial Narrow" w:cs="Arial Narrow"/>
+          <w:sz w:val="16"/>
+          <w:szCs w:val="16"/>
+        </w:rPr>
+        <w:tab/>
+        <w:t xml:space="preserve">(...) </w:t>
+      </w:r>
+    </w:p>
+    <w:p>
+      <w:pPr>
+        <w:pStyle w:val="Textonotapie"/>
+        <w:tabs>
+          <w:tab w:val="left" w:pos="567"/>
+        </w:tabs>
+        <w:ind w:left="567" w:right="-1" w:hanging="567"/>
+        <w:jc w:val="both"/>
+        <w:rPr>
+          <w:rFonts w:ascii="Arial Narrow" w:eastAsia="Arial Narrow" w:hAnsi="Arial Narrow" w:cs="Arial Narrow"/>
+          <w:sz w:val="16"/>
+          <w:szCs w:val="16"/>
+        </w:rPr>
+      </w:pPr>
+      <w:r>
+        <w:rPr>
+          <w:rFonts w:ascii="Arial Narrow" w:eastAsia="Arial Narrow" w:hAnsi="Arial Narrow" w:cs="Arial Narrow"/>
+          <w:sz w:val="16"/>
+          <w:szCs w:val="16"/>
+        </w:rPr>
+        <w:tab/>
+        <w:t xml:space="preserve">c) Admitir denuncias a trámite, en aquellos casos en que la Comisión le haya delegado esta facultad. </w:t>
+      </w:r>
+    </w:p>
+    <w:p>
+      <w:pPr>
+        <w:pStyle w:val="Textonotapie"/>
+        <w:tabs>
+          <w:tab w:val="left" w:pos="567"/>
+        </w:tabs>
+        <w:ind w:left="567" w:right="-1" w:hanging="567"/>
+        <w:jc w:val="both"/>
+        <w:rPr>
+          <w:rFonts w:ascii="Arial Narrow" w:eastAsia="Arial Narrow" w:hAnsi="Arial Narrow" w:cs="Arial Narrow"/>
+          <w:sz w:val="16"/>
+          <w:szCs w:val="16"/>
+        </w:rPr>
+      </w:pPr>
+      <w:r>
+        <w:rPr>
+          <w:rFonts w:ascii="Arial Narrow" w:eastAsia="Arial Narrow" w:hAnsi="Arial Narrow" w:cs="Arial Narrow"/>
+          <w:sz w:val="16"/>
+          <w:szCs w:val="16"/>
+        </w:rPr>
+        <w:tab/>
+        <w:t>(...).</w:t>
+      </w:r>
+    </w:p>
+    <w:p>
+      <w:pPr>
+        <w:pStyle w:val="Textonotapie"/>
+        <w:tabs>
+          <w:tab w:val="left" w:pos="567"/>
+        </w:tabs>
+        <w:ind w:left="567" w:right="-1" w:hanging="567"/>
+        <w:jc w:val="both"/>
+        <w:rPr>
+          <w:rFonts w:ascii="Arial Narrow" w:eastAsia="Arial Narrow" w:hAnsi="Arial Narrow" w:cs="Arial Narrow"/>
+          <w:sz w:val="16"/>
+          <w:szCs w:val="16"/>
+        </w:rPr>
+      </w:pPr>
+    </w:p>
+  </w:footnote>
+  <w:footnote w:id="8">
+    <w:p>
+      <w:pPr>
+        <w:pStyle w:val="Textonotapie"/>
+        <w:tabs>
+          <w:tab w:val="left" w:pos="567"/>
+        </w:tabs>
+        <w:ind w:left="567" w:hanging="567"/>
+        <w:jc w:val="both"/>
+        <w:rPr>
+          <w:rFonts w:ascii="Arial Narrow" w:eastAsia="Arial Narrow" w:hAnsi="Arial Narrow" w:cs="Arial Narrow"/>
+          <w:sz w:val="16"/>
+          <w:szCs w:val="16"/>
+        </w:rPr>
+      </w:pPr>
+      <w:r>
+        <w:rPr>
+          <w:rStyle w:val="Refdenotaalpie"/>
+          <w:rFonts w:ascii="Arial Narrow" w:eastAsia="Arial Narrow" w:hAnsi="Arial Narrow" w:cs="Arial Narrow"/>
+          <w:sz w:val="16"/>
+          <w:szCs w:val="16"/>
+          <w:vertAlign w:val="superscript"/>
+        </w:rPr>
+        <w:footnoteRef/>
+      </w:r>
+      <w:r>
+        <w:rPr>
+          <w:rFonts w:ascii="Arial Narrow" w:eastAsia="Arial Narrow" w:hAnsi="Arial Narrow" w:cs="Arial Narrow"/>
+          <w:sz w:val="16"/>
+          <w:szCs w:val="16"/>
+        </w:rPr>
+        <w:tab/>
+        <w:t xml:space="preserve"/>
+      </w:r>
+      <w:r>
+        <w:rPr>
+          <w:rFonts w:ascii="Arial Narrow" w:eastAsia="Arial Narrow" w:hAnsi="Arial Narrow" w:cs="Arial Narrow"/>
+          <w:sz w:val="16"/>
+          <w:szCs w:val="16"/>
+        </w:rPr>
+        <w:tab/>
+        <w:t xml:space="preserve">El número de trabajadores se atenderá siempre que la empresa haya sido constituida antes de la vigencia de la Ley </w:t>
+      </w:r>
+      <w:proofErr w:type="spellStart"/>
+      <w:r>
+        <w:rPr>
+          <w:rFonts w:ascii="Arial Narrow" w:eastAsia="Arial Narrow" w:hAnsi="Arial Narrow" w:cs="Arial Narrow"/>
+          <w:sz w:val="16"/>
+          <w:szCs w:val="16"/>
+        </w:rPr>
+        <w:t/>
+      </w:r>
+      <w:proofErr w:type="spellEnd"/>
+      <w:r>
+        <w:rPr>
+          <w:rFonts w:ascii="Arial Narrow" w:eastAsia="Arial Narrow" w:hAnsi="Arial Narrow" w:cs="Arial Narrow"/>
+          <w:sz w:val="16"/>
+          <w:szCs w:val="16"/>
+        </w:rPr>
+        <w:t xml:space="preserve">30056, publicada el 2 de julio de 2013, que modificó el artículo 5 del Texto Único Ordenado de la Ley de Promoción de la Competitividad, Formalización y Desarrollo de la Micro y Pequeña Empresa y de Acceso al Empleo Decente (LEY MYPE). Ello, en la medida que la Tercera Disposición Complementaria Transitoria de la norma modificatoria precisa que las empresas constituidas antes de la </w:t>
+      </w:r>
+      <w:proofErr w:type="gramStart"/>
+      <w:r>
+        <w:rPr>
+          <w:rFonts w:ascii="Arial Narrow" w:eastAsia="Arial Narrow" w:hAnsi="Arial Narrow" w:cs="Arial Narrow"/>
+          <w:sz w:val="16"/>
+          <w:szCs w:val="16"/>
+        </w:rPr>
+        <w:t>entrada en vigencia</w:t>
+      </w:r>
+      <w:proofErr w:type="gramEnd"/>
+      <w:r>
+        <w:rPr>
+          <w:rFonts w:ascii="Arial Narrow" w:eastAsia="Arial Narrow" w:hAnsi="Arial Narrow" w:cs="Arial Narrow"/>
+          <w:sz w:val="16"/>
+          <w:szCs w:val="16"/>
+        </w:rPr>
+        <w:t xml:space="preserve"> de dicha Ley se rigen por los requisitos de acogimiento al régimen de las micro y pequeñas empresas regulados en el Decreto Legislativo 1086.</w:t>
+      </w:r>
+    </w:p>
+    <w:p>
+      <w:pPr>
+        <w:pStyle w:val="Textonotapie"/>
+        <w:ind w:left="567" w:hanging="567"/>
+        <w:jc w:val="both"/>
+        <w:rPr>
+          <w:rFonts w:ascii="Arial Narrow" w:eastAsia="Arial Narrow" w:hAnsi="Arial Narrow" w:cs="Arial Narrow"/>
+          <w:sz w:val="16"/>
+          <w:szCs w:val="16"/>
+        </w:rPr>
+      </w:pPr>
+    </w:p>
+  </w:footnote>
+  <w:footnote w:id="9">
+    <w:p>
+      <w:pPr>
+        <w:pStyle w:val="Textonotapie"/>
+        <w:tabs>
+          <w:tab w:val="left" w:pos="567"/>
+        </w:tabs>
+        <w:ind w:left="567" w:hanging="567"/>
+        <w:jc w:val="both"/>
+        <w:rPr>
+          <w:rFonts w:ascii="Arial Narrow" w:eastAsia="Arial Narrow" w:hAnsi="Arial Narrow" w:cs="Arial Narrow"/>
+          <w:sz w:val="16"/>
+          <w:szCs w:val="16"/>
+        </w:rPr>
+      </w:pPr>
+      <w:r>
+        <w:rPr>
+          <w:rStyle w:val="Refdenotaalpie"/>
+          <w:rFonts w:ascii="Arial Narrow" w:eastAsia="Arial Narrow" w:hAnsi="Arial Narrow" w:cs="Arial Narrow"/>
+          <w:sz w:val="16"/>
+          <w:szCs w:val="16"/>
+          <w:vertAlign w:val="superscript"/>
+        </w:rPr>
+        <w:footnoteRef/>
+      </w:r>
+      <w:r>
+        <w:rPr>
+          <w:rFonts w:ascii="Arial Narrow" w:eastAsia="Arial Narrow" w:hAnsi="Arial Narrow" w:cs="Arial Narrow"/>
+          <w:sz w:val="16"/>
+          <w:szCs w:val="16"/>
+        </w:rPr>
+        <w:tab/>
+        <w:t xml:space="preserve"/>
+      </w:r>
+      <w:r>
+        <w:rPr>
+          <w:rFonts w:ascii="Arial Narrow" w:eastAsia="Arial Narrow" w:hAnsi="Arial Narrow" w:cs="Arial Narrow"/>
+          <w:sz w:val="16"/>
+          <w:szCs w:val="16"/>
+        </w:rPr>
+        <w:tab/>
+      </w:r>
+      <w:r>
+        <w:rPr>
+          <w:rFonts w:ascii="Arial Narrow" w:eastAsia="Arial Narrow" w:hAnsi="Arial Narrow" w:cs="Arial Narrow"/>
+          <w:b/>
+          <w:sz w:val="16"/>
+          <w:szCs w:val="16"/>
+        </w:rPr>
+        <w:t>LEY 29571, CÓDIGO DE PROTECCIÓN Y DEFENSA DEL CONSUMIDOR</w:t>
+      </w:r>
+      <w:r>
+        <w:rPr>
+          <w:rFonts w:ascii="Arial Narrow" w:eastAsia="Arial Narrow" w:hAnsi="Arial Narrow" w:cs="Arial Narrow"/>
+          <w:b/>
+          <w:bCs/>
+          <w:sz w:val="16"/>
+          <w:szCs w:val="16"/>
+        </w:rPr>
+        <w:t xml:space="preserve">, </w:t>
+      </w:r>
+      <w:r>
+        <w:rPr>
+          <w:rFonts w:ascii="Arial Narrow" w:eastAsia="Arial Narrow" w:hAnsi="Arial Narrow" w:cs="Arial Narrow"/>
+          <w:b/>
+          <w:sz w:val="16"/>
+          <w:szCs w:val="16"/>
+        </w:rPr>
+        <w:t>publicado el 2 de setiembre de 2010 y modificado por Decreto Legislativo 1308</w:t>
+      </w:r>
+    </w:p>
+    <w:p>
+      <w:pPr>
+        <w:pStyle w:val="Textonotapie"/>
+        <w:ind w:left="567" w:hanging="567"/>
+        <w:jc w:val="both"/>
+        <w:rPr>
+          <w:rFonts w:ascii="Arial Narrow" w:eastAsia="Arial Narrow" w:hAnsi="Arial Narrow" w:cs="Arial Narrow"/>
+          <w:b/>
+          <w:bCs/>
+          <w:sz w:val="16"/>
+          <w:szCs w:val="16"/>
+        </w:rPr>
+      </w:pPr>
+      <w:r>
+        <w:rPr>
+          <w:rFonts w:ascii="Arial Narrow" w:eastAsia="Arial Narrow" w:hAnsi="Arial Narrow" w:cs="Arial Narrow"/>
+          <w:sz w:val="16"/>
+          <w:szCs w:val="16"/>
+        </w:rPr>
+        <w:tab/>
+      </w:r>
+      <w:r>
+        <w:rPr>
+          <w:rFonts w:ascii="Arial Narrow" w:eastAsia="Arial Narrow" w:hAnsi="Arial Narrow" w:cs="Arial Narrow"/>
+          <w:b/>
+          <w:bCs/>
+          <w:sz w:val="16"/>
+          <w:szCs w:val="16"/>
+        </w:rPr>
+        <w:t>Artículo 110.- Sanciones Administrativas</w:t>
+      </w:r>
+    </w:p>
+    <w:p>
+      <w:pPr>
+        <w:autoSpaceDE w:val="0"/>
+        <w:autoSpaceDN w:val="0"/>
+        <w:adjustRightInd w:val="0"/>
+        <w:spacing w:after="0" w:line="240" w:lineRule="auto"/>
+        <w:ind w:left="567"/>
+        <w:jc w:val="both"/>
+        <w:rPr>
+          <w:rFonts w:ascii="Arial Narrow" w:eastAsia="Arial Narrow" w:hAnsi="Arial Narrow" w:cs="Arial Narrow"/>
+          <w:sz w:val="16"/>
+          <w:szCs w:val="16"/>
+          <w:lang w:eastAsia="es-PE"/>
+        </w:rPr>
+      </w:pPr>
+      <w:r>
+        <w:rPr>
+          <w:rFonts w:ascii="Arial Narrow" w:eastAsia="Arial Narrow" w:hAnsi="Arial Narrow" w:cs="Arial Narrow"/>
+          <w:sz w:val="16"/>
+          <w:szCs w:val="16"/>
+          <w:lang w:eastAsia="es-PE"/>
+        </w:rPr>
+        <w:t>(…)</w:t>
+      </w:r>
+    </w:p>
+    <w:p>
+      <w:pPr>
+        <w:autoSpaceDE w:val="0"/>
+        <w:autoSpaceDN w:val="0"/>
+        <w:adjustRightInd w:val="0"/>
+        <w:spacing w:after="0" w:line="240" w:lineRule="auto"/>
+        <w:ind w:left="567"/>
+        <w:jc w:val="both"/>
+        <w:rPr>
+          <w:rFonts w:ascii="Arial Narrow" w:eastAsia="Arial Narrow" w:hAnsi="Arial Narrow" w:cs="Arial Narrow"/>
+          <w:sz w:val="16"/>
+          <w:szCs w:val="16"/>
+          <w:lang w:eastAsia="es-PE"/>
+        </w:rPr>
+      </w:pPr>
+      <w:r>
+        <w:rPr>
+          <w:rFonts w:ascii="Arial Narrow" w:eastAsia="Arial Narrow" w:hAnsi="Arial Narrow" w:cs="Arial Narrow"/>
+          <w:sz w:val="16"/>
+          <w:szCs w:val="16"/>
+          <w:lang w:eastAsia="es-PE"/>
+        </w:rPr>
+        <w:t>En el caso de las microempresas, la multa no puede superar el diez por ciento (10%) de las ventas o ingresos brutos percibidos por el infractor, relativos a todas sus actividades económicas, correspondientes al ejercicio inmediato anterior al de la expedición de la resolución de primera instancia, siempre que se haya acreditado dichos ingresos, no se encuentre en una situación de reincidencia y el caso no verse sobre la vida, salud o integridad de los consumidores. Para el caso de las pequeñas empresas, la multa no puede superar el veinte por ciento (20%) de las ventas o ingresos brutos percibidos por el infractor, conforme a los requisitos señalados anteriormente.</w:t>
+      </w:r>
+    </w:p>
+    <w:p>
+      <w:pPr>
+        <w:autoSpaceDE w:val="0"/>
+        <w:autoSpaceDN w:val="0"/>
+        <w:adjustRightInd w:val="0"/>
+        <w:spacing w:after="0" w:line="240" w:lineRule="auto"/>
+        <w:ind w:left="567"/>
+        <w:jc w:val="both"/>
+        <w:rPr>
+          <w:rFonts w:ascii="Arial Narrow" w:eastAsia="Arial Narrow" w:hAnsi="Arial Narrow" w:cs="Arial Narrow"/>
+          <w:sz w:val="16"/>
+          <w:szCs w:val="16"/>
+          <w:lang w:eastAsia="es-PE"/>
+        </w:rPr>
+      </w:pPr>
+      <w:r>
+        <w:rPr>
+          <w:rFonts w:ascii="Arial Narrow" w:eastAsia="Arial Narrow" w:hAnsi="Arial Narrow" w:cs="Arial Narrow"/>
+          <w:sz w:val="16"/>
+          <w:szCs w:val="16"/>
+          <w:lang w:eastAsia="es-PE"/>
+        </w:rPr>
+        <w:t>(…).</w:t>
+      </w:r>
+    </w:p>
+    <w:p>
+      <w:pPr>
+        <w:pStyle w:val="Textonotapie"/>
+        <w:ind w:left="567" w:hanging="567"/>
+        <w:jc w:val="both"/>
+        <w:rPr>
+          <w:rFonts w:ascii="Arial Narrow" w:eastAsia="Arial Narrow" w:hAnsi="Arial Narrow" w:cs="Arial Narrow"/>
+          <w:sz w:val="16"/>
+          <w:szCs w:val="16"/>
+        </w:rPr>
+      </w:pPr>
+    </w:p>
+  </w:footnote>
+  <w:footnote w:id="10">
+    <w:p>
+      <w:pPr>
+        <w:pStyle w:val="Textonotapie"/>
+        <w:tabs>
+          <w:tab w:val="left" w:pos="567"/>
+        </w:tabs>
+        <w:ind w:left="567" w:hanging="567"/>
+        <w:jc w:val="both"/>
+        <w:rPr>
+          <w:rFonts w:ascii="Arial Narrow" w:eastAsia="Arial Narrow" w:hAnsi="Arial Narrow" w:cs="Arial Narrow"/>
+          <w:sz w:val="16"/>
+          <w:szCs w:val="16"/>
+        </w:rPr>
+      </w:pPr>
+      <w:r>
+        <w:rPr>
+          <w:rStyle w:val="Refdenotaalpie"/>
+          <w:rFonts w:ascii="Arial Narrow" w:eastAsia="Arial Narrow" w:hAnsi="Arial Narrow" w:cs="Arial Narrow"/>
+          <w:sz w:val="16"/>
+          <w:szCs w:val="16"/>
+          <w:vertAlign w:val="superscript"/>
+        </w:rPr>
+        <w:footnoteRef/>
+      </w:r>
+      <w:r>
+        <w:rPr>
+          <w:rFonts w:ascii="Arial Narrow" w:eastAsia="Arial Narrow" w:hAnsi="Arial Narrow" w:cs="Arial Narrow"/>
+          <w:sz w:val="16"/>
+          <w:szCs w:val="16"/>
+        </w:rPr>
+        <w:tab/>
+      </w:r>
+      <w:r>
+        <w:rPr>
+          <w:rFonts w:ascii="Arial Narrow" w:eastAsia="Arial Narrow" w:hAnsi="Arial Narrow" w:cs="Arial Narrow"/>
+          <w:b/>
+          <w:bCs/>
+          <w:sz w:val="16"/>
+          <w:szCs w:val="16"/>
+        </w:rPr>
+        <w:t xml:space="preserve">DECRETO LEGISLATIVO 807, LEY SOBRE FACULTADES, NORMAS Y ORGANIZACIÓN DEL INDECOPI, publicado el 18 de abril de 1996</w:t>
+      </w:r>
+    </w:p>
+    <w:p>
+      <w:pPr>
+        <w:pStyle w:val="Textonotapie"/>
+        <w:ind w:left="567" w:hanging="567"/>
+        <w:jc w:val="both"/>
+        <w:rPr>
+          <w:rFonts w:ascii="Arial Narrow" w:eastAsia="Arial Narrow" w:hAnsi="Arial Narrow" w:cs="Arial Narrow"/>
+          <w:sz w:val="16"/>
+          <w:szCs w:val="16"/>
+        </w:rPr>
+      </w:pPr>
+      <w:r>
+        <w:rPr>
+          <w:rFonts w:ascii="Arial Narrow" w:eastAsia="Arial Narrow" w:hAnsi="Arial Narrow" w:cs="Arial Narrow"/>
+          <w:sz w:val="16"/>
+          <w:szCs w:val="16"/>
+        </w:rPr>
+        <w:tab/>
+      </w:r>
+      <w:r>
+        <w:rPr>
+          <w:rFonts w:ascii="Arial Narrow" w:eastAsia="Arial Narrow" w:hAnsi="Arial Narrow" w:cs="Arial Narrow"/>
+          <w:b/>
+          <w:bCs/>
+          <w:sz w:val="16"/>
+          <w:szCs w:val="16"/>
+        </w:rPr>
+        <w:t xml:space="preserve">Artículo 26.-</w:t>
+      </w:r>
+      <w:r>
+        <w:rPr>
+          <w:rFonts w:ascii="Arial Narrow" w:eastAsia="Arial Narrow" w:hAnsi="Arial Narrow" w:cs="Arial Narrow"/>
+          <w:sz w:val="16"/>
+          <w:szCs w:val="16"/>
+        </w:rPr>
+        <w:t xml:space="preserve"> Una vez admitida a trámite la denuncia, se correrá traslado de la misma al denunciado, a fin de que éste presente su descargo. El plazo para la presentación del descargo será de cinco (5) días contados desde la notificación, vencido el cual, el Secretario Técnico declarará en rebeldía al denunciado que no lo hubiera presentado.</w:t>
+      </w:r>
+    </w:p>
+    <w:p>
+      <w:pPr>
+        <w:pStyle w:val="Textonotapie"/>
+        <w:ind w:left="567" w:hanging="567"/>
+        <w:jc w:val="both"/>
+        <w:rPr>
+          <w:rFonts w:ascii="Arial Narrow" w:eastAsia="Arial Narrow" w:hAnsi="Arial Narrow" w:cs="Arial Narrow"/>
+          <w:sz w:val="16"/>
+          <w:szCs w:val="16"/>
+        </w:rPr>
+      </w:pPr>
+    </w:p>
+  </w:footnote>
+  <w:footnote w:id="11">
+    <w:p>
+      <w:pPr>
+        <w:pStyle w:val="Textonotapie"/>
+        <w:tabs>
+          <w:tab w:val="left" w:pos="567"/>
+        </w:tabs>
+        <w:ind w:left="567" w:hanging="567"/>
+        <w:jc w:val="both"/>
+        <w:rPr>
+          <w:rFonts w:ascii="Arial Narrow" w:eastAsia="Arial Narrow" w:hAnsi="Arial Narrow" w:cs="Arial Narrow"/>
+          <w:sz w:val="16"/>
+          <w:szCs w:val="16"/>
+        </w:rPr>
+      </w:pPr>
+      <w:r>
+        <w:rPr>
+          <w:rStyle w:val="Refdenotaalpie"/>
+          <w:rFonts w:ascii="Arial Narrow" w:eastAsia="Arial Narrow" w:hAnsi="Arial Narrow" w:cs="Arial Narrow"/>
+          <w:sz w:val="16"/>
+          <w:szCs w:val="16"/>
+          <w:vertAlign w:val="superscript"/>
+        </w:rPr>
+        <w:footnoteRef/>
+      </w:r>
+      <w:r>
+        <w:rPr>
+          <w:rFonts w:ascii="Arial Narrow" w:eastAsia="Arial Narrow" w:hAnsi="Arial Narrow" w:cs="Arial Narrow"/>
+          <w:sz w:val="16"/>
+          <w:szCs w:val="16"/>
+        </w:rPr>
+        <w:tab/>
+      </w:r>
+      <w:r>
+        <w:rPr>
+          <w:rFonts w:ascii="Arial Narrow" w:eastAsia="Arial Narrow" w:hAnsi="Arial Narrow" w:cs="Arial Narrow"/>
+          <w:b/>
+          <w:bCs/>
+          <w:sz w:val="16"/>
+          <w:szCs w:val="16"/>
+        </w:rPr>
+        <w:t xml:space="preserve">DECRETO SUPREMO 006-2026-JUS, TEXTO ÚNICO ORDENADO DE LA LEY 27444, LEY DEL PROCEDIMIENTO ADMINISTRATIVO GENERAL, publicado el 30 de abril de 2026</w:t>
+      </w:r>
+    </w:p>
+    <w:p>
+      <w:pPr>
+        <w:pStyle w:val="Textonotapie"/>
+        <w:ind w:left="567" w:hanging="567"/>
+        <w:jc w:val="both"/>
+        <w:rPr>
+          <w:rFonts w:ascii="Arial Narrow" w:eastAsia="Arial Narrow" w:hAnsi="Arial Narrow" w:cs="Arial Narrow"/>
+          <w:sz w:val="16"/>
+          <w:szCs w:val="16"/>
+        </w:rPr>
+      </w:pPr>
+      <w:r>
+        <w:rPr>
+          <w:rFonts w:ascii="Arial Narrow" w:eastAsia="Arial Narrow" w:hAnsi="Arial Narrow" w:cs="Arial Narrow"/>
+          <w:sz w:val="16"/>
+          <w:szCs w:val="16"/>
+        </w:rPr>
+        <w:tab/>
+      </w:r>
+      <w:r>
+        <w:rPr>
+          <w:rFonts w:ascii="Arial Narrow" w:eastAsia="Arial Narrow" w:hAnsi="Arial Narrow" w:cs="Arial Narrow"/>
+          <w:b/>
+          <w:bCs/>
+          <w:sz w:val="16"/>
+          <w:szCs w:val="16"/>
+        </w:rPr>
+        <w:t xml:space="preserve">Artículo 223.- Contestación de la reclamación</w:t>
+      </w:r>
+    </w:p>
+    <w:p>
+      <w:pPr>
+        <w:pStyle w:val="Textonotapie"/>
+        <w:ind w:left="567" w:hanging="567"/>
+        <w:jc w:val="both"/>
+        <w:rPr>
+          <w:rFonts w:ascii="Arial Narrow" w:eastAsia="Arial Narrow" w:hAnsi="Arial Narrow" w:cs="Arial Narrow"/>
+          <w:sz w:val="16"/>
+          <w:szCs w:val="16"/>
+        </w:rPr>
+      </w:pPr>
+      <w:r>
+        <w:rPr>
+          <w:rFonts w:ascii="Arial Narrow" w:eastAsia="Arial Narrow" w:hAnsi="Arial Narrow" w:cs="Arial Narrow"/>
+          <w:sz w:val="16"/>
+          <w:szCs w:val="16"/>
+        </w:rPr>
+        <w:tab/>
+      </w:r>
+      <w:r>
+        <w:rPr>
+          <w:rFonts w:ascii="Arial Narrow" w:eastAsia="Arial Narrow" w:hAnsi="Arial Narrow" w:cs="Arial Narrow"/>
+          <w:sz w:val="16"/>
+          <w:szCs w:val="16"/>
+        </w:rPr>
+        <w:t xml:space="preserve">223.1 El reclamado deberá presentar la contestación de la reclamación dentro de los quince (15) días posteriores a la notificación de ésta; vencido este plazo, la Administración declarará en rebeldía al reclamado que no la hubiera presentado. La contestación deberá contener los requisitos de los escritos previstos en el artículo 113 de la presente Ley, así como la absolución de todos los asuntos controvertidos de hecho y de derecho, Las alegaciones y los hechos relevantes de la reclamación, salvo que hayan sido específicamente negadas en la contestación, se tendrán por aceptadas o merituadas como ciertas.</w:t>
+      </w:r>
+    </w:p>
+    <w:p>
+      <w:pPr>
+        <w:pStyle w:val="Textonotapie"/>
+        <w:ind w:left="567" w:hanging="567"/>
+        <w:jc w:val="both"/>
+        <w:rPr>
+          <w:rFonts w:ascii="Arial Narrow" w:eastAsia="Arial Narrow" w:hAnsi="Arial Narrow" w:cs="Arial Narrow"/>
+          <w:sz w:val="16"/>
+          <w:szCs w:val="16"/>
+        </w:rPr>
+      </w:pPr>
+    </w:p>
+  </w:footnote>
+  <w:footnote w:id="12">
+    <w:p>
+      <w:pPr>
+        <w:tabs>
+          <w:tab w:val="left" w:pos="567"/>
+        </w:tabs>
+        <w:spacing w:after="0" w:line="240" w:lineRule="auto"/>
+        <w:ind w:left="567" w:hanging="567"/>
+        <w:jc w:val="both"/>
+        <w:rPr>
+          <w:rFonts w:ascii="Arial Narrow" w:eastAsia="Arial Narrow" w:hAnsi="Arial Narrow" w:cs="Arial Narrow"/>
+          <w:sz w:val="16"/>
+          <w:szCs w:val="16"/>
+        </w:rPr>
+      </w:pPr>
+      <w:r>
+        <w:rPr>
+          <w:rStyle w:val="Refdenotaalpie"/>
+          <w:rFonts w:ascii="Arial Narrow" w:eastAsia="Arial Narrow" w:hAnsi="Arial Narrow" w:cs="Arial Narrow"/>
+          <w:sz w:val="16"/>
+          <w:szCs w:val="16"/>
+          <w:vertAlign w:val="superscript"/>
+        </w:rPr>
+        <w:footnoteRef/>
+      </w:r>
+      <w:r>
+        <w:rPr>
+          <w:rFonts w:ascii="Arial Narrow" w:eastAsia="Arial Narrow" w:hAnsi="Arial Narrow" w:cs="Arial Narrow"/>
+          <w:sz w:val="16"/>
+          <w:szCs w:val="16"/>
+          <w:vertAlign w:val="superscript"/>
+        </w:rPr>
+        <w:tab/>
+        <w:t xml:space="preserve"/>
+      </w:r>
+      <w:r>
+        <w:rPr>
+          <w:rFonts w:ascii="Arial Narrow" w:eastAsia="Arial Narrow" w:hAnsi="Arial Narrow" w:cs="Arial Narrow"/>
+          <w:sz w:val="16"/>
+          <w:szCs w:val="16"/>
+        </w:rPr>
+        <w:t xml:space="preserve"> </w:t>
+      </w:r>
+      <w:r>
+        <w:rPr>
+          <w:rFonts w:ascii="Arial Narrow" w:eastAsia="Arial Narrow" w:hAnsi="Arial Narrow" w:cs="Arial Narrow"/>
+          <w:sz w:val="16"/>
+          <w:szCs w:val="16"/>
+        </w:rPr>
+        <w:tab/>
+      </w:r>
+      <w:r>
+        <w:rPr>
+          <w:rFonts w:ascii="Arial Narrow" w:eastAsia="Arial Narrow" w:hAnsi="Arial Narrow" w:cs="Arial Narrow"/>
+          <w:b/>
+          <w:sz w:val="16"/>
+          <w:szCs w:val="16"/>
+        </w:rPr>
+        <w:t>LEY 29571, CÓDIGO DE PROTECCIÓN Y DEFENSA DEL CONSUMIDOR</w:t>
+      </w:r>
+      <w:r>
+        <w:rPr>
+          <w:rFonts w:ascii="Arial Narrow" w:eastAsia="Arial Narrow" w:hAnsi="Arial Narrow" w:cs="Arial Narrow"/>
+          <w:b/>
+          <w:bCs/>
+          <w:sz w:val="16"/>
+          <w:szCs w:val="16"/>
+        </w:rPr>
+        <w:t xml:space="preserve">, </w:t>
+      </w:r>
+      <w:r>
+        <w:rPr>
+          <w:rFonts w:ascii="Arial Narrow" w:eastAsia="Arial Narrow" w:hAnsi="Arial Narrow" w:cs="Arial Narrow"/>
+          <w:b/>
+          <w:sz w:val="16"/>
+          <w:szCs w:val="16"/>
+        </w:rPr>
+        <w:t>publicado el 2 de setiembre de 2010 y modificado por Decreto Legislativo 1308</w:t>
+      </w:r>
+    </w:p>
+    <w:p>
+      <w:pPr>
+        <w:spacing w:after="0" w:line="240" w:lineRule="auto"/>
+        <w:ind w:left="567" w:hanging="567"/>
+        <w:jc w:val="both"/>
+        <w:rPr>
+          <w:rFonts w:ascii="Arial Narrow" w:eastAsia="Arial Narrow" w:hAnsi="Arial Narrow" w:cs="Arial Narrow"/>
+          <w:b/>
+          <w:sz w:val="16"/>
+          <w:szCs w:val="16"/>
+        </w:rPr>
+      </w:pPr>
+      <w:r>
+        <w:rPr>
+          <w:rFonts w:ascii="Arial Narrow" w:eastAsia="Arial Narrow" w:hAnsi="Arial Narrow" w:cs="Arial Narrow"/>
+          <w:b/>
+          <w:sz w:val="16"/>
+          <w:szCs w:val="16"/>
+        </w:rPr>
+        <w:tab/>
+        <w:t>Artículo 110.- Sanciones administrativas</w:t>
+      </w:r>
+    </w:p>
+    <w:p>
+      <w:pPr>
+        <w:spacing w:after="0" w:line="240" w:lineRule="auto"/>
+        <w:ind w:left="567"/>
+        <w:jc w:val="both"/>
+        <w:rPr>
+          <w:rFonts w:ascii="Arial Narrow" w:eastAsia="Arial Narrow" w:hAnsi="Arial Narrow" w:cs="Arial Narrow"/>
+          <w:sz w:val="16"/>
+          <w:szCs w:val="16"/>
+        </w:rPr>
+      </w:pPr>
+      <w:r>
+        <w:rPr>
+          <w:rFonts w:ascii="Arial Narrow" w:eastAsia="Arial Narrow" w:hAnsi="Arial Narrow" w:cs="Arial Narrow"/>
+          <w:sz w:val="16"/>
+          <w:szCs w:val="16"/>
+        </w:rPr>
+        <w:t>El órgano resolutivo puede sancionar las infracciones administrativas a que se refiere el artículo 108 con amonestación y multas de hasta cuatrocientos cincuenta (450) Unidades Impositivas Tributarias (UIT), las cuales son calificadas de la siguiente manera:</w:t>
+      </w:r>
+    </w:p>
+    <w:p>
+      <w:pPr>
+        <w:numPr>
+          <w:ilvl w:val="0"/>
+          <w:numId w:val="2"/>
+        </w:numPr>
+        <w:spacing w:after="0" w:line="240" w:lineRule="auto"/>
+        <w:ind w:left="426" w:firstLine="141"/>
+        <w:jc w:val="both"/>
+        <w:rPr>
+          <w:rFonts w:ascii="Arial Narrow" w:eastAsia="Arial Narrow" w:hAnsi="Arial Narrow" w:cs="Arial Narrow"/>
+          <w:sz w:val="16"/>
+          <w:szCs w:val="16"/>
+        </w:rPr>
+      </w:pPr>
+      <w:r>
+        <w:rPr>
+          <w:rFonts w:ascii="Arial Narrow" w:eastAsia="Arial Narrow" w:hAnsi="Arial Narrow" w:cs="Arial Narrow"/>
+          <w:sz w:val="16"/>
+          <w:szCs w:val="16"/>
+        </w:rPr>
+        <w:t>Infracciones leves, con una amonestación o con una multa de hasta cincuenta (50) UIT.</w:t>
+      </w:r>
+    </w:p>
+    <w:p>
+      <w:pPr>
+        <w:numPr>
+          <w:ilvl w:val="0"/>
+          <w:numId w:val="2"/>
+        </w:numPr>
+        <w:spacing w:after="0" w:line="240" w:lineRule="auto"/>
+        <w:ind w:left="426" w:firstLine="141"/>
+        <w:jc w:val="both"/>
+        <w:rPr>
+          <w:rFonts w:ascii="Arial Narrow" w:eastAsia="Arial Narrow" w:hAnsi="Arial Narrow" w:cs="Arial Narrow"/>
+          <w:sz w:val="16"/>
+          <w:szCs w:val="16"/>
+        </w:rPr>
+      </w:pPr>
+      <w:r>
+        <w:rPr>
+          <w:rFonts w:ascii="Arial Narrow" w:eastAsia="Arial Narrow" w:hAnsi="Arial Narrow" w:cs="Arial Narrow"/>
+          <w:sz w:val="16"/>
+          <w:szCs w:val="16"/>
+        </w:rPr>
+        <w:t>Infracciones graves, con una multa de hasta ciento cincuenta (150) UIT.</w:t>
+      </w:r>
+    </w:p>
+    <w:p>
+      <w:pPr>
+        <w:numPr>
+          <w:ilvl w:val="0"/>
+          <w:numId w:val="2"/>
+        </w:numPr>
+        <w:spacing w:after="0" w:line="240" w:lineRule="auto"/>
+        <w:ind w:left="426" w:firstLine="141"/>
+        <w:jc w:val="both"/>
+        <w:rPr>
+          <w:rFonts w:ascii="Arial Narrow" w:eastAsia="Arial Narrow" w:hAnsi="Arial Narrow" w:cs="Arial Narrow"/>
+          <w:sz w:val="16"/>
+          <w:szCs w:val="16"/>
+        </w:rPr>
+      </w:pPr>
+      <w:r>
+        <w:rPr>
+          <w:rFonts w:ascii="Arial Narrow" w:eastAsia="Arial Narrow" w:hAnsi="Arial Narrow" w:cs="Arial Narrow"/>
+          <w:sz w:val="16"/>
+          <w:szCs w:val="16"/>
+        </w:rPr>
+        <w:t>Infracciones muy graves, con una multa de hasta cuatrocientos cincuenta (450) UIT.</w:t>
+      </w:r>
+    </w:p>
+    <w:p>
+      <w:pPr>
+        <w:spacing w:after="0" w:line="240" w:lineRule="auto"/>
+        <w:ind w:left="567"/>
+        <w:jc w:val="both"/>
+        <w:rPr>
+          <w:rFonts w:ascii="Arial Narrow" w:eastAsia="Arial Narrow" w:hAnsi="Arial Narrow" w:cs="Arial Narrow"/>
+          <w:sz w:val="16"/>
+          <w:szCs w:val="16"/>
+        </w:rPr>
+      </w:pPr>
+      <w:r>
+        <w:rPr>
+          <w:rFonts w:ascii="Arial Narrow" w:eastAsia="Arial Narrow" w:hAnsi="Arial Narrow" w:cs="Arial Narrow"/>
+          <w:sz w:val="16"/>
+          <w:szCs w:val="16"/>
+        </w:rPr>
+        <w:t>(…).</w:t>
+      </w:r>
+    </w:p>
+    <w:p>
+      <w:pPr>
+        <w:spacing w:after="0" w:line="240" w:lineRule="auto"/>
+        <w:ind w:left="567" w:hanging="567"/>
+        <w:jc w:val="both"/>
+        <w:rPr>
+          <w:rFonts w:ascii="Arial Narrow" w:eastAsia="Arial Narrow" w:hAnsi="Arial Narrow" w:cs="Arial Narrow"/>
+          <w:sz w:val="16"/>
+          <w:szCs w:val="16"/>
+        </w:rPr>
+      </w:pPr>
+    </w:p>
+  </w:footnote>
+  <w:footnote w:id="13">
+    <w:p>
+      <w:pPr>
+        <w:pStyle w:val="Textonotapie"/>
+        <w:tabs>
+          <w:tab w:val="left" w:pos="567"/>
+        </w:tabs>
+        <w:ind w:left="567" w:right="-1" w:hanging="567"/>
+        <w:jc w:val="both"/>
+        <w:rPr>
+          <w:rFonts w:ascii="Arial Narrow" w:eastAsia="Arial Narrow" w:hAnsi="Arial Narrow" w:cs="Arial Narrow"/>
+          <w:b/>
+          <w:bCs/>
+          <w:sz w:val="16"/>
+          <w:szCs w:val="16"/>
+        </w:rPr>
+      </w:pPr>
+      <w:r>
+        <w:rPr>
+          <w:rStyle w:val="Refdenotaalpie"/>
+          <w:rFonts w:ascii="Arial Narrow" w:eastAsia="Arial Narrow" w:hAnsi="Arial Narrow" w:cs="Arial Narrow"/>
+          <w:sz w:val="16"/>
+          <w:szCs w:val="16"/>
+          <w:vertAlign w:val="superscript"/>
+        </w:rPr>
+        <w:footnoteRef/>
+      </w:r>
+      <w:r>
+        <w:rPr>
+          <w:rFonts w:ascii="Arial Narrow" w:eastAsia="Arial Narrow" w:hAnsi="Arial Narrow" w:cs="Arial Narrow"/>
+          <w:sz w:val="16"/>
+          <w:szCs w:val="16"/>
+        </w:rPr>
+        <w:tab/>
+        <w:t xml:space="preserve"/>
+      </w:r>
+      <w:r>
+        <w:rPr>
+          <w:rFonts w:ascii="Arial Narrow" w:eastAsia="Arial Narrow" w:hAnsi="Arial Narrow" w:cs="Arial Narrow"/>
+          <w:sz w:val="16"/>
+          <w:szCs w:val="16"/>
+        </w:rPr>
+        <w:tab/>
+      </w:r>
+      <w:r>
+        <w:rPr>
+          <w:rFonts w:ascii="Arial Narrow" w:eastAsia="Arial Narrow" w:hAnsi="Arial Narrow" w:cs="Arial Narrow"/>
+          <w:b/>
+          <w:bCs/>
+          <w:sz w:val="16"/>
+          <w:szCs w:val="16"/>
+        </w:rPr>
+        <w:t xml:space="preserve">LEY 29571, CÓDIGO DE PROTECCIÓN Y DEFENSA DEL CONSUMIDOR, publicado el 2 de setiembre de 2010 y modificado por Decreto Legislativo 1308 </w:t>
+      </w:r>
+    </w:p>
+    <w:p>
+      <w:pPr>
+        <w:tabs>
+          <w:tab w:val="left" w:pos="567"/>
+        </w:tabs>
+        <w:spacing w:after="0" w:line="240" w:lineRule="auto"/>
+        <w:ind w:left="567" w:hanging="567"/>
+        <w:jc w:val="both"/>
+        <w:rPr>
+          <w:rFonts w:ascii="Arial Narrow" w:eastAsia="Arial Narrow" w:hAnsi="Arial Narrow" w:cs="Arial Narrow"/>
+          <w:sz w:val="16"/>
+          <w:szCs w:val="16"/>
+        </w:rPr>
+      </w:pPr>
+      <w:r>
+        <w:rPr>
+          <w:rFonts w:ascii="Arial Narrow" w:eastAsia="Arial Narrow" w:hAnsi="Arial Narrow" w:cs="Arial Narrow"/>
+          <w:sz w:val="16"/>
+          <w:szCs w:val="16"/>
+        </w:rPr>
+        <w:tab/>
+        <w:t xml:space="preserve"/>
+      </w:r>
+      <w:r>
+        <w:rPr>
+          <w:rFonts w:ascii="Arial Narrow" w:eastAsia="Arial Narrow" w:hAnsi="Arial Narrow" w:cs="Arial Narrow"/>
+          <w:b/>
+          <w:sz w:val="16"/>
+          <w:szCs w:val="16"/>
+        </w:rPr>
+        <w:t>Artículo 114.- Medidas correctivas</w:t>
+      </w:r>
+    </w:p>
+    <w:p>
+      <w:pPr>
+        <w:spacing w:after="0" w:line="240" w:lineRule="auto"/>
+        <w:ind w:left="567"/>
+        <w:jc w:val="both"/>
+        <w:rPr>
+          <w:rFonts w:ascii="Arial Narrow" w:eastAsia="Arial Narrow" w:hAnsi="Arial Narrow" w:cs="Arial Narrow"/>
+          <w:sz w:val="16"/>
+          <w:szCs w:val="16"/>
+        </w:rPr>
+      </w:pPr>
+      <w:r>
+        <w:rPr>
+          <w:rFonts w:ascii="Arial Narrow" w:eastAsia="Arial Narrow" w:hAnsi="Arial Narrow" w:cs="Arial Narrow"/>
+          <w:sz w:val="16"/>
+          <w:szCs w:val="16"/>
+        </w:rPr>
+        <w:t xml:space="preserve">Sin perjuicio de la sanción administrativa que corresponda al proveedor por una infracción al presente Código, el Indecopi puede dictar, en calidad de mandatos, medidas correctivas reparadoras y complementarias. </w:t>
+      </w:r>
+    </w:p>
+    <w:p>
+      <w:pPr>
+        <w:spacing w:after="0" w:line="240" w:lineRule="auto"/>
+        <w:ind w:left="567" w:hanging="567"/>
+        <w:jc w:val="both"/>
+        <w:rPr>
+          <w:rFonts w:ascii="Arial Narrow" w:eastAsia="Arial Narrow" w:hAnsi="Arial Narrow" w:cs="Arial Narrow"/>
+          <w:sz w:val="16"/>
+          <w:szCs w:val="16"/>
+        </w:rPr>
+      </w:pPr>
+      <w:r>
+        <w:rPr>
+          <w:rFonts w:ascii="Arial Narrow" w:eastAsia="Arial Narrow" w:hAnsi="Arial Narrow" w:cs="Arial Narrow"/>
+          <w:sz w:val="16"/>
+          <w:szCs w:val="16"/>
+        </w:rPr>
+        <w:tab/>
+        <w:t xml:space="preserve">Las medidas correctivas reparadoras pueden dictarse a pedido de parte o de oficio, siempre y cuando sean expresamente informadas sobre esa posibilidad en la notificación de cargo al proveedor por la autoridad encargada del procedimiento. </w:t>
+      </w:r>
+    </w:p>
+    <w:p>
+      <w:pPr>
+        <w:spacing w:after="0" w:line="240" w:lineRule="auto"/>
+        <w:ind w:left="567" w:hanging="567"/>
+        <w:jc w:val="both"/>
+        <w:rPr>
+          <w:rFonts w:ascii="Arial Narrow" w:eastAsia="Arial Narrow" w:hAnsi="Arial Narrow" w:cs="Arial Narrow"/>
+          <w:sz w:val="16"/>
+          <w:szCs w:val="16"/>
+        </w:rPr>
+      </w:pPr>
+      <w:r>
+        <w:rPr>
+          <w:rFonts w:ascii="Arial Narrow" w:eastAsia="Arial Narrow" w:hAnsi="Arial Narrow" w:cs="Arial Narrow"/>
+          <w:sz w:val="16"/>
+          <w:szCs w:val="16"/>
+        </w:rPr>
+        <w:tab/>
+        <w:t>Las medidas correctivas complementarias pueden dictarse de oficio o a pedido de parte.</w:t>
+      </w:r>
+    </w:p>
+    <w:p>
+      <w:pPr>
+        <w:spacing w:after="0" w:line="240" w:lineRule="auto"/>
+        <w:ind w:left="567" w:hanging="567"/>
+        <w:jc w:val="both"/>
+        <w:rPr>
+          <w:rFonts w:ascii="Arial Narrow" w:eastAsia="Arial Narrow" w:hAnsi="Arial Narrow" w:cs="Arial Narrow"/>
+          <w:sz w:val="16"/>
+          <w:szCs w:val="16"/>
+        </w:rPr>
+      </w:pPr>
+      <w:r>
+        <w:rPr>
+          <w:rFonts w:ascii="Arial Narrow" w:eastAsia="Arial Narrow" w:hAnsi="Arial Narrow" w:cs="Arial Narrow"/>
+          <w:b/>
+          <w:sz w:val="16"/>
+          <w:szCs w:val="16"/>
+        </w:rPr>
+        <w:tab/>
+        <w:t>Artículo 115.- Medidas correctivas reparadoras</w:t>
+      </w:r>
+    </w:p>
+    <w:p>
+      <w:pPr>
+        <w:spacing w:after="0" w:line="240" w:lineRule="auto"/>
+        <w:ind w:left="567" w:hanging="283"/>
+        <w:jc w:val="both"/>
+        <w:rPr>
+          <w:rFonts w:ascii="Arial Narrow" w:eastAsia="Arial Narrow" w:hAnsi="Arial Narrow" w:cs="Arial Narrow"/>
+          <w:sz w:val="16"/>
+          <w:szCs w:val="16"/>
+        </w:rPr>
+      </w:pPr>
+      <w:r>
+        <w:rPr>
+          <w:rFonts w:ascii="Arial Narrow" w:eastAsia="Arial Narrow" w:hAnsi="Arial Narrow" w:cs="Arial Narrow"/>
+          <w:sz w:val="16"/>
+          <w:szCs w:val="16"/>
+        </w:rPr>
+        <w:tab/>
+        <w:t>115.1 Las medidas correctivas reparadoras tienen el objeto de resarcir las consecuencias patrimoniales directas e inmediatas ocasionadas al consumidor por la infracción administrativa a su estado anterior. En caso el órgano resolutivo dicte una o varias medidas correctivas, debe considerar lo acordado por las partes durante la relación de consumo. Las medidas correctivas reparadoras pueden consistir en ordenar al proveedor infractor lo siguiente:</w:t>
+      </w:r>
+    </w:p>
+    <w:p>
+      <w:pPr>
+        <w:numPr>
+          <w:ilvl w:val="0"/>
+          <w:numId w:val="1"/>
+        </w:numPr>
+        <w:spacing w:after="0" w:line="240" w:lineRule="auto"/>
+        <w:ind w:left="567" w:firstLine="0"/>
+        <w:jc w:val="both"/>
+        <w:rPr>
+          <w:rFonts w:ascii="Arial Narrow" w:eastAsia="Arial Narrow" w:hAnsi="Arial Narrow" w:cs="Arial Narrow"/>
+          <w:sz w:val="16"/>
+          <w:szCs w:val="16"/>
+        </w:rPr>
+      </w:pPr>
+      <w:r>
+        <w:rPr>
+          <w:rFonts w:ascii="Arial Narrow" w:eastAsia="Arial Narrow" w:hAnsi="Arial Narrow" w:cs="Arial Narrow"/>
+          <w:sz w:val="16"/>
+          <w:szCs w:val="16"/>
+        </w:rPr>
+        <w:t>Reparar productos.</w:t>
+      </w:r>
+    </w:p>
+    <w:p>
+      <w:pPr>
+        <w:numPr>
+          <w:ilvl w:val="0"/>
+          <w:numId w:val="1"/>
+        </w:numPr>
+        <w:spacing w:after="0" w:line="240" w:lineRule="auto"/>
+        <w:ind w:left="567" w:firstLine="0"/>
+        <w:jc w:val="both"/>
+        <w:rPr>
+          <w:rFonts w:ascii="Arial Narrow" w:eastAsia="Arial Narrow" w:hAnsi="Arial Narrow" w:cs="Arial Narrow"/>
+          <w:sz w:val="16"/>
+          <w:szCs w:val="16"/>
+        </w:rPr>
+      </w:pPr>
+      <w:r>
+        <w:rPr>
+          <w:rFonts w:ascii="Arial Narrow" w:eastAsia="Arial Narrow" w:hAnsi="Arial Narrow" w:cs="Arial Narrow"/>
+          <w:sz w:val="16"/>
+          <w:szCs w:val="16"/>
+        </w:rPr>
+        <w:t>Cambiar productos por otros de idénticas o similares características, cuando la reparación no sea posible o no resulte razonable según las circunstancias.</w:t>
+      </w:r>
+    </w:p>
+    <w:p>
+      <w:pPr>
+        <w:numPr>
+          <w:ilvl w:val="0"/>
+          <w:numId w:val="1"/>
+        </w:numPr>
+        <w:spacing w:after="0" w:line="240" w:lineRule="auto"/>
+        <w:ind w:left="567" w:firstLine="0"/>
+        <w:jc w:val="both"/>
+        <w:rPr>
+          <w:rFonts w:ascii="Arial Narrow" w:eastAsia="Arial Narrow" w:hAnsi="Arial Narrow" w:cs="Arial Narrow"/>
+          <w:sz w:val="16"/>
+          <w:szCs w:val="16"/>
+        </w:rPr>
+      </w:pPr>
+      <w:r>
+        <w:rPr>
+          <w:rFonts w:ascii="Arial Narrow" w:eastAsia="Arial Narrow" w:hAnsi="Arial Narrow" w:cs="Arial Narrow"/>
+          <w:sz w:val="16"/>
+          <w:szCs w:val="16"/>
+        </w:rPr>
+        <w:t>Entregar un producto de idénticas características o, cuando esto no resulte posible, de similares características, en los supuestos de pérdida o deterioro atribuible al proveedor y siempre que exista interés del consumidor.</w:t>
+      </w:r>
+    </w:p>
+    <w:p>
+      <w:pPr>
+        <w:numPr>
+          <w:ilvl w:val="0"/>
+          <w:numId w:val="1"/>
+        </w:numPr>
+        <w:spacing w:after="0" w:line="240" w:lineRule="auto"/>
+        <w:ind w:left="567" w:firstLine="0"/>
+        <w:jc w:val="both"/>
+        <w:rPr>
+          <w:rFonts w:ascii="Arial Narrow" w:eastAsia="Arial Narrow" w:hAnsi="Arial Narrow" w:cs="Arial Narrow"/>
+          <w:sz w:val="16"/>
+          <w:szCs w:val="16"/>
+        </w:rPr>
+      </w:pPr>
+      <w:r>
+        <w:rPr>
+          <w:rFonts w:ascii="Arial Narrow" w:eastAsia="Arial Narrow" w:hAnsi="Arial Narrow" w:cs="Arial Narrow"/>
+          <w:sz w:val="16"/>
+          <w:szCs w:val="16"/>
+        </w:rPr>
+        <w:t>Cumplir con ejecutar la prestación u obligación asumida; y si esto no resulte posible o no sea razonable, otra de efectos equivalentes, incluyendo prestaciones dinerarias.</w:t>
+      </w:r>
+    </w:p>
+    <w:p>
+      <w:pPr>
+        <w:numPr>
+          <w:ilvl w:val="0"/>
+          <w:numId w:val="1"/>
+        </w:numPr>
+        <w:spacing w:after="0" w:line="240" w:lineRule="auto"/>
+        <w:ind w:left="567" w:firstLine="0"/>
+        <w:jc w:val="both"/>
+        <w:rPr>
+          <w:rFonts w:ascii="Arial Narrow" w:eastAsia="Arial Narrow" w:hAnsi="Arial Narrow" w:cs="Arial Narrow"/>
+          <w:sz w:val="16"/>
+          <w:szCs w:val="16"/>
+        </w:rPr>
+      </w:pPr>
+      <w:r>
+        <w:rPr>
+          <w:rFonts w:ascii="Arial Narrow" w:eastAsia="Arial Narrow" w:hAnsi="Arial Narrow" w:cs="Arial Narrow"/>
+          <w:sz w:val="16"/>
+          <w:szCs w:val="16"/>
+        </w:rPr>
+        <w:t>Cumplir con ejecutar otras prestaciones u obligaciones legales o convencionales a su cargo.</w:t>
+      </w:r>
+    </w:p>
+    <w:p>
+      <w:pPr>
+        <w:numPr>
+          <w:ilvl w:val="0"/>
+          <w:numId w:val="1"/>
+        </w:numPr>
+        <w:spacing w:after="0" w:line="240" w:lineRule="auto"/>
+        <w:ind w:left="567" w:firstLine="0"/>
+        <w:jc w:val="both"/>
+        <w:rPr>
+          <w:rFonts w:ascii="Arial Narrow" w:eastAsia="Arial Narrow" w:hAnsi="Arial Narrow" w:cs="Arial Narrow"/>
+          <w:sz w:val="16"/>
+          <w:szCs w:val="16"/>
+        </w:rPr>
+      </w:pPr>
+      <w:r>
+        <w:rPr>
+          <w:rFonts w:ascii="Arial Narrow" w:eastAsia="Arial Narrow" w:hAnsi="Arial Narrow" w:cs="Arial Narrow"/>
+          <w:sz w:val="16"/>
+          <w:szCs w:val="16"/>
+        </w:rPr>
+        <w:t>Devolver la contraprestación pagada por el consumidor, más los intereses legales correspondientes, cuando la reparación, reposición, o cumplimiento de la prestación u obligación, según sea el caso, no resulte posible o no sea razonable según las circunstancias.</w:t>
+      </w:r>
+    </w:p>
+    <w:p>
+      <w:pPr>
+        <w:numPr>
+          <w:ilvl w:val="0"/>
+          <w:numId w:val="1"/>
+        </w:numPr>
+        <w:spacing w:after="0" w:line="240" w:lineRule="auto"/>
+        <w:ind w:left="567" w:firstLine="0"/>
+        <w:jc w:val="both"/>
+        <w:rPr>
+          <w:rFonts w:ascii="Arial Narrow" w:eastAsia="Arial Narrow" w:hAnsi="Arial Narrow" w:cs="Arial Narrow"/>
+          <w:sz w:val="16"/>
+          <w:szCs w:val="16"/>
+        </w:rPr>
+      </w:pPr>
+      <w:r>
+        <w:rPr>
+          <w:rFonts w:ascii="Arial Narrow" w:eastAsia="Arial Narrow" w:hAnsi="Arial Narrow" w:cs="Arial Narrow"/>
+          <w:sz w:val="16"/>
+          <w:szCs w:val="16"/>
+        </w:rPr>
+        <w:t>En los supuestos de pagos indebidos o en exceso, devolver estos montos, más los intereses correspondientes.</w:t>
+      </w:r>
+    </w:p>
+    <w:p>
+      <w:pPr>
+        <w:numPr>
+          <w:ilvl w:val="0"/>
+          <w:numId w:val="1"/>
+        </w:numPr>
+        <w:spacing w:after="0" w:line="240" w:lineRule="auto"/>
+        <w:ind w:left="567" w:firstLine="0"/>
+        <w:jc w:val="both"/>
+        <w:rPr>
+          <w:rFonts w:ascii="Arial Narrow" w:eastAsia="Arial Narrow" w:hAnsi="Arial Narrow" w:cs="Arial Narrow"/>
+          <w:sz w:val="16"/>
+          <w:szCs w:val="16"/>
+        </w:rPr>
+      </w:pPr>
+      <w:r>
+        <w:rPr>
+          <w:rFonts w:ascii="Arial Narrow" w:eastAsia="Arial Narrow" w:hAnsi="Arial Narrow" w:cs="Arial Narrow"/>
+          <w:sz w:val="16"/>
+          <w:szCs w:val="16"/>
+        </w:rPr>
+        <w:t>Pagar los gastos incurridos por el consumidor para mitigar las consecuencias de la infracción administrativa.</w:t>
+      </w:r>
+    </w:p>
+    <w:p>
+      <w:pPr>
+        <w:numPr>
+          <w:ilvl w:val="0"/>
+          <w:numId w:val="1"/>
+        </w:numPr>
+        <w:spacing w:after="0" w:line="240" w:lineRule="auto"/>
+        <w:ind w:left="567" w:firstLine="0"/>
+        <w:jc w:val="both"/>
+        <w:rPr>
+          <w:rFonts w:ascii="Arial Narrow" w:eastAsia="Arial Narrow" w:hAnsi="Arial Narrow" w:cs="Arial Narrow"/>
+          <w:sz w:val="16"/>
+          <w:szCs w:val="16"/>
+        </w:rPr>
+      </w:pPr>
+      <w:r>
+        <w:rPr>
+          <w:rFonts w:ascii="Arial Narrow" w:eastAsia="Arial Narrow" w:hAnsi="Arial Narrow" w:cs="Arial Narrow"/>
+          <w:sz w:val="16"/>
+          <w:szCs w:val="16"/>
+        </w:rPr>
+        <w:t>Otras medidas reparadoras análogas de efectos equivalentes a las anteriores.</w:t>
+      </w:r>
+    </w:p>
+    <w:p>
+      <w:pPr>
+        <w:pStyle w:val="Sinespaciado"/>
+        <w:ind w:left="567"/>
+        <w:jc w:val="both"/>
+        <w:rPr>
+          <w:rFonts w:ascii="Arial Narrow" w:eastAsia="Arial Narrow" w:hAnsi="Arial Narrow" w:cs="Arial Narrow"/>
+          <w:sz w:val="16"/>
+          <w:szCs w:val="16"/>
+        </w:rPr>
+      </w:pPr>
+      <w:r>
+        <w:rPr>
+          <w:rFonts w:ascii="Arial Narrow" w:eastAsia="Arial Narrow" w:hAnsi="Arial Narrow" w:cs="Arial Narrow"/>
+          <w:sz w:val="16"/>
+          <w:szCs w:val="16"/>
+        </w:rPr>
+        <w:t xml:space="preserve">115.2 Las medidas correctivas reparadoras no pueden ser solicitadas de manera acumulativa conjunta, pudiendo plantearse de manera alternativa o subsidiaria, con excepción de la medida correctiva señalada en el literal h) que puede solicitarse </w:t>
+      </w:r>
+      <w:proofErr w:type="gramStart"/>
+      <w:r>
+        <w:rPr>
+          <w:rFonts w:ascii="Arial Narrow" w:eastAsia="Arial Narrow" w:hAnsi="Arial Narrow" w:cs="Arial Narrow"/>
+          <w:sz w:val="16"/>
+          <w:szCs w:val="16"/>
+        </w:rPr>
+        <w:t>conjuntamente con</w:t>
+      </w:r>
+      <w:proofErr w:type="gramEnd"/>
+      <w:r>
+        <w:rPr>
+          <w:rFonts w:ascii="Arial Narrow" w:eastAsia="Arial Narrow" w:hAnsi="Arial Narrow" w:cs="Arial Narrow"/>
+          <w:sz w:val="16"/>
+          <w:szCs w:val="16"/>
+        </w:rPr>
+        <w:t xml:space="preserve"> otra medida correctiva. Cuando los órganos competentes del Indecopi se pronuncian respecto de una medida correctiva reparadora, aplican el principio de congruencia procesal.</w:t>
+      </w:r>
+    </w:p>
+    <w:p>
+      <w:pPr>
+        <w:spacing w:after="0" w:line="240" w:lineRule="auto"/>
+        <w:ind w:left="567"/>
+        <w:jc w:val="both"/>
+        <w:rPr>
+          <w:rFonts w:ascii="Arial Narrow" w:eastAsia="Arial Narrow" w:hAnsi="Arial Narrow" w:cs="Arial Narrow"/>
+          <w:sz w:val="16"/>
+          <w:szCs w:val="16"/>
+        </w:rPr>
+      </w:pPr>
+      <w:r>
+        <w:rPr>
+          <w:rFonts w:ascii="Arial Narrow" w:eastAsia="Arial Narrow" w:hAnsi="Arial Narrow" w:cs="Arial Narrow"/>
+          <w:sz w:val="16"/>
+          <w:szCs w:val="16"/>
+        </w:rPr>
+        <w:t>115.3 Las medidas correctivas reparadoras pueden solicitarse en cualquier momento hasta antes de la notificación de cargo al proveedor, sin perjuicio de la facultad de secretaría técnica de la comisión de requerir al consumidor que precise la medida correctiva materia de solicitud. El consumidor puede variar su solicitud de medida correctiva hasta antes de la decisión de primera instancia, en cuyo caso se confiere traslado al proveedor para que formule su descargo.</w:t>
+      </w:r>
+    </w:p>
+    <w:p>
+      <w:pPr>
+        <w:spacing w:after="0" w:line="240" w:lineRule="auto"/>
+        <w:ind w:left="567"/>
+        <w:jc w:val="both"/>
+        <w:rPr>
+          <w:rFonts w:ascii="Arial Narrow" w:eastAsia="Arial Narrow" w:hAnsi="Arial Narrow" w:cs="Arial Narrow"/>
+          <w:sz w:val="16"/>
+          <w:szCs w:val="16"/>
+        </w:rPr>
+      </w:pPr>
+      <w:r>
+        <w:rPr>
+          <w:rFonts w:ascii="Arial Narrow" w:eastAsia="Arial Narrow" w:hAnsi="Arial Narrow" w:cs="Arial Narrow"/>
+          <w:sz w:val="16"/>
+          <w:szCs w:val="16"/>
+        </w:rPr>
+        <w:t>115.4 Corresponde al consumidor que solicita el dictado de la medida correctiva reparadora probar las consecuencias patrimoniales directas e inmediatas causadas por la comisión de la infracción administrativa.</w:t>
+      </w:r>
+    </w:p>
+    <w:p>
+      <w:pPr>
+        <w:spacing w:after="0" w:line="240" w:lineRule="auto"/>
+        <w:ind w:left="567"/>
+        <w:jc w:val="both"/>
+        <w:rPr>
+          <w:rFonts w:ascii="Arial Narrow" w:eastAsia="Arial Narrow" w:hAnsi="Arial Narrow" w:cs="Arial Narrow"/>
+          <w:sz w:val="16"/>
+          <w:szCs w:val="16"/>
+        </w:rPr>
+      </w:pPr>
+      <w:r>
+        <w:rPr>
+          <w:rFonts w:ascii="Arial Narrow" w:eastAsia="Arial Narrow" w:hAnsi="Arial Narrow" w:cs="Arial Narrow"/>
+          <w:sz w:val="16"/>
+          <w:szCs w:val="16"/>
+        </w:rPr>
+        <w:t>115.5 Los bienes o montos objeto de medidas correctivas reparadoras son entregados por el proveedor directamente al consumidor que los reclama, salvo mandato distinto contenido en la resolución. Aquellos bienes o montos materia de una medida correctiva reparadora, que por algún motivo se encuentran en posesión del Indecopi y deban ser entregados a los consumidores beneficiados, son puestos a disposición de estos.</w:t>
+      </w:r>
+    </w:p>
+    <w:p>
+      <w:pPr>
+        <w:spacing w:after="0" w:line="240" w:lineRule="auto"/>
+        <w:ind w:left="567"/>
+        <w:jc w:val="both"/>
+        <w:rPr>
+          <w:rFonts w:ascii="Arial Narrow" w:eastAsia="Arial Narrow" w:hAnsi="Arial Narrow" w:cs="Arial Narrow"/>
+          <w:sz w:val="16"/>
+          <w:szCs w:val="16"/>
+        </w:rPr>
+      </w:pPr>
+      <w:r>
+        <w:rPr>
+          <w:rFonts w:ascii="Arial Narrow" w:eastAsia="Arial Narrow" w:hAnsi="Arial Narrow" w:cs="Arial Narrow"/>
+          <w:sz w:val="16"/>
+          <w:szCs w:val="16"/>
+        </w:rPr>
+        <w:t>115.6 El extremo de la resolución final que ordena el cumplimiento de una medida correctiva reparadora a favor del consumidor constituye título ejecutivo conforme con lo dispuesto en el artículo 688 del Código Procesal Civil, una vez que quedan consentidas o causan estado en la vía administrativa. La legitimidad para obrar en los procesos civiles de ejecución corresponde a los consumidores beneficiados con la medida correctiva reparadora.</w:t>
+      </w:r>
+    </w:p>
+    <w:p>
+      <w:pPr>
+        <w:spacing w:after="0" w:line="240" w:lineRule="auto"/>
+        <w:ind w:left="567"/>
+        <w:jc w:val="both"/>
+        <w:rPr>
+          <w:rFonts w:ascii="Arial Narrow" w:eastAsia="Arial Narrow" w:hAnsi="Arial Narrow" w:cs="Arial Narrow"/>
+          <w:sz w:val="16"/>
+          <w:szCs w:val="16"/>
+        </w:rPr>
+      </w:pPr>
+      <w:r>
+        <w:rPr>
+          <w:rFonts w:ascii="Arial Narrow" w:eastAsia="Arial Narrow" w:hAnsi="Arial Narrow" w:cs="Arial Narrow"/>
+          <w:sz w:val="16"/>
+          <w:szCs w:val="16"/>
+        </w:rPr>
+        <w:t>115.7 Las medidas correctivas reparadoras como mandatos dirigidos a resarcir las consecuencias patrimoniales directas e inmediatas originadas por la infracción buscan corregir la conducta infractora y no tienen naturaleza indemnizatoria; son dictadas sin perjuicio de la indemnización por los daños y perjuicios que el consumidor puede solicitar en la vía judicial o arbitral correspondiente. No obstante, se descuenta de la indemnización patrimonial aquella satisfacción patrimonial deducible que el consumidor haya recibido a consecuencia del dictado de una medida correctiva reparadora en sede administrativa.</w:t>
+      </w:r>
+    </w:p>
+    <w:p>
+      <w:pPr>
+        <w:spacing w:after="0" w:line="240" w:lineRule="auto"/>
+        <w:ind w:left="567"/>
+        <w:jc w:val="both"/>
+        <w:rPr>
+          <w:rFonts w:ascii="Arial Narrow" w:eastAsia="Arial Narrow" w:hAnsi="Arial Narrow" w:cs="Arial Narrow"/>
+          <w:b/>
+          <w:bCs/>
+          <w:sz w:val="16"/>
+          <w:szCs w:val="16"/>
+        </w:rPr>
+      </w:pPr>
+      <w:r>
+        <w:rPr>
+          <w:rFonts w:ascii="Arial Narrow" w:eastAsia="Arial Narrow" w:hAnsi="Arial Narrow" w:cs="Arial Narrow"/>
+          <w:b/>
+          <w:bCs/>
+          <w:sz w:val="16"/>
+          <w:szCs w:val="16"/>
+        </w:rPr>
+        <w:t>Artículo 116.- Medidas correctivas complementarias</w:t>
+      </w:r>
+    </w:p>
+    <w:p>
+      <w:pPr>
+        <w:spacing w:after="0" w:line="240" w:lineRule="auto"/>
+        <w:ind w:left="567"/>
+        <w:jc w:val="both"/>
+        <w:rPr>
+          <w:rFonts w:ascii="Arial Narrow" w:eastAsia="Arial Narrow" w:hAnsi="Arial Narrow" w:cs="Arial Narrow"/>
+          <w:sz w:val="16"/>
+          <w:szCs w:val="16"/>
+        </w:rPr>
+      </w:pPr>
+      <w:r>
+        <w:rPr>
+          <w:rFonts w:ascii="Arial Narrow" w:eastAsia="Arial Narrow" w:hAnsi="Arial Narrow" w:cs="Arial Narrow"/>
+          <w:sz w:val="16"/>
+          <w:szCs w:val="16"/>
+        </w:rPr>
+        <w:t xml:space="preserve">Las medidas correctivas complementarias tienen el objeto de revertir los efectos de la conducta infractora o evitar que esta se produzca nuevamente en el futuro y pueden ser, entre otras, las siguientes: </w:t>
+      </w:r>
+    </w:p>
+    <w:p>
+      <w:pPr>
+        <w:spacing w:after="0" w:line="240" w:lineRule="auto"/>
+        <w:ind w:left="567"/>
+        <w:jc w:val="both"/>
+        <w:rPr>
+          <w:rFonts w:ascii="Arial Narrow" w:eastAsia="Arial Narrow" w:hAnsi="Arial Narrow" w:cs="Arial Narrow"/>
+          <w:sz w:val="16"/>
+          <w:szCs w:val="16"/>
+        </w:rPr>
+      </w:pPr>
+      <w:r>
+        <w:rPr>
+          <w:rFonts w:ascii="Arial Narrow" w:eastAsia="Arial Narrow" w:hAnsi="Arial Narrow" w:cs="Arial Narrow"/>
+          <w:sz w:val="16"/>
+          <w:szCs w:val="16"/>
+        </w:rPr>
+        <w:t xml:space="preserve">a. Que el proveedor cumpla con atender la solicitud de información requerida por el consumidor, siempre que dicho requerimiento guarde relación con el producto adquirido o servicio contratado. </w:t>
+      </w:r>
+    </w:p>
+    <w:p>
+      <w:pPr>
+        <w:spacing w:after="0" w:line="240" w:lineRule="auto"/>
+        <w:ind w:left="567"/>
+        <w:jc w:val="both"/>
+        <w:rPr>
+          <w:rFonts w:ascii="Arial Narrow" w:eastAsia="Arial Narrow" w:hAnsi="Arial Narrow" w:cs="Arial Narrow"/>
+          <w:sz w:val="16"/>
+          <w:szCs w:val="16"/>
+        </w:rPr>
+      </w:pPr>
+      <w:r>
+        <w:rPr>
+          <w:rFonts w:ascii="Arial Narrow" w:eastAsia="Arial Narrow" w:hAnsi="Arial Narrow" w:cs="Arial Narrow"/>
+          <w:sz w:val="16"/>
+          <w:szCs w:val="16"/>
+        </w:rPr>
+        <w:t xml:space="preserve">b. Declarar inexigibles las cláusulas que han sido identificadas como abusivas en el procedimiento. </w:t>
+      </w:r>
+    </w:p>
+    <w:p>
+      <w:pPr>
+        <w:spacing w:after="0" w:line="240" w:lineRule="auto"/>
+        <w:ind w:left="567"/>
+        <w:jc w:val="both"/>
+        <w:rPr>
+          <w:rFonts w:ascii="Arial Narrow" w:eastAsia="Arial Narrow" w:hAnsi="Arial Narrow" w:cs="Arial Narrow"/>
+          <w:sz w:val="16"/>
+          <w:szCs w:val="16"/>
+        </w:rPr>
+      </w:pPr>
+      <w:r>
+        <w:rPr>
+          <w:rFonts w:ascii="Arial Narrow" w:eastAsia="Arial Narrow" w:hAnsi="Arial Narrow" w:cs="Arial Narrow"/>
+          <w:sz w:val="16"/>
+          <w:szCs w:val="16"/>
+        </w:rPr>
+        <w:t xml:space="preserve">c. El decomiso y destrucción de la mercadería, envases, envolturas o etiquetas. </w:t>
+      </w:r>
+    </w:p>
+    <w:p>
+      <w:pPr>
+        <w:spacing w:after="0" w:line="240" w:lineRule="auto"/>
+        <w:ind w:left="567"/>
+        <w:jc w:val="both"/>
+        <w:rPr>
+          <w:rFonts w:ascii="Arial Narrow" w:eastAsia="Arial Narrow" w:hAnsi="Arial Narrow" w:cs="Arial Narrow"/>
+          <w:sz w:val="16"/>
+          <w:szCs w:val="16"/>
+        </w:rPr>
+      </w:pPr>
+      <w:r>
+        <w:rPr>
+          <w:rFonts w:ascii="Arial Narrow" w:eastAsia="Arial Narrow" w:hAnsi="Arial Narrow" w:cs="Arial Narrow"/>
+          <w:sz w:val="16"/>
+          <w:szCs w:val="16"/>
+        </w:rPr>
+        <w:t xml:space="preserve">d. En caso de infracciones muy graves y de reincidencia o </w:t>
+      </w:r>
+      <w:proofErr w:type="spellStart"/>
+      <w:r>
+        <w:rPr>
+          <w:rFonts w:ascii="Arial Narrow" w:eastAsia="Arial Narrow" w:hAnsi="Arial Narrow" w:cs="Arial Narrow"/>
+          <w:sz w:val="16"/>
+          <w:szCs w:val="16"/>
+        </w:rPr>
+        <w:t>reiterancia</w:t>
+      </w:r>
+      <w:proofErr w:type="spellEnd"/>
+      <w:r>
+        <w:rPr>
+          <w:rFonts w:ascii="Arial Narrow" w:eastAsia="Arial Narrow" w:hAnsi="Arial Narrow" w:cs="Arial Narrow"/>
+          <w:sz w:val="16"/>
+          <w:szCs w:val="16"/>
+        </w:rPr>
+        <w:t xml:space="preserve">: </w:t>
+      </w:r>
+    </w:p>
+    <w:p>
+      <w:pPr>
+        <w:spacing w:after="0" w:line="240" w:lineRule="auto"/>
+        <w:ind w:left="567"/>
+        <w:jc w:val="both"/>
+        <w:rPr>
+          <w:rFonts w:ascii="Arial Narrow" w:eastAsia="Arial Narrow" w:hAnsi="Arial Narrow" w:cs="Arial Narrow"/>
+          <w:sz w:val="16"/>
+          <w:szCs w:val="16"/>
+        </w:rPr>
+      </w:pPr>
+      <w:r>
+        <w:rPr>
+          <w:rFonts w:ascii="Arial Narrow" w:eastAsia="Arial Narrow" w:hAnsi="Arial Narrow" w:cs="Arial Narrow"/>
+          <w:sz w:val="16"/>
+          <w:szCs w:val="16"/>
+        </w:rPr>
+        <w:t xml:space="preserve">(i) Solicitar a la autoridad correspondiente la clausura temporal del establecimiento industrial, comercial o de servicios por un plazo máximo de seis (6) meses. </w:t>
+      </w:r>
+    </w:p>
+    <w:p>
+      <w:pPr>
+        <w:spacing w:after="0" w:line="240" w:lineRule="auto"/>
+        <w:ind w:left="567"/>
+        <w:jc w:val="both"/>
+        <w:rPr>
+          <w:rFonts w:ascii="Arial Narrow" w:eastAsia="Arial Narrow" w:hAnsi="Arial Narrow" w:cs="Arial Narrow"/>
+          <w:sz w:val="16"/>
+          <w:szCs w:val="16"/>
+        </w:rPr>
+      </w:pPr>
+      <w:r>
+        <w:rPr>
+          <w:rFonts w:ascii="Arial Narrow" w:eastAsia="Arial Narrow" w:hAnsi="Arial Narrow" w:cs="Arial Narrow"/>
+          <w:sz w:val="16"/>
+          <w:szCs w:val="16"/>
+        </w:rPr>
+        <w:t>(</w:t>
+      </w:r>
+      <w:proofErr w:type="spellStart"/>
+      <w:r>
+        <w:rPr>
+          <w:rFonts w:ascii="Arial Narrow" w:eastAsia="Arial Narrow" w:hAnsi="Arial Narrow" w:cs="Arial Narrow"/>
+          <w:sz w:val="16"/>
+          <w:szCs w:val="16"/>
+        </w:rPr>
+        <w:t>ii</w:t>
+      </w:r>
+      <w:proofErr w:type="spellEnd"/>
+      <w:r>
+        <w:rPr>
+          <w:rFonts w:ascii="Arial Narrow" w:eastAsia="Arial Narrow" w:hAnsi="Arial Narrow" w:cs="Arial Narrow"/>
+          <w:sz w:val="16"/>
+          <w:szCs w:val="16"/>
+        </w:rPr>
+        <w:t xml:space="preserve">) Solicitar a la autoridad competente la inhabilitación, temporal o permanente, del proveedor en función de los alcances de la infracción sancionada. </w:t>
+      </w:r>
+    </w:p>
+    <w:p>
+      <w:pPr>
+        <w:spacing w:after="0" w:line="240" w:lineRule="auto"/>
+        <w:ind w:left="567"/>
+        <w:jc w:val="both"/>
+        <w:rPr>
+          <w:rFonts w:ascii="Arial Narrow" w:eastAsia="Arial Narrow" w:hAnsi="Arial Narrow" w:cs="Arial Narrow"/>
+          <w:sz w:val="16"/>
+          <w:szCs w:val="16"/>
+        </w:rPr>
+      </w:pPr>
+      <w:r>
+        <w:rPr>
+          <w:rFonts w:ascii="Arial Narrow" w:eastAsia="Arial Narrow" w:hAnsi="Arial Narrow" w:cs="Arial Narrow"/>
+          <w:sz w:val="16"/>
+          <w:szCs w:val="16"/>
+        </w:rPr>
+        <w:t xml:space="preserve">e. Publicación de avisos </w:t>
+      </w:r>
+      <w:proofErr w:type="spellStart"/>
+      <w:r>
+        <w:rPr>
+          <w:rFonts w:ascii="Arial Narrow" w:eastAsia="Arial Narrow" w:hAnsi="Arial Narrow" w:cs="Arial Narrow"/>
+          <w:sz w:val="16"/>
+          <w:szCs w:val="16"/>
+        </w:rPr>
+        <w:t>rectificatorios</w:t>
+      </w:r>
+      <w:proofErr w:type="spellEnd"/>
+      <w:r>
+        <w:rPr>
+          <w:rFonts w:ascii="Arial Narrow" w:eastAsia="Arial Narrow" w:hAnsi="Arial Narrow" w:cs="Arial Narrow"/>
+          <w:sz w:val="16"/>
+          <w:szCs w:val="16"/>
+        </w:rPr>
+        <w:t xml:space="preserve"> o informativos en la forma que determine el Indecopi, tomando en consideración los medios que resulten idóneos para revertir los efectos que el acto objeto de sanción ha ocasionado. </w:t>
+      </w:r>
+    </w:p>
+    <w:p>
+      <w:pPr>
+        <w:spacing w:after="0" w:line="240" w:lineRule="auto"/>
+        <w:ind w:left="567"/>
+        <w:jc w:val="both"/>
+        <w:rPr>
+          <w:rFonts w:ascii="Arial Narrow" w:eastAsia="Arial Narrow" w:hAnsi="Arial Narrow" w:cs="Arial Narrow"/>
+          <w:sz w:val="16"/>
+          <w:szCs w:val="16"/>
+        </w:rPr>
+      </w:pPr>
+      <w:r>
+        <w:rPr>
+          <w:rFonts w:ascii="Arial Narrow" w:eastAsia="Arial Narrow" w:hAnsi="Arial Narrow" w:cs="Arial Narrow"/>
+          <w:sz w:val="16"/>
+          <w:szCs w:val="16"/>
+        </w:rPr>
+        <w:t xml:space="preserve">f. Cualquier otra medida correctiva que tenga el objeto de revertir los efectos de la conducta infractora o evitar que esta se produzca nuevamente en el futuro. </w:t>
+      </w:r>
+    </w:p>
+    <w:p>
+      <w:pPr>
+        <w:spacing w:after="0" w:line="240" w:lineRule="auto"/>
+        <w:ind w:left="567"/>
+        <w:jc w:val="both"/>
+        <w:rPr>
+          <w:rFonts w:ascii="Arial Narrow" w:eastAsia="Arial Narrow" w:hAnsi="Arial Narrow" w:cs="Arial Narrow"/>
+          <w:sz w:val="16"/>
+          <w:szCs w:val="16"/>
+        </w:rPr>
+      </w:pPr>
+      <w:r>
+        <w:rPr>
+          <w:rFonts w:ascii="Arial Narrow" w:eastAsia="Arial Narrow" w:hAnsi="Arial Narrow" w:cs="Arial Narrow"/>
+          <w:sz w:val="16"/>
+          <w:szCs w:val="16"/>
+        </w:rPr>
+        <w:t>El Indecopi está facultado para solicitar a la autoridad municipal y policial el apoyo respectivo para la ejecución de las medidas correctivas complementarias correspondientes.</w:t>
+      </w:r>
+    </w:p>
+    <w:p>
+      <w:pPr>
+        <w:spacing w:after="0" w:line="240" w:lineRule="auto"/>
+        <w:ind w:left="567" w:hanging="567"/>
+        <w:jc w:val="both"/>
+        <w:rPr>
+          <w:rFonts w:ascii="Arial Narrow" w:eastAsia="Arial Narrow" w:hAnsi="Arial Narrow" w:cs="Arial Narrow"/>
+          <w:sz w:val="16"/>
+          <w:szCs w:val="16"/>
+        </w:rPr>
+      </w:pPr>
+    </w:p>
+  </w:footnote>
+  <w:footnote w:id="14">
+    <w:p>
+      <w:pPr>
+        <w:pStyle w:val="Textonotapie"/>
+        <w:tabs>
+          <w:tab w:val="left" w:pos="567"/>
+        </w:tabs>
+        <w:ind w:left="567" w:hanging="567"/>
+        <w:jc w:val="both"/>
+        <w:rPr>
+          <w:rFonts w:ascii="Arial Narrow" w:eastAsia="Arial Narrow" w:hAnsi="Arial Narrow" w:cs="Arial Narrow"/>
+          <w:b/>
+          <w:sz w:val="16"/>
+          <w:szCs w:val="16"/>
+        </w:rPr>
+      </w:pPr>
+      <w:r>
+        <w:rPr>
+          <w:rStyle w:val="Refdenotaalpie"/>
+          <w:rFonts w:ascii="Arial Narrow" w:eastAsia="Arial Narrow" w:hAnsi="Arial Narrow" w:cs="Arial Narrow"/>
+          <w:sz w:val="16"/>
+          <w:szCs w:val="16"/>
+          <w:vertAlign w:val="superscript"/>
+        </w:rPr>
+        <w:footnoteRef/>
+      </w:r>
+      <w:r>
+        <w:rPr>
+          <w:rFonts w:ascii="Arial Narrow" w:eastAsia="Arial Narrow" w:hAnsi="Arial Narrow" w:cs="Arial Narrow"/>
+          <w:sz w:val="16"/>
+          <w:szCs w:val="16"/>
+        </w:rPr>
+        <w:tab/>
+        <w:t xml:space="preserve"/>
+      </w:r>
+      <w:r>
+        <w:rPr>
+          <w:rFonts w:ascii="Arial Narrow" w:eastAsia="Arial Narrow" w:hAnsi="Arial Narrow" w:cs="Arial Narrow"/>
+          <w:sz w:val="16"/>
+          <w:szCs w:val="16"/>
+        </w:rPr>
+        <w:tab/>
+      </w:r>
+      <w:r>
+        <w:rPr>
+          <w:rFonts w:ascii="Arial Narrow" w:eastAsia="Arial Narrow" w:hAnsi="Arial Narrow" w:cs="Arial Narrow"/>
+          <w:b/>
+          <w:sz w:val="16"/>
+          <w:szCs w:val="16"/>
+        </w:rPr>
+        <w:t>LEY 29571, CÓDIGO DE PROTECCIÓN Y DEFENSA DEL CONSUMIDOR</w:t>
+      </w:r>
+      <w:r>
+        <w:rPr>
+          <w:rFonts w:ascii="Arial Narrow" w:eastAsia="Arial Narrow" w:hAnsi="Arial Narrow" w:cs="Arial Narrow"/>
+          <w:b/>
+          <w:bCs/>
+          <w:sz w:val="16"/>
+          <w:szCs w:val="16"/>
+        </w:rPr>
+        <w:t xml:space="preserve">, </w:t>
+      </w:r>
+      <w:r>
+        <w:rPr>
+          <w:rFonts w:ascii="Arial Narrow" w:eastAsia="Arial Narrow" w:hAnsi="Arial Narrow" w:cs="Arial Narrow"/>
+          <w:b/>
+          <w:sz w:val="16"/>
+          <w:szCs w:val="16"/>
+        </w:rPr>
+        <w:t>publicado el 2 de setiembre de 2010 y modificado por Decreto Legislativo 1308</w:t>
+      </w:r>
+    </w:p>
+    <w:p>
+      <w:pPr>
+        <w:pStyle w:val="Textonotapie"/>
+        <w:tabs>
+          <w:tab w:val="left" w:pos="567"/>
+        </w:tabs>
+        <w:jc w:val="both"/>
+        <w:rPr>
+          <w:rFonts w:ascii="Arial Narrow" w:eastAsia="Arial Narrow" w:hAnsi="Arial Narrow" w:cs="Arial Narrow"/>
+          <w:b/>
+          <w:sz w:val="16"/>
+          <w:szCs w:val="16"/>
+        </w:rPr>
+      </w:pPr>
+      <w:r>
+        <w:rPr>
+          <w:rFonts w:ascii="Arial Narrow" w:eastAsia="Arial Narrow" w:hAnsi="Arial Narrow" w:cs="Arial Narrow"/>
+          <w:b/>
+          <w:sz w:val="16"/>
+          <w:szCs w:val="16"/>
+        </w:rPr>
+        <w:tab/>
+        <w:t>Artículo 112.- Criterios de graduación de las sanciones administrativas</w:t>
+      </w:r>
+    </w:p>
+    <w:p>
+      <w:pPr>
+        <w:pStyle w:val="Textonotapie"/>
+        <w:tabs>
+          <w:tab w:val="left" w:pos="567"/>
+        </w:tabs>
+        <w:jc w:val="both"/>
+        <w:rPr>
+          <w:rFonts w:ascii="Arial Narrow" w:eastAsia="Arial Narrow" w:hAnsi="Arial Narrow" w:cs="Arial Narrow"/>
+          <w:sz w:val="16"/>
+          <w:szCs w:val="16"/>
+        </w:rPr>
+      </w:pPr>
+      <w:r>
+        <w:rPr>
+          <w:rFonts w:ascii="Arial Narrow" w:eastAsia="Arial Narrow" w:hAnsi="Arial Narrow" w:cs="Arial Narrow"/>
+          <w:sz w:val="16"/>
+          <w:szCs w:val="16"/>
+        </w:rPr>
+        <w:tab/>
+        <w:t>(…)</w:t>
+      </w:r>
+    </w:p>
+    <w:p>
+      <w:pPr>
+        <w:pStyle w:val="Textonotapie"/>
+        <w:tabs>
+          <w:tab w:val="left" w:pos="567"/>
+        </w:tabs>
+        <w:jc w:val="both"/>
+        <w:rPr>
+          <w:rFonts w:ascii="Arial Narrow" w:eastAsia="Arial Narrow" w:hAnsi="Arial Narrow" w:cs="Arial Narrow"/>
+          <w:sz w:val="16"/>
+          <w:szCs w:val="16"/>
+        </w:rPr>
+      </w:pPr>
+      <w:r>
+        <w:rPr>
+          <w:rFonts w:ascii="Arial Narrow" w:eastAsia="Arial Narrow" w:hAnsi="Arial Narrow" w:cs="Arial Narrow"/>
+          <w:sz w:val="16"/>
+          <w:szCs w:val="16"/>
+        </w:rPr>
+        <w:tab/>
+        <w:t>Se consideran circunstancias atenuantes especiales, las siguientes:</w:t>
+      </w:r>
+    </w:p>
+    <w:p>
+      <w:pPr>
+        <w:pStyle w:val="Textonotapie"/>
+        <w:tabs>
+          <w:tab w:val="left" w:pos="567"/>
+        </w:tabs>
+        <w:jc w:val="both"/>
+        <w:rPr>
+          <w:rFonts w:ascii="Arial Narrow" w:eastAsia="Arial Narrow" w:hAnsi="Arial Narrow" w:cs="Arial Narrow"/>
+          <w:sz w:val="16"/>
+          <w:szCs w:val="16"/>
+        </w:rPr>
+      </w:pPr>
+      <w:r>
+        <w:rPr>
+          <w:rFonts w:ascii="Arial Narrow" w:eastAsia="Arial Narrow" w:hAnsi="Arial Narrow" w:cs="Arial Narrow"/>
+          <w:sz w:val="16"/>
+          <w:szCs w:val="16"/>
+        </w:rPr>
+        <w:tab/>
+        <w:t>(…)</w:t>
       </w:r>
     </w:p>
     <w:p>
@@ -13564,447 +15704,7 @@
           <w:sz w:val="16"/>
           <w:szCs w:val="16"/>
         </w:rPr>
-        <w:t xml:space="preserve">2.1 El proveedor tiene la obligación de ofrecer al consumidor toda la información relevante para tomar una decisión o realizar una elección adecuada de consumo, así como para efectuar un uso o consumo adecuado de los productos o servicios. </w:t>
-      </w:r>
-    </w:p>
-    <w:p>
-      <w:pPr>
-        <w:pStyle w:val="Textonotapie"/>
-        <w:tabs>
-          <w:tab w:val="left" w:pos="567"/>
-        </w:tabs>
-        <w:ind w:left="567"/>
-        <w:jc w:val="both"/>
-        <w:rPr>
-          <w:rFonts w:ascii="Arial Narrow" w:eastAsia="Arial Narrow" w:hAnsi="Arial Narrow" w:cs="Arial Narrow"/>
-          <w:sz w:val="16"/>
-          <w:szCs w:val="16"/>
-        </w:rPr>
-      </w:pPr>
-      <w:r>
-        <w:rPr>
-          <w:rFonts w:ascii="Arial Narrow" w:eastAsia="Arial Narrow" w:hAnsi="Arial Narrow" w:cs="Arial Narrow"/>
-          <w:sz w:val="16"/>
-          <w:szCs w:val="16"/>
-        </w:rPr>
-        <w:t xml:space="preserve">2.2 La información debe ser veraz, suficiente, de fácil comprensión, apropiada, oportuna y fácilmente accesible, debiendo ser brindada en idioma castellano. </w:t>
-      </w:r>
-    </w:p>
-    <w:p>
-      <w:pPr>
-        <w:pStyle w:val="Textonotapie"/>
-        <w:tabs>
-          <w:tab w:val="left" w:pos="567"/>
-        </w:tabs>
-        <w:ind w:left="567"/>
-        <w:jc w:val="both"/>
-        <w:rPr>
-          <w:rFonts w:ascii="Arial Narrow" w:eastAsia="Arial Narrow" w:hAnsi="Arial Narrow" w:cs="Arial Narrow"/>
-          <w:sz w:val="16"/>
-          <w:szCs w:val="16"/>
-        </w:rPr>
-      </w:pPr>
-      <w:r>
-        <w:rPr>
-          <w:rFonts w:ascii="Arial Narrow" w:eastAsia="Arial Narrow" w:hAnsi="Arial Narrow" w:cs="Arial Narrow"/>
-          <w:sz w:val="16"/>
-          <w:szCs w:val="16"/>
-        </w:rPr>
-        <w:t xml:space="preserve">2.3 Sin perjuicio de las exigencias concretas de las normas sectoriales correspondientes, para analizar la información relevante se tiene en consideración a toda aquella sin la cual no se hubiera adoptado la decisión de consumo o se hubiera efectuado en términos substancialmente distintos. Para ello se debe examinar si la información omitida desnaturaliza las condiciones en que se realizó la oferta al consumidor. </w:t>
-      </w:r>
-    </w:p>
-    <w:p>
-      <w:pPr>
-        <w:pStyle w:val="Textonotapie"/>
-        <w:tabs>
-          <w:tab w:val="left" w:pos="567"/>
-        </w:tabs>
-        <w:ind w:left="567"/>
-        <w:jc w:val="both"/>
-        <w:rPr>
-          <w:rFonts w:ascii="Arial Narrow" w:eastAsia="Arial Narrow" w:hAnsi="Arial Narrow" w:cs="Arial Narrow"/>
-          <w:sz w:val="16"/>
-          <w:szCs w:val="16"/>
-        </w:rPr>
-      </w:pPr>
-      <w:r>
-        <w:rPr>
-          <w:rFonts w:ascii="Arial Narrow" w:eastAsia="Arial Narrow" w:hAnsi="Arial Narrow" w:cs="Arial Narrow"/>
-          <w:sz w:val="16"/>
-          <w:szCs w:val="16"/>
-        </w:rPr>
-        <w:t>2.4 Al evaluarse la información, deben considerarse los problemas de confusión que generarían al consumidor el suministro de información excesiva o sumamente compleja, atendiendo a la naturaleza del producto adquirido o al servicio contratado</w:t>
-      </w:r>
-      <w:r>
-        <w:rPr>
-          <w:rFonts w:ascii="Arial Narrow" w:eastAsia="Arial Narrow" w:hAnsi="Arial Narrow" w:cs="Arial Narrow"/>
-          <w:sz w:val="16"/>
-          <w:szCs w:val="16"/>
-        </w:rPr>
-        <w:t xml:space="preserve">. </w:t>
-      </w:r>
-    </w:p>
-    <w:p>
-      <w:pPr>
-        <w:pStyle w:val="Textonotapie"/>
-        <w:tabs>
-          <w:tab w:val="left" w:pos="567"/>
-        </w:tabs>
-        <w:ind w:left="567" w:right="-1" w:hanging="567"/>
-        <w:jc w:val="both"/>
-        <w:rPr>
-          <w:rFonts w:ascii="Arial Narrow" w:eastAsia="Arial Narrow" w:hAnsi="Arial Narrow" w:cs="Arial Narrow"/>
-          <w:b/>
-          <w:bCs/>
-          <w:sz w:val="16"/>
-          <w:szCs w:val="16"/>
-        </w:rPr>
-      </w:pPr>
-    </w:p>
-  </w:footnote>
-  <w:footnote w:id="6">
-    <w:p>
-      <w:pPr>
-        <w:pStyle w:val="Textonotapie"/>
-        <w:tabs>
-          <w:tab w:val="left" w:pos="567"/>
-        </w:tabs>
-        <w:ind w:left="567" w:right="-1" w:hanging="567"/>
-        <w:jc w:val="both"/>
-        <w:rPr>
-          <w:rFonts w:ascii="Arial Narrow" w:eastAsia="Arial Narrow" w:hAnsi="Arial Narrow" w:cs="Arial Narrow"/>
-          <w:b/>
-          <w:bCs/>
-          <w:sz w:val="16"/>
-          <w:szCs w:val="16"/>
-        </w:rPr>
-      </w:pPr>
-      <w:r>
-        <w:rPr>
-          <w:rStyle w:val="Refdenotaalpie"/>
-          <w:rFonts w:ascii="Arial Narrow" w:eastAsia="Arial Narrow" w:hAnsi="Arial Narrow" w:cs="Arial Narrow"/>
-          <w:sz w:val="16"/>
-          <w:szCs w:val="16"/>
-          <w:vertAlign w:val="superscript"/>
-        </w:rPr>
-        <w:footnoteRef/>
-      </w:r>
-      <w:r>
-        <w:rPr>
-          <w:rFonts w:ascii="Arial Narrow" w:eastAsia="Arial Narrow" w:hAnsi="Arial Narrow" w:cs="Arial Narrow"/>
-          <w:sz w:val="16"/>
-          <w:szCs w:val="16"/>
-        </w:rPr>
-        <w:t xml:space="preserve"> </w:t>
-      </w:r>
-      <w:r>
-        <w:rPr>
-          <w:rFonts w:ascii="Arial Narrow" w:eastAsia="Arial Narrow" w:hAnsi="Arial Narrow" w:cs="Arial Narrow"/>
-          <w:sz w:val="16"/>
-          <w:szCs w:val="16"/>
-        </w:rPr>
-        <w:tab/>
-      </w:r>
-      <w:r>
-        <w:rPr>
-          <w:rFonts w:ascii="Arial Narrow" w:eastAsia="Arial Narrow" w:hAnsi="Arial Narrow" w:cs="Arial Narrow"/>
-          <w:b/>
-          <w:bCs/>
-          <w:sz w:val="16"/>
-          <w:szCs w:val="16"/>
-        </w:rPr>
-        <w:t xml:space="preserve">LEY 29571, CÓDIGO DE PROTECCIÓN Y DEFENSA DEL CONSUMIDOR, publicado el 2 de setiembre de 2010 y modificado por Decreto Legislativo 1308 </w:t>
-      </w:r>
-    </w:p>
-    <w:p>
-      <w:pPr>
-        <w:pStyle w:val="Textonotapie"/>
-        <w:ind w:left="567" w:right="-1"/>
-        <w:jc w:val="both"/>
-        <w:rPr>
-          <w:rFonts w:ascii="Arial Narrow" w:eastAsia="Arial Narrow" w:hAnsi="Arial Narrow" w:cs="Arial Narrow"/>
-          <w:b/>
-          <w:bCs/>
-          <w:sz w:val="16"/>
-          <w:szCs w:val="16"/>
-        </w:rPr>
-      </w:pPr>
-      <w:r>
-        <w:rPr>
-          <w:rFonts w:ascii="Arial Narrow" w:eastAsia="Arial Narrow" w:hAnsi="Arial Narrow" w:cs="Arial Narrow"/>
-          <w:b/>
-          <w:bCs/>
-          <w:sz w:val="16"/>
-          <w:szCs w:val="16"/>
-        </w:rPr>
-        <w:t>Artículo 88.- Reclamo de productos o servicios financieros y de seguros</w:t>
-      </w:r>
-    </w:p>
-    <w:p>
-      <w:pPr>
-        <w:pStyle w:val="Textonotapie"/>
-        <w:ind w:left="567" w:right="-1"/>
-        <w:jc w:val="both"/>
-        <w:rPr>
-          <w:rFonts w:ascii="Arial Narrow" w:eastAsia="Arial Narrow" w:hAnsi="Arial Narrow" w:cs="Arial Narrow"/>
-          <w:sz w:val="16"/>
-          <w:szCs w:val="16"/>
-        </w:rPr>
-      </w:pPr>
-      <w:r>
-        <w:rPr>
-          <w:rFonts w:ascii="Arial Narrow" w:eastAsia="Arial Narrow" w:hAnsi="Arial Narrow" w:cs="Arial Narrow"/>
-          <w:sz w:val="16"/>
-          <w:szCs w:val="16"/>
-        </w:rPr>
-        <w:t xml:space="preserve">88.1 Las entidades del sistema financiero y de seguros, en todas sus oficinas en la República, deben resolver los reclamos en un plazo no mayor de quince días hábiles. Excepcionalmente, la Superintendencia de Banca, Seguros y Administradoras Privadas de Fondos de Pensiones podrá establecer un plazo ampliatorio cuando la naturaleza y complejidad de la operación, producto o servicio materia del reclamo o requerimiento lo justifique, situación que debe ponerse en conocimiento del consumidor antes de la culminación del plazo inicial, sin perjuicio del derecho del consumidor de recurrir directamente ante la Autoridad de Consumo. </w:t>
-      </w:r>
-    </w:p>
-    <w:p>
-      <w:pPr>
-        <w:pStyle w:val="Textonotapie"/>
-        <w:tabs>
-          <w:tab w:val="left" w:pos="567"/>
-        </w:tabs>
-        <w:ind w:left="567" w:right="-1" w:hanging="567"/>
-        <w:jc w:val="both"/>
-        <w:rPr>
-          <w:rFonts w:ascii="Arial Narrow" w:eastAsia="Arial Narrow" w:hAnsi="Arial Narrow" w:cs="Arial Narrow"/>
-          <w:b/>
-          <w:bCs/>
-          <w:sz w:val="16"/>
-          <w:szCs w:val="16"/>
-        </w:rPr>
-      </w:pPr>
-    </w:p>
-  </w:footnote>
-  <w:footnote w:id="7">
-    <w:p>
-      <w:pPr>
-        <w:pStyle w:val="Textonotapie"/>
-        <w:tabs>
-          <w:tab w:val="left" w:pos="567"/>
-        </w:tabs>
-        <w:ind w:left="567" w:right="-1" w:hanging="567"/>
-        <w:jc w:val="both"/>
-        <w:rPr>
-          <w:rFonts w:ascii="Arial Narrow" w:eastAsia="Arial Narrow" w:hAnsi="Arial Narrow" w:cs="Arial Narrow"/>
-          <w:sz w:val="16"/>
-          <w:szCs w:val="16"/>
-        </w:rPr>
-      </w:pPr>
-      <w:r>
-        <w:rPr>
-          <w:rStyle w:val="Refdenotaalpie"/>
-          <w:rFonts w:ascii="Arial Narrow" w:eastAsia="Arial Narrow" w:hAnsi="Arial Narrow" w:cs="Arial Narrow"/>
-          <w:sz w:val="16"/>
-          <w:szCs w:val="16"/>
-          <w:vertAlign w:val="superscript"/>
-        </w:rPr>
-        <w:footnoteRef/>
-      </w:r>
-      <w:r>
-        <w:rPr>
-          <w:rFonts w:ascii="Arial Narrow" w:eastAsia="Arial Narrow" w:hAnsi="Arial Narrow" w:cs="Arial Narrow"/>
-          <w:sz w:val="16"/>
-          <w:szCs w:val="16"/>
-        </w:rPr>
-        <w:t xml:space="preserve"> </w:t>
-      </w:r>
-      <w:r>
-        <w:rPr>
-          <w:rFonts w:ascii="Arial Narrow" w:eastAsia="Arial Narrow" w:hAnsi="Arial Narrow" w:cs="Arial Narrow"/>
-          <w:sz w:val="16"/>
-          <w:szCs w:val="16"/>
-        </w:rPr>
-        <w:tab/>
-      </w:r>
-      <w:r>
-        <w:rPr>
-          <w:rFonts w:ascii="Arial Narrow" w:eastAsia="Arial Narrow" w:hAnsi="Arial Narrow" w:cs="Arial Narrow"/>
-          <w:b/>
-          <w:bCs/>
-          <w:sz w:val="16"/>
-          <w:szCs w:val="16"/>
-        </w:rPr>
-        <w:t>LEY SOBRE FACULTADES, NORMAS Y ORGANIZACIÓN DEL INDECOPI, APROBADA POR DECRETO LEGISLATIVO 807 Artículo 24.-</w:t>
-      </w:r>
-      <w:r>
-        <w:rPr>
-          <w:rFonts w:ascii="Arial Narrow" w:eastAsia="Arial Narrow" w:hAnsi="Arial Narrow" w:cs="Arial Narrow"/>
-          <w:sz w:val="16"/>
-          <w:szCs w:val="16"/>
-        </w:rPr>
-        <w:t xml:space="preserve"> El </w:t>
-      </w:r>
-      <w:proofErr w:type="gramStart"/>
-      <w:r>
-        <w:rPr>
-          <w:rFonts w:ascii="Arial Narrow" w:eastAsia="Arial Narrow" w:hAnsi="Arial Narrow" w:cs="Arial Narrow"/>
-          <w:sz w:val="16"/>
-          <w:szCs w:val="16"/>
-        </w:rPr>
-        <w:t>Secretario Técnico</w:t>
-      </w:r>
-      <w:proofErr w:type="gramEnd"/>
-      <w:r>
-        <w:rPr>
-          <w:rFonts w:ascii="Arial Narrow" w:eastAsia="Arial Narrow" w:hAnsi="Arial Narrow" w:cs="Arial Narrow"/>
-          <w:sz w:val="16"/>
-          <w:szCs w:val="16"/>
-        </w:rPr>
-        <w:t xml:space="preserve"> se encargará de la tramitación del procedimiento. Para ello, cuenta con las siguientes facultades:</w:t>
-      </w:r>
-    </w:p>
-    <w:p>
-      <w:pPr>
-        <w:pStyle w:val="Textonotapie"/>
-        <w:tabs>
-          <w:tab w:val="left" w:pos="567"/>
-        </w:tabs>
-        <w:ind w:left="567" w:right="-1" w:hanging="567"/>
-        <w:jc w:val="both"/>
-        <w:rPr>
-          <w:rFonts w:ascii="Arial Narrow" w:eastAsia="Arial Narrow" w:hAnsi="Arial Narrow" w:cs="Arial Narrow"/>
-          <w:sz w:val="16"/>
-          <w:szCs w:val="16"/>
-        </w:rPr>
-      </w:pPr>
-      <w:r>
-        <w:rPr>
-          <w:rFonts w:ascii="Arial Narrow" w:eastAsia="Arial Narrow" w:hAnsi="Arial Narrow" w:cs="Arial Narrow"/>
-          <w:sz w:val="16"/>
-          <w:szCs w:val="16"/>
-        </w:rPr>
-        <w:tab/>
-        <w:t xml:space="preserve">(...) </w:t>
-      </w:r>
-    </w:p>
-    <w:p>
-      <w:pPr>
-        <w:pStyle w:val="Textonotapie"/>
-        <w:tabs>
-          <w:tab w:val="left" w:pos="567"/>
-        </w:tabs>
-        <w:ind w:left="567" w:right="-1" w:hanging="567"/>
-        <w:jc w:val="both"/>
-        <w:rPr>
-          <w:rFonts w:ascii="Arial Narrow" w:eastAsia="Arial Narrow" w:hAnsi="Arial Narrow" w:cs="Arial Narrow"/>
-          <w:sz w:val="16"/>
-          <w:szCs w:val="16"/>
-        </w:rPr>
-      </w:pPr>
-      <w:r>
-        <w:rPr>
-          <w:rFonts w:ascii="Arial Narrow" w:eastAsia="Arial Narrow" w:hAnsi="Arial Narrow" w:cs="Arial Narrow"/>
-          <w:sz w:val="16"/>
-          <w:szCs w:val="16"/>
-        </w:rPr>
-        <w:tab/>
-        <w:t xml:space="preserve">c) Admitir denuncias a trámite, en aquellos casos en que la Comisión le haya delegado esta facultad. </w:t>
-      </w:r>
-    </w:p>
-    <w:p>
-      <w:pPr>
-        <w:pStyle w:val="Textonotapie"/>
-        <w:tabs>
-          <w:tab w:val="left" w:pos="567"/>
-        </w:tabs>
-        <w:ind w:left="567" w:right="-1" w:hanging="567"/>
-        <w:jc w:val="both"/>
-        <w:rPr>
-          <w:rFonts w:ascii="Arial Narrow" w:eastAsia="Arial Narrow" w:hAnsi="Arial Narrow" w:cs="Arial Narrow"/>
-          <w:sz w:val="16"/>
-          <w:szCs w:val="16"/>
-        </w:rPr>
-      </w:pPr>
-      <w:r>
-        <w:rPr>
-          <w:rFonts w:ascii="Arial Narrow" w:eastAsia="Arial Narrow" w:hAnsi="Arial Narrow" w:cs="Arial Narrow"/>
-          <w:sz w:val="16"/>
-          <w:szCs w:val="16"/>
-        </w:rPr>
-        <w:tab/>
-        <w:t>(...).</w:t>
-      </w:r>
-    </w:p>
-    <w:p>
-      <w:pPr>
-        <w:pStyle w:val="Textonotapie"/>
-        <w:tabs>
-          <w:tab w:val="left" w:pos="567"/>
-        </w:tabs>
-        <w:ind w:left="567" w:right="-1" w:hanging="567"/>
-        <w:jc w:val="both"/>
-        <w:rPr>
-          <w:rFonts w:ascii="Arial Narrow" w:eastAsia="Arial Narrow" w:hAnsi="Arial Narrow" w:cs="Arial Narrow"/>
-          <w:sz w:val="16"/>
-          <w:szCs w:val="16"/>
-        </w:rPr>
-      </w:pPr>
-      <w:r>
-        <w:rPr>
-          <w:rFonts w:ascii="Arial Narrow" w:eastAsia="Arial Narrow" w:hAnsi="Arial Narrow" w:cs="Arial Narrow"/>
-          <w:sz w:val="16"/>
-          <w:szCs w:val="16"/>
-        </w:rPr>
-        <w:t xml:space="preserve">. </w:t>
-      </w:r>
-    </w:p>
-    <w:p>
-      <w:pPr>
-        <w:pStyle w:val="Textonotapie"/>
-        <w:tabs>
-          <w:tab w:val="left" w:pos="567"/>
-        </w:tabs>
-        <w:ind w:left="567" w:right="-1" w:hanging="567"/>
-        <w:jc w:val="both"/>
-        <w:rPr>
-          <w:rFonts w:ascii="Arial Narrow" w:eastAsia="Arial Narrow" w:hAnsi="Arial Narrow" w:cs="Arial Narrow"/>
-          <w:sz w:val="16"/>
-          <w:szCs w:val="16"/>
-        </w:rPr>
-      </w:pPr>
-    </w:p>
-  </w:footnote>
-  <w:footnote w:id="8">
-    <w:p>
-      <w:pPr>
-        <w:pStyle w:val="Textonotapie"/>
-        <w:ind w:left="567" w:hanging="567"/>
-        <w:jc w:val="both"/>
-        <w:rPr>
-          <w:rFonts w:ascii="Arial Narrow" w:eastAsia="Arial Narrow" w:hAnsi="Arial Narrow" w:cs="Arial Narrow"/>
-          <w:sz w:val="16"/>
-          <w:szCs w:val="16"/>
-        </w:rPr>
-      </w:pPr>
-      <w:r>
-        <w:rPr>
-          <w:rStyle w:val="Refdenotaalpie"/>
-          <w:rFonts w:ascii="Arial Narrow" w:eastAsia="Arial Narrow" w:hAnsi="Arial Narrow" w:cs="Arial Narrow"/>
-          <w:sz w:val="16"/>
-          <w:szCs w:val="16"/>
-          <w:vertAlign w:val="superscript"/>
-        </w:rPr>
-        <w:footnoteRef/>
-      </w:r>
-      <w:r>
-        <w:rPr>
-          <w:rFonts w:ascii="Arial Narrow" w:eastAsia="Arial Narrow" w:hAnsi="Arial Narrow" w:cs="Arial Narrow"/>
-          <w:sz w:val="16"/>
-          <w:szCs w:val="16"/>
-        </w:rPr>
-        <w:t xml:space="preserve"> </w:t>
-      </w:r>
-      <w:r>
-        <w:rPr>
-          <w:rFonts w:ascii="Arial Narrow" w:eastAsia="Arial Narrow" w:hAnsi="Arial Narrow" w:cs="Arial Narrow"/>
-          <w:sz w:val="16"/>
-          <w:szCs w:val="16"/>
-        </w:rPr>
-        <w:tab/>
-        <w:t xml:space="preserve">El número de trabajadores se atenderá siempre que la empresa haya sido constituida antes de la vigencia de la Ley </w:t>
+        <w:t xml:space="preserve">3. En los procedimientos de oficio promovidos por una denuncia de parte, cuando el proveedor se allana a la denuncia presentada o reconoce las pretensiones en ella contenidas, se da por concluido el procedimiento </w:t>
       </w:r>
       <w:proofErr w:type="spellStart"/>
       <w:r>
@@ -14013,7 +15713,7 @@
           <w:sz w:val="16"/>
           <w:szCs w:val="16"/>
         </w:rPr>
-        <w:t/>
+        <w:t>liminarmente</w:t>
       </w:r>
       <w:proofErr w:type="spellEnd"/>
       <w:r>
@@ -14022,1470 +15722,9 @@
           <w:sz w:val="16"/>
           <w:szCs w:val="16"/>
         </w:rPr>
-        <w:t xml:space="preserve"> 30056, publicada el 2 de julio de 2013, que modificó el artículo 5 del Texto Único Ordenado de la Ley de Promoción de la Competitividad, Formalización y Desarrollo de la Micro y Pequeña Empresa y de Acceso al Empleo Decente (LEY MYPE). Ello, en la medida que la Tercera Disposición Complementaria Transitoria de la norma modificatoria precisa que las empresas constituidas antes de la </w:t>
-      </w:r>
-      <w:proofErr w:type="gramStart"/>
-      <w:r>
-        <w:rPr>
-          <w:rFonts w:ascii="Arial Narrow" w:eastAsia="Arial Narrow" w:hAnsi="Arial Narrow" w:cs="Arial Narrow"/>
-          <w:sz w:val="16"/>
-          <w:szCs w:val="16"/>
-        </w:rPr>
-        <w:t>entrada en vigencia</w:t>
-      </w:r>
-      <w:proofErr w:type="gramEnd"/>
-      <w:r>
-        <w:rPr>
-          <w:rFonts w:ascii="Arial Narrow" w:eastAsia="Arial Narrow" w:hAnsi="Arial Narrow" w:cs="Arial Narrow"/>
-          <w:sz w:val="16"/>
-          <w:szCs w:val="16"/>
-        </w:rPr>
-        <w:t xml:space="preserve"> de dicha Ley se rigen por los requisitos de acogimiento al régimen de las micro y pequeñas empresas regulados en el Decreto Legislativo 1086.</w:t>
-      </w:r>
-    </w:p>
-    <w:p>
-      <w:pPr>
-        <w:pStyle w:val="Textonotapie"/>
-        <w:ind w:left="567" w:hanging="567"/>
-        <w:jc w:val="both"/>
-        <w:rPr>
-          <w:rFonts w:ascii="Arial Narrow" w:eastAsia="Arial Narrow" w:hAnsi="Arial Narrow" w:cs="Arial Narrow"/>
-          <w:sz w:val="16"/>
-          <w:szCs w:val="16"/>
-        </w:rPr>
-      </w:pPr>
-    </w:p>
-  </w:footnote>
-  <w:footnote w:id="9">
-    <w:p>
-      <w:pPr>
-        <w:pStyle w:val="Textonotapie"/>
-        <w:ind w:left="567" w:hanging="567"/>
-        <w:jc w:val="both"/>
-        <w:rPr>
-          <w:rFonts w:ascii="Arial Narrow" w:eastAsia="Arial Narrow" w:hAnsi="Arial Narrow" w:cs="Arial Narrow"/>
-          <w:sz w:val="16"/>
-          <w:szCs w:val="16"/>
-        </w:rPr>
-      </w:pPr>
-      <w:r>
-        <w:rPr>
-          <w:rStyle w:val="Refdenotaalpie"/>
-          <w:rFonts w:ascii="Arial Narrow" w:eastAsia="Arial Narrow" w:hAnsi="Arial Narrow" w:cs="Arial Narrow"/>
-          <w:sz w:val="16"/>
-          <w:szCs w:val="16"/>
-          <w:vertAlign w:val="superscript"/>
-        </w:rPr>
-        <w:footnoteRef/>
-      </w:r>
-      <w:r>
-        <w:rPr>
-          <w:rFonts w:ascii="Arial Narrow" w:eastAsia="Arial Narrow" w:hAnsi="Arial Narrow" w:cs="Arial Narrow"/>
-          <w:sz w:val="16"/>
-          <w:szCs w:val="16"/>
-        </w:rPr>
-        <w:t xml:space="preserve"> </w:t>
-      </w:r>
-      <w:r>
-        <w:rPr>
-          <w:rFonts w:ascii="Arial Narrow" w:eastAsia="Arial Narrow" w:hAnsi="Arial Narrow" w:cs="Arial Narrow"/>
-          <w:sz w:val="16"/>
-          <w:szCs w:val="16"/>
-        </w:rPr>
-        <w:tab/>
-      </w:r>
-      <w:r>
-        <w:rPr>
-          <w:rFonts w:ascii="Arial Narrow" w:eastAsia="Arial Narrow" w:hAnsi="Arial Narrow" w:cs="Arial Narrow"/>
-          <w:b/>
-          <w:sz w:val="16"/>
-          <w:szCs w:val="16"/>
-        </w:rPr>
-        <w:t>LEY 29571, CÓDIGO DE PROTECCIÓN Y DEFENSA DEL CONSUMIDOR</w:t>
-      </w:r>
-      <w:r>
-        <w:rPr>
-          <w:rFonts w:ascii="Arial Narrow" w:eastAsia="Arial Narrow" w:hAnsi="Arial Narrow" w:cs="Arial Narrow"/>
-          <w:b/>
-          <w:bCs/>
-          <w:sz w:val="16"/>
-          <w:szCs w:val="16"/>
-        </w:rPr>
-        <w:t xml:space="preserve">, </w:t>
-      </w:r>
-      <w:r>
-        <w:rPr>
-          <w:rFonts w:ascii="Arial Narrow" w:eastAsia="Arial Narrow" w:hAnsi="Arial Narrow" w:cs="Arial Narrow"/>
-          <w:b/>
-          <w:sz w:val="16"/>
-          <w:szCs w:val="16"/>
-        </w:rPr>
-        <w:t>publicado el 2 de setiembre de 2010 y modificado por Decreto Legislativo 1308</w:t>
-      </w:r>
-    </w:p>
-    <w:p>
-      <w:pPr>
-        <w:pStyle w:val="Textonotapie"/>
-        <w:ind w:left="567" w:hanging="567"/>
-        <w:jc w:val="both"/>
-        <w:rPr>
-          <w:rFonts w:ascii="Arial Narrow" w:eastAsia="Arial Narrow" w:hAnsi="Arial Narrow" w:cs="Arial Narrow"/>
-          <w:b/>
-          <w:bCs/>
-          <w:sz w:val="16"/>
-          <w:szCs w:val="16"/>
-        </w:rPr>
-      </w:pPr>
-      <w:r>
-        <w:rPr>
-          <w:rFonts w:ascii="Arial Narrow" w:eastAsia="Arial Narrow" w:hAnsi="Arial Narrow" w:cs="Arial Narrow"/>
-          <w:sz w:val="16"/>
-          <w:szCs w:val="16"/>
-        </w:rPr>
-        <w:tab/>
-      </w:r>
-      <w:r>
-        <w:rPr>
-          <w:rFonts w:ascii="Arial Narrow" w:eastAsia="Arial Narrow" w:hAnsi="Arial Narrow" w:cs="Arial Narrow"/>
-          <w:b/>
-          <w:bCs/>
-          <w:sz w:val="16"/>
-          <w:szCs w:val="16"/>
-        </w:rPr>
-        <w:t>Artículo 110.- Sanciones Administrativas</w:t>
-      </w:r>
-    </w:p>
-    <w:p>
-      <w:pPr>
-        <w:autoSpaceDE w:val="0"/>
-        <w:autoSpaceDN w:val="0"/>
-        <w:adjustRightInd w:val="0"/>
-        <w:spacing w:after="0" w:line="240" w:lineRule="auto"/>
-        <w:ind w:left="567"/>
-        <w:jc w:val="both"/>
-        <w:rPr>
-          <w:rFonts w:ascii="Arial Narrow" w:eastAsia="Arial Narrow" w:hAnsi="Arial Narrow" w:cs="Arial Narrow"/>
-          <w:sz w:val="16"/>
-          <w:szCs w:val="16"/>
-          <w:lang w:eastAsia="es-PE"/>
-        </w:rPr>
-      </w:pPr>
-      <w:r>
-        <w:rPr>
-          <w:rFonts w:ascii="Arial Narrow" w:eastAsia="Arial Narrow" w:hAnsi="Arial Narrow" w:cs="Arial Narrow"/>
-          <w:sz w:val="16"/>
-          <w:szCs w:val="16"/>
-          <w:lang w:eastAsia="es-PE"/>
-        </w:rPr>
-        <w:t>(…)</w:t>
-      </w:r>
-    </w:p>
-    <w:p>
-      <w:pPr>
-        <w:autoSpaceDE w:val="0"/>
-        <w:autoSpaceDN w:val="0"/>
-        <w:adjustRightInd w:val="0"/>
-        <w:spacing w:after="0" w:line="240" w:lineRule="auto"/>
-        <w:ind w:left="567"/>
-        <w:jc w:val="both"/>
-        <w:rPr>
-          <w:rFonts w:ascii="Arial Narrow" w:eastAsia="Arial Narrow" w:hAnsi="Arial Narrow" w:cs="Arial Narrow"/>
-          <w:sz w:val="16"/>
-          <w:szCs w:val="16"/>
-          <w:lang w:eastAsia="es-PE"/>
-        </w:rPr>
-      </w:pPr>
-      <w:r>
-        <w:rPr>
-          <w:rFonts w:ascii="Arial Narrow" w:eastAsia="Arial Narrow" w:hAnsi="Arial Narrow" w:cs="Arial Narrow"/>
-          <w:sz w:val="16"/>
-          <w:szCs w:val="16"/>
-          <w:lang w:eastAsia="es-PE"/>
-        </w:rPr>
-        <w:t>En el caso de las microempresas, la multa no puede superar el diez por ciento (10%) de las ventas o ingresos brutos percibidos por el infractor, relativos a todas sus actividades económicas, correspondientes al ejercicio inmediato anterior al de la expedición de la resolución de primera instancia, siempre que se haya acreditado dichos ingresos, no se encuentre en una situación de reincidencia y el caso no verse sobre la vida, salud o integridad de los consumidores. Para el caso de las pequeñas empresas, la multa no puede superar el veinte por ciento (20%) de las ventas o ingresos brutos percibidos por el infractor, conforme a los requisitos señalados anteriormente.</w:t>
-      </w:r>
-    </w:p>
-    <w:p>
-      <w:pPr>
-        <w:autoSpaceDE w:val="0"/>
-        <w:autoSpaceDN w:val="0"/>
-        <w:adjustRightInd w:val="0"/>
-        <w:spacing w:after="0" w:line="240" w:lineRule="auto"/>
-        <w:ind w:left="567"/>
-        <w:jc w:val="both"/>
-        <w:rPr>
-          <w:rFonts w:ascii="Arial Narrow" w:eastAsia="Arial Narrow" w:hAnsi="Arial Narrow" w:cs="Arial Narrow"/>
-          <w:sz w:val="16"/>
-          <w:szCs w:val="16"/>
-          <w:lang w:eastAsia="es-PE"/>
-        </w:rPr>
-      </w:pPr>
-      <w:r>
-        <w:rPr>
-          <w:rFonts w:ascii="Arial Narrow" w:eastAsia="Arial Narrow" w:hAnsi="Arial Narrow" w:cs="Arial Narrow"/>
-          <w:sz w:val="16"/>
-          <w:szCs w:val="16"/>
-          <w:lang w:eastAsia="es-PE"/>
-        </w:rPr>
-        <w:t>(…).</w:t>
-      </w:r>
-    </w:p>
-    <w:p>
-      <w:pPr>
-        <w:pStyle w:val="Textonotapie"/>
-        <w:ind w:left="567" w:hanging="567"/>
-        <w:jc w:val="both"/>
-        <w:rPr>
-          <w:rFonts w:ascii="Arial Narrow" w:eastAsia="Arial Narrow" w:hAnsi="Arial Narrow" w:cs="Arial Narrow"/>
-          <w:sz w:val="16"/>
-          <w:szCs w:val="16"/>
-        </w:rPr>
-      </w:pPr>
-    </w:p>
-  </w:footnote>
-  <w:footnote w:id="15">
-    <w:p>
-      <w:pPr>
-        <w:pStyle w:val="Textonotapie"/>
-        <w:ind w:left="567" w:hanging="567"/>
-        <w:jc w:val="both"/>
-        <w:rPr>
-          <w:rFonts w:ascii="Arial Narrow" w:eastAsia="Arial Narrow" w:hAnsi="Arial Narrow" w:cs="Arial Narrow"/>
-          <w:sz w:val="16"/>
-          <w:szCs w:val="16"/>
-        </w:rPr>
-      </w:pPr>
-      <w:r>
-        <w:rPr>
-          <w:rStyle w:val="Refdenotaalpie"/>
-          <w:rFonts w:ascii="Arial Narrow" w:eastAsia="Arial Narrow" w:hAnsi="Arial Narrow" w:cs="Arial Narrow"/>
-          <w:sz w:val="16"/>
-          <w:szCs w:val="16"/>
-          <w:vertAlign w:val="superscript"/>
-        </w:rPr>
-        <w:footnoteRef/>
-      </w:r>
-      <w:r>
-        <w:rPr>
-          <w:rFonts w:ascii="Arial Narrow" w:eastAsia="Arial Narrow" w:hAnsi="Arial Narrow" w:cs="Arial Narrow"/>
-          <w:sz w:val="16"/>
-          <w:szCs w:val="16"/>
-        </w:rPr>
-        <w:tab/>
-      </w:r>
-      <w:r>
-        <w:rPr>
-          <w:rFonts w:ascii="Arial Narrow" w:eastAsia="Arial Narrow" w:hAnsi="Arial Narrow" w:cs="Arial Narrow"/>
-          <w:b/>
-          <w:bCs/>
-          <w:sz w:val="16"/>
-          <w:szCs w:val="16"/>
-        </w:rPr>
-        <w:t xml:space="preserve">DECRETO LEGISLATIVO 807, LEY SOBRE FACULTADES, NORMAS Y ORGANIZACIÓN DEL INDECOPI, publicado el 18 de abril de 1996</w:t>
-      </w:r>
-    </w:p>
-    <w:p>
-      <w:pPr>
-        <w:pStyle w:val="Textonotapie"/>
-        <w:ind w:left="567" w:hanging="567"/>
-        <w:jc w:val="both"/>
-        <w:rPr>
-          <w:rFonts w:ascii="Arial Narrow" w:eastAsia="Arial Narrow" w:hAnsi="Arial Narrow" w:cs="Arial Narrow"/>
-          <w:sz w:val="16"/>
-          <w:szCs w:val="16"/>
-        </w:rPr>
-      </w:pPr>
-      <w:r>
-        <w:rPr>
-          <w:rFonts w:ascii="Arial Narrow" w:eastAsia="Arial Narrow" w:hAnsi="Arial Narrow" w:cs="Arial Narrow"/>
-          <w:sz w:val="16"/>
-          <w:szCs w:val="16"/>
-        </w:rPr>
-        <w:tab/>
-      </w:r>
-      <w:r>
-        <w:rPr>
-          <w:rFonts w:ascii="Arial Narrow" w:eastAsia="Arial Narrow" w:hAnsi="Arial Narrow" w:cs="Arial Narrow"/>
-          <w:b/>
-          <w:bCs/>
-          <w:sz w:val="16"/>
-          <w:szCs w:val="16"/>
-        </w:rPr>
-        <w:t xml:space="preserve">Artículo 26.-</w:t>
-      </w:r>
-      <w:r>
-        <w:rPr>
-          <w:rFonts w:ascii="Arial Narrow" w:eastAsia="Arial Narrow" w:hAnsi="Arial Narrow" w:cs="Arial Narrow"/>
-          <w:sz w:val="16"/>
-          <w:szCs w:val="16"/>
-        </w:rPr>
-        <w:t xml:space="preserve"> Una vez admitida a trámite la denuncia, se correrá traslado de la misma al denunciado, a fin de que éste presente su descargo. El plazo para la presentación del descargo será de cinco (5) días contados desde la notificación, vencido el cual, el Secretario Técnico declarará en rebeldía al denunciado que no lo hubiera presentado.</w:t>
-      </w:r>
-    </w:p>
-    <w:p>
-      <w:pPr>
-        <w:pStyle w:val="Textonotapie"/>
-        <w:ind w:left="567" w:hanging="567"/>
-        <w:jc w:val="both"/>
-        <w:rPr>
-          <w:rFonts w:ascii="Arial Narrow" w:eastAsia="Arial Narrow" w:hAnsi="Arial Narrow" w:cs="Arial Narrow"/>
-          <w:sz w:val="16"/>
-          <w:szCs w:val="16"/>
-        </w:rPr>
-      </w:pPr>
-    </w:p>
-  </w:footnote>
-  <w:footnote w:id="16">
-    <w:p>
-      <w:pPr>
-        <w:pStyle w:val="Textonotapie"/>
-        <w:ind w:left="567" w:hanging="567"/>
-        <w:jc w:val="both"/>
-        <w:rPr>
-          <w:rFonts w:ascii="Arial Narrow" w:eastAsia="Arial Narrow" w:hAnsi="Arial Narrow" w:cs="Arial Narrow"/>
-          <w:sz w:val="16"/>
-          <w:szCs w:val="16"/>
-        </w:rPr>
-      </w:pPr>
-      <w:r>
-        <w:rPr>
-          <w:rStyle w:val="Refdenotaalpie"/>
-          <w:rFonts w:ascii="Arial Narrow" w:eastAsia="Arial Narrow" w:hAnsi="Arial Narrow" w:cs="Arial Narrow"/>
-          <w:sz w:val="16"/>
-          <w:szCs w:val="16"/>
-          <w:vertAlign w:val="superscript"/>
-        </w:rPr>
-        <w:footnoteRef/>
-      </w:r>
-      <w:r>
-        <w:rPr>
-          <w:rFonts w:ascii="Arial Narrow" w:eastAsia="Arial Narrow" w:hAnsi="Arial Narrow" w:cs="Arial Narrow"/>
-          <w:sz w:val="16"/>
-          <w:szCs w:val="16"/>
-        </w:rPr>
-        <w:tab/>
-      </w:r>
-      <w:r>
-        <w:rPr>
-          <w:rFonts w:ascii="Arial Narrow" w:eastAsia="Arial Narrow" w:hAnsi="Arial Narrow" w:cs="Arial Narrow"/>
-          <w:b/>
-          <w:bCs/>
-          <w:sz w:val="16"/>
-          <w:szCs w:val="16"/>
-        </w:rPr>
-        <w:t xml:space="preserve">DECRETO SUPREMO 006-2026-JUS, TEXTO ÚNICO ORDENADO DE LA LEY 27444, LEY DEL PROCEDIMIENTO ADMINISTRATIVO GENERAL, publicado el 30 de abril de 2026</w:t>
-      </w:r>
-    </w:p>
-    <w:p>
-      <w:pPr>
-        <w:pStyle w:val="Textonotapie"/>
-        <w:ind w:left="567" w:hanging="567"/>
-        <w:jc w:val="both"/>
-        <w:rPr>
-          <w:rFonts w:ascii="Arial Narrow" w:eastAsia="Arial Narrow" w:hAnsi="Arial Narrow" w:cs="Arial Narrow"/>
-          <w:sz w:val="16"/>
-          <w:szCs w:val="16"/>
-        </w:rPr>
-      </w:pPr>
-      <w:r>
-        <w:rPr>
-          <w:rFonts w:ascii="Arial Narrow" w:eastAsia="Arial Narrow" w:hAnsi="Arial Narrow" w:cs="Arial Narrow"/>
-          <w:sz w:val="16"/>
-          <w:szCs w:val="16"/>
-        </w:rPr>
-        <w:tab/>
-      </w:r>
-      <w:r>
-        <w:rPr>
-          <w:rFonts w:ascii="Arial Narrow" w:eastAsia="Arial Narrow" w:hAnsi="Arial Narrow" w:cs="Arial Narrow"/>
-          <w:b/>
-          <w:bCs/>
-          <w:sz w:val="16"/>
-          <w:szCs w:val="16"/>
-        </w:rPr>
-        <w:t xml:space="preserve">Artículo 223.- Contestación de la reclamación</w:t>
-      </w:r>
-    </w:p>
-    <w:p>
-      <w:pPr>
-        <w:pStyle w:val="Textonotapie"/>
-        <w:ind w:left="567" w:hanging="567"/>
-        <w:jc w:val="both"/>
-        <w:rPr>
-          <w:rFonts w:ascii="Arial Narrow" w:eastAsia="Arial Narrow" w:hAnsi="Arial Narrow" w:cs="Arial Narrow"/>
-          <w:sz w:val="16"/>
-          <w:szCs w:val="16"/>
-        </w:rPr>
-      </w:pPr>
-      <w:r>
-        <w:rPr>
-          <w:rFonts w:ascii="Arial Narrow" w:eastAsia="Arial Narrow" w:hAnsi="Arial Narrow" w:cs="Arial Narrow"/>
-          <w:sz w:val="16"/>
-          <w:szCs w:val="16"/>
-        </w:rPr>
-        <w:tab/>
-      </w:r>
-      <w:r>
-        <w:rPr>
-          <w:rFonts w:ascii="Arial Narrow" w:eastAsia="Arial Narrow" w:hAnsi="Arial Narrow" w:cs="Arial Narrow"/>
-          <w:sz w:val="16"/>
-          <w:szCs w:val="16"/>
-        </w:rPr>
-        <w:t xml:space="preserve">223.1 El reclamado deberá presentar la contestación de la reclamación dentro de los quince (15) días posteriores a la notificación de ésta; vencido este plazo, la Administración declarará en rebeldía al reclamado que no la hubiera presentado. La contestación deberá contener los requisitos de los escritos previstos en el artículo 113 de la presente Ley, así como la absolución de todos los asuntos controvertidos de hecho y de derecho, Las alegaciones y los hechos relevantes de la reclamación, salvo que hayan sido específicamente negadas en la contestación, se tendrán por aceptadas o merituadas como ciertas.</w:t>
-      </w:r>
-    </w:p>
-    <w:p>
-      <w:pPr>
-        <w:pStyle w:val="Textonotapie"/>
-        <w:ind w:left="567" w:hanging="567"/>
-        <w:jc w:val="both"/>
-        <w:rPr>
-          <w:rFonts w:ascii="Arial Narrow" w:eastAsia="Arial Narrow" w:hAnsi="Arial Narrow" w:cs="Arial Narrow"/>
-          <w:sz w:val="16"/>
-          <w:szCs w:val="16"/>
-        </w:rPr>
-      </w:pPr>
-    </w:p>
-  </w:footnote>
-  <w:footnote w:id="10">
-    <w:p>
-      <w:pPr>
-        <w:spacing w:after="0" w:line="240" w:lineRule="auto"/>
-        <w:ind w:left="567" w:hanging="567"/>
-        <w:jc w:val="both"/>
-        <w:rPr>
-          <w:rFonts w:ascii="Arial Narrow" w:eastAsia="Arial Narrow" w:hAnsi="Arial Narrow" w:cs="Arial Narrow"/>
-          <w:sz w:val="16"/>
-          <w:szCs w:val="16"/>
-        </w:rPr>
-      </w:pPr>
-      <w:r>
-        <w:rPr>
-          <w:rStyle w:val="Refdenotaalpie"/>
-          <w:rFonts w:ascii="Arial Narrow" w:eastAsia="Arial Narrow" w:hAnsi="Arial Narrow" w:cs="Arial Narrow"/>
-          <w:sz w:val="16"/>
-          <w:szCs w:val="16"/>
-          <w:vertAlign w:val="superscript"/>
-        </w:rPr>
-        <w:footnoteRef/>
-      </w:r>
-      <w:r>
-        <w:rPr>
-          <w:rFonts w:ascii="Arial Narrow" w:eastAsia="Arial Narrow" w:hAnsi="Arial Narrow" w:cs="Arial Narrow"/>
-          <w:sz w:val="16"/>
-          <w:szCs w:val="16"/>
-          <w:vertAlign w:val="superscript"/>
-        </w:rPr>
-        <w:t xml:space="preserve"> </w:t>
-      </w:r>
-      <w:r>
-        <w:rPr>
-          <w:rFonts w:ascii="Arial Narrow" w:eastAsia="Arial Narrow" w:hAnsi="Arial Narrow" w:cs="Arial Narrow"/>
-          <w:sz w:val="16"/>
-          <w:szCs w:val="16"/>
-        </w:rPr>
-        <w:t xml:space="preserve"> </w:t>
-      </w:r>
-      <w:r>
-        <w:rPr>
-          <w:rFonts w:ascii="Arial Narrow" w:eastAsia="Arial Narrow" w:hAnsi="Arial Narrow" w:cs="Arial Narrow"/>
-          <w:sz w:val="16"/>
-          <w:szCs w:val="16"/>
-        </w:rPr>
-        <w:tab/>
-      </w:r>
-      <w:r>
-        <w:rPr>
-          <w:rFonts w:ascii="Arial Narrow" w:eastAsia="Arial Narrow" w:hAnsi="Arial Narrow" w:cs="Arial Narrow"/>
-          <w:b/>
-          <w:sz w:val="16"/>
-          <w:szCs w:val="16"/>
-        </w:rPr>
-        <w:t>LEY 29571, CÓDIGO DE PROTECCIÓN Y DEFENSA DEL CONSUMIDOR</w:t>
-      </w:r>
-      <w:r>
-        <w:rPr>
-          <w:rFonts w:ascii="Arial Narrow" w:eastAsia="Arial Narrow" w:hAnsi="Arial Narrow" w:cs="Arial Narrow"/>
-          <w:b/>
-          <w:bCs/>
-          <w:sz w:val="16"/>
-          <w:szCs w:val="16"/>
-        </w:rPr>
-        <w:t xml:space="preserve">, </w:t>
-      </w:r>
-      <w:r>
-        <w:rPr>
-          <w:rFonts w:ascii="Arial Narrow" w:eastAsia="Arial Narrow" w:hAnsi="Arial Narrow" w:cs="Arial Narrow"/>
-          <w:b/>
-          <w:sz w:val="16"/>
-          <w:szCs w:val="16"/>
-        </w:rPr>
-        <w:t>publicado el 2 de setiembre de 2010 y modificado por Decreto Legislativo 1308</w:t>
-      </w:r>
-    </w:p>
-    <w:p>
-      <w:pPr>
-        <w:spacing w:after="0" w:line="240" w:lineRule="auto"/>
-        <w:ind w:left="567" w:hanging="567"/>
-        <w:jc w:val="both"/>
-        <w:rPr>
-          <w:rFonts w:ascii="Arial Narrow" w:eastAsia="Arial Narrow" w:hAnsi="Arial Narrow" w:cs="Arial Narrow"/>
-          <w:b/>
-          <w:sz w:val="16"/>
-          <w:szCs w:val="16"/>
-        </w:rPr>
-      </w:pPr>
-      <w:r>
-        <w:rPr>
-          <w:rFonts w:ascii="Arial Narrow" w:eastAsia="Arial Narrow" w:hAnsi="Arial Narrow" w:cs="Arial Narrow"/>
-          <w:b/>
-          <w:sz w:val="16"/>
-          <w:szCs w:val="16"/>
-        </w:rPr>
-        <w:tab/>
-        <w:t>Artículo 110.- Sanciones administrativas</w:t>
-      </w:r>
-    </w:p>
-    <w:p>
-      <w:pPr>
-        <w:spacing w:after="0" w:line="240" w:lineRule="auto"/>
-        <w:ind w:left="567"/>
-        <w:jc w:val="both"/>
-        <w:rPr>
-          <w:rFonts w:ascii="Arial Narrow" w:eastAsia="Arial Narrow" w:hAnsi="Arial Narrow" w:cs="Arial Narrow"/>
-          <w:sz w:val="16"/>
-          <w:szCs w:val="16"/>
-        </w:rPr>
-      </w:pPr>
-      <w:r>
-        <w:rPr>
-          <w:rFonts w:ascii="Arial Narrow" w:eastAsia="Arial Narrow" w:hAnsi="Arial Narrow" w:cs="Arial Narrow"/>
-          <w:sz w:val="16"/>
-          <w:szCs w:val="16"/>
-        </w:rPr>
-        <w:t>El órgano resolutivo puede sancionar las infracciones administrativas a que se refiere el artículo 108 con amonestación y multas de hasta cuatrocientos cincuenta (450) Unidades Impositivas Tributarias (UIT), las cuales son calificadas de la siguiente manera:</w:t>
-      </w:r>
-    </w:p>
-    <w:p>
-      <w:pPr>
-        <w:numPr>
-          <w:ilvl w:val="0"/>
-          <w:numId w:val="2"/>
-        </w:numPr>
-        <w:spacing w:after="0" w:line="240" w:lineRule="auto"/>
-        <w:ind w:left="426" w:firstLine="141"/>
-        <w:jc w:val="both"/>
-        <w:rPr>
-          <w:rFonts w:ascii="Arial Narrow" w:eastAsia="Arial Narrow" w:hAnsi="Arial Narrow" w:cs="Arial Narrow"/>
-          <w:sz w:val="16"/>
-          <w:szCs w:val="16"/>
-        </w:rPr>
-      </w:pPr>
-      <w:r>
-        <w:rPr>
-          <w:rFonts w:ascii="Arial Narrow" w:eastAsia="Arial Narrow" w:hAnsi="Arial Narrow" w:cs="Arial Narrow"/>
-          <w:sz w:val="16"/>
-          <w:szCs w:val="16"/>
-        </w:rPr>
-        <w:t>Infracciones leves, con una amonestación o con una multa de hasta cincuenta (50) UIT.</w:t>
-      </w:r>
-    </w:p>
-    <w:p>
-      <w:pPr>
-        <w:numPr>
-          <w:ilvl w:val="0"/>
-          <w:numId w:val="2"/>
-        </w:numPr>
-        <w:spacing w:after="0" w:line="240" w:lineRule="auto"/>
-        <w:ind w:left="426" w:firstLine="141"/>
-        <w:jc w:val="both"/>
-        <w:rPr>
-          <w:rFonts w:ascii="Arial Narrow" w:eastAsia="Arial Narrow" w:hAnsi="Arial Narrow" w:cs="Arial Narrow"/>
-          <w:sz w:val="16"/>
-          <w:szCs w:val="16"/>
-        </w:rPr>
-      </w:pPr>
-      <w:r>
-        <w:rPr>
-          <w:rFonts w:ascii="Arial Narrow" w:eastAsia="Arial Narrow" w:hAnsi="Arial Narrow" w:cs="Arial Narrow"/>
-          <w:sz w:val="16"/>
-          <w:szCs w:val="16"/>
-        </w:rPr>
-        <w:t>Infracciones graves, con una multa de hasta ciento cincuenta (150) UIT.</w:t>
-      </w:r>
-    </w:p>
-    <w:p>
-      <w:pPr>
-        <w:numPr>
-          <w:ilvl w:val="0"/>
-          <w:numId w:val="2"/>
-        </w:numPr>
-        <w:spacing w:after="0" w:line="240" w:lineRule="auto"/>
-        <w:ind w:left="426" w:firstLine="141"/>
-        <w:jc w:val="both"/>
-        <w:rPr>
-          <w:rFonts w:ascii="Arial Narrow" w:eastAsia="Arial Narrow" w:hAnsi="Arial Narrow" w:cs="Arial Narrow"/>
-          <w:sz w:val="16"/>
-          <w:szCs w:val="16"/>
-        </w:rPr>
-      </w:pPr>
-      <w:r>
-        <w:rPr>
-          <w:rFonts w:ascii="Arial Narrow" w:eastAsia="Arial Narrow" w:hAnsi="Arial Narrow" w:cs="Arial Narrow"/>
-          <w:sz w:val="16"/>
-          <w:szCs w:val="16"/>
-        </w:rPr>
-        <w:t>Infracciones muy graves, con una multa de hasta cuatrocientos cincuenta (450) UIT.</w:t>
-      </w:r>
-    </w:p>
-    <w:p>
-      <w:pPr>
-        <w:spacing w:after="0" w:line="240" w:lineRule="auto"/>
-        <w:ind w:left="567"/>
-        <w:jc w:val="both"/>
-        <w:rPr>
-          <w:rFonts w:ascii="Arial Narrow" w:eastAsia="Arial Narrow" w:hAnsi="Arial Narrow" w:cs="Arial Narrow"/>
-          <w:sz w:val="16"/>
-          <w:szCs w:val="16"/>
-        </w:rPr>
-      </w:pPr>
-      <w:r>
-        <w:rPr>
-          <w:rFonts w:ascii="Arial Narrow" w:eastAsia="Arial Narrow" w:hAnsi="Arial Narrow" w:cs="Arial Narrow"/>
-          <w:sz w:val="16"/>
-          <w:szCs w:val="16"/>
-        </w:rPr>
-        <w:t>(…).</w:t>
-      </w:r>
-    </w:p>
-    <w:p>
-      <w:pPr>
-        <w:spacing w:after="0" w:line="240" w:lineRule="auto"/>
-        <w:ind w:left="567" w:hanging="567"/>
-        <w:jc w:val="both"/>
-        <w:rPr>
-          <w:rFonts w:ascii="Arial Narrow" w:eastAsia="Arial Narrow" w:hAnsi="Arial Narrow" w:cs="Arial Narrow"/>
-          <w:sz w:val="16"/>
-          <w:szCs w:val="16"/>
-        </w:rPr>
-      </w:pPr>
-    </w:p>
-  </w:footnote>
-  <w:footnote w:id="11">
-    <w:p>
-      <w:pPr>
-        <w:spacing w:after="0" w:line="240" w:lineRule="auto"/>
-        <w:ind w:left="567" w:hanging="567"/>
-        <w:jc w:val="both"/>
-        <w:rPr>
-          <w:rFonts w:ascii="Arial Narrow" w:eastAsia="Arial Narrow" w:hAnsi="Arial Narrow" w:cs="Arial Narrow"/>
-          <w:sz w:val="16"/>
-          <w:szCs w:val="16"/>
-        </w:rPr>
-      </w:pPr>
-      <w:r>
-        <w:rPr>
-          <w:rStyle w:val="Refdenotaalpie"/>
-          <w:rFonts w:ascii="Arial Narrow" w:eastAsia="Arial Narrow" w:hAnsi="Arial Narrow" w:cs="Arial Narrow"/>
-          <w:sz w:val="16"/>
-          <w:szCs w:val="16"/>
-          <w:vertAlign w:val="superscript"/>
-        </w:rPr>
-        <w:footnoteRef/>
-      </w:r>
-      <w:r>
-        <w:rPr>
-          <w:rFonts w:ascii="Arial Narrow" w:eastAsia="Arial Narrow" w:hAnsi="Arial Narrow" w:cs="Arial Narrow"/>
-          <w:sz w:val="16"/>
-          <w:szCs w:val="16"/>
-        </w:rPr>
-        <w:t xml:space="preserve"> </w:t>
-      </w:r>
-      <w:r>
-        <w:rPr>
-          <w:rFonts w:ascii="Arial Narrow" w:eastAsia="Arial Narrow" w:hAnsi="Arial Narrow" w:cs="Arial Narrow"/>
-          <w:sz w:val="16"/>
-          <w:szCs w:val="16"/>
-        </w:rPr>
-        <w:tab/>
-      </w:r>
-      <w:r>
-        <w:rPr>
-          <w:rFonts w:ascii="Arial Narrow" w:eastAsia="Arial Narrow" w:hAnsi="Arial Narrow" w:cs="Arial Narrow"/>
-          <w:b/>
-          <w:sz w:val="16"/>
-          <w:szCs w:val="16"/>
-        </w:rPr>
-        <w:t>Artículo 114.- Medidas correctivas</w:t>
-      </w:r>
-    </w:p>
-    <w:p>
-      <w:pPr>
-        <w:spacing w:after="0" w:line="240" w:lineRule="auto"/>
-        <w:ind w:left="567"/>
-        <w:jc w:val="both"/>
-        <w:rPr>
-          <w:rFonts w:ascii="Arial Narrow" w:eastAsia="Arial Narrow" w:hAnsi="Arial Narrow" w:cs="Arial Narrow"/>
-          <w:sz w:val="16"/>
-          <w:szCs w:val="16"/>
-        </w:rPr>
-      </w:pPr>
-      <w:r>
-        <w:rPr>
-          <w:rFonts w:ascii="Arial Narrow" w:eastAsia="Arial Narrow" w:hAnsi="Arial Narrow" w:cs="Arial Narrow"/>
-          <w:sz w:val="16"/>
-          <w:szCs w:val="16"/>
-        </w:rPr>
-        <w:t xml:space="preserve">Sin perjuicio de la sanción administrativa que corresponda al proveedor por una infracción al presente Código, el Indecopi puede dictar, en calidad de mandatos, medidas correctivas reparadoras y complementarias. </w:t>
-      </w:r>
-    </w:p>
-    <w:p>
-      <w:pPr>
-        <w:spacing w:after="0" w:line="240" w:lineRule="auto"/>
-        <w:ind w:left="567" w:hanging="567"/>
-        <w:jc w:val="both"/>
-        <w:rPr>
-          <w:rFonts w:ascii="Arial Narrow" w:eastAsia="Arial Narrow" w:hAnsi="Arial Narrow" w:cs="Arial Narrow"/>
-          <w:sz w:val="16"/>
-          <w:szCs w:val="16"/>
-        </w:rPr>
-      </w:pPr>
-      <w:r>
-        <w:rPr>
-          <w:rFonts w:ascii="Arial Narrow" w:eastAsia="Arial Narrow" w:hAnsi="Arial Narrow" w:cs="Arial Narrow"/>
-          <w:sz w:val="16"/>
-          <w:szCs w:val="16"/>
-        </w:rPr>
-        <w:tab/>
-        <w:t xml:space="preserve">Las medidas correctivas reparadoras pueden dictarse a pedido de parte o de oficio, siempre y cuando sean expresamente informadas sobre esa posibilidad en la notificación de cargo al proveedor por la autoridad encargada del procedimiento. </w:t>
-      </w:r>
-    </w:p>
-    <w:p>
-      <w:pPr>
-        <w:spacing w:after="0" w:line="240" w:lineRule="auto"/>
-        <w:ind w:left="567" w:hanging="567"/>
-        <w:jc w:val="both"/>
-        <w:rPr>
-          <w:rFonts w:ascii="Arial Narrow" w:eastAsia="Arial Narrow" w:hAnsi="Arial Narrow" w:cs="Arial Narrow"/>
-          <w:sz w:val="16"/>
-          <w:szCs w:val="16"/>
-        </w:rPr>
-      </w:pPr>
-      <w:r>
-        <w:rPr>
-          <w:rFonts w:ascii="Arial Narrow" w:eastAsia="Arial Narrow" w:hAnsi="Arial Narrow" w:cs="Arial Narrow"/>
-          <w:sz w:val="16"/>
-          <w:szCs w:val="16"/>
-        </w:rPr>
-        <w:tab/>
-        <w:t>Las medidas correctivas complementarias pueden dictarse de oficio o a pedido de parte.</w:t>
-      </w:r>
-    </w:p>
-    <w:p>
-      <w:pPr>
-        <w:spacing w:after="0" w:line="240" w:lineRule="auto"/>
-        <w:ind w:left="567" w:hanging="567"/>
-        <w:jc w:val="both"/>
-        <w:rPr>
-          <w:rFonts w:ascii="Arial Narrow" w:eastAsia="Arial Narrow" w:hAnsi="Arial Narrow" w:cs="Arial Narrow"/>
-          <w:sz w:val="16"/>
-          <w:szCs w:val="16"/>
-        </w:rPr>
-      </w:pPr>
-    </w:p>
-    <w:p>
-      <w:pPr>
-        <w:spacing w:after="0" w:line="240" w:lineRule="auto"/>
-        <w:ind w:left="567" w:hanging="567"/>
-        <w:jc w:val="both"/>
-        <w:rPr>
-          <w:rFonts w:ascii="Arial Narrow" w:eastAsia="Arial Narrow" w:hAnsi="Arial Narrow" w:cs="Arial Narrow"/>
-          <w:sz w:val="16"/>
-          <w:szCs w:val="16"/>
-        </w:rPr>
-      </w:pPr>
-      <w:r>
-        <w:rPr>
-          <w:rFonts w:ascii="Arial Narrow" w:eastAsia="Arial Narrow" w:hAnsi="Arial Narrow" w:cs="Arial Narrow"/>
-          <w:b/>
-          <w:sz w:val="16"/>
-          <w:szCs w:val="16"/>
-        </w:rPr>
-        <w:tab/>
-        <w:t>Artículo 115.- Medidas correctivas reparadoras</w:t>
-      </w:r>
-    </w:p>
-    <w:p>
-      <w:pPr>
-        <w:spacing w:after="0" w:line="240" w:lineRule="auto"/>
-        <w:ind w:left="567" w:hanging="283"/>
-        <w:jc w:val="both"/>
-        <w:rPr>
-          <w:rFonts w:ascii="Arial Narrow" w:eastAsia="Arial Narrow" w:hAnsi="Arial Narrow" w:cs="Arial Narrow"/>
-          <w:sz w:val="16"/>
-          <w:szCs w:val="16"/>
-        </w:rPr>
-      </w:pPr>
-      <w:r>
-        <w:rPr>
-          <w:rFonts w:ascii="Arial Narrow" w:eastAsia="Arial Narrow" w:hAnsi="Arial Narrow" w:cs="Arial Narrow"/>
-          <w:sz w:val="16"/>
-          <w:szCs w:val="16"/>
-        </w:rPr>
-        <w:tab/>
-        <w:t>115.1 Las medidas correctivas reparadoras tienen el objeto de resarcir las consecuencias patrimoniales directas e inmediatas ocasionadas al consumidor por la infracción administrativa a su estado anterior. En caso el órgano resolutivo dicte una o varias medidas correctivas, debe considerar lo acordado por las partes durante la relación de consumo. Las medidas correctivas reparadoras pueden consistir en ordenar al proveedor infractor lo siguiente:</w:t>
-      </w:r>
-    </w:p>
-    <w:p>
-      <w:pPr>
-        <w:numPr>
-          <w:ilvl w:val="0"/>
-          <w:numId w:val="1"/>
-        </w:numPr>
-        <w:spacing w:after="0" w:line="240" w:lineRule="auto"/>
-        <w:ind w:left="567" w:firstLine="0"/>
-        <w:jc w:val="both"/>
-        <w:rPr>
-          <w:rFonts w:ascii="Arial Narrow" w:eastAsia="Arial Narrow" w:hAnsi="Arial Narrow" w:cs="Arial Narrow"/>
-          <w:sz w:val="16"/>
-          <w:szCs w:val="16"/>
-        </w:rPr>
-      </w:pPr>
-      <w:r>
-        <w:rPr>
-          <w:rFonts w:ascii="Arial Narrow" w:eastAsia="Arial Narrow" w:hAnsi="Arial Narrow" w:cs="Arial Narrow"/>
-          <w:sz w:val="16"/>
-          <w:szCs w:val="16"/>
-        </w:rPr>
-        <w:t>Reparar productos.</w:t>
-      </w:r>
-    </w:p>
-    <w:p>
-      <w:pPr>
-        <w:numPr>
-          <w:ilvl w:val="0"/>
-          <w:numId w:val="1"/>
-        </w:numPr>
-        <w:spacing w:after="0" w:line="240" w:lineRule="auto"/>
-        <w:ind w:left="567" w:firstLine="0"/>
-        <w:jc w:val="both"/>
-        <w:rPr>
-          <w:rFonts w:ascii="Arial Narrow" w:eastAsia="Arial Narrow" w:hAnsi="Arial Narrow" w:cs="Arial Narrow"/>
-          <w:sz w:val="16"/>
-          <w:szCs w:val="16"/>
-        </w:rPr>
-      </w:pPr>
-      <w:r>
-        <w:rPr>
-          <w:rFonts w:ascii="Arial Narrow" w:eastAsia="Arial Narrow" w:hAnsi="Arial Narrow" w:cs="Arial Narrow"/>
-          <w:sz w:val="16"/>
-          <w:szCs w:val="16"/>
-        </w:rPr>
-        <w:t>Cambiar productos por otros de idénticas o similares características, cuando la reparación no sea posible o no resulte razonable según las circunstancias.</w:t>
-      </w:r>
-    </w:p>
-    <w:p>
-      <w:pPr>
-        <w:numPr>
-          <w:ilvl w:val="0"/>
-          <w:numId w:val="1"/>
-        </w:numPr>
-        <w:spacing w:after="0" w:line="240" w:lineRule="auto"/>
-        <w:ind w:left="567" w:firstLine="0"/>
-        <w:jc w:val="both"/>
-        <w:rPr>
-          <w:rFonts w:ascii="Arial Narrow" w:eastAsia="Arial Narrow" w:hAnsi="Arial Narrow" w:cs="Arial Narrow"/>
-          <w:sz w:val="16"/>
-          <w:szCs w:val="16"/>
-        </w:rPr>
-      </w:pPr>
-      <w:r>
-        <w:rPr>
-          <w:rFonts w:ascii="Arial Narrow" w:eastAsia="Arial Narrow" w:hAnsi="Arial Narrow" w:cs="Arial Narrow"/>
-          <w:sz w:val="16"/>
-          <w:szCs w:val="16"/>
-        </w:rPr>
-        <w:t>Entregar un producto de idénticas características o, cuando esto no resulte posible, de similares características, en los supuestos de pérdida o deterioro atribuible al proveedor y siempre que exista interés del consumidor.</w:t>
-      </w:r>
-    </w:p>
-    <w:p>
-      <w:pPr>
-        <w:numPr>
-          <w:ilvl w:val="0"/>
-          <w:numId w:val="1"/>
-        </w:numPr>
-        <w:spacing w:after="0" w:line="240" w:lineRule="auto"/>
-        <w:ind w:left="567" w:firstLine="0"/>
-        <w:jc w:val="both"/>
-        <w:rPr>
-          <w:rFonts w:ascii="Arial Narrow" w:eastAsia="Arial Narrow" w:hAnsi="Arial Narrow" w:cs="Arial Narrow"/>
-          <w:sz w:val="16"/>
-          <w:szCs w:val="16"/>
-        </w:rPr>
-      </w:pPr>
-      <w:r>
-        <w:rPr>
-          <w:rFonts w:ascii="Arial Narrow" w:eastAsia="Arial Narrow" w:hAnsi="Arial Narrow" w:cs="Arial Narrow"/>
-          <w:sz w:val="16"/>
-          <w:szCs w:val="16"/>
-        </w:rPr>
-        <w:t>Cumplir con ejecutar la prestación u obligación asumida; y si esto no resulte posible o no sea razonable, otra de efectos equivalentes, incluyendo prestaciones dinerarias.</w:t>
-      </w:r>
-    </w:p>
-    <w:p>
-      <w:pPr>
-        <w:numPr>
-          <w:ilvl w:val="0"/>
-          <w:numId w:val="1"/>
-        </w:numPr>
-        <w:spacing w:after="0" w:line="240" w:lineRule="auto"/>
-        <w:ind w:left="567" w:firstLine="0"/>
-        <w:jc w:val="both"/>
-        <w:rPr>
-          <w:rFonts w:ascii="Arial Narrow" w:eastAsia="Arial Narrow" w:hAnsi="Arial Narrow" w:cs="Arial Narrow"/>
-          <w:sz w:val="16"/>
-          <w:szCs w:val="16"/>
-        </w:rPr>
-      </w:pPr>
-      <w:r>
-        <w:rPr>
-          <w:rFonts w:ascii="Arial Narrow" w:eastAsia="Arial Narrow" w:hAnsi="Arial Narrow" w:cs="Arial Narrow"/>
-          <w:sz w:val="16"/>
-          <w:szCs w:val="16"/>
-        </w:rPr>
-        <w:t>Cumplir con ejecutar otras prestaciones u obligaciones legales o convencionales a su cargo.</w:t>
-      </w:r>
-    </w:p>
-    <w:p>
-      <w:pPr>
-        <w:numPr>
-          <w:ilvl w:val="0"/>
-          <w:numId w:val="1"/>
-        </w:numPr>
-        <w:spacing w:after="0" w:line="240" w:lineRule="auto"/>
-        <w:ind w:left="567" w:firstLine="0"/>
-        <w:jc w:val="both"/>
-        <w:rPr>
-          <w:rFonts w:ascii="Arial Narrow" w:eastAsia="Arial Narrow" w:hAnsi="Arial Narrow" w:cs="Arial Narrow"/>
-          <w:sz w:val="16"/>
-          <w:szCs w:val="16"/>
-        </w:rPr>
-      </w:pPr>
-      <w:r>
-        <w:rPr>
-          <w:rFonts w:ascii="Arial Narrow" w:eastAsia="Arial Narrow" w:hAnsi="Arial Narrow" w:cs="Arial Narrow"/>
-          <w:sz w:val="16"/>
-          <w:szCs w:val="16"/>
-        </w:rPr>
-        <w:t>Devolver la contraprestación pagada por el consumidor, más los intereses legales correspondientes, cuando la reparación, reposición, o cumplimiento de la prestación u obligación, según sea el caso, no resulte posible o no sea razonable según las circunstancias.</w:t>
-      </w:r>
-    </w:p>
-    <w:p>
-      <w:pPr>
-        <w:numPr>
-          <w:ilvl w:val="0"/>
-          <w:numId w:val="1"/>
-        </w:numPr>
-        <w:spacing w:after="0" w:line="240" w:lineRule="auto"/>
-        <w:ind w:left="567" w:firstLine="0"/>
-        <w:jc w:val="both"/>
-        <w:rPr>
-          <w:rFonts w:ascii="Arial Narrow" w:eastAsia="Arial Narrow" w:hAnsi="Arial Narrow" w:cs="Arial Narrow"/>
-          <w:sz w:val="16"/>
-          <w:szCs w:val="16"/>
-        </w:rPr>
-      </w:pPr>
-      <w:r>
-        <w:rPr>
-          <w:rFonts w:ascii="Arial Narrow" w:eastAsia="Arial Narrow" w:hAnsi="Arial Narrow" w:cs="Arial Narrow"/>
-          <w:sz w:val="16"/>
-          <w:szCs w:val="16"/>
-        </w:rPr>
-        <w:t>En los supuestos de pagos indebidos o en exceso, devolver estos montos, más los intereses correspondientes.</w:t>
-      </w:r>
-    </w:p>
-    <w:p>
-      <w:pPr>
-        <w:pStyle w:val="Sinespaciado"/>
-        <w:ind w:firstLine="567"/>
-        <w:jc w:val="both"/>
-        <w:rPr>
-          <w:rFonts w:ascii="Arial Narrow" w:eastAsia="Arial Narrow" w:hAnsi="Arial Narrow" w:cs="Arial Narrow"/>
-          <w:sz w:val="16"/>
-          <w:szCs w:val="16"/>
-        </w:rPr>
-      </w:pPr>
-      <w:r>
-        <w:rPr>
-          <w:rFonts w:ascii="Arial Narrow" w:eastAsia="Arial Narrow" w:hAnsi="Arial Narrow" w:cs="Arial Narrow"/>
-          <w:sz w:val="16"/>
-          <w:szCs w:val="16"/>
-        </w:rPr>
-        <w:t>Pagar los gastos incurridos por el consumidor para mitigar las consecuencias de la infracción administrativa.</w:t>
-      </w:r>
-    </w:p>
-    <w:p>
-      <w:pPr>
-        <w:pStyle w:val="Sinespaciado"/>
-        <w:ind w:firstLine="567"/>
-        <w:jc w:val="both"/>
-        <w:rPr>
-          <w:rFonts w:ascii="Arial Narrow" w:eastAsia="Arial Narrow" w:hAnsi="Arial Narrow" w:cs="Arial Narrow"/>
-          <w:sz w:val="16"/>
-          <w:szCs w:val="16"/>
-        </w:rPr>
-      </w:pPr>
-      <w:r>
-        <w:rPr>
-          <w:rFonts w:ascii="Arial Narrow" w:eastAsia="Arial Narrow" w:hAnsi="Arial Narrow" w:cs="Arial Narrow"/>
-          <w:sz w:val="16"/>
-          <w:szCs w:val="16"/>
-        </w:rPr>
-        <w:t>Otras medidas reparadoras análogas de efectos equivalentes a las anteriores.</w:t>
-      </w:r>
-    </w:p>
-    <w:p>
-      <w:pPr>
-        <w:pStyle w:val="Sinespaciado"/>
-        <w:ind w:left="567"/>
-        <w:jc w:val="both"/>
-        <w:rPr>
-          <w:rFonts w:ascii="Arial Narrow" w:eastAsia="Arial Narrow" w:hAnsi="Arial Narrow" w:cs="Arial Narrow"/>
-          <w:sz w:val="16"/>
-          <w:szCs w:val="16"/>
-        </w:rPr>
-      </w:pPr>
-      <w:r>
-        <w:rPr>
-          <w:rFonts w:ascii="Arial Narrow" w:eastAsia="Arial Narrow" w:hAnsi="Arial Narrow" w:cs="Arial Narrow"/>
-          <w:sz w:val="16"/>
-          <w:szCs w:val="16"/>
-        </w:rPr>
-        <w:t xml:space="preserve">115.2 Las medidas correctivas reparadoras no pueden ser solicitadas de manera acumulativa conjunta, pudiendo plantearse de manera alternativa o subsidiaria, con excepción de la medida correctiva señalada en el literal h) que puede solicitarse </w:t>
-      </w:r>
-      <w:proofErr w:type="gramStart"/>
-      <w:r>
-        <w:rPr>
-          <w:rFonts w:ascii="Arial Narrow" w:eastAsia="Arial Narrow" w:hAnsi="Arial Narrow" w:cs="Arial Narrow"/>
-          <w:sz w:val="16"/>
-          <w:szCs w:val="16"/>
-        </w:rPr>
-        <w:t>conjuntamente con</w:t>
-      </w:r>
-      <w:proofErr w:type="gramEnd"/>
-      <w:r>
-        <w:rPr>
-          <w:rFonts w:ascii="Arial Narrow" w:eastAsia="Arial Narrow" w:hAnsi="Arial Narrow" w:cs="Arial Narrow"/>
-          <w:sz w:val="16"/>
-          <w:szCs w:val="16"/>
-        </w:rPr>
-        <w:t xml:space="preserve"> otra medida correctiva. Cuando los órganos competentes del Indecopi se pronuncian respecto de una medida correctiva reparadora, aplican el principio de congruencia procesal.</w:t>
-      </w:r>
-    </w:p>
-    <w:p>
-      <w:pPr>
-        <w:spacing w:after="0" w:line="240" w:lineRule="auto"/>
-        <w:ind w:left="567"/>
-        <w:jc w:val="both"/>
-        <w:rPr>
-          <w:rFonts w:ascii="Arial Narrow" w:eastAsia="Arial Narrow" w:hAnsi="Arial Narrow" w:cs="Arial Narrow"/>
-          <w:sz w:val="16"/>
-          <w:szCs w:val="16"/>
-        </w:rPr>
-      </w:pPr>
-      <w:r>
-        <w:rPr>
-          <w:rFonts w:ascii="Arial Narrow" w:eastAsia="Arial Narrow" w:hAnsi="Arial Narrow" w:cs="Arial Narrow"/>
-          <w:sz w:val="16"/>
-          <w:szCs w:val="16"/>
-        </w:rPr>
-        <w:t>115.3 Las medidas correctivas reparadoras pueden solicitarse en cualquier momento hasta antes de la notificación de cargo al proveedor, sin perjuicio de la facultad de secretaría técnica de la comisión de requerir al consumidor que precise la medida correctiva materia de solicitud. El consumidor puede variar su solicitud de medida correctiva hasta antes de la decisión de primera instancia, en cuyo caso se confiere traslado al proveedor para que formule su descargo.</w:t>
-      </w:r>
-    </w:p>
-    <w:p>
-      <w:pPr>
-        <w:spacing w:after="0" w:line="240" w:lineRule="auto"/>
-        <w:ind w:left="567"/>
-        <w:jc w:val="both"/>
-        <w:rPr>
-          <w:rFonts w:ascii="Arial Narrow" w:eastAsia="Arial Narrow" w:hAnsi="Arial Narrow" w:cs="Arial Narrow"/>
-          <w:sz w:val="16"/>
-          <w:szCs w:val="16"/>
-        </w:rPr>
-      </w:pPr>
-      <w:r>
-        <w:rPr>
-          <w:rFonts w:ascii="Arial Narrow" w:eastAsia="Arial Narrow" w:hAnsi="Arial Narrow" w:cs="Arial Narrow"/>
-          <w:sz w:val="16"/>
-          <w:szCs w:val="16"/>
-        </w:rPr>
-        <w:t>115.4 Corresponde al consumidor que solicita el dictado de la medida correctiva reparadora probar las consecuencias patrimoniales directas e inmediatas causadas por la comisión de la infracción administrativa.</w:t>
-      </w:r>
-    </w:p>
-    <w:p>
-      <w:pPr>
-        <w:spacing w:after="0" w:line="240" w:lineRule="auto"/>
-        <w:ind w:left="567"/>
-        <w:jc w:val="both"/>
-        <w:rPr>
-          <w:rFonts w:ascii="Arial Narrow" w:eastAsia="Arial Narrow" w:hAnsi="Arial Narrow" w:cs="Arial Narrow"/>
-          <w:sz w:val="16"/>
-          <w:szCs w:val="16"/>
-        </w:rPr>
-      </w:pPr>
-      <w:r>
-        <w:rPr>
-          <w:rFonts w:ascii="Arial Narrow" w:eastAsia="Arial Narrow" w:hAnsi="Arial Narrow" w:cs="Arial Narrow"/>
-          <w:sz w:val="16"/>
-          <w:szCs w:val="16"/>
-        </w:rPr>
-        <w:t>115.5 Los bienes o montos objeto de medidas correctivas reparadoras son entregados por el proveedor directamente al consumidor que los reclama, salvo mandato distinto contenido en la resolución. Aquellos bienes o montos materia de una medida correctiva reparadora, que por algún motivo se encuentran en posesión del Indecopi y deban ser entregados a los consumidores beneficiados, son puestos a disposición de estos.</w:t>
-      </w:r>
-    </w:p>
-    <w:p>
-      <w:pPr>
-        <w:spacing w:after="0" w:line="240" w:lineRule="auto"/>
-        <w:ind w:left="567"/>
-        <w:jc w:val="both"/>
-        <w:rPr>
-          <w:rFonts w:ascii="Arial Narrow" w:eastAsia="Arial Narrow" w:hAnsi="Arial Narrow" w:cs="Arial Narrow"/>
-          <w:sz w:val="16"/>
-          <w:szCs w:val="16"/>
-        </w:rPr>
-      </w:pPr>
-      <w:r>
-        <w:rPr>
-          <w:rFonts w:ascii="Arial Narrow" w:eastAsia="Arial Narrow" w:hAnsi="Arial Narrow" w:cs="Arial Narrow"/>
-          <w:sz w:val="16"/>
-          <w:szCs w:val="16"/>
-        </w:rPr>
-        <w:t>115.6 El extremo de la resolución final que ordena el cumplimiento de una medida correctiva reparadora a favor del consumidor constituye título ejecutivo conforme con lo dispuesto en el artículo 688 del Código Procesal Civil, una vez que quedan consentidas o causan estado en la vía administrativa. La legitimidad para obrar en los procesos civiles de ejecución corresponde a los consumidores beneficiados con la medida correctiva reparadora.</w:t>
-      </w:r>
-    </w:p>
-    <w:p>
-      <w:pPr>
-        <w:spacing w:after="0" w:line="240" w:lineRule="auto"/>
-        <w:ind w:left="567"/>
-        <w:jc w:val="both"/>
-        <w:rPr>
-          <w:rFonts w:ascii="Arial Narrow" w:eastAsia="Arial Narrow" w:hAnsi="Arial Narrow" w:cs="Arial Narrow"/>
-          <w:sz w:val="16"/>
-          <w:szCs w:val="16"/>
-        </w:rPr>
-      </w:pPr>
-      <w:r>
-        <w:rPr>
-          <w:rFonts w:ascii="Arial Narrow" w:eastAsia="Arial Narrow" w:hAnsi="Arial Narrow" w:cs="Arial Narrow"/>
-          <w:sz w:val="16"/>
-          <w:szCs w:val="16"/>
-        </w:rPr>
-        <w:t>115.7 Las medidas correctivas reparadoras como mandatos dirigidos a resarcir las consecuencias patrimoniales directas e inmediatas originadas por la infracción buscan corregir la conducta infractora y no tienen naturaleza indemnizatoria; son dictadas sin perjuicio de la indemnización por los daños y perjuicios que el consumidor puede solicitar en la vía judicial o arbitral correspondiente. No obstante, se descuenta de la indemnización patrimonial aquella satisfacción patrimonial deducible que el consumidor haya recibido a consecuencia del dictado de una medida correctiva reparadora en sede administrativa.</w:t>
-      </w:r>
-    </w:p>
-    <w:p>
-      <w:pPr>
-        <w:spacing w:after="0" w:line="240" w:lineRule="auto"/>
-        <w:ind w:left="567"/>
-        <w:jc w:val="both"/>
-        <w:rPr>
-          <w:rFonts w:ascii="Arial Narrow" w:eastAsia="Arial Narrow" w:hAnsi="Arial Narrow" w:cs="Arial Narrow"/>
-          <w:sz w:val="16"/>
-          <w:szCs w:val="16"/>
-        </w:rPr>
-      </w:pPr>
-    </w:p>
-    <w:p>
-      <w:pPr>
-        <w:spacing w:after="0" w:line="240" w:lineRule="auto"/>
-        <w:ind w:left="567"/>
-        <w:jc w:val="both"/>
-        <w:rPr>
-          <w:rFonts w:ascii="Arial Narrow" w:eastAsia="Arial Narrow" w:hAnsi="Arial Narrow" w:cs="Arial Narrow"/>
-          <w:b/>
-          <w:bCs/>
-          <w:sz w:val="16"/>
-          <w:szCs w:val="16"/>
-        </w:rPr>
-      </w:pPr>
-      <w:r>
-        <w:rPr>
-          <w:rFonts w:ascii="Arial Narrow" w:eastAsia="Arial Narrow" w:hAnsi="Arial Narrow" w:cs="Arial Narrow"/>
-          <w:b/>
-          <w:bCs/>
-          <w:sz w:val="16"/>
-          <w:szCs w:val="16"/>
-        </w:rPr>
-        <w:t>Artículo 116.- Medidas correctivas complementarias</w:t>
-      </w:r>
-    </w:p>
-    <w:p>
-      <w:pPr>
-        <w:spacing w:after="0" w:line="240" w:lineRule="auto"/>
-        <w:ind w:left="567"/>
-        <w:jc w:val="both"/>
-        <w:rPr>
-          <w:rFonts w:ascii="Arial Narrow" w:eastAsia="Arial Narrow" w:hAnsi="Arial Narrow" w:cs="Arial Narrow"/>
-          <w:sz w:val="16"/>
-          <w:szCs w:val="16"/>
-        </w:rPr>
-      </w:pPr>
-      <w:r>
-        <w:rPr>
-          <w:rFonts w:ascii="Arial Narrow" w:eastAsia="Arial Narrow" w:hAnsi="Arial Narrow" w:cs="Arial Narrow"/>
-          <w:sz w:val="16"/>
-          <w:szCs w:val="16"/>
-        </w:rPr>
-        <w:t xml:space="preserve">Las medidas correctivas complementarias tienen el objeto de revertir los efectos de la conducta infractora o evitar que esta se produzca nuevamente en el futuro y pueden ser, entre otras, las siguientes: </w:t>
-      </w:r>
-    </w:p>
-    <w:p>
-      <w:pPr>
-        <w:spacing w:after="0" w:line="240" w:lineRule="auto"/>
-        <w:ind w:left="567"/>
-        <w:jc w:val="both"/>
-        <w:rPr>
-          <w:rFonts w:ascii="Arial Narrow" w:eastAsia="Arial Narrow" w:hAnsi="Arial Narrow" w:cs="Arial Narrow"/>
-          <w:sz w:val="16"/>
-          <w:szCs w:val="16"/>
-        </w:rPr>
-      </w:pPr>
-      <w:r>
-        <w:rPr>
-          <w:rFonts w:ascii="Arial Narrow" w:eastAsia="Arial Narrow" w:hAnsi="Arial Narrow" w:cs="Arial Narrow"/>
-          <w:sz w:val="16"/>
-          <w:szCs w:val="16"/>
-        </w:rPr>
-        <w:t xml:space="preserve">a. Que el proveedor cumpla con atender la solicitud de información requerida por el consumidor, siempre que dicho requerimiento guarde relación con el producto adquirido o servicio contratado. </w:t>
-      </w:r>
-    </w:p>
-    <w:p>
-      <w:pPr>
-        <w:spacing w:after="0" w:line="240" w:lineRule="auto"/>
-        <w:ind w:left="567"/>
-        <w:jc w:val="both"/>
-        <w:rPr>
-          <w:rFonts w:ascii="Arial Narrow" w:eastAsia="Arial Narrow" w:hAnsi="Arial Narrow" w:cs="Arial Narrow"/>
-          <w:sz w:val="16"/>
-          <w:szCs w:val="16"/>
-        </w:rPr>
-      </w:pPr>
-      <w:r>
-        <w:rPr>
-          <w:rFonts w:ascii="Arial Narrow" w:eastAsia="Arial Narrow" w:hAnsi="Arial Narrow" w:cs="Arial Narrow"/>
-          <w:sz w:val="16"/>
-          <w:szCs w:val="16"/>
-        </w:rPr>
-        <w:t xml:space="preserve">b. Declarar inexigibles las cláusulas que han sido identificadas como abusivas en el procedimiento. </w:t>
-      </w:r>
-    </w:p>
-    <w:p>
-      <w:pPr>
-        <w:spacing w:after="0" w:line="240" w:lineRule="auto"/>
-        <w:ind w:left="567"/>
-        <w:jc w:val="both"/>
-        <w:rPr>
-          <w:rFonts w:ascii="Arial Narrow" w:eastAsia="Arial Narrow" w:hAnsi="Arial Narrow" w:cs="Arial Narrow"/>
-          <w:sz w:val="16"/>
-          <w:szCs w:val="16"/>
-        </w:rPr>
-      </w:pPr>
-      <w:r>
-        <w:rPr>
-          <w:rFonts w:ascii="Arial Narrow" w:eastAsia="Arial Narrow" w:hAnsi="Arial Narrow" w:cs="Arial Narrow"/>
-          <w:sz w:val="16"/>
-          <w:szCs w:val="16"/>
-        </w:rPr>
-        <w:t xml:space="preserve">c. El decomiso y destrucción de la mercadería, envases, envolturas o etiquetas. </w:t>
-      </w:r>
-    </w:p>
-    <w:p>
-      <w:pPr>
-        <w:spacing w:after="0" w:line="240" w:lineRule="auto"/>
-        <w:ind w:left="567"/>
-        <w:jc w:val="both"/>
-        <w:rPr>
-          <w:rFonts w:ascii="Arial Narrow" w:eastAsia="Arial Narrow" w:hAnsi="Arial Narrow" w:cs="Arial Narrow"/>
-          <w:sz w:val="16"/>
-          <w:szCs w:val="16"/>
-        </w:rPr>
-      </w:pPr>
-      <w:r>
-        <w:rPr>
-          <w:rFonts w:ascii="Arial Narrow" w:eastAsia="Arial Narrow" w:hAnsi="Arial Narrow" w:cs="Arial Narrow"/>
-          <w:sz w:val="16"/>
-          <w:szCs w:val="16"/>
-        </w:rPr>
-        <w:t xml:space="preserve">d. En caso de infracciones muy graves y de reincidencia o </w:t>
-      </w:r>
-      <w:proofErr w:type="spellStart"/>
-      <w:r>
-        <w:rPr>
-          <w:rFonts w:ascii="Arial Narrow" w:eastAsia="Arial Narrow" w:hAnsi="Arial Narrow" w:cs="Arial Narrow"/>
-          <w:sz w:val="16"/>
-          <w:szCs w:val="16"/>
-        </w:rPr>
-        <w:t>reiterancia</w:t>
-      </w:r>
-      <w:proofErr w:type="spellEnd"/>
-      <w:r>
-        <w:rPr>
-          <w:rFonts w:ascii="Arial Narrow" w:eastAsia="Arial Narrow" w:hAnsi="Arial Narrow" w:cs="Arial Narrow"/>
-          <w:sz w:val="16"/>
-          <w:szCs w:val="16"/>
-        </w:rPr>
-        <w:t xml:space="preserve">: </w:t>
-      </w:r>
-    </w:p>
-    <w:p>
-      <w:pPr>
-        <w:spacing w:after="0" w:line="240" w:lineRule="auto"/>
-        <w:ind w:left="567"/>
-        <w:jc w:val="both"/>
-        <w:rPr>
-          <w:rFonts w:ascii="Arial Narrow" w:eastAsia="Arial Narrow" w:hAnsi="Arial Narrow" w:cs="Arial Narrow"/>
-          <w:sz w:val="16"/>
-          <w:szCs w:val="16"/>
-        </w:rPr>
-      </w:pPr>
-      <w:r>
-        <w:rPr>
-          <w:rFonts w:ascii="Arial Narrow" w:eastAsia="Arial Narrow" w:hAnsi="Arial Narrow" w:cs="Arial Narrow"/>
-          <w:sz w:val="16"/>
-          <w:szCs w:val="16"/>
-        </w:rPr>
-        <w:t xml:space="preserve">(i) Solicitar a la autoridad correspondiente la clausura temporal del establecimiento industrial, comercial o de servicios por un plazo máximo de seis (6) meses. </w:t>
-      </w:r>
-    </w:p>
-    <w:p>
-      <w:pPr>
-        <w:spacing w:after="0" w:line="240" w:lineRule="auto"/>
-        <w:ind w:left="567"/>
-        <w:jc w:val="both"/>
-        <w:rPr>
-          <w:rFonts w:ascii="Arial Narrow" w:eastAsia="Arial Narrow" w:hAnsi="Arial Narrow" w:cs="Arial Narrow"/>
-          <w:sz w:val="16"/>
-          <w:szCs w:val="16"/>
-        </w:rPr>
-      </w:pPr>
-      <w:r>
-        <w:rPr>
-          <w:rFonts w:ascii="Arial Narrow" w:eastAsia="Arial Narrow" w:hAnsi="Arial Narrow" w:cs="Arial Narrow"/>
-          <w:sz w:val="16"/>
-          <w:szCs w:val="16"/>
-        </w:rPr>
-        <w:t>(</w:t>
-      </w:r>
-      <w:proofErr w:type="spellStart"/>
-      <w:r>
-        <w:rPr>
-          <w:rFonts w:ascii="Arial Narrow" w:eastAsia="Arial Narrow" w:hAnsi="Arial Narrow" w:cs="Arial Narrow"/>
-          <w:sz w:val="16"/>
-          <w:szCs w:val="16"/>
-        </w:rPr>
-        <w:t>ii</w:t>
-      </w:r>
-      <w:proofErr w:type="spellEnd"/>
-      <w:r>
-        <w:rPr>
-          <w:rFonts w:ascii="Arial Narrow" w:eastAsia="Arial Narrow" w:hAnsi="Arial Narrow" w:cs="Arial Narrow"/>
-          <w:sz w:val="16"/>
-          <w:szCs w:val="16"/>
-        </w:rPr>
-        <w:t xml:space="preserve">) Solicitar a la autoridad competente la inhabilitación, temporal o permanente, del proveedor en función de los alcances de la infracción sancionada. </w:t>
-      </w:r>
-    </w:p>
-    <w:p>
-      <w:pPr>
-        <w:spacing w:after="0" w:line="240" w:lineRule="auto"/>
-        <w:ind w:left="567"/>
-        <w:jc w:val="both"/>
-        <w:rPr>
-          <w:rFonts w:ascii="Arial Narrow" w:eastAsia="Arial Narrow" w:hAnsi="Arial Narrow" w:cs="Arial Narrow"/>
-          <w:sz w:val="16"/>
-          <w:szCs w:val="16"/>
-        </w:rPr>
-      </w:pPr>
-      <w:r>
-        <w:rPr>
-          <w:rFonts w:ascii="Arial Narrow" w:eastAsia="Arial Narrow" w:hAnsi="Arial Narrow" w:cs="Arial Narrow"/>
-          <w:sz w:val="16"/>
-          <w:szCs w:val="16"/>
-        </w:rPr>
-        <w:t xml:space="preserve">e. Publicación de avisos </w:t>
-      </w:r>
-      <w:proofErr w:type="spellStart"/>
-      <w:r>
-        <w:rPr>
-          <w:rFonts w:ascii="Arial Narrow" w:eastAsia="Arial Narrow" w:hAnsi="Arial Narrow" w:cs="Arial Narrow"/>
-          <w:sz w:val="16"/>
-          <w:szCs w:val="16"/>
-        </w:rPr>
-        <w:t>rectificatorios</w:t>
-      </w:r>
-      <w:proofErr w:type="spellEnd"/>
-      <w:r>
-        <w:rPr>
-          <w:rFonts w:ascii="Arial Narrow" w:eastAsia="Arial Narrow" w:hAnsi="Arial Narrow" w:cs="Arial Narrow"/>
-          <w:sz w:val="16"/>
-          <w:szCs w:val="16"/>
-        </w:rPr>
-        <w:t xml:space="preserve"> o informativos en la forma que determine el Indecopi, tomando en consideración los medios que resulten idóneos para revertir los efectos que el acto objeto de sanción ha ocasionado. </w:t>
-      </w:r>
-    </w:p>
-    <w:p>
-      <w:pPr>
-        <w:spacing w:after="0" w:line="240" w:lineRule="auto"/>
-        <w:ind w:left="567"/>
-        <w:jc w:val="both"/>
-        <w:rPr>
-          <w:rFonts w:ascii="Arial Narrow" w:eastAsia="Arial Narrow" w:hAnsi="Arial Narrow" w:cs="Arial Narrow"/>
-          <w:sz w:val="16"/>
-          <w:szCs w:val="16"/>
-        </w:rPr>
-      </w:pPr>
-      <w:r>
-        <w:rPr>
-          <w:rFonts w:ascii="Arial Narrow" w:eastAsia="Arial Narrow" w:hAnsi="Arial Narrow" w:cs="Arial Narrow"/>
-          <w:sz w:val="16"/>
-          <w:szCs w:val="16"/>
-        </w:rPr>
-        <w:t xml:space="preserve">f. Cualquier otra medida correctiva que tenga el objeto de revertir los efectos de la conducta infractora o evitar que esta se produzca nuevamente en el futuro. </w:t>
-      </w:r>
-    </w:p>
-    <w:p>
-      <w:pPr>
-        <w:spacing w:after="0" w:line="240" w:lineRule="auto"/>
-        <w:ind w:left="567"/>
-        <w:jc w:val="both"/>
-        <w:rPr>
-          <w:rFonts w:ascii="Arial Narrow" w:eastAsia="Arial Narrow" w:hAnsi="Arial Narrow" w:cs="Arial Narrow"/>
-          <w:sz w:val="16"/>
-          <w:szCs w:val="16"/>
-        </w:rPr>
-      </w:pPr>
-      <w:r>
-        <w:rPr>
-          <w:rFonts w:ascii="Arial Narrow" w:eastAsia="Arial Narrow" w:hAnsi="Arial Narrow" w:cs="Arial Narrow"/>
-          <w:sz w:val="16"/>
-          <w:szCs w:val="16"/>
-        </w:rPr>
-        <w:t>El Indecopi está facultado para solicitar a la autoridad municipal y policial el apoyo respectivo para la ejecución de las medidas correctivas complementarias correspondientes.</w:t>
-      </w:r>
-    </w:p>
-    <w:p>
-      <w:pPr>
-        <w:spacing w:after="0" w:line="240" w:lineRule="auto"/>
-        <w:ind w:left="567" w:hanging="567"/>
-        <w:jc w:val="both"/>
-        <w:rPr>
-          <w:rFonts w:ascii="Arial Narrow" w:eastAsia="Arial Narrow" w:hAnsi="Arial Narrow" w:cs="Arial Narrow"/>
-          <w:sz w:val="16"/>
-          <w:szCs w:val="16"/>
-        </w:rPr>
-      </w:pPr>
-    </w:p>
-  </w:footnote>
-  <w:footnote w:id="12">
+        <w:t>, pudiendo imponerse una amonestación si el allanamiento o reconocimiento se realiza con la presentación de los descargos; caso contrario la sanción a imponer será pecuniaria. En aquellos casos en que el allanamiento o reconocimiento verse sobre controversias referidas a actos de discriminación, actos contrarios a la vida y a la salud y sustancias peligrosas, se considera como un atenuante pero la sanción a imponer será pecuniaria. En todos los supuestos de allanamiento y reconocimiento formulados con la presentación de los descargos, se exonera al denunciado del pago de los costos del procedimiento, pero no de las costas.</w:t>
+      </w:r>
+    </w:p>
     <w:p>
       <w:pPr>
         <w:pStyle w:val="Textonotapie"/>
@@ -15501,196 +15740,176 @@
           <w:szCs w:val="16"/>
         </w:rPr>
       </w:pPr>
-      <w:r>
-        <w:rPr>
-          <w:rStyle w:val="Refdenotaalpie"/>
-          <w:rFonts w:ascii="Arial Narrow" w:eastAsia="Arial Narrow" w:hAnsi="Arial Narrow" w:cs="Arial Narrow"/>
-          <w:sz w:val="16"/>
-          <w:szCs w:val="16"/>
-          <w:vertAlign w:val="superscript"/>
-        </w:rPr>
-        <w:footnoteRef/>
-      </w:r>
-      <w:r>
-        <w:rPr>
-          <w:rFonts w:ascii="Arial Narrow" w:eastAsia="Arial Narrow" w:hAnsi="Arial Narrow" w:cs="Arial Narrow"/>
-          <w:sz w:val="16"/>
-          <w:szCs w:val="16"/>
-        </w:rPr>
-        <w:t xml:space="preserve"> </w:t>
-      </w:r>
-      <w:r>
-        <w:rPr>
-          <w:rFonts w:ascii="Arial Narrow" w:eastAsia="Arial Narrow" w:hAnsi="Arial Narrow" w:cs="Arial Narrow"/>
-          <w:sz w:val="16"/>
-          <w:szCs w:val="16"/>
-        </w:rPr>
-        <w:tab/>
-      </w:r>
-      <w:r>
-        <w:rPr>
-          <w:rFonts w:ascii="Arial Narrow" w:eastAsia="Arial Narrow" w:hAnsi="Arial Narrow" w:cs="Arial Narrow"/>
-          <w:b/>
-          <w:sz w:val="16"/>
-          <w:szCs w:val="16"/>
-        </w:rPr>
-        <w:t>LEY 29571, CÓDIGO DE PROTECCIÓN Y DEFENSA DEL CONSUMIDOR</w:t>
-      </w:r>
-      <w:r>
-        <w:rPr>
-          <w:rFonts w:ascii="Arial Narrow" w:eastAsia="Arial Narrow" w:hAnsi="Arial Narrow" w:cs="Arial Narrow"/>
-          <w:b/>
-          <w:bCs/>
-          <w:sz w:val="16"/>
-          <w:szCs w:val="16"/>
-        </w:rPr>
-        <w:t xml:space="preserve">, </w:t>
-      </w:r>
-      <w:r>
-        <w:rPr>
-          <w:rFonts w:ascii="Arial Narrow" w:eastAsia="Arial Narrow" w:hAnsi="Arial Narrow" w:cs="Arial Narrow"/>
-          <w:b/>
-          <w:sz w:val="16"/>
-          <w:szCs w:val="16"/>
-        </w:rPr>
-        <w:t>publicado el 2 de setiembre de 2010 y modificado por Decreto Legislativo 1308</w:t>
-      </w:r>
-    </w:p>
-    <w:p>
-      <w:pPr>
-        <w:pStyle w:val="Textonotapie"/>
+    </w:p>
+  </w:footnote>
+  <w:footnote w:id="15">
+    <w:p>
+      <w:pPr>
+        <w:autoSpaceDE w:val="0"/>
+        <w:autoSpaceDN w:val="0"/>
+        <w:adjustRightInd w:val="0"/>
         <w:tabs>
           <w:tab w:val="left" w:pos="567"/>
         </w:tabs>
+        <w:spacing w:after="0" w:line="240" w:lineRule="auto"/>
+        <w:ind w:left="567" w:hanging="567"/>
         <w:jc w:val="both"/>
         <w:rPr>
           <w:rFonts w:ascii="Arial Narrow" w:eastAsia="Arial Narrow" w:hAnsi="Arial Narrow" w:cs="Arial Narrow"/>
           <w:b/>
-          <w:sz w:val="16"/>
-          <w:szCs w:val="16"/>
-        </w:rPr>
-      </w:pPr>
-      <w:r>
-        <w:rPr>
+          <w:bCs/>
+          <w:sz w:val="16"/>
+          <w:szCs w:val="16"/>
+        </w:rPr>
+      </w:pPr>
+      <w:r>
+        <w:rPr>
+          <w:rStyle w:val="Refdenotaalpie"/>
           <w:rFonts w:ascii="Arial Narrow" w:eastAsia="Arial Narrow" w:hAnsi="Arial Narrow" w:cs="Arial Narrow"/>
           <w:b/>
+          <w:bCs/>
+          <w:sz w:val="16"/>
+          <w:szCs w:val="16"/>
+          <w:vertAlign w:val="superscript"/>
+        </w:rPr>
+        <w:footnoteRef/>
+      </w:r>
+      <w:r>
+        <w:rPr>
+          <w:rFonts w:ascii="Arial Narrow" w:eastAsia="Arial Narrow" w:hAnsi="Arial Narrow" w:cs="Arial Narrow"/>
+          <w:b/>
+          <w:bCs/>
           <w:sz w:val="16"/>
           <w:szCs w:val="16"/>
         </w:rPr>
         <w:tab/>
-        <w:t>Artículo 112.- Criterios de graduación de las sanciones administrativas</w:t>
-      </w:r>
-    </w:p>
-    <w:p>
-      <w:pPr>
-        <w:pStyle w:val="Textonotapie"/>
-        <w:tabs>
-          <w:tab w:val="left" w:pos="567"/>
-        </w:tabs>
-        <w:jc w:val="both"/>
-        <w:rPr>
-          <w:rFonts w:ascii="Arial Narrow" w:eastAsia="Arial Narrow" w:hAnsi="Arial Narrow" w:cs="Arial Narrow"/>
-          <w:sz w:val="16"/>
-          <w:szCs w:val="16"/>
-        </w:rPr>
-      </w:pPr>
-      <w:r>
-        <w:rPr>
-          <w:rFonts w:ascii="Arial Narrow" w:eastAsia="Arial Narrow" w:hAnsi="Arial Narrow" w:cs="Arial Narrow"/>
+        <w:t xml:space="preserve"/>
+      </w:r>
+      <w:r>
+        <w:rPr>
+          <w:rFonts w:ascii="Arial Narrow" w:eastAsia="Arial Narrow" w:hAnsi="Arial Narrow" w:cs="Arial Narrow"/>
+          <w:b/>
+          <w:bCs/>
           <w:sz w:val="16"/>
           <w:szCs w:val="16"/>
         </w:rPr>
         <w:tab/>
-        <w:t>(…)</w:t>
-      </w:r>
-    </w:p>
-    <w:p>
-      <w:pPr>
-        <w:pStyle w:val="Textonotapie"/>
-        <w:tabs>
-          <w:tab w:val="left" w:pos="567"/>
-        </w:tabs>
-        <w:jc w:val="both"/>
-        <w:rPr>
-          <w:rFonts w:ascii="Arial Narrow" w:eastAsia="Arial Narrow" w:hAnsi="Arial Narrow" w:cs="Arial Narrow"/>
-          <w:sz w:val="16"/>
-          <w:szCs w:val="16"/>
-        </w:rPr>
-      </w:pPr>
-      <w:r>
-        <w:rPr>
-          <w:rFonts w:ascii="Arial Narrow" w:eastAsia="Arial Narrow" w:hAnsi="Arial Narrow" w:cs="Arial Narrow"/>
-          <w:sz w:val="16"/>
-          <w:szCs w:val="16"/>
-        </w:rPr>
-        <w:tab/>
-        <w:t>Se consideran circunstancias atenuantes especiales, las siguientes:</w:t>
-      </w:r>
-    </w:p>
-    <w:p>
-      <w:pPr>
-        <w:pStyle w:val="Textonotapie"/>
-        <w:tabs>
-          <w:tab w:val="left" w:pos="567"/>
-        </w:tabs>
-        <w:jc w:val="both"/>
-        <w:rPr>
-          <w:rFonts w:ascii="Arial Narrow" w:eastAsia="Arial Narrow" w:hAnsi="Arial Narrow" w:cs="Arial Narrow"/>
-          <w:sz w:val="16"/>
-          <w:szCs w:val="16"/>
-        </w:rPr>
-      </w:pPr>
-      <w:r>
-        <w:rPr>
-          <w:rFonts w:ascii="Arial Narrow" w:eastAsia="Arial Narrow" w:hAnsi="Arial Narrow" w:cs="Arial Narrow"/>
-          <w:sz w:val="16"/>
-          <w:szCs w:val="16"/>
-        </w:rPr>
-        <w:tab/>
-        <w:t>(…)</w:t>
-      </w:r>
-    </w:p>
-    <w:p>
-      <w:pPr>
-        <w:pStyle w:val="Textonotapie"/>
-        <w:tabs>
-          <w:tab w:val="left" w:pos="567"/>
-        </w:tabs>
+        <w:t xml:space="preserve">DECRETO LEGISLATIVO </w:t>
+      </w:r>
+      <w:proofErr w:type="spellStart"/>
+      <w:r>
+        <w:rPr>
+          <w:rFonts w:ascii="Arial Narrow" w:eastAsia="Arial Narrow" w:hAnsi="Arial Narrow" w:cs="Arial Narrow"/>
+          <w:b/>
+          <w:bCs/>
+          <w:sz w:val="16"/>
+          <w:szCs w:val="16"/>
+        </w:rPr>
+        <w:t/>
+      </w:r>
+      <w:proofErr w:type="spellEnd"/>
+      <w:r>
+        <w:rPr>
+          <w:rFonts w:ascii="Arial Narrow" w:eastAsia="Arial Narrow" w:hAnsi="Arial Narrow" w:cs="Arial Narrow"/>
+          <w:b/>
+          <w:bCs/>
+          <w:sz w:val="16"/>
+          <w:szCs w:val="16"/>
+        </w:rPr>
+        <w:t xml:space="preserve">807, LEY SOBRE FACULTADES, NORMAS Y ORGANIZACIÓN DEL INDECOPI FACULTADES DE LAS COMISIONES Y OFICINAS DEL INDECOPI</w:t>
+      </w:r>
+    </w:p>
+    <w:p>
+      <w:pPr>
+        <w:pStyle w:val="NormalWeb"/>
+        <w:spacing w:after="0" w:line="240" w:lineRule="auto"/>
         <w:ind w:left="567"/>
         <w:jc w:val="both"/>
         <w:rPr>
           <w:rFonts w:ascii="Arial Narrow" w:eastAsia="Arial Narrow" w:hAnsi="Arial Narrow" w:cs="Arial Narrow"/>
-          <w:sz w:val="16"/>
-          <w:szCs w:val="16"/>
-        </w:rPr>
-      </w:pPr>
-      <w:r>
-        <w:rPr>
-          <w:rFonts w:ascii="Arial Narrow" w:eastAsia="Arial Narrow" w:hAnsi="Arial Narrow" w:cs="Arial Narrow"/>
-          <w:sz w:val="16"/>
-          <w:szCs w:val="16"/>
-        </w:rPr>
-        <w:t xml:space="preserve">3. En los procedimientos de oficio promovidos por una denuncia de parte, cuando el proveedor se allana a la denuncia presentada o reconoce las pretensiones en ella contenidas, se da por concluido el procedimiento </w:t>
-      </w:r>
-      <w:proofErr w:type="spellStart"/>
-      <w:r>
-        <w:rPr>
-          <w:rFonts w:ascii="Arial Narrow" w:eastAsia="Arial Narrow" w:hAnsi="Arial Narrow" w:cs="Arial Narrow"/>
-          <w:sz w:val="16"/>
-          <w:szCs w:val="16"/>
-        </w:rPr>
-        <w:t>liminarmente</w:t>
-      </w:r>
-      <w:proofErr w:type="spellEnd"/>
-      <w:r>
-        <w:rPr>
-          <w:rFonts w:ascii="Arial Narrow" w:eastAsia="Arial Narrow" w:hAnsi="Arial Narrow" w:cs="Arial Narrow"/>
-          <w:sz w:val="16"/>
-          <w:szCs w:val="16"/>
-        </w:rPr>
-        <w:t>, pudiendo imponerse una amonestación si el allanamiento o reconocimiento se realiza con la presentación de los descargos; caso contrario la sanción a imponer será pecuniaria. En aquellos casos en que el allanamiento o reconocimiento verse sobre controversias referidas a actos de discriminación, actos contrarios a la vida y a la salud y sustancias peligrosas, se considera como un atenuante pero la sanción a imponer será pecuniaria. En todos los supuestos de allanamiento y reconocimiento formulados con la presentación de los descargos, se exonera al denunciado del pago de los costos del procedimiento, pero no de las costas.</w:t>
-      </w:r>
-    </w:p>
+          <w:bCs/>
+          <w:sz w:val="16"/>
+          <w:szCs w:val="16"/>
+        </w:rPr>
+      </w:pPr>
+      <w:r>
+        <w:rPr>
+          <w:rFonts w:ascii="Arial Narrow" w:eastAsia="Arial Narrow" w:hAnsi="Arial Narrow" w:cs="Arial Narrow"/>
+          <w:b/>
+          <w:sz w:val="16"/>
+          <w:szCs w:val="16"/>
+        </w:rPr>
+        <w:t xml:space="preserve">Artículo 29.- </w:t>
+      </w:r>
+      <w:r>
+        <w:rPr>
+          <w:rFonts w:ascii="Arial Narrow" w:eastAsia="Arial Narrow" w:hAnsi="Arial Narrow" w:cs="Arial Narrow"/>
+          <w:bCs/>
+          <w:sz w:val="16"/>
+          <w:szCs w:val="16"/>
+        </w:rPr>
+        <w:t xml:space="preserve">En cualquier estado del procedimiento, e incluso antes de admitirse a trámite la denuncia, el </w:t>
+      </w:r>
+      <w:proofErr w:type="gramStart"/>
+      <w:r>
+        <w:rPr>
+          <w:rFonts w:ascii="Arial Narrow" w:eastAsia="Arial Narrow" w:hAnsi="Arial Narrow" w:cs="Arial Narrow"/>
+          <w:bCs/>
+          <w:sz w:val="16"/>
+          <w:szCs w:val="16"/>
+        </w:rPr>
+        <w:t>Secretario Técnico</w:t>
+      </w:r>
+      <w:proofErr w:type="gramEnd"/>
+      <w:r>
+        <w:rPr>
+          <w:rFonts w:ascii="Arial Narrow" w:eastAsia="Arial Narrow" w:hAnsi="Arial Narrow" w:cs="Arial Narrow"/>
+          <w:bCs/>
+          <w:sz w:val="16"/>
+          <w:szCs w:val="16"/>
+        </w:rPr>
+        <w:t xml:space="preserve"> podrá citar a las partes a audiencia de conciliación. La audiencia se desarrollará ante el </w:t>
+      </w:r>
+      <w:proofErr w:type="gramStart"/>
+      <w:r>
+        <w:rPr>
+          <w:rFonts w:ascii="Arial Narrow" w:eastAsia="Arial Narrow" w:hAnsi="Arial Narrow" w:cs="Arial Narrow"/>
+          <w:bCs/>
+          <w:sz w:val="16"/>
+          <w:szCs w:val="16"/>
+        </w:rPr>
+        <w:t>Secretario Técnico</w:t>
+      </w:r>
+      <w:proofErr w:type="gramEnd"/>
+      <w:r>
+        <w:rPr>
+          <w:rFonts w:ascii="Arial Narrow" w:eastAsia="Arial Narrow" w:hAnsi="Arial Narrow" w:cs="Arial Narrow"/>
+          <w:bCs/>
+          <w:sz w:val="16"/>
+          <w:szCs w:val="16"/>
+        </w:rPr>
+        <w:t xml:space="preserve"> o ante la persona que este designe. Si ambas partes arribaran a un acuerdo respecto de la denuncia, se levantará un acta donde conste el acuerdo respectivo, el mismo que tendrá efectos de transacción extrajudicial. En cualquier caso, la Comisión podrá continuar de oficio el procedimiento, si del análisis de los hechos denunciados considera que podría estarse afectando intereses de terceros.</w:t>
+      </w:r>
+    </w:p>
+    <w:p>
+      <w:pPr>
+        <w:autoSpaceDE w:val="0"/>
+        <w:autoSpaceDN w:val="0"/>
+        <w:adjustRightInd w:val="0"/>
+        <w:spacing w:after="0" w:line="240" w:lineRule="auto"/>
+        <w:ind w:left="567" w:hanging="567"/>
+        <w:jc w:val="both"/>
+        <w:rPr>
+          <w:rFonts w:ascii="Arial Narrow" w:eastAsia="Arial Narrow" w:hAnsi="Arial Narrow" w:cs="Arial Narrow"/>
+          <w:b/>
+          <w:bCs/>
+          <w:sz w:val="16"/>
+          <w:szCs w:val="16"/>
+        </w:rPr>
+      </w:pPr>
+    </w:p>
+  </w:footnote>
+  <w:footnote w:id="16">
     <w:p>
       <w:pPr>
         <w:pStyle w:val="Textonotapie"/>
@@ -15701,26 +15920,6 @@
         <w:jc w:val="both"/>
         <w:rPr>
           <w:rFonts w:ascii="Arial Narrow" w:eastAsia="Arial Narrow" w:hAnsi="Arial Narrow" w:cs="Arial Narrow"/>
-          <w:b/>
-          <w:sz w:val="16"/>
-          <w:szCs w:val="16"/>
-        </w:rPr>
-      </w:pPr>
-    </w:p>
-  </w:footnote>
-  <w:footnote w:id="13">
-    <w:p>
-      <w:pPr>
-        <w:autoSpaceDE w:val="0"/>
-        <w:autoSpaceDN w:val="0"/>
-        <w:adjustRightInd w:val="0"/>
-        <w:spacing w:after="0" w:line="240" w:lineRule="auto"/>
-        <w:ind w:left="567" w:hanging="567"/>
-        <w:jc w:val="both"/>
-        <w:rPr>
-          <w:rFonts w:ascii="Arial Narrow" w:eastAsia="Arial Narrow" w:hAnsi="Arial Narrow" w:cs="Arial Narrow"/>
-          <w:b/>
-          <w:bCs/>
           <w:sz w:val="16"/>
           <w:szCs w:val="16"/>
         </w:rPr>
@@ -15729,8 +15928,6 @@
         <w:rPr>
           <w:rStyle w:val="Refdenotaalpie"/>
           <w:rFonts w:ascii="Arial Narrow" w:eastAsia="Arial Narrow" w:hAnsi="Arial Narrow" w:cs="Arial Narrow"/>
-          <w:b/>
-          <w:bCs/>
           <w:sz w:val="16"/>
           <w:szCs w:val="16"/>
           <w:vertAlign w:val="superscript"/>
@@ -15740,166 +15937,11 @@
       <w:r>
         <w:rPr>
           <w:rFonts w:ascii="Arial Narrow" w:eastAsia="Arial Narrow" w:hAnsi="Arial Narrow" w:cs="Arial Narrow"/>
-          <w:b/>
-          <w:bCs/>
-          <w:sz w:val="16"/>
-          <w:szCs w:val="16"/>
-        </w:rPr>
-        <w:t xml:space="preserve"> </w:t>
-      </w:r>
-      <w:r>
-        <w:rPr>
-          <w:rFonts w:ascii="Arial Narrow" w:eastAsia="Arial Narrow" w:hAnsi="Arial Narrow" w:cs="Arial Narrow"/>
-          <w:b/>
-          <w:bCs/>
           <w:sz w:val="16"/>
           <w:szCs w:val="16"/>
         </w:rPr>
         <w:tab/>
-        <w:t xml:space="preserve">DECRETO LEGISLATIVO </w:t>
-      </w:r>
-      <w:proofErr w:type="spellStart"/>
-      <w:r>
-        <w:rPr>
-          <w:rFonts w:ascii="Arial Narrow" w:eastAsia="Arial Narrow" w:hAnsi="Arial Narrow" w:cs="Arial Narrow"/>
-          <w:b/>
-          <w:bCs/>
-          <w:sz w:val="16"/>
-          <w:szCs w:val="16"/>
-        </w:rPr>
-        <w:t/>
-      </w:r>
-      <w:proofErr w:type="spellEnd"/>
-      <w:r>
-        <w:rPr>
-          <w:rFonts w:ascii="Arial Narrow" w:eastAsia="Arial Narrow" w:hAnsi="Arial Narrow" w:cs="Arial Narrow"/>
-          <w:b/>
-          <w:bCs/>
-          <w:sz w:val="16"/>
-          <w:szCs w:val="16"/>
-        </w:rPr>
-        <w:t xml:space="preserve"> 807, LEY SOBRE FACULTADES, NORMAS Y ORGANIZACIÓN DEL INDECOPI FACULTADES DE LAS COMISIONES Y OFICINAS DEL INDECOPI</w:t>
-      </w:r>
-    </w:p>
-    <w:p>
-      <w:pPr>
-        <w:pStyle w:val="NormalWeb"/>
-        <w:spacing w:after="0" w:line="240" w:lineRule="auto"/>
-        <w:ind w:left="567"/>
-        <w:jc w:val="both"/>
-        <w:rPr>
-          <w:rFonts w:ascii="Arial Narrow" w:eastAsia="Arial Narrow" w:hAnsi="Arial Narrow" w:cs="Arial Narrow"/>
-          <w:bCs/>
-          <w:sz w:val="16"/>
-          <w:szCs w:val="16"/>
-        </w:rPr>
-      </w:pPr>
-      <w:r>
-        <w:rPr>
-          <w:rFonts w:ascii="Arial Narrow" w:eastAsia="Arial Narrow" w:hAnsi="Arial Narrow" w:cs="Arial Narrow"/>
-          <w:b/>
-          <w:sz w:val="16"/>
-          <w:szCs w:val="16"/>
-        </w:rPr>
-        <w:t xml:space="preserve">Artículo 29.- </w:t>
-      </w:r>
-      <w:r>
-        <w:rPr>
-          <w:rFonts w:ascii="Arial Narrow" w:eastAsia="Arial Narrow" w:hAnsi="Arial Narrow" w:cs="Arial Narrow"/>
-          <w:bCs/>
-          <w:sz w:val="16"/>
-          <w:szCs w:val="16"/>
-        </w:rPr>
-        <w:t xml:space="preserve">En cualquier estado del procedimiento, e incluso antes de admitirse a trámite la denuncia, el </w:t>
-      </w:r>
-      <w:proofErr w:type="gramStart"/>
-      <w:r>
-        <w:rPr>
-          <w:rFonts w:ascii="Arial Narrow" w:eastAsia="Arial Narrow" w:hAnsi="Arial Narrow" w:cs="Arial Narrow"/>
-          <w:bCs/>
-          <w:sz w:val="16"/>
-          <w:szCs w:val="16"/>
-        </w:rPr>
-        <w:t>Secretario Técnico</w:t>
-      </w:r>
-      <w:proofErr w:type="gramEnd"/>
-      <w:r>
-        <w:rPr>
-          <w:rFonts w:ascii="Arial Narrow" w:eastAsia="Arial Narrow" w:hAnsi="Arial Narrow" w:cs="Arial Narrow"/>
-          <w:bCs/>
-          <w:sz w:val="16"/>
-          <w:szCs w:val="16"/>
-        </w:rPr>
-        <w:t xml:space="preserve"> podrá citar a las partes a audiencia de conciliación. La audiencia se desarrollará ante el </w:t>
-      </w:r>
-      <w:proofErr w:type="gramStart"/>
-      <w:r>
-        <w:rPr>
-          <w:rFonts w:ascii="Arial Narrow" w:eastAsia="Arial Narrow" w:hAnsi="Arial Narrow" w:cs="Arial Narrow"/>
-          <w:bCs/>
-          <w:sz w:val="16"/>
-          <w:szCs w:val="16"/>
-        </w:rPr>
-        <w:t>Secretario Técnico</w:t>
-      </w:r>
-      <w:proofErr w:type="gramEnd"/>
-      <w:r>
-        <w:rPr>
-          <w:rFonts w:ascii="Arial Narrow" w:eastAsia="Arial Narrow" w:hAnsi="Arial Narrow" w:cs="Arial Narrow"/>
-          <w:bCs/>
-          <w:sz w:val="16"/>
-          <w:szCs w:val="16"/>
-        </w:rPr>
-        <w:t xml:space="preserve"> o ante la persona que este designe. Si ambas partes arribaran a un acuerdo respecto de la denuncia, se levantará un acta donde conste el acuerdo respectivo, el mismo que tendrá efectos de transacción extrajudicial. En cualquier caso, la Comisión podrá continuar de oficio el procedimiento, si del análisis de los hechos denunciados considera que podría estarse afectando intereses de terceros.</w:t>
-      </w:r>
-    </w:p>
-    <w:p>
-      <w:pPr>
-        <w:autoSpaceDE w:val="0"/>
-        <w:autoSpaceDN w:val="0"/>
-        <w:adjustRightInd w:val="0"/>
-        <w:spacing w:after="0" w:line="240" w:lineRule="auto"/>
-        <w:ind w:left="567" w:hanging="567"/>
-        <w:jc w:val="both"/>
-        <w:rPr>
-          <w:rFonts w:ascii="Arial Narrow" w:eastAsia="Arial Narrow" w:hAnsi="Arial Narrow" w:cs="Arial Narrow"/>
-          <w:b/>
-          <w:bCs/>
-          <w:sz w:val="16"/>
-          <w:szCs w:val="16"/>
-        </w:rPr>
-      </w:pPr>
-    </w:p>
-  </w:footnote>
-  <w:footnote w:id="14">
-    <w:p>
-      <w:pPr>
-        <w:pStyle w:val="Textonotapie"/>
-        <w:ind w:left="567" w:hanging="567"/>
-        <w:jc w:val="both"/>
-        <w:rPr>
-          <w:rFonts w:ascii="Arial Narrow" w:eastAsia="Arial Narrow" w:hAnsi="Arial Narrow" w:cs="Arial Narrow"/>
-          <w:sz w:val="16"/>
-          <w:szCs w:val="16"/>
-        </w:rPr>
-      </w:pPr>
-      <w:r>
-        <w:rPr>
-          <w:rStyle w:val="Refdenotaalpie"/>
-          <w:rFonts w:ascii="Arial Narrow" w:eastAsia="Arial Narrow" w:hAnsi="Arial Narrow" w:cs="Arial Narrow"/>
-          <w:sz w:val="16"/>
-          <w:szCs w:val="16"/>
-          <w:vertAlign w:val="superscript"/>
-        </w:rPr>
-        <w:footnoteRef/>
-      </w:r>
-      <w:r>
-        <w:rPr>
-          <w:rFonts w:ascii="Arial Narrow" w:eastAsia="Arial Narrow" w:hAnsi="Arial Narrow" w:cs="Arial Narrow"/>
-          <w:sz w:val="16"/>
-          <w:szCs w:val="16"/>
-        </w:rPr>
-        <w:t xml:space="preserve"> </w:t>
+        <w:t xml:space="preserve"/>
       </w:r>
       <w:r>
         <w:rPr>

--- a/plantillas_maestras/13_seguro_multiple_y_equipos/materia_general_asegurativa/2_ddos_banco_y_aseguradora/varon/TPL_0736_2026_SEGURO_MULTIPLE_Y_EQUIPOS_MATERIA_GENERAL_ASEGURATIVA_BANCO_VARON_R2.docx
+++ b/plantillas_maestras/13_seguro_multiple_y_equipos/materia_general_asegurativa/2_ddos_banco_y_aseguradora/varon/TPL_0736_2026_SEGURO_MULTIPLE_Y_EQUIPOS_MATERIA_GENERAL_ASEGURATIVA_BANCO_VARON_R2.docx
@@ -653,7 +653,7 @@
     </w:p>
     <w:p>
       <w:pPr>
-        <w:spacing w:after="0" w:line="240" w:lineRule="auto"/>
+        <w:spacing w:before="0" w:after="0" w:line="240" w:lineRule="auto"/>
         <w:jc w:val="both"/>
         <w:rPr>
           <w:rFonts w:ascii="Arial Narrow" w:eastAsia="Arial Narrow" w:hAnsi="Arial Narrow" w:cs="Arial Narrow"/>
@@ -949,7 +949,7 @@
     </w:p>
     <w:p>
       <w:pPr>
-        <w:spacing w:after="0" w:line="240" w:lineRule="auto"/>
+        <w:spacing w:before="0" w:after="0" w:line="240" w:lineRule="auto"/>
         <w:jc w:val="both"/>
         <w:rPr>
           <w:rFonts w:ascii="Arial Narrow" w:eastAsia="Arial Narrow" w:hAnsi="Arial Narrow" w:cs="Arial Narrow"/>
@@ -1177,7 +1177,7 @@
     <w:p>
       <w:pPr>
         <w:pStyle w:val="Prrafodelista"/>
-        <w:spacing w:after="0" w:line="240" w:lineRule="auto"/>
+        <w:spacing w:before="0" w:after="0" w:line="240" w:lineRule="auto"/>
         <w:ind w:left="1134"/>
         <w:jc w:val="both"/>
         <w:rPr>
@@ -1301,7 +1301,7 @@
     </w:p>
     <w:p>
       <w:pPr>
-        <w:spacing w:after="0" w:line="240" w:lineRule="auto"/>
+        <w:spacing w:before="0" w:after="0" w:line="240" w:lineRule="auto"/>
         <w:jc w:val="both"/>
         <w:rPr>
           <w:rFonts w:ascii="Arial Narrow" w:eastAsia="Arial Narrow" w:hAnsi="Arial Narrow" w:cs="Arial Narrow"/>
@@ -1511,7 +1511,7 @@
     <w:p>
       <w:pPr>
         <w:pStyle w:val="Prrafodelista"/>
-        <w:spacing w:after="0" w:line="240" w:lineRule="auto"/>
+        <w:spacing w:before="0" w:after="0" w:line="240" w:lineRule="auto"/>
         <w:ind w:left="1134"/>
         <w:jc w:val="both"/>
         <w:rPr>
@@ -1588,7 +1588,7 @@
     <w:p>
       <w:pPr>
         <w:pStyle w:val="Prrafodelista"/>
-        <w:spacing w:after="0" w:line="240" w:lineRule="auto"/>
+        <w:spacing w:before="0" w:after="0" w:line="240" w:lineRule="auto"/>
         <w:ind w:left="1134"/>
         <w:jc w:val="both"/>
         <w:rPr>
@@ -1679,7 +1679,7 @@
     <w:p>
       <w:pPr>
         <w:pStyle w:val="Prrafodelista"/>
-        <w:spacing w:after="0" w:line="240" w:lineRule="auto"/>
+        <w:spacing w:before="0" w:after="0" w:line="240" w:lineRule="auto"/>
         <w:ind w:left="1134"/>
         <w:jc w:val="both"/>
         <w:rPr>
@@ -1948,7 +1948,7 @@
     <w:p>
       <w:pPr>
         <w:pStyle w:val="Prrafodelista"/>
-        <w:spacing w:after="0" w:line="240" w:lineRule="auto"/>
+        <w:spacing w:before="0" w:after="0" w:line="240" w:lineRule="auto"/>
         <w:ind w:left="1134"/>
         <w:jc w:val="both"/>
         <w:rPr>
@@ -2039,7 +2039,7 @@
     <w:p>
       <w:pPr>
         <w:pStyle w:val="Prrafodelista"/>
-        <w:spacing w:after="0" w:line="240" w:lineRule="auto"/>
+        <w:spacing w:before="0" w:after="0" w:line="240" w:lineRule="auto"/>
         <w:ind w:left="1134"/>
         <w:jc w:val="both"/>
         <w:rPr>
@@ -2131,7 +2131,7 @@
     <w:p>
       <w:pPr>
         <w:pStyle w:val="Prrafodelista"/>
-        <w:spacing w:after="0" w:line="240" w:lineRule="auto"/>
+        <w:spacing w:before="0" w:after="0" w:line="240" w:lineRule="auto"/>
         <w:ind w:left="1134"/>
         <w:jc w:val="both"/>
         <w:rPr>
@@ -2184,7 +2184,7 @@
     <w:p>
       <w:pPr>
         <w:pStyle w:val="Prrafodelista"/>
-        <w:spacing w:after="0" w:line="240" w:lineRule="auto"/>
+        <w:spacing w:before="0" w:after="0" w:line="240" w:lineRule="auto"/>
         <w:ind w:left="1134"/>
         <w:jc w:val="both"/>
         <w:rPr>
@@ -2429,7 +2429,7 @@
     <w:p>
       <w:pPr>
         <w:pStyle w:val="Prrafodelista"/>
-        <w:spacing w:after="0" w:line="240" w:lineRule="auto"/>
+        <w:spacing w:before="0" w:after="0" w:line="240" w:lineRule="auto"/>
         <w:ind w:left="1134"/>
         <w:jc w:val="both"/>
         <w:rPr>
@@ -2506,7 +2506,7 @@
     <w:p>
       <w:pPr>
         <w:pStyle w:val="Prrafodelista"/>
-        <w:spacing w:after="0" w:line="240" w:lineRule="auto"/>
+        <w:spacing w:before="0" w:after="0" w:line="240" w:lineRule="auto"/>
         <w:ind w:left="1134"/>
         <w:jc w:val="both"/>
         <w:rPr>
@@ -2619,7 +2619,7 @@
     <w:p>
       <w:pPr>
         <w:pStyle w:val="Prrafodelista"/>
-        <w:spacing w:after="0" w:line="240" w:lineRule="auto"/>
+        <w:spacing w:before="0" w:after="0" w:line="240" w:lineRule="auto"/>
         <w:ind w:left="1134"/>
         <w:jc w:val="both"/>
         <w:rPr>
@@ -2864,7 +2864,7 @@
     <w:p>
       <w:pPr>
         <w:pStyle w:val="Prrafodelista"/>
-        <w:spacing w:after="0" w:line="240" w:lineRule="auto"/>
+        <w:spacing w:before="0" w:after="0" w:line="240" w:lineRule="auto"/>
         <w:ind w:left="1134"/>
         <w:jc w:val="both"/>
         <w:rPr>
@@ -2965,7 +2965,7 @@
     <w:p>
       <w:pPr>
         <w:pStyle w:val="Prrafodelista"/>
-        <w:spacing w:after="0" w:line="240" w:lineRule="auto"/>
+        <w:spacing w:before="0" w:after="0" w:line="240" w:lineRule="auto"/>
         <w:ind w:left="1134"/>
         <w:jc w:val="both"/>
         <w:rPr>
@@ -3018,7 +3018,7 @@
     <w:p>
       <w:pPr>
         <w:pStyle w:val="Prrafodelista"/>
-        <w:spacing w:after="0" w:line="240" w:lineRule="auto"/>
+        <w:spacing w:before="0" w:after="0" w:line="240" w:lineRule="auto"/>
         <w:ind w:left="1134"/>
         <w:jc w:val="both"/>
         <w:rPr>
@@ -3095,7 +3095,7 @@
     <w:p>
       <w:pPr>
         <w:pStyle w:val="Prrafodelista"/>
-        <w:spacing w:after="0" w:line="240" w:lineRule="auto"/>
+        <w:spacing w:before="0" w:after="0" w:line="240" w:lineRule="auto"/>
         <w:ind w:left="1134"/>
         <w:jc w:val="both"/>
         <w:rPr>
@@ -3207,7 +3207,7 @@
     </w:p>
     <w:p>
       <w:pPr>
-        <w:spacing w:after="0" w:line="240" w:lineRule="auto"/>
+        <w:spacing w:before="0" w:after="0" w:line="240" w:lineRule="auto"/>
         <w:jc w:val="both"/>
         <w:rPr>
           <w:rFonts w:ascii="Arial Narrow" w:eastAsia="Arial Narrow" w:hAnsi="Arial Narrow" w:cs="Arial Narrow"/>
@@ -3367,7 +3367,7 @@
     <w:p>
       <w:pPr>
         <w:pStyle w:val="Prrafodelista"/>
-        <w:spacing w:after="0" w:line="240" w:lineRule="auto"/>
+        <w:spacing w:before="0" w:after="0" w:line="240" w:lineRule="auto"/>
         <w:ind w:left="1134"/>
         <w:jc w:val="both"/>
         <w:rPr>
@@ -3524,7 +3524,7 @@
     <w:p>
       <w:pPr>
         <w:pStyle w:val="Prrafodelista"/>
-        <w:spacing w:after="0" w:line="240" w:lineRule="auto"/>
+        <w:spacing w:before="0" w:after="0" w:line="240" w:lineRule="auto"/>
         <w:ind w:left="1134"/>
         <w:jc w:val="both"/>
         <w:rPr>
@@ -3709,7 +3709,7 @@
     <w:p>
       <w:pPr>
         <w:pStyle w:val="Prrafodelista"/>
-        <w:spacing w:after="0" w:line="240" w:lineRule="auto"/>
+        <w:spacing w:before="0" w:after="0" w:line="240" w:lineRule="auto"/>
         <w:ind w:left="1134"/>
         <w:jc w:val="both"/>
         <w:rPr>
@@ -3822,7 +3822,7 @@
     <w:p>
       <w:pPr>
         <w:pStyle w:val="Prrafodelista"/>
-        <w:spacing w:after="0" w:line="240" w:lineRule="auto"/>
+        <w:spacing w:before="0" w:after="0" w:line="240" w:lineRule="auto"/>
         <w:ind w:left="1134"/>
         <w:jc w:val="both"/>
         <w:rPr>
@@ -3935,7 +3935,7 @@
     <w:p>
       <w:pPr>
         <w:pStyle w:val="Prrafodelista"/>
-        <w:spacing w:after="0" w:line="240" w:lineRule="auto"/>
+        <w:spacing w:before="0" w:after="0" w:line="240" w:lineRule="auto"/>
         <w:ind w:left="1134"/>
         <w:jc w:val="both"/>
         <w:rPr>
@@ -4036,7 +4036,7 @@
     <w:p>
       <w:pPr>
         <w:pStyle w:val="Prrafodelista"/>
-        <w:spacing w:after="0" w:line="240" w:lineRule="auto"/>
+        <w:spacing w:before="0" w:after="0" w:line="240" w:lineRule="auto"/>
         <w:ind w:left="1134"/>
         <w:jc w:val="both"/>
         <w:rPr>
@@ -4268,10 +4268,10 @@
     </w:p>
     <w:p>
       <w:pPr>
+        <w:spacing w:before="0" w:after="0" w:line="240" w:lineRule="auto"/>
         <w:tabs>
           <w:tab w:val="left" w:pos="1134"/>
         </w:tabs>
-        <w:spacing w:after="0" w:line="240" w:lineRule="auto"/>
         <w:jc w:val="both"/>
         <w:rPr>
           <w:rFonts w:ascii="Arial Narrow" w:eastAsia="Arial Narrow" w:hAnsi="Arial Narrow" w:cs="Arial Narrow"/>
@@ -4794,7 +4794,7 @@
     <w:bookmarkEnd w:id="2"/>
     <w:p>
       <w:pPr>
-        <w:spacing w:after="0" w:line="240" w:lineRule="auto"/>
+        <w:spacing w:before="0" w:after="0" w:line="240" w:lineRule="auto"/>
         <w:contextualSpacing/>
         <w:jc w:val="both"/>
         <w:rPr>
@@ -4850,7 +4850,7 @@
     </w:p>
     <w:p>
       <w:pPr>
-        <w:spacing w:after="0" w:line="240" w:lineRule="auto"/>
+        <w:spacing w:before="0" w:after="0" w:line="240" w:lineRule="auto"/>
         <w:ind w:left="567"/>
         <w:contextualSpacing/>
         <w:jc w:val="both"/>
@@ -5140,7 +5140,7 @@
     <w:p>
       <w:pPr>
         <w:pStyle w:val="Prrafodelista"/>
-        <w:spacing w:after="0" w:line="240" w:lineRule="auto"/>
+        <w:spacing w:before="0" w:after="0" w:line="240" w:lineRule="auto"/>
         <w:ind w:left="567"/>
         <w:jc w:val="both"/>
         <w:rPr>
@@ -5335,6 +5335,7 @@
     <w:p>
       <w:pPr>
         <w:pStyle w:val="Prrafodelista"/>
+        <w:spacing w:before="0" w:after="0" w:line="240" w:lineRule="auto"/>
         <w:rPr>
           <w:rFonts w:ascii="Arial Narrow" w:eastAsia="Arial Narrow" w:hAnsi="Arial Narrow" w:cs="Arial Narrow"/>
           <w:kern w:val="0"/>
@@ -5547,6 +5548,7 @@
     <w:p>
       <w:pPr>
         <w:pStyle w:val="Prrafodelista"/>
+        <w:spacing w:before="0" w:after="0" w:line="240" w:lineRule="auto"/>
         <w:rPr>
           <w:rFonts w:ascii="Arial Narrow" w:eastAsia="Arial Narrow" w:hAnsi="Arial Narrow" w:cs="Arial Narrow"/>
           <w:kern w:val="0"/>
@@ -5677,7 +5679,7 @@
     <w:p>
       <w:pPr>
         <w:pStyle w:val="Prrafodelista"/>
-        <w:spacing w:after="0" w:line="240" w:lineRule="auto"/>
+        <w:spacing w:before="0" w:after="0" w:line="240" w:lineRule="auto"/>
         <w:ind w:left="567"/>
         <w:jc w:val="both"/>
         <w:rPr>
@@ -5870,6 +5872,7 @@
     <w:p>
       <w:pPr>
         <w:pStyle w:val="Prrafodelista"/>
+        <w:spacing w:before="0" w:after="0" w:line="240" w:lineRule="auto"/>
         <w:rPr>
           <w:rFonts w:ascii="Arial Narrow" w:eastAsia="Arial Narrow" w:hAnsi="Arial Narrow" w:cs="Arial Narrow"/>
           <w:kern w:val="0"/>
@@ -6080,7 +6083,7 @@
     <w:p>
       <w:pPr>
         <w:pStyle w:val="Prrafodelista"/>
-        <w:spacing w:after="0" w:line="240" w:lineRule="auto"/>
+        <w:spacing w:before="0" w:after="0" w:line="240" w:lineRule="auto"/>
         <w:ind w:left="567"/>
         <w:jc w:val="both"/>
         <w:rPr>
@@ -6255,7 +6258,7 @@
     </w:p>
     <w:p>
       <w:pPr>
-        <w:spacing w:after="0" w:line="240" w:lineRule="auto"/>
+        <w:spacing w:before="0" w:after="0" w:line="240" w:lineRule="auto"/>
         <w:jc w:val="both"/>
         <w:rPr>
           <w:rFonts w:ascii="Arial Narrow" w:eastAsia="Arial Narrow" w:hAnsi="Arial Narrow" w:cs="Arial Narrow"/>
@@ -6399,7 +6402,7 @@
     <w:bookmarkEnd w:id="7"/>
     <w:p>
       <w:pPr>
-        <w:spacing w:after="0" w:line="240" w:lineRule="auto"/>
+        <w:spacing w:before="0" w:after="0" w:line="240" w:lineRule="auto"/>
         <w:jc w:val="both"/>
         <w:rPr>
           <w:rFonts w:ascii="Arial Narrow" w:eastAsia="Arial Narrow" w:hAnsi="Arial Narrow" w:cs="Arial Narrow"/>
@@ -6543,7 +6546,7 @@
     </w:p>
     <w:p>
       <w:pPr>
-        <w:spacing w:after="0" w:line="240" w:lineRule="auto"/>
+        <w:spacing w:before="0" w:after="0" w:line="240" w:lineRule="auto"/>
         <w:jc w:val="both"/>
         <w:rPr>
           <w:rFonts w:ascii="Arial Narrow" w:eastAsia="Arial Narrow" w:hAnsi="Arial Narrow" w:cs="Arial Narrow"/>
@@ -6687,6 +6690,7 @@
     <w:p>
       <w:pPr>
         <w:pStyle w:val="Prrafodelista"/>
+        <w:spacing w:before="0" w:after="0" w:line="240" w:lineRule="auto"/>
         <w:rPr>
           <w:rFonts w:ascii="Arial Narrow" w:eastAsia="Arial Narrow" w:hAnsi="Arial Narrow" w:cs="Arial Narrow"/>
           <w:kern w:val="0"/>
@@ -6793,6 +6797,7 @@
     <w:p>
       <w:pPr>
         <w:pStyle w:val="Prrafodelista"/>
+        <w:spacing w:before="0" w:after="0" w:line="240" w:lineRule="auto"/>
         <w:rPr>
           <w:rFonts w:ascii="Arial Narrow" w:eastAsia="Arial Narrow" w:hAnsi="Arial Narrow" w:cs="Arial Narrow"/>
           <w:kern w:val="0"/>
@@ -6908,7 +6913,7 @@
     <w:p>
       <w:pPr>
         <w:pStyle w:val="Prrafodelista"/>
-        <w:spacing w:line="240" w:lineRule="auto"/>
+        <w:spacing w:before="0" w:after="0" w:line="240" w:lineRule="auto"/>
         <w:rPr>
           <w:rFonts w:ascii="Arial Narrow" w:eastAsia="Arial Narrow" w:hAnsi="Arial Narrow" w:cs="Arial Narrow"/>
           <w:bCs/>
@@ -7093,6 +7098,7 @@
     <w:p>
       <w:pPr>
         <w:pStyle w:val="Prrafodelista"/>
+        <w:spacing w:before="0" w:after="0" w:line="240" w:lineRule="auto"/>
         <w:rPr>
           <w:rFonts w:ascii="Arial Narrow" w:eastAsia="Arial Narrow" w:hAnsi="Arial Narrow" w:cs="Arial Narrow"/>
           <w:kern w:val="0"/>
@@ -7202,7 +7208,7 @@
     <w:p>
       <w:pPr>
         <w:pStyle w:val="Prrafodelista"/>
-        <w:spacing w:after="0" w:line="240" w:lineRule="auto"/>
+        <w:spacing w:before="0" w:after="0" w:line="240" w:lineRule="auto"/>
         <w:ind w:left="567"/>
         <w:jc w:val="both"/>
         <w:rPr>
@@ -7273,7 +7279,7 @@
     </w:p>
     <w:p>
       <w:pPr>
-        <w:spacing w:after="0" w:line="240" w:lineRule="auto"/>
+        <w:spacing w:before="0" w:after="0" w:line="240" w:lineRule="auto"/>
         <w:ind w:left="567"/>
         <w:contextualSpacing/>
         <w:jc w:val="both"/>
@@ -7329,7 +7335,7 @@
     </w:p>
     <w:p>
       <w:pPr>
-        <w:spacing w:after="0" w:line="240" w:lineRule="auto"/>
+        <w:spacing w:before="0" w:after="0" w:line="240" w:lineRule="auto"/>
         <w:jc w:val="both"/>
         <w:rPr>
           <w:rFonts w:ascii="Arial Narrow" w:eastAsia="Arial Narrow" w:hAnsi="Arial Narrow" w:cs="Arial Narrow"/>
@@ -7417,7 +7423,7 @@
     <w:p>
       <w:pPr>
         <w:pStyle w:val="Prrafodelista"/>
-        <w:spacing w:after="0" w:line="240" w:lineRule="auto"/>
+        <w:spacing w:before="0" w:after="0" w:line="240" w:lineRule="auto"/>
         <w:ind w:left="567"/>
         <w:jc w:val="both"/>
         <w:rPr>
@@ -7483,7 +7489,7 @@
           <w:lang w:val="es-ES" w:eastAsia="es-ES"/>
           <w14:ligatures w14:val="none"/>
         </w:rPr>
-        <w:t xml:space="preserve">: (i) presentar una copia debidamente suscrita de </w:t>
+        <w:t xml:space="preserve">:</w:t>
       </w:r>
       <w:r>
         <w:rPr>
@@ -7495,6 +7501,18 @@
           <w:lang w:val="es-ES" w:eastAsia="es-ES"/>
           <w14:ligatures w14:val="none"/>
         </w:rPr>
+        <w:t xml:space="preserve"> (i) presentar una copia debidamente suscrita de </w:t>
+      </w:r>
+      <w:r>
+        <w:rPr>
+          <w:rFonts w:ascii="Arial Narrow" w:eastAsia="Arial Narrow" w:hAnsi="Arial Narrow" w:cs="Arial Narrow"/>
+          <w:color w:val="000000"/>
+          <w:kern w:val="0"/>
+          <w:sz w:val="22"/>
+          <w:szCs w:val="22"/>
+          <w:lang w:val="es-ES" w:eastAsia="es-ES"/>
+          <w14:ligatures w14:val="none"/>
+        </w:rPr>
         <w:t xml:space="preserve">la Póliza Grupal 28356 del Seguro múltiple identificada con Certificado Individual 101216685 materia de denuncia, así como el cargo de remisión de la póliza; </w:t>
       </w:r>
       <w:r>
@@ -7535,6 +7553,24 @@
         </w:rPr>
         <w:t>) presentar todas las comunicaciones cursadas con la parte denunciante en virtud de los hechos materia de denuncia.</w:t>
       </w:r>
+    </w:p>
+    <w:p>
+      <w:pPr>
+        <w:pStyle w:val="Prrafodelista"/>
+        <w:spacing w:before="0" w:after="0" w:line="240" w:lineRule="auto"/>
+        <w:ind w:left="567"/>
+        <w:jc w:val="both"/>
+        <w:rPr>
+          <w:rFonts w:ascii="Arial Narrow" w:eastAsia="Arial Narrow" w:hAnsi="Arial Narrow" w:cs="Arial Narrow"/>
+          <w:color w:val="000000"/>
+          <w:kern w:val="0"/>
+          <w:sz w:val="22"/>
+          <w:szCs w:val="22"/>
+          <w:u w:val="single"/>
+          <w:lang w:val="es-ES" w:eastAsia="es-ES"/>
+          <w14:ligatures w14:val="none"/>
+        </w:rPr>
+      </w:pPr>
     </w:p>
     <w:p>
       <w:pPr>
@@ -7553,13 +7589,7 @@
           <w14:ligatures w14:val="none"/>
         </w:rPr>
       </w:pPr>
-    </w:p>
-    <w:p>
-      <w:pPr>
-        <w:pStyle w:val="Prrafodelista"/>
-        <w:spacing w:after="0" w:line="240" w:lineRule="auto"/>
-        <w:ind w:left="567"/>
-        <w:jc w:val="both"/>
+      <w:r>
         <w:rPr>
           <w:rFonts w:ascii="Arial Narrow" w:eastAsia="Arial Narrow" w:hAnsi="Arial Narrow" w:cs="Arial Narrow"/>
           <w:color w:val="000000"/>
@@ -7570,7 +7600,8 @@
           <w:lang w:val="es-ES" w:eastAsia="es-ES"/>
           <w14:ligatures w14:val="none"/>
         </w:rPr>
-      </w:pPr>
+        <w:t xml:space="preserve">A </w:t>
+      </w:r>
       <w:r>
         <w:rPr>
           <w:rFonts w:ascii="Arial Narrow" w:eastAsia="Arial Narrow" w:hAnsi="Arial Narrow" w:cs="Arial Narrow"/>
@@ -7582,20 +7613,31 @@
           <w:lang w:val="es-ES" w:eastAsia="es-ES"/>
           <w14:ligatures w14:val="none"/>
         </w:rPr>
-        <w:t xml:space="preserve">A </w:t>
-      </w:r>
-      <w:r>
-        <w:rPr>
-          <w:rFonts w:ascii="Arial Narrow" w:eastAsia="Arial Narrow" w:hAnsi="Arial Narrow" w:cs="Arial Narrow"/>
-          <w:color w:val="000000"/>
-          <w:kern w:val="0"/>
-          <w:sz w:val="22"/>
-          <w:szCs w:val="22"/>
-          <w:u w:val="single"/>
+        <w:t>Pacífico</w:t>
+      </w:r>
+      <w:r>
+        <w:rPr>
+          <w:rFonts w:ascii="Arial Narrow" w:eastAsia="Arial Narrow" w:hAnsi="Arial Narrow" w:cs="Arial Narrow"/>
+          <w:color w:val="000000"/>
+          <w:kern w:val="0"/>
+          <w:sz w:val="22"/>
+          <w:szCs w:val="22"/>
           <w:lang w:val="es-ES" w:eastAsia="es-ES"/>
           <w14:ligatures w14:val="none"/>
         </w:rPr>
-        <w:t>Pacífico</w:t>
+        <w:t>:</w:t>
+      </w:r>
+      <w:r>
+        <w:rPr>
+          <w:rFonts w:ascii="Arial Narrow" w:eastAsia="Arial Narrow" w:hAnsi="Arial Narrow" w:cs="Arial Narrow"/>
+          <w:color w:val="000000"/>
+          <w:kern w:val="0"/>
+          <w:sz w:val="22"/>
+          <w:szCs w:val="22"/>
+          <w:lang w:eastAsia="es-ES"/>
+          <w14:ligatures w14:val="none"/>
+        </w:rPr>
+        <w:t xml:space="preserve"> </w:t>
       </w:r>
       <w:r>
         <w:rPr>
@@ -7607,19 +7649,7 @@
           <w:lang w:val="es-ES" w:eastAsia="es-ES"/>
           <w14:ligatures w14:val="none"/>
         </w:rPr>
-        <w:t>:</w:t>
-      </w:r>
-      <w:r>
-        <w:rPr>
-          <w:rFonts w:ascii="Arial Narrow" w:eastAsia="Arial Narrow" w:hAnsi="Arial Narrow" w:cs="Arial Narrow"/>
-          <w:color w:val="000000"/>
-          <w:kern w:val="0"/>
-          <w:sz w:val="22"/>
-          <w:szCs w:val="22"/>
-          <w:lang w:eastAsia="es-ES"/>
-          <w14:ligatures w14:val="none"/>
-        </w:rPr>
-        <w:t xml:space="preserve"> </w:t>
+        <w:t xml:space="preserve">(i) presentar una copia debidamente suscrita de </w:t>
       </w:r>
       <w:r>
         <w:rPr>
@@ -7631,7 +7661,7 @@
           <w:lang w:val="es-ES" w:eastAsia="es-ES"/>
           <w14:ligatures w14:val="none"/>
         </w:rPr>
-        <w:t xml:space="preserve">(i) presentar una copia debidamente suscrita de </w:t>
+        <w:t>la Póliza Grupal 28356 del Seguro múltiple identificada con Certificado Individual 101216685 materia de denuncia; así como el cargo de remisión de la póliza</w:t>
       </w:r>
       <w:r>
         <w:rPr>
@@ -7643,7 +7673,7 @@
           <w:lang w:val="es-ES" w:eastAsia="es-ES"/>
           <w14:ligatures w14:val="none"/>
         </w:rPr>
-        <w:t>la Póliza Grupal 28356 del Seguro múltiple identificada con Certificado Individual 101216685 materia de denuncia; así como el cargo de remisión de la póliza</w:t>
+        <w:t>;</w:t>
       </w:r>
       <w:r>
         <w:rPr>
@@ -7655,8 +7685,9 @@
           <w:lang w:val="es-ES" w:eastAsia="es-ES"/>
           <w14:ligatures w14:val="none"/>
         </w:rPr>
-        <w:t>;</w:t>
-      </w:r>
+        <w:t xml:space="preserve"> (</w:t>
+      </w:r>
+      <w:proofErr w:type="spellStart"/>
       <w:r>
         <w:rPr>
           <w:rFonts w:ascii="Arial Narrow" w:eastAsia="Arial Narrow" w:hAnsi="Arial Narrow" w:cs="Arial Narrow"/>
@@ -7667,7 +7698,76 @@
           <w:lang w:val="es-ES" w:eastAsia="es-ES"/>
           <w14:ligatures w14:val="none"/>
         </w:rPr>
-        <w:t xml:space="preserve"> (</w:t>
+        <w:t>ii</w:t>
+      </w:r>
+      <w:proofErr w:type="spellEnd"/>
+      <w:r>
+        <w:rPr>
+          <w:rFonts w:ascii="Arial Narrow" w:eastAsia="Arial Narrow" w:hAnsi="Arial Narrow" w:cs="Arial Narrow"/>
+          <w:color w:val="000000"/>
+          <w:kern w:val="0"/>
+          <w:sz w:val="22"/>
+          <w:szCs w:val="22"/>
+          <w:lang w:val="es-ES" w:eastAsia="es-ES"/>
+          <w14:ligatures w14:val="none"/>
+        </w:rPr>
+        <w:t>)</w:t>
+      </w:r>
+      <w:r>
+        <w:rPr>
+          <w:rFonts w:ascii="Arial Narrow" w:eastAsia="Arial Narrow" w:hAnsi="Arial Narrow" w:cs="Arial Narrow"/>
+          <w:sz w:val="22"/>
+          <w:szCs w:val="22"/>
+        </w:rPr>
+        <w:t xml:space="preserve"> presentar los medios probatorios que acrediten que realizó una adecuada </w:t>
+      </w:r>
+      <w:r>
+        <w:rPr>
+          <w:rFonts w:ascii="Arial Narrow" w:eastAsia="Arial Narrow" w:hAnsi="Arial Narrow" w:cs="Arial Narrow"/>
+          <w:color w:val="000000"/>
+          <w:kern w:val="0"/>
+          <w:sz w:val="22"/>
+          <w:szCs w:val="22"/>
+          <w:lang w:val="es-ES" w:eastAsia="es-ES"/>
+          <w14:ligatures w14:val="none"/>
+        </w:rPr>
+        <w:t xml:space="preserve">liquidación </w:t>
+      </w:r>
+      <w:r>
+        <w:rPr>
+          <w:rFonts w:ascii="Arial Narrow" w:eastAsia="Arial Narrow" w:hAnsi="Arial Narrow" w:cs="Arial Narrow"/>
+          <w:color w:val="000000"/>
+          <w:kern w:val="0"/>
+          <w:sz w:val="22"/>
+          <w:szCs w:val="22"/>
+          <w:lang w:val="es-ES" w:eastAsia="es-ES"/>
+          <w14:ligatures w14:val="none"/>
+        </w:rPr>
+        <w:t>de</w:t>
+      </w:r>
+      <w:r>
+        <w:rPr>
+          <w:rFonts w:ascii="Arial Narrow" w:eastAsia="Arial Narrow" w:hAnsi="Arial Narrow" w:cs="Arial Narrow"/>
+          <w:color w:val="000000"/>
+          <w:kern w:val="0"/>
+          <w:sz w:val="22"/>
+          <w:szCs w:val="22"/>
+          <w:lang w:val="es-ES" w:eastAsia="es-ES"/>
+          <w14:ligatures w14:val="none"/>
+        </w:rPr>
+        <w:t xml:space="preserve"> cobertura de la Póliza Grupal 28356 del Seguro múltiple identificada con Certificado Individual 101216685</w:t>
+      </w:r>
+      <w:r>
+        <w:rPr>
+          <w:rFonts w:ascii="Arial Narrow" w:eastAsia="Arial Narrow" w:hAnsi="Arial Narrow" w:cs="Arial Narrow"/>
+          <w:color w:val="000000"/>
+          <w:kern w:val="0"/>
+          <w:sz w:val="22"/>
+          <w:szCs w:val="22"/>
+          <w:lang w:val="es-ES" w:eastAsia="es-ES"/>
+          <w14:ligatures w14:val="none"/>
+        </w:rPr>
+        <w:t xml:space="preserve"> y, (</w:t>
       </w:r>
       <w:proofErr w:type="spellStart"/>
       <w:r>
@@ -7680,6 +7780,18 @@
           <w:lang w:val="es-ES" w:eastAsia="es-ES"/>
           <w14:ligatures w14:val="none"/>
         </w:rPr>
+        <w:t>i</w:t>
+      </w:r>
+      <w:r>
+        <w:rPr>
+          <w:rFonts w:ascii="Arial Narrow" w:eastAsia="Arial Narrow" w:hAnsi="Arial Narrow" w:cs="Arial Narrow"/>
+          <w:color w:val="000000"/>
+          <w:kern w:val="0"/>
+          <w:sz w:val="22"/>
+          <w:szCs w:val="22"/>
+          <w:lang w:val="es-ES" w:eastAsia="es-ES"/>
+          <w14:ligatures w14:val="none"/>
+        </w:rPr>
         <w:t>ii</w:t>
       </w:r>
       <w:proofErr w:type="spellEnd"/>
@@ -7693,107 +7805,13 @@
           <w:lang w:val="es-ES" w:eastAsia="es-ES"/>
           <w14:ligatures w14:val="none"/>
         </w:rPr>
-        <w:t>)</w:t>
-      </w:r>
-      <w:r>
-        <w:rPr>
-          <w:rFonts w:ascii="Arial Narrow" w:eastAsia="Arial Narrow" w:hAnsi="Arial Narrow" w:cs="Arial Narrow"/>
-          <w:sz w:val="22"/>
-          <w:szCs w:val="22"/>
-        </w:rPr>
-        <w:t xml:space="preserve"> presentar los medios probatorios que acrediten que realizó una adecuada </w:t>
-      </w:r>
-      <w:r>
-        <w:rPr>
-          <w:rFonts w:ascii="Arial Narrow" w:eastAsia="Arial Narrow" w:hAnsi="Arial Narrow" w:cs="Arial Narrow"/>
-          <w:color w:val="000000"/>
-          <w:kern w:val="0"/>
-          <w:sz w:val="22"/>
-          <w:szCs w:val="22"/>
-          <w:lang w:val="es-ES" w:eastAsia="es-ES"/>
-          <w14:ligatures w14:val="none"/>
-        </w:rPr>
-        <w:t xml:space="preserve">liquidación </w:t>
-      </w:r>
-      <w:r>
-        <w:rPr>
-          <w:rFonts w:ascii="Arial Narrow" w:eastAsia="Arial Narrow" w:hAnsi="Arial Narrow" w:cs="Arial Narrow"/>
-          <w:color w:val="000000"/>
-          <w:kern w:val="0"/>
-          <w:sz w:val="22"/>
-          <w:szCs w:val="22"/>
-          <w:lang w:val="es-ES" w:eastAsia="es-ES"/>
-          <w14:ligatures w14:val="none"/>
-        </w:rPr>
-        <w:t>de</w:t>
-      </w:r>
-      <w:r>
-        <w:rPr>
-          <w:rFonts w:ascii="Arial Narrow" w:eastAsia="Arial Narrow" w:hAnsi="Arial Narrow" w:cs="Arial Narrow"/>
-          <w:color w:val="000000"/>
-          <w:kern w:val="0"/>
-          <w:sz w:val="22"/>
-          <w:szCs w:val="22"/>
-          <w:lang w:val="es-ES" w:eastAsia="es-ES"/>
-          <w14:ligatures w14:val="none"/>
-        </w:rPr>
-        <w:t xml:space="preserve"> cobertura de la Póliza Grupal 28356 del Seguro múltiple identificada con Certificado Individual 101216685</w:t>
-      </w:r>
-      <w:r>
-        <w:rPr>
-          <w:rFonts w:ascii="Arial Narrow" w:eastAsia="Arial Narrow" w:hAnsi="Arial Narrow" w:cs="Arial Narrow"/>
-          <w:color w:val="000000"/>
-          <w:kern w:val="0"/>
-          <w:sz w:val="22"/>
-          <w:szCs w:val="22"/>
-          <w:lang w:val="es-ES" w:eastAsia="es-ES"/>
-          <w14:ligatures w14:val="none"/>
-        </w:rPr>
-        <w:t xml:space="preserve"> y, (</w:t>
-      </w:r>
-      <w:proofErr w:type="spellStart"/>
-      <w:r>
-        <w:rPr>
-          <w:rFonts w:ascii="Arial Narrow" w:eastAsia="Arial Narrow" w:hAnsi="Arial Narrow" w:cs="Arial Narrow"/>
-          <w:color w:val="000000"/>
-          <w:kern w:val="0"/>
-          <w:sz w:val="22"/>
-          <w:szCs w:val="22"/>
-          <w:lang w:val="es-ES" w:eastAsia="es-ES"/>
-          <w14:ligatures w14:val="none"/>
-        </w:rPr>
-        <w:t>i</w:t>
-      </w:r>
-      <w:r>
-        <w:rPr>
-          <w:rFonts w:ascii="Arial Narrow" w:eastAsia="Arial Narrow" w:hAnsi="Arial Narrow" w:cs="Arial Narrow"/>
-          <w:color w:val="000000"/>
-          <w:kern w:val="0"/>
-          <w:sz w:val="22"/>
-          <w:szCs w:val="22"/>
-          <w:lang w:val="es-ES" w:eastAsia="es-ES"/>
-          <w14:ligatures w14:val="none"/>
-        </w:rPr>
-        <w:t>ii</w:t>
-      </w:r>
-      <w:proofErr w:type="spellEnd"/>
-      <w:r>
-        <w:rPr>
-          <w:rFonts w:ascii="Arial Narrow" w:eastAsia="Arial Narrow" w:hAnsi="Arial Narrow" w:cs="Arial Narrow"/>
-          <w:color w:val="000000"/>
-          <w:kern w:val="0"/>
-          <w:sz w:val="22"/>
-          <w:szCs w:val="22"/>
-          <w:lang w:val="es-ES" w:eastAsia="es-ES"/>
-          <w14:ligatures w14:val="none"/>
-        </w:rPr>
         <w:t>) presentar todas las comunicaciones cursadas con la parte denunciante en virtud de los hechos materia de denuncia.</w:t>
       </w:r>
     </w:p>
     <w:bookmarkEnd w:id="10"/>
     <w:p>
       <w:pPr>
-        <w:spacing w:after="0" w:line="240" w:lineRule="auto"/>
+        <w:spacing w:before="0" w:after="0" w:line="240" w:lineRule="auto"/>
         <w:jc w:val="both"/>
         <w:rPr>
           <w:rFonts w:ascii="Arial Narrow" w:eastAsia="Arial Narrow" w:hAnsi="Arial Narrow" w:cs="Arial Narrow"/>
@@ -7847,10 +7865,37 @@
     </w:p>
     <w:p>
       <w:pPr>
+        <w:spacing w:before="0" w:after="0" w:line="240" w:lineRule="auto"/>
+        <w:jc w:val="both"/>
+        <w:rPr>
+          <w:rFonts w:ascii="Arial Narrow" w:eastAsia="Arial Narrow" w:hAnsi="Arial Narrow" w:cs="Arial Narrow"/>
+          <w:b/>
+          <w:color w:val="000000"/>
+          <w:kern w:val="0"/>
+          <w:sz w:val="22"/>
+          <w:szCs w:val="22"/>
+          <w:lang w:eastAsia="es-PE"/>
+          <w14:ligatures w14:val="none"/>
+        </w:rPr>
+      </w:pPr>
+    </w:p>
+    <w:p>
+      <w:pPr>
         <w:spacing w:after="0" w:line="240" w:lineRule="auto"/>
         <w:jc w:val="both"/>
         <w:rPr>
           <w:rFonts w:ascii="Arial Narrow" w:eastAsia="Arial Narrow" w:hAnsi="Arial Narrow" w:cs="Arial Narrow"/>
+          <w:color w:val="000000"/>
+          <w:kern w:val="0"/>
+          <w:sz w:val="22"/>
+          <w:szCs w:val="22"/>
+          <w:lang w:eastAsia="es-PE"/>
+          <w14:ligatures w14:val="none"/>
+        </w:rPr>
+      </w:pPr>
+      <w:r>
+        <w:rPr>
+          <w:rFonts w:ascii="Arial Narrow" w:eastAsia="Arial Narrow" w:hAnsi="Arial Narrow" w:cs="Arial Narrow"/>
           <w:b/>
           <w:color w:val="000000"/>
           <w:kern w:val="0"/>
@@ -7859,33 +7904,6 @@
           <w:lang w:eastAsia="es-PE"/>
           <w14:ligatures w14:val="none"/>
         </w:rPr>
-      </w:pPr>
-    </w:p>
-    <w:p>
-      <w:pPr>
-        <w:spacing w:after="0" w:line="240" w:lineRule="auto"/>
-        <w:jc w:val="both"/>
-        <w:rPr>
-          <w:rFonts w:ascii="Arial Narrow" w:eastAsia="Arial Narrow" w:hAnsi="Arial Narrow" w:cs="Arial Narrow"/>
-          <w:color w:val="000000"/>
-          <w:kern w:val="0"/>
-          <w:sz w:val="22"/>
-          <w:szCs w:val="22"/>
-          <w:lang w:eastAsia="es-PE"/>
-          <w14:ligatures w14:val="none"/>
-        </w:rPr>
-      </w:pPr>
-      <w:r>
-        <w:rPr>
-          <w:rFonts w:ascii="Arial Narrow" w:eastAsia="Arial Narrow" w:hAnsi="Arial Narrow" w:cs="Arial Narrow"/>
-          <w:b/>
-          <w:color w:val="000000"/>
-          <w:kern w:val="0"/>
-          <w:sz w:val="22"/>
-          <w:szCs w:val="22"/>
-          <w:lang w:eastAsia="es-PE"/>
-          <w14:ligatures w14:val="none"/>
-        </w:rPr>
         <w:t xml:space="preserve">PRIMERO:</w:t>
       </w:r>
       <w:r>
@@ -8012,7 +8030,7 @@
     <w:p>
       <w:pPr>
         <w:pStyle w:val="Prrafodelista"/>
-        <w:spacing w:after="0" w:line="240" w:lineRule="auto"/>
+        <w:spacing w:before="0" w:after="0" w:line="240" w:lineRule="auto"/>
         <w:ind w:left="567"/>
         <w:jc w:val="both"/>
         <w:rPr>
@@ -8259,7 +8277,7 @@
     <w:p>
       <w:pPr>
         <w:pStyle w:val="Prrafodelista"/>
-        <w:spacing w:after="0" w:line="240" w:lineRule="auto"/>
+        <w:spacing w:before="0" w:after="0" w:line="240" w:lineRule="auto"/>
         <w:ind w:left="567"/>
         <w:jc w:val="both"/>
         <w:rPr>
@@ -8454,7 +8472,7 @@
     <w:p>
       <w:pPr>
         <w:pStyle w:val="Prrafodelista"/>
-        <w:spacing w:after="0" w:line="240" w:lineRule="auto"/>
+        <w:spacing w:before="0" w:after="0" w:line="240" w:lineRule="auto"/>
         <w:ind w:left="567"/>
         <w:jc w:val="both"/>
         <w:rPr>
@@ -8692,6 +8710,7 @@
     <w:p>
       <w:pPr>
         <w:pStyle w:val="Prrafodelista"/>
+        <w:spacing w:before="0" w:after="0" w:line="240" w:lineRule="auto"/>
         <w:rPr>
           <w:rFonts w:ascii="Arial Narrow" w:eastAsia="Arial Narrow" w:hAnsi="Arial Narrow" w:cs="Arial Narrow"/>
           <w:kern w:val="0"/>
@@ -8854,7 +8873,7 @@
     </w:p>
     <w:p>
       <w:pPr>
-        <w:spacing w:after="0" w:line="240" w:lineRule="auto"/>
+        <w:spacing w:before="0" w:after="0" w:line="240" w:lineRule="auto"/>
         <w:jc w:val="both"/>
         <w:rPr>
           <w:rFonts w:ascii="Arial Narrow" w:eastAsia="Arial Narrow" w:hAnsi="Arial Narrow" w:cs="Arial Narrow"/>
@@ -9029,6 +9048,7 @@
     <w:p>
       <w:pPr>
         <w:pStyle w:val="Prrafodelista"/>
+        <w:spacing w:before="0" w:after="0" w:line="240" w:lineRule="auto"/>
         <w:rPr>
           <w:rFonts w:ascii="Arial Narrow" w:eastAsia="Arial Narrow" w:hAnsi="Arial Narrow" w:cs="Arial Narrow"/>
           <w:kern w:val="0"/>
@@ -9192,7 +9212,7 @@
     </w:p>
     <w:p>
       <w:pPr>
-        <w:spacing w:after="0" w:line="240" w:lineRule="auto"/>
+        <w:spacing w:before="0" w:after="0" w:line="240" w:lineRule="auto"/>
         <w:jc w:val="both"/>
         <w:rPr>
           <w:rFonts w:ascii="Arial Narrow" w:eastAsia="Arial Narrow" w:hAnsi="Arial Narrow" w:cs="Arial Narrow"/>
@@ -9377,7 +9397,7 @@
     <w:p>
       <w:pPr>
         <w:pStyle w:val="Prrafodelista"/>
-        <w:spacing w:after="0" w:line="240" w:lineRule="auto"/>
+        <w:spacing w:before="0" w:after="0" w:line="240" w:lineRule="auto"/>
         <w:ind w:left="567"/>
         <w:jc w:val="both"/>
         <w:rPr>
@@ -9533,7 +9553,7 @@
     <w:p>
       <w:pPr>
         <w:pStyle w:val="Prrafodelista"/>
-        <w:spacing w:after="0" w:line="240" w:lineRule="auto"/>
+        <w:spacing w:before="0" w:after="0" w:line="240" w:lineRule="auto"/>
         <w:ind w:left="567"/>
         <w:jc w:val="both"/>
         <w:rPr>
@@ -9738,7 +9758,7 @@
     <w:p>
       <w:pPr>
         <w:pStyle w:val="Prrafodelista"/>
-        <w:spacing w:after="0" w:line="240" w:lineRule="auto"/>
+        <w:spacing w:before="0" w:after="0" w:line="240" w:lineRule="auto"/>
         <w:ind w:left="567"/>
         <w:jc w:val="both"/>
         <w:rPr>
@@ -9883,7 +9903,7 @@
     </w:p>
     <w:p>
       <w:pPr>
-        <w:spacing w:after="0" w:line="240" w:lineRule="auto"/>
+        <w:spacing w:before="0" w:after="0" w:line="240" w:lineRule="auto"/>
         <w:jc w:val="both"/>
         <w:rPr>
           <w:rFonts w:ascii="Arial Narrow" w:eastAsia="Arial Narrow" w:hAnsi="Arial Narrow" w:cs="Arial Narrow"/>
@@ -10018,7 +10038,7 @@
     <w:p>
       <w:pPr>
         <w:pStyle w:val="Prrafodelista"/>
-        <w:spacing w:after="0" w:line="240" w:lineRule="auto"/>
+        <w:spacing w:before="0" w:after="0" w:line="240" w:lineRule="auto"/>
         <w:ind w:left="567"/>
         <w:jc w:val="both"/>
         <w:rPr>
@@ -10163,7 +10183,7 @@
     </w:p>
     <w:p>
       <w:pPr>
-        <w:spacing w:after="0" w:line="240" w:lineRule="auto"/>
+        <w:spacing w:before="0" w:after="0" w:line="240" w:lineRule="auto"/>
         <w:jc w:val="both"/>
         <w:rPr>
           <w:rFonts w:ascii="Arial Narrow" w:eastAsia="Arial Narrow" w:hAnsi="Arial Narrow" w:cs="Arial Narrow"/>
@@ -10237,7 +10257,7 @@
     </w:p>
     <w:p>
       <w:pPr>
-        <w:spacing w:after="0" w:line="240" w:lineRule="auto"/>
+        <w:spacing w:before="0" w:after="0" w:line="240" w:lineRule="auto"/>
         <w:jc w:val="both"/>
         <w:rPr>
           <w:rFonts w:ascii="Arial Narrow" w:eastAsia="Arial Narrow" w:hAnsi="Arial Narrow" w:cs="Arial Narrow"/>
@@ -10311,7 +10331,7 @@
     </w:p>
     <w:p>
       <w:pPr>
-        <w:spacing w:after="0" w:line="240" w:lineRule="auto"/>
+        <w:spacing w:before="0" w:after="0" w:line="240" w:lineRule="auto"/>
         <w:jc w:val="both"/>
         <w:rPr>
           <w:rFonts w:ascii="Arial Narrow" w:eastAsia="Arial Narrow" w:hAnsi="Arial Narrow" w:cs="Arial Narrow"/>
@@ -10397,7 +10417,7 @@
     </w:p>
     <w:p>
       <w:pPr>
-        <w:spacing w:line="240" w:lineRule="auto"/>
+        <w:spacing w:before="0" w:after="0" w:line="240" w:lineRule="auto"/>
         <w:contextualSpacing/>
         <w:jc w:val="both"/>
         <w:rPr>
@@ -10493,7 +10513,7 @@
     </w:p>
     <w:p>
       <w:pPr>
-        <w:spacing w:after="0" w:line="240" w:lineRule="auto"/>
+        <w:spacing w:before="0" w:after="0" w:line="240" w:lineRule="auto"/>
         <w:jc w:val="both"/>
         <w:rPr>
           <w:rFonts w:ascii="Arial Narrow" w:eastAsia="Arial Narrow" w:hAnsi="Arial Narrow" w:cs="Arial Narrow"/>
@@ -10809,7 +10829,7 @@
     </w:p>
     <w:p>
       <w:pPr>
-        <w:spacing w:after="0" w:line="240" w:lineRule="auto"/>
+        <w:spacing w:before="0" w:after="0" w:line="240" w:lineRule="auto"/>
         <w:ind w:left="567"/>
         <w:jc w:val="both"/>
         <w:rPr>
@@ -10910,6 +10930,21 @@
     </w:p>
     <w:p>
       <w:pPr>
+        <w:spacing w:before="0" w:after="0" w:line="240" w:lineRule="auto"/>
+        <w:jc w:val="both"/>
+        <w:rPr>
+          <w:rFonts w:ascii="Arial Narrow" w:eastAsia="Arial Narrow" w:hAnsi="Arial Narrow" w:cs="Arial Narrow"/>
+          <w:color w:val="000000"/>
+          <w:kern w:val="0"/>
+          <w:sz w:val="22"/>
+          <w:szCs w:val="22"/>
+          <w:lang w:eastAsia="es-PE"/>
+          <w14:ligatures w14:val="none"/>
+        </w:rPr>
+      </w:pPr>
+    </w:p>
+    <w:p>
+      <w:pPr>
         <w:spacing w:after="0" w:line="240" w:lineRule="auto"/>
         <w:jc w:val="both"/>
         <w:rPr>
@@ -10918,7 +10953,207 @@
           <w:kern w:val="0"/>
           <w:sz w:val="22"/>
           <w:szCs w:val="22"/>
-          <w:lang w:eastAsia="es-PE"/>
+          <w:lang w:val="es-ES" w:eastAsia="es-ES"/>
+          <w14:ligatures w14:val="none"/>
+        </w:rPr>
+      </w:pPr>
+      <w:r>
+        <w:rPr>
+          <w:rFonts w:ascii="Arial Narrow" w:eastAsia="Arial Narrow" w:hAnsi="Arial Narrow" w:cs="Arial Narrow"/>
+          <w:b/>
+          <w:color w:val="000000"/>
+          <w:kern w:val="0"/>
+          <w:sz w:val="22"/>
+          <w:szCs w:val="22"/>
+          <w:lang w:eastAsia="es-PE"/>
+          <w14:ligatures w14:val="none"/>
+        </w:rPr>
+        <w:t xml:space="preserve">QUINTO:</w:t>
+      </w:r>
+      <w:r>
+        <w:rPr>
+          <w:rFonts w:ascii="Arial Narrow" w:eastAsia="Arial Narrow" w:hAnsi="Arial Narrow" w:cs="Arial Narrow"/>
+          <w:color w:val="000000"/>
+          <w:kern w:val="0"/>
+          <w:sz w:val="22"/>
+          <w:szCs w:val="22"/>
+          <w:lang w:eastAsia="es-PE"/>
+          <w14:ligatures w14:val="none"/>
+        </w:rPr>
+        <w:t xml:space="preserve"> </w:t>
+      </w:r>
+      <w:bookmarkStart w:id="11" w:name="_Hlk188286813"/>
+      <w:r>
+        <w:rPr>
+          <w:rFonts w:ascii="Arial Narrow" w:eastAsia="Arial Narrow" w:hAnsi="Arial Narrow" w:cs="Arial Narrow"/>
+          <w:color w:val="000000"/>
+          <w:kern w:val="0"/>
+          <w:sz w:val="22"/>
+          <w:szCs w:val="22"/>
+          <w:lang w:eastAsia="es-ES"/>
+          <w14:ligatures w14:val="none"/>
+        </w:rPr>
+        <w:t xml:space="preserve">requerir </w:t>
+      </w:r>
+      <w:r>
+        <w:rPr>
+          <w:rFonts w:ascii="Arial Narrow" w:eastAsia="Arial Narrow" w:hAnsi="Arial Narrow" w:cs="Arial Narrow"/>
+          <w:color w:val="000000"/>
+          <w:kern w:val="0"/>
+          <w:sz w:val="22"/>
+          <w:szCs w:val="22"/>
+          <w:lang w:val="es-ES" w:eastAsia="es-ES"/>
+          <w14:ligatures w14:val="none"/>
+        </w:rPr>
+        <w:t xml:space="preserve">que, en un </w:t>
+      </w:r>
+      <w:r>
+        <w:rPr>
+          <w:rFonts w:ascii="Arial Narrow" w:eastAsia="Arial Narrow" w:hAnsi="Arial Narrow" w:cs="Arial Narrow"/>
+          <w:color w:val="000000"/>
+          <w:kern w:val="0"/>
+          <w:sz w:val="22"/>
+          <w:szCs w:val="22"/>
+          <w:lang w:eastAsia="es-ES"/>
+          <w14:ligatures w14:val="none"/>
+        </w:rPr>
+        <w:t>plazo no mayor de cinco (5) días hábiles contado a partir del día siguiente de la notificación de la presente resolución</w:t>
+      </w:r>
+      <w:bookmarkEnd w:id="11"/>
+      <w:r>
+        <w:rPr>
+          <w:rFonts w:ascii="Arial Narrow" w:eastAsia="Arial Narrow" w:hAnsi="Arial Narrow" w:cs="Arial Narrow"/>
+          <w:color w:val="000000"/>
+          <w:kern w:val="0"/>
+          <w:sz w:val="22"/>
+          <w:szCs w:val="22"/>
+          <w:lang w:eastAsia="es-ES"/>
+          <w14:ligatures w14:val="none"/>
+        </w:rPr>
+        <w:t xml:space="preserve">, </w:t>
+      </w:r>
+      <w:bookmarkStart w:id="12" w:name="_Hlk188286828"/>
+      <w:r>
+        <w:rPr>
+          <w:rFonts w:ascii="Arial Narrow" w:eastAsia="Arial Narrow" w:hAnsi="Arial Narrow" w:cs="Arial Narrow"/>
+          <w:sz w:val="22"/>
+          <w:szCs w:val="22"/>
+        </w:rPr>
+        <w:t>Pacífico Compañía de Seguros y Reaseguros S.A.</w:t>
+      </w:r>
+      <w:r>
+        <w:rPr>
+          <w:rFonts w:ascii="Arial Narrow" w:eastAsia="Arial Narrow" w:hAnsi="Arial Narrow" w:cs="Arial Narrow"/>
+          <w:color w:val="000000"/>
+          <w:kern w:val="0"/>
+          <w:sz w:val="22"/>
+          <w:szCs w:val="22"/>
+          <w:lang w:eastAsia="es-ES"/>
+          <w14:ligatures w14:val="none"/>
+        </w:rPr>
+        <w:t xml:space="preserve">, </w:t>
+      </w:r>
+      <w:bookmarkEnd w:id="12"/>
+      <w:r>
+        <w:rPr>
+          <w:rFonts w:ascii="Arial Narrow" w:eastAsia="Arial Narrow" w:hAnsi="Arial Narrow" w:cs="Arial Narrow"/>
+          <w:color w:val="000000"/>
+          <w:kern w:val="0"/>
+          <w:sz w:val="22"/>
+          <w:szCs w:val="22"/>
+          <w:lang w:val="es-ES" w:eastAsia="es-ES"/>
+          <w14:ligatures w14:val="none"/>
+        </w:rPr>
+        <w:t xml:space="preserve">cumpla con: </w:t>
+      </w:r>
+      <w:r>
+        <w:rPr>
+          <w:rFonts w:ascii="Arial Narrow" w:eastAsia="Arial Narrow" w:hAnsi="Arial Narrow" w:cs="Arial Narrow"/>
+          <w:color w:val="000000"/>
+          <w:kern w:val="0"/>
+          <w:sz w:val="22"/>
+          <w:szCs w:val="22"/>
+          <w:lang w:val="es-ES" w:eastAsia="es-ES"/>
+          <w14:ligatures w14:val="none"/>
+        </w:rPr>
+        <w:t>(i) presentar una copia debidamente suscrita de la Póliza Grupal 28356 del Seguro múltiple identificada con Certificado Individual 101216685 materia de denuncia; así como el cargo de remisión de la póliza; (</w:t>
+      </w:r>
+      <w:proofErr w:type="spellStart"/>
+      <w:r>
+        <w:rPr>
+          <w:rFonts w:ascii="Arial Narrow" w:eastAsia="Arial Narrow" w:hAnsi="Arial Narrow" w:cs="Arial Narrow"/>
+          <w:color w:val="000000"/>
+          <w:kern w:val="0"/>
+          <w:sz w:val="22"/>
+          <w:szCs w:val="22"/>
+          <w:lang w:val="es-ES" w:eastAsia="es-ES"/>
+          <w14:ligatures w14:val="none"/>
+        </w:rPr>
+        <w:t>ii</w:t>
+      </w:r>
+      <w:proofErr w:type="spellEnd"/>
+      <w:r>
+        <w:rPr>
+          <w:rFonts w:ascii="Arial Narrow" w:eastAsia="Arial Narrow" w:hAnsi="Arial Narrow" w:cs="Arial Narrow"/>
+          <w:color w:val="000000"/>
+          <w:kern w:val="0"/>
+          <w:sz w:val="22"/>
+          <w:szCs w:val="22"/>
+          <w:lang w:val="es-ES" w:eastAsia="es-ES"/>
+          <w14:ligatures w14:val="none"/>
+        </w:rPr>
+        <w:t>) presentar los medios probatorios que acrediten que realizó una adecuada liquidación de cobertura de la Póliza Grupal 28356 del Seguro múltiple identificada con Certificado Individual 101216685 y, (</w:t>
+      </w:r>
+      <w:proofErr w:type="spellStart"/>
+      <w:r>
+        <w:rPr>
+          <w:rFonts w:ascii="Arial Narrow" w:eastAsia="Arial Narrow" w:hAnsi="Arial Narrow" w:cs="Arial Narrow"/>
+          <w:color w:val="000000"/>
+          <w:kern w:val="0"/>
+          <w:sz w:val="22"/>
+          <w:szCs w:val="22"/>
+          <w:lang w:val="es-ES" w:eastAsia="es-ES"/>
+          <w14:ligatures w14:val="none"/>
+        </w:rPr>
+        <w:t>iii</w:t>
+      </w:r>
+      <w:proofErr w:type="spellEnd"/>
+      <w:r>
+        <w:rPr>
+          <w:rFonts w:ascii="Arial Narrow" w:eastAsia="Arial Narrow" w:hAnsi="Arial Narrow" w:cs="Arial Narrow"/>
+          <w:color w:val="000000"/>
+          <w:kern w:val="0"/>
+          <w:sz w:val="22"/>
+          <w:szCs w:val="22"/>
+          <w:lang w:val="es-ES" w:eastAsia="es-ES"/>
+          <w14:ligatures w14:val="none"/>
+        </w:rPr>
+        <w:t>) presentar todas las comunicaciones cursadas con la parte denunciante en virtud de los hechos materia de denuncia</w:t>
+      </w:r>
+      <w:r>
+        <w:rPr>
+          <w:rFonts w:ascii="Arial Narrow" w:eastAsia="Arial Narrow" w:hAnsi="Arial Narrow" w:cs="Arial Narrow"/>
+          <w:color w:val="000000"/>
+          <w:kern w:val="0"/>
+          <w:sz w:val="22"/>
+          <w:szCs w:val="22"/>
+          <w:lang w:val="es-ES" w:eastAsia="es-ES"/>
+          <w14:ligatures w14:val="none"/>
+        </w:rPr>
+        <w:t>.</w:t>
+      </w:r>
+    </w:p>
+    <w:p>
+      <w:pPr>
+        <w:spacing w:before="0" w:after="0" w:line="240" w:lineRule="auto"/>
+        <w:jc w:val="both"/>
+        <w:rPr>
+          <w:rFonts w:ascii="Arial Narrow" w:eastAsia="Arial Narrow" w:hAnsi="Arial Narrow" w:cs="Arial Narrow"/>
+          <w:color w:val="000000"/>
+          <w:kern w:val="0"/>
+          <w:sz w:val="22"/>
+          <w:szCs w:val="22"/>
+          <w:lang w:val="es-ES" w:eastAsia="es-ES"/>
           <w14:ligatures w14:val="none"/>
         </w:rPr>
       </w:pPr>
@@ -10948,7 +11183,7 @@
           <w:lang w:eastAsia="es-PE"/>
           <w14:ligatures w14:val="none"/>
         </w:rPr>
-        <w:t xml:space="preserve">QUINTO:</w:t>
+        <w:t xml:space="preserve">SEXTO:</w:t>
       </w:r>
       <w:r>
         <w:rPr>
@@ -10962,7 +11197,6 @@
         </w:rPr>
         <w:t xml:space="preserve"> </w:t>
       </w:r>
-      <w:bookmarkStart w:id="11" w:name="_Hlk188286813"/>
       <w:r>
         <w:rPr>
           <w:rFonts w:ascii="Arial Narrow" w:eastAsia="Arial Narrow" w:hAnsi="Arial Narrow" w:cs="Arial Narrow"/>
@@ -10997,9 +11231,40 @@
           <w:lang w:eastAsia="es-ES"/>
           <w14:ligatures w14:val="none"/>
         </w:rPr>
-        <w:t>plazo no mayor de cinco (5) días hábiles contado a partir del día siguiente de la notificación de la presente resolución</w:t>
-      </w:r>
-      <w:bookmarkEnd w:id="11"/>
+        <w:t>plazo no mayor de cinco (5) días hábiles contado a partir del día siguiente de la notificación de la presente resolución,</w:t>
+      </w:r>
+      <w:r>
+        <w:rPr>
+          <w:rFonts w:ascii="Arial Narrow" w:eastAsia="Arial Narrow" w:hAnsi="Arial Narrow" w:cs="Arial Narrow"/>
+          <w:color w:val="000000"/>
+          <w:kern w:val="0"/>
+          <w:sz w:val="22"/>
+          <w:szCs w:val="22"/>
+          <w:lang w:eastAsia="es-ES"/>
+          <w14:ligatures w14:val="none"/>
+        </w:rPr>
+        <w:t xml:space="preserve"> el</w:t>
+      </w:r>
+      <w:r>
+        <w:rPr>
+          <w:rFonts w:ascii="Arial Narrow" w:eastAsia="Arial Narrow" w:hAnsi="Arial Narrow" w:cs="Arial Narrow"/>
+          <w:color w:val="000000"/>
+          <w:kern w:val="0"/>
+          <w:sz w:val="22"/>
+          <w:szCs w:val="22"/>
+          <w:lang w:eastAsia="es-ES"/>
+          <w14:ligatures w14:val="none"/>
+        </w:rPr>
+        <w:t xml:space="preserve"> </w:t>
+      </w:r>
+      <w:r>
+        <w:rPr>
+          <w:rFonts w:ascii="Arial Narrow" w:eastAsia="Arial Narrow" w:hAnsi="Arial Narrow" w:cs="Arial Narrow"/>
+          <w:sz w:val="22"/>
+          <w:szCs w:val="22"/>
+        </w:rPr>
+        <w:t>Banco de Crédito del Perú S.A.</w:t>
+      </w:r>
       <w:r>
         <w:rPr>
           <w:rFonts w:ascii="Arial Narrow" w:eastAsia="Arial Narrow" w:hAnsi="Arial Narrow" w:cs="Arial Narrow"/>
@@ -11012,28 +11277,6 @@
         </w:rPr>
         <w:t xml:space="preserve">, </w:t>
       </w:r>
-      <w:bookmarkStart w:id="12" w:name="_Hlk188286828"/>
-      <w:r>
-        <w:rPr>
-          <w:rFonts w:ascii="Arial Narrow" w:eastAsia="Arial Narrow" w:hAnsi="Arial Narrow" w:cs="Arial Narrow"/>
-          <w:sz w:val="22"/>
-          <w:szCs w:val="22"/>
-        </w:rPr>
-        <w:t>Pacífico Compañía de Seguros y Reaseguros S.A.</w:t>
-      </w:r>
-      <w:r>
-        <w:rPr>
-          <w:rFonts w:ascii="Arial Narrow" w:eastAsia="Arial Narrow" w:hAnsi="Arial Narrow" w:cs="Arial Narrow"/>
-          <w:color w:val="000000"/>
-          <w:kern w:val="0"/>
-          <w:sz w:val="22"/>
-          <w:szCs w:val="22"/>
-          <w:lang w:eastAsia="es-ES"/>
-          <w14:ligatures w14:val="none"/>
-        </w:rPr>
-        <w:t xml:space="preserve">, </w:t>
-      </w:r>
-      <w:bookmarkEnd w:id="12"/>
       <w:r>
         <w:rPr>
           <w:rFonts w:ascii="Arial Narrow" w:eastAsia="Arial Narrow" w:hAnsi="Arial Narrow" w:cs="Arial Narrow"/>
@@ -11056,7 +11299,7 @@
           <w:lang w:val="es-ES" w:eastAsia="es-ES"/>
           <w14:ligatures w14:val="none"/>
         </w:rPr>
-        <w:t>(i) presentar una copia debidamente suscrita de la Póliza Grupal 28356 del Seguro múltiple identificada con Certificado Individual 101216685 materia de denuncia; así como el cargo de remisión de la póliza; (</w:t>
+        <w:t>(i) presentar una copia debidamente suscrita de la Póliza Grupal 28356 del Seguro múltiple identificada con Certificado Individual 101216685 materia de denuncia, así como el cargo de remisión de la póliza; y, (</w:t>
       </w:r>
       <w:proofErr w:type="spellStart"/>
       <w:r>
@@ -11082,9 +11325,8 @@
           <w:lang w:val="es-ES" w:eastAsia="es-ES"/>
           <w14:ligatures w14:val="none"/>
         </w:rPr>
-        <w:t>) presentar los medios probatorios que acrediten que realizó una adecuada liquidación de cobertura de la Póliza Grupal 28356 del Seguro múltiple identificada con Certificado Individual 101216685 y, (</w:t>
-      </w:r>
-      <w:proofErr w:type="spellStart"/>
+        <w:t>) presentar todas las comunicaciones cursadas con la parte denunciante en virtud de los hechos materia de denuncia</w:t>
+      </w:r>
       <w:r>
         <w:rPr>
           <w:rFonts w:ascii="Arial Narrow" w:eastAsia="Arial Narrow" w:hAnsi="Arial Narrow" w:cs="Arial Narrow"/>
@@ -11095,234 +11337,12 @@
           <w:lang w:val="es-ES" w:eastAsia="es-ES"/>
           <w14:ligatures w14:val="none"/>
         </w:rPr>
-        <w:t>iii</w:t>
-      </w:r>
-      <w:proofErr w:type="spellEnd"/>
-      <w:r>
-        <w:rPr>
-          <w:rFonts w:ascii="Arial Narrow" w:eastAsia="Arial Narrow" w:hAnsi="Arial Narrow" w:cs="Arial Narrow"/>
-          <w:color w:val="000000"/>
-          <w:kern w:val="0"/>
-          <w:sz w:val="22"/>
-          <w:szCs w:val="22"/>
-          <w:lang w:val="es-ES" w:eastAsia="es-ES"/>
-          <w14:ligatures w14:val="none"/>
-        </w:rPr>
-        <w:t>) presentar todas las comunicaciones cursadas con la parte denunciante en virtud de los hechos materia de denuncia</w:t>
-      </w:r>
-      <w:r>
-        <w:rPr>
-          <w:rFonts w:ascii="Arial Narrow" w:eastAsia="Arial Narrow" w:hAnsi="Arial Narrow" w:cs="Arial Narrow"/>
-          <w:color w:val="000000"/>
-          <w:kern w:val="0"/>
-          <w:sz w:val="22"/>
-          <w:szCs w:val="22"/>
-          <w:lang w:val="es-ES" w:eastAsia="es-ES"/>
-          <w14:ligatures w14:val="none"/>
-        </w:rPr>
         <w:t>.</w:t>
       </w:r>
     </w:p>
     <w:p>
       <w:pPr>
-        <w:spacing w:after="0" w:line="240" w:lineRule="auto"/>
-        <w:jc w:val="both"/>
-        <w:rPr>
-          <w:rFonts w:ascii="Arial Narrow" w:eastAsia="Arial Narrow" w:hAnsi="Arial Narrow" w:cs="Arial Narrow"/>
-          <w:color w:val="000000"/>
-          <w:kern w:val="0"/>
-          <w:sz w:val="22"/>
-          <w:szCs w:val="22"/>
-          <w:lang w:val="es-ES" w:eastAsia="es-ES"/>
-          <w14:ligatures w14:val="none"/>
-        </w:rPr>
-      </w:pPr>
-    </w:p>
-    <w:p>
-      <w:pPr>
-        <w:spacing w:after="0" w:line="240" w:lineRule="auto"/>
-        <w:jc w:val="both"/>
-        <w:rPr>
-          <w:rFonts w:ascii="Arial Narrow" w:eastAsia="Arial Narrow" w:hAnsi="Arial Narrow" w:cs="Arial Narrow"/>
-          <w:color w:val="000000"/>
-          <w:kern w:val="0"/>
-          <w:sz w:val="22"/>
-          <w:szCs w:val="22"/>
-          <w:lang w:val="es-ES" w:eastAsia="es-ES"/>
-          <w14:ligatures w14:val="none"/>
-        </w:rPr>
-      </w:pPr>
-      <w:r>
-        <w:rPr>
-          <w:rFonts w:ascii="Arial Narrow" w:eastAsia="Arial Narrow" w:hAnsi="Arial Narrow" w:cs="Arial Narrow"/>
-          <w:b/>
-          <w:color w:val="000000"/>
-          <w:kern w:val="0"/>
-          <w:sz w:val="22"/>
-          <w:szCs w:val="22"/>
-          <w:lang w:eastAsia="es-PE"/>
-          <w14:ligatures w14:val="none"/>
-        </w:rPr>
-        <w:t xml:space="preserve">SEXTO:</w:t>
-      </w:r>
-      <w:r>
-        <w:rPr>
-          <w:rFonts w:ascii="Arial Narrow" w:eastAsia="Arial Narrow" w:hAnsi="Arial Narrow" w:cs="Arial Narrow"/>
-          <w:color w:val="000000"/>
-          <w:kern w:val="0"/>
-          <w:sz w:val="22"/>
-          <w:szCs w:val="22"/>
-          <w:lang w:eastAsia="es-PE"/>
-          <w14:ligatures w14:val="none"/>
-        </w:rPr>
-        <w:t xml:space="preserve"> </w:t>
-      </w:r>
-      <w:r>
-        <w:rPr>
-          <w:rFonts w:ascii="Arial Narrow" w:eastAsia="Arial Narrow" w:hAnsi="Arial Narrow" w:cs="Arial Narrow"/>
-          <w:color w:val="000000"/>
-          <w:kern w:val="0"/>
-          <w:sz w:val="22"/>
-          <w:szCs w:val="22"/>
-          <w:lang w:eastAsia="es-ES"/>
-          <w14:ligatures w14:val="none"/>
-        </w:rPr>
-        <w:t xml:space="preserve">requerir </w:t>
-      </w:r>
-      <w:r>
-        <w:rPr>
-          <w:rFonts w:ascii="Arial Narrow" w:eastAsia="Arial Narrow" w:hAnsi="Arial Narrow" w:cs="Arial Narrow"/>
-          <w:color w:val="000000"/>
-          <w:kern w:val="0"/>
-          <w:sz w:val="22"/>
-          <w:szCs w:val="22"/>
-          <w:lang w:val="es-ES" w:eastAsia="es-ES"/>
-          <w14:ligatures w14:val="none"/>
-        </w:rPr>
-        <w:t xml:space="preserve">que, en un </w:t>
-      </w:r>
-      <w:r>
-        <w:rPr>
-          <w:rFonts w:ascii="Arial Narrow" w:eastAsia="Arial Narrow" w:hAnsi="Arial Narrow" w:cs="Arial Narrow"/>
-          <w:color w:val="000000"/>
-          <w:kern w:val="0"/>
-          <w:sz w:val="22"/>
-          <w:szCs w:val="22"/>
-          <w:lang w:eastAsia="es-ES"/>
-          <w14:ligatures w14:val="none"/>
-        </w:rPr>
-        <w:t>plazo no mayor de cinco (5) días hábiles contado a partir del día siguiente de la notificación de la presente resolución,</w:t>
-      </w:r>
-      <w:r>
-        <w:rPr>
-          <w:rFonts w:ascii="Arial Narrow" w:eastAsia="Arial Narrow" w:hAnsi="Arial Narrow" w:cs="Arial Narrow"/>
-          <w:color w:val="000000"/>
-          <w:kern w:val="0"/>
-          <w:sz w:val="22"/>
-          <w:szCs w:val="22"/>
-          <w:lang w:eastAsia="es-ES"/>
-          <w14:ligatures w14:val="none"/>
-        </w:rPr>
-        <w:t xml:space="preserve"> el</w:t>
-      </w:r>
-      <w:r>
-        <w:rPr>
-          <w:rFonts w:ascii="Arial Narrow" w:eastAsia="Arial Narrow" w:hAnsi="Arial Narrow" w:cs="Arial Narrow"/>
-          <w:color w:val="000000"/>
-          <w:kern w:val="0"/>
-          <w:sz w:val="22"/>
-          <w:szCs w:val="22"/>
-          <w:lang w:eastAsia="es-ES"/>
-          <w14:ligatures w14:val="none"/>
-        </w:rPr>
-        <w:t xml:space="preserve"> </w:t>
-      </w:r>
-      <w:r>
-        <w:rPr>
-          <w:rFonts w:ascii="Arial Narrow" w:eastAsia="Arial Narrow" w:hAnsi="Arial Narrow" w:cs="Arial Narrow"/>
-          <w:sz w:val="22"/>
-          <w:szCs w:val="22"/>
-        </w:rPr>
-        <w:t>Banco de Crédito del Perú S.A.</w:t>
-      </w:r>
-      <w:r>
-        <w:rPr>
-          <w:rFonts w:ascii="Arial Narrow" w:eastAsia="Arial Narrow" w:hAnsi="Arial Narrow" w:cs="Arial Narrow"/>
-          <w:color w:val="000000"/>
-          <w:kern w:val="0"/>
-          <w:sz w:val="22"/>
-          <w:szCs w:val="22"/>
-          <w:lang w:eastAsia="es-ES"/>
-          <w14:ligatures w14:val="none"/>
-        </w:rPr>
-        <w:t xml:space="preserve">, </w:t>
-      </w:r>
-      <w:r>
-        <w:rPr>
-          <w:rFonts w:ascii="Arial Narrow" w:eastAsia="Arial Narrow" w:hAnsi="Arial Narrow" w:cs="Arial Narrow"/>
-          <w:color w:val="000000"/>
-          <w:kern w:val="0"/>
-          <w:sz w:val="22"/>
-          <w:szCs w:val="22"/>
-          <w:lang w:val="es-ES" w:eastAsia="es-ES"/>
-          <w14:ligatures w14:val="none"/>
-        </w:rPr>
-        <w:t xml:space="preserve">cumpla con: </w:t>
-      </w:r>
-      <w:r>
-        <w:rPr>
-          <w:rFonts w:ascii="Arial Narrow" w:eastAsia="Arial Narrow" w:hAnsi="Arial Narrow" w:cs="Arial Narrow"/>
-          <w:color w:val="000000"/>
-          <w:kern w:val="0"/>
-          <w:sz w:val="22"/>
-          <w:szCs w:val="22"/>
-          <w:lang w:val="es-ES" w:eastAsia="es-ES"/>
-          <w14:ligatures w14:val="none"/>
-        </w:rPr>
-        <w:t>(i) presentar una copia debidamente suscrita de la Póliza Grupal 28356 del Seguro múltiple identificada con Certificado Individual 101216685 materia de denuncia, así como el cargo de remisión de la póliza; y, (</w:t>
-      </w:r>
-      <w:proofErr w:type="spellStart"/>
-      <w:r>
-        <w:rPr>
-          <w:rFonts w:ascii="Arial Narrow" w:eastAsia="Arial Narrow" w:hAnsi="Arial Narrow" w:cs="Arial Narrow"/>
-          <w:color w:val="000000"/>
-          <w:kern w:val="0"/>
-          <w:sz w:val="22"/>
-          <w:szCs w:val="22"/>
-          <w:lang w:val="es-ES" w:eastAsia="es-ES"/>
-          <w14:ligatures w14:val="none"/>
-        </w:rPr>
-        <w:t>ii</w:t>
-      </w:r>
-      <w:proofErr w:type="spellEnd"/>
-      <w:r>
-        <w:rPr>
-          <w:rFonts w:ascii="Arial Narrow" w:eastAsia="Arial Narrow" w:hAnsi="Arial Narrow" w:cs="Arial Narrow"/>
-          <w:color w:val="000000"/>
-          <w:kern w:val="0"/>
-          <w:sz w:val="22"/>
-          <w:szCs w:val="22"/>
-          <w:lang w:val="es-ES" w:eastAsia="es-ES"/>
-          <w14:ligatures w14:val="none"/>
-        </w:rPr>
-        <w:t>) presentar todas las comunicaciones cursadas con la parte denunciante en virtud de los hechos materia de denuncia</w:t>
-      </w:r>
-      <w:r>
-        <w:rPr>
-          <w:rFonts w:ascii="Arial Narrow" w:eastAsia="Arial Narrow" w:hAnsi="Arial Narrow" w:cs="Arial Narrow"/>
-          <w:color w:val="000000"/>
-          <w:kern w:val="0"/>
-          <w:sz w:val="22"/>
-          <w:szCs w:val="22"/>
-          <w:lang w:val="es-ES" w:eastAsia="es-ES"/>
-          <w14:ligatures w14:val="none"/>
-        </w:rPr>
-        <w:t>.</w:t>
-      </w:r>
-    </w:p>
-    <w:p>
-      <w:pPr>
-        <w:spacing w:after="0" w:line="240" w:lineRule="auto"/>
+        <w:spacing w:before="0" w:after="0" w:line="240" w:lineRule="auto"/>
         <w:jc w:val="both"/>
         <w:rPr>
           <w:rFonts w:ascii="Arial Narrow" w:eastAsia="Arial Narrow" w:hAnsi="Arial Narrow" w:cs="Arial Narrow"/>
@@ -11628,11 +11648,39 @@
     </w:p>
     <w:p>
       <w:pPr>
+        <w:spacing w:before="0" w:after="0" w:line="240" w:lineRule="auto"/>
+        <w:shd w:val="clear" w:color="auto" w:fill="FFFFFF"/>
+        <w:jc w:val="both"/>
+        <w:rPr>
+          <w:rFonts w:ascii="Arial Narrow" w:eastAsia="Arial Narrow" w:hAnsi="Arial Narrow" w:cs="Arial Narrow"/>
+          <w:b/>
+          <w:color w:val="000000"/>
+          <w:kern w:val="0"/>
+          <w:sz w:val="22"/>
+          <w:szCs w:val="22"/>
+          <w:lang w:eastAsia="es-PE"/>
+          <w14:ligatures w14:val="none"/>
+        </w:rPr>
+      </w:pPr>
+    </w:p>
+    <w:p>
+      <w:pPr>
         <w:shd w:val="clear" w:color="auto" w:fill="FFFFFF"/>
         <w:spacing w:after="0" w:line="240" w:lineRule="auto"/>
         <w:jc w:val="both"/>
         <w:rPr>
           <w:rFonts w:ascii="Arial Narrow" w:eastAsia="Arial Narrow" w:hAnsi="Arial Narrow" w:cs="Arial Narrow"/>
+          <w:color w:val="000000"/>
+          <w:kern w:val="0"/>
+          <w:sz w:val="22"/>
+          <w:szCs w:val="22"/>
+          <w:lang w:eastAsia="es-PE"/>
+          <w14:ligatures w14:val="none"/>
+        </w:rPr>
+      </w:pPr>
+      <w:r>
+        <w:rPr>
+          <w:rFonts w:ascii="Arial Narrow" w:eastAsia="Arial Narrow" w:hAnsi="Arial Narrow" w:cs="Arial Narrow"/>
           <w:b/>
           <w:color w:val="000000"/>
           <w:kern w:val="0"/>
@@ -11641,90 +11689,62 @@
           <w:lang w:eastAsia="es-PE"/>
           <w14:ligatures w14:val="none"/>
         </w:rPr>
-      </w:pPr>
-    </w:p>
-    <w:p>
-      <w:pPr>
+        <w:t>OCTAVO</w:t>
+      </w:r>
+      <w:r>
+        <w:rPr>
+          <w:rFonts w:ascii="Arial Narrow" w:eastAsia="Arial Narrow" w:hAnsi="Arial Narrow" w:cs="Arial Narrow"/>
+          <w:b/>
+          <w:color w:val="000000"/>
+          <w:kern w:val="0"/>
+          <w:sz w:val="22"/>
+          <w:szCs w:val="22"/>
+          <w:lang w:eastAsia="es-PE"/>
+          <w14:ligatures w14:val="none"/>
+        </w:rPr>
+        <w:t>:</w:t>
+      </w:r>
+      <w:r>
+        <w:rPr>
+          <w:rFonts w:ascii="Arial Narrow" w:eastAsia="Arial Narrow" w:hAnsi="Arial Narrow" w:cs="Arial Narrow"/>
+          <w:color w:val="000000"/>
+          <w:kern w:val="0"/>
+          <w:sz w:val="22"/>
+          <w:szCs w:val="22"/>
+          <w:lang w:eastAsia="es-PE"/>
+          <w14:ligatures w14:val="none"/>
+        </w:rPr>
+        <w:t xml:space="preserve"> informar a las partes que conforme a lo establecido en el artículo 39</w:t>
+      </w:r>
+      <w:r>
+        <w:rPr>
+          <w:rFonts w:ascii="Arial Narrow" w:eastAsia="Arial Narrow" w:hAnsi="Arial Narrow" w:cs="Arial Narrow"/>
+          <w:color w:val="000000"/>
+          <w:kern w:val="0"/>
+          <w:sz w:val="22"/>
+          <w:szCs w:val="22"/>
+          <w:lang w:eastAsia="es-PE"/>
+          <w14:ligatures w14:val="none"/>
+        </w:rPr>
+        <w:t/>
+      </w:r>
+      <w:r>
+        <w:rPr>
+          <w:rFonts w:ascii="Arial Narrow" w:eastAsia="Arial Narrow" w:hAnsi="Arial Narrow" w:cs="Arial Narrow"/>
+          <w:color w:val="000000"/>
+          <w:kern w:val="0"/>
+          <w:sz w:val="22"/>
+          <w:szCs w:val="22"/>
+          <w:lang w:eastAsia="es-PE"/>
+          <w14:ligatures w14:val="none"/>
+        </w:rPr>
+        <w:t xml:space="preserve"> de la Ley sobre Facultades, Normas y Organización del Indecopi, aprobada por Decreto Legislativo 807, los gastos por los peritajes realizados, actuación de pruebas, inspecciones y otros derivados de la tramitación del proceso serán de cargo de la parte que solicita la prueba, salvo pacto en contrario. En todos los casos, la resolución final determinará si los gastos deben ser asumidos por alguna de las partes, o reembolsados a la otra parte o al Indecopi, según sea el caso, de manera adicional a la sanción que haya podido imponerse. </w:t>
+      </w:r>
+    </w:p>
+    <w:p>
+      <w:pPr>
+        <w:spacing w:before="0" w:after="0" w:line="240" w:lineRule="auto"/>
         <w:shd w:val="clear" w:color="auto" w:fill="FFFFFF"/>
-        <w:spacing w:after="0" w:line="240" w:lineRule="auto"/>
-        <w:jc w:val="both"/>
-        <w:rPr>
-          <w:rFonts w:ascii="Arial Narrow" w:eastAsia="Arial Narrow" w:hAnsi="Arial Narrow" w:cs="Arial Narrow"/>
-          <w:color w:val="000000"/>
-          <w:kern w:val="0"/>
-          <w:sz w:val="22"/>
-          <w:szCs w:val="22"/>
-          <w:lang w:eastAsia="es-PE"/>
-          <w14:ligatures w14:val="none"/>
-        </w:rPr>
-      </w:pPr>
-      <w:r>
-        <w:rPr>
-          <w:rFonts w:ascii="Arial Narrow" w:eastAsia="Arial Narrow" w:hAnsi="Arial Narrow" w:cs="Arial Narrow"/>
-          <w:b/>
-          <w:color w:val="000000"/>
-          <w:kern w:val="0"/>
-          <w:sz w:val="22"/>
-          <w:szCs w:val="22"/>
-          <w:lang w:eastAsia="es-PE"/>
-          <w14:ligatures w14:val="none"/>
-        </w:rPr>
-        <w:t>OCTAVO</w:t>
-      </w:r>
-      <w:r>
-        <w:rPr>
-          <w:rFonts w:ascii="Arial Narrow" w:eastAsia="Arial Narrow" w:hAnsi="Arial Narrow" w:cs="Arial Narrow"/>
-          <w:b/>
-          <w:color w:val="000000"/>
-          <w:kern w:val="0"/>
-          <w:sz w:val="22"/>
-          <w:szCs w:val="22"/>
-          <w:lang w:eastAsia="es-PE"/>
-          <w14:ligatures w14:val="none"/>
-        </w:rPr>
-        <w:t>:</w:t>
-      </w:r>
-      <w:r>
-        <w:rPr>
-          <w:rFonts w:ascii="Arial Narrow" w:eastAsia="Arial Narrow" w:hAnsi="Arial Narrow" w:cs="Arial Narrow"/>
-          <w:color w:val="000000"/>
-          <w:kern w:val="0"/>
-          <w:sz w:val="22"/>
-          <w:szCs w:val="22"/>
-          <w:lang w:eastAsia="es-PE"/>
-          <w14:ligatures w14:val="none"/>
-        </w:rPr>
-        <w:t xml:space="preserve"> informar a las partes que conforme a lo establecido en el artículo 39</w:t>
-      </w:r>
-      <w:r>
-        <w:rPr>
-          <w:rFonts w:ascii="Arial Narrow" w:eastAsia="Arial Narrow" w:hAnsi="Arial Narrow" w:cs="Arial Narrow"/>
-          <w:color w:val="000000"/>
-          <w:kern w:val="0"/>
-          <w:sz w:val="22"/>
-          <w:szCs w:val="22"/>
-          <w:lang w:eastAsia="es-PE"/>
-          <w14:ligatures w14:val="none"/>
-        </w:rPr>
-        <w:t/>
-      </w:r>
-      <w:r>
-        <w:rPr>
-          <w:rFonts w:ascii="Arial Narrow" w:eastAsia="Arial Narrow" w:hAnsi="Arial Narrow" w:cs="Arial Narrow"/>
-          <w:color w:val="000000"/>
-          <w:kern w:val="0"/>
-          <w:sz w:val="22"/>
-          <w:szCs w:val="22"/>
-          <w:lang w:eastAsia="es-PE"/>
-          <w14:ligatures w14:val="none"/>
-        </w:rPr>
-        <w:t xml:space="preserve"> de la Ley sobre Facultades, Normas y Organización del Indecopi, aprobada por Decreto Legislativo 807, los gastos por los peritajes realizados, actuación de pruebas, inspecciones y otros derivados de la tramitación del proceso serán de cargo de la parte que solicita la prueba, salvo pacto en contrario. En todos los casos, la resolución final determinará si los gastos deben ser asumidos por alguna de las partes, o reembolsados a la otra parte o al Indecopi, según sea el caso, de manera adicional a la sanción que haya podido imponerse. </w:t>
-      </w:r>
-    </w:p>
-    <w:p>
-      <w:pPr>
-        <w:shd w:val="clear" w:color="auto" w:fill="FFFFFF"/>
-        <w:spacing w:after="0" w:line="240" w:lineRule="auto"/>
         <w:jc w:val="both"/>
         <w:rPr>
           <w:rFonts w:ascii="Arial Narrow" w:eastAsia="Arial Narrow" w:hAnsi="Arial Narrow" w:cs="Arial Narrow"/>
@@ -11893,15 +11913,96 @@
     </w:p>
     <w:p>
       <w:pPr>
+        <w:spacing w:before="0" w:after="0" w:line="240" w:lineRule="auto"/>
+        <w:suppressAutoHyphens/>
+        <w:jc w:val="both"/>
+        <w:rPr>
+          <w:rFonts w:ascii="Arial Narrow" w:eastAsia="Arial Narrow" w:hAnsi="Arial Narrow" w:cs="Arial Narrow"/>
+          <w:kern w:val="0"/>
+          <w:sz w:val="22"/>
+          <w:szCs w:val="22"/>
+          <w:u w:val="single"/>
+          <w14:ligatures w14:val="none"/>
+        </w:rPr>
+      </w:pPr>
+    </w:p>
+    <w:p>
+      <w:pPr>
         <w:suppressAutoHyphens/>
         <w:spacing w:after="0" w:line="240" w:lineRule="auto"/>
         <w:jc w:val="both"/>
         <w:rPr>
           <w:rFonts w:ascii="Arial Narrow" w:eastAsia="Arial Narrow" w:hAnsi="Arial Narrow" w:cs="Arial Narrow"/>
-          <w:kern w:val="0"/>
-          <w:sz w:val="22"/>
-          <w:szCs w:val="22"/>
-          <w:u w:val="single"/>
+          <w:b/>
+          <w:bCs/>
+          <w:sz w:val="22"/>
+          <w:szCs w:val="22"/>
+        </w:rPr>
+      </w:pPr>
+      <w:r>
+        <w:rPr>
+          <w:rFonts w:ascii="Arial Narrow" w:eastAsia="Arial Narrow" w:hAnsi="Arial Narrow" w:cs="Arial Narrow"/>
+          <w:b/>
+          <w:spacing w:val="-3"/>
+          <w:kern w:val="0"/>
+          <w14:ligatures w14:val="none"/>
+          <w:sz w:val="22"/>
+          <w:szCs w:val="22"/>
+        </w:rPr>
+        <w:t>DÉCIMO</w:t>
+      </w:r>
+      <w:r>
+        <w:rPr>
+          <w:rFonts w:ascii="Arial Narrow" w:eastAsia="Arial Narrow" w:hAnsi="Arial Narrow" w:cs="Arial Narrow"/>
+          <w:b/>
+          <w:color w:val="000000"/>
+          <w:kern w:val="0"/>
+          <w:sz w:val="22"/>
+          <w:szCs w:val="22"/>
+          <w:lang w:eastAsia="es-PE"/>
+          <w14:ligatures w14:val="none"/>
+        </w:rPr>
+        <w:t>:</w:t>
+      </w:r>
+      <w:r>
+        <w:rPr>
+          <w:rFonts w:ascii="Arial Narrow" w:eastAsia="Arial Narrow" w:hAnsi="Arial Narrow" w:cs="Arial Narrow"/>
+          <w:color w:val="000000"/>
+          <w:kern w:val="0"/>
+          <w:sz w:val="22"/>
+          <w:szCs w:val="22"/>
+          <w:lang w:eastAsia="es-PE"/>
+          <w14:ligatures w14:val="none"/>
+        </w:rPr>
+        <w:t xml:space="preserve"> </w:t>
+      </w:r>
+      <w:r>
+        <w:rPr>
+          <w:rFonts w:ascii="Arial Narrow" w:eastAsia="Arial Narrow" w:hAnsi="Arial Narrow" w:cs="Arial Narrow"/>
+          <w:color w:val="000000"/>
+          <w:kern w:val="0"/>
+          <w:sz w:val="22"/>
+          <w:szCs w:val="22"/>
+          <w:lang w:eastAsia="es-PE"/>
+          <w14:ligatures w14:val="none"/>
+        </w:rPr>
+        <w:t xml:space="preserve">poner en conocimiento de las partes que, antes de la emisión de la Resolución Final, tienen la posibilidad de formular su desistimiento o presentar el acuerdo arribado mediante la conciliación, mediación, transacción o cualquier otro que, de forma indubitable, deje constancia que se ha solucionado la controversia materia de denuncia.</w:t>
+      </w:r>
+      <w:bookmarkStart w:id="14" w:name="h.gjdgxs" w:colFirst="0" w:colLast="0"/>
+      <w:bookmarkEnd w:id="14"/>
+    </w:p>
+    <w:p>
+      <w:pPr>
+        <w:spacing w:before="0" w:after="0" w:line="240" w:lineRule="auto"/>
+        <w:suppressAutoHyphens/>
+        <w:jc w:val="both"/>
+        <w:rPr>
+          <w:rFonts w:ascii="Arial Narrow" w:eastAsia="Arial Narrow" w:hAnsi="Arial Narrow" w:cs="Arial Narrow"/>
+          <w:color w:val="000000"/>
+          <w:kern w:val="0"/>
+          <w:sz w:val="22"/>
+          <w:szCs w:val="22"/>
+          <w:lang w:eastAsia="es-PE"/>
           <w14:ligatures w14:val="none"/>
         </w:rPr>
       </w:pPr>
@@ -11913,358 +12014,277 @@
         <w:jc w:val="both"/>
         <w:rPr>
           <w:rFonts w:ascii="Arial Narrow" w:eastAsia="Arial Narrow" w:hAnsi="Arial Narrow" w:cs="Arial Narrow"/>
+          <w:sz w:val="22"/>
+          <w:szCs w:val="22"/>
+        </w:rPr>
+      </w:pPr>
+      <w:r>
+        <w:rPr>
+          <w:rFonts w:ascii="Arial Narrow" w:eastAsia="Arial Narrow" w:hAnsi="Arial Narrow" w:cs="Arial Narrow"/>
           <w:b/>
           <w:bCs/>
           <w:sz w:val="22"/>
           <w:szCs w:val="22"/>
         </w:rPr>
-      </w:pPr>
-      <w:r>
-        <w:rPr>
-          <w:rFonts w:ascii="Arial Narrow" w:eastAsia="Arial Narrow" w:hAnsi="Arial Narrow" w:cs="Arial Narrow"/>
-          <w:b/>
+        <w:t xml:space="preserve">DÉCIMO PRIMERO:</w:t>
+      </w:r>
+      <w:r>
+        <w:rPr>
+          <w:rFonts w:ascii="Arial Narrow" w:eastAsia="Arial Narrow" w:hAnsi="Arial Narrow" w:cs="Arial Narrow"/>
+          <w:sz w:val="22"/>
+          <w:szCs w:val="22"/>
+        </w:rPr>
+        <w:t xml:space="preserve"> </w:t>
+      </w:r>
+      <w:r>
+        <w:rPr>
+          <w:rFonts w:ascii="Arial Narrow" w:eastAsia="Arial Narrow" w:hAnsi="Arial Narrow" w:cs="Arial Narrow"/>
+          <w:sz w:val="22"/>
+          <w:szCs w:val="22"/>
+        </w:rPr>
+        <w:t xml:space="preserve">requerir al señor [DENUNCIANTE] y al Banco de Crédito del Perú S.A. para que, dentro del plazo de dos (2) días hábiles siguientes a la fecha en que reciban la notificación en sus bandejas de correo electrónico, efectúen la confirmación de recepción de la notificación remitida por este despacho a sus correos electrónicos, de conformidad con el segundo párrafo del numeral 4 del artículo 20 del Texto Único Ordenado de la Ley del Procedimiento Administrativo General, aprobado mediante Decreto Supremo 006-2026-JUS, bajo apercibimiento de rehacer el acto de notificación y notificarles conforme al numeral 1 del artículo 20 del citado cuerpo normativo.</w:t>
+      </w:r>
+      <w:r>
+        <w:rPr>
+          <w:rFonts w:ascii="Arial Narrow" w:eastAsia="Arial Narrow" w:hAnsi="Arial Narrow" w:cs="Arial Narrow"/>
+          <w:sz w:val="22"/>
+          <w:szCs w:val="22"/>
+        </w:rPr>
+        <w:t/>
+      </w:r>
+      <w:r>
+        <w:rPr>
+          <w:rFonts w:ascii="Arial Narrow" w:eastAsia="Arial Narrow" w:hAnsi="Arial Narrow" w:cs="Arial Narrow"/>
           <w:spacing w:val="-3"/>
           <w:kern w:val="0"/>
           <w14:ligatures w14:val="none"/>
           <w:sz w:val="22"/>
           <w:szCs w:val="22"/>
         </w:rPr>
-        <w:t>DÉCIMO</w:t>
-      </w:r>
-      <w:r>
-        <w:rPr>
-          <w:rFonts w:ascii="Arial Narrow" w:eastAsia="Arial Narrow" w:hAnsi="Arial Narrow" w:cs="Arial Narrow"/>
-          <w:b/>
-          <w:color w:val="000000"/>
-          <w:kern w:val="0"/>
-          <w:sz w:val="22"/>
-          <w:szCs w:val="22"/>
-          <w:lang w:eastAsia="es-PE"/>
-          <w14:ligatures w14:val="none"/>
-        </w:rPr>
-        <w:t>:</w:t>
-      </w:r>
-      <w:r>
-        <w:rPr>
-          <w:rFonts w:ascii="Arial Narrow" w:eastAsia="Arial Narrow" w:hAnsi="Arial Narrow" w:cs="Arial Narrow"/>
-          <w:color w:val="000000"/>
-          <w:kern w:val="0"/>
-          <w:sz w:val="22"/>
-          <w:szCs w:val="22"/>
-          <w:lang w:eastAsia="es-PE"/>
-          <w14:ligatures w14:val="none"/>
-        </w:rPr>
-        <w:t xml:space="preserve"> </w:t>
-      </w:r>
-      <w:r>
-        <w:rPr>
-          <w:rFonts w:ascii="Arial Narrow" w:eastAsia="Arial Narrow" w:hAnsi="Arial Narrow" w:cs="Arial Narrow"/>
-          <w:color w:val="000000"/>
-          <w:kern w:val="0"/>
-          <w:sz w:val="22"/>
-          <w:szCs w:val="22"/>
-          <w:lang w:eastAsia="es-PE"/>
-          <w14:ligatures w14:val="none"/>
-        </w:rPr>
-        <w:t xml:space="preserve">poner en conocimiento de las partes que, antes de la emisión de la Resolución Final, tienen la posibilidad de formular su desistimiento o presentar el acuerdo arribado mediante la conciliación, mediación, transacción o cualquier otro que, de forma indubitable, deje constancia que se ha solucionado la controversia materia de denuncia.</w:t>
-      </w:r>
-      <w:bookmarkStart w:id="14" w:name="h.gjdgxs" w:colFirst="0" w:colLast="0"/>
-      <w:bookmarkEnd w:id="14"/>
-    </w:p>
-    <w:p>
-      <w:pPr>
+        <w:t/>
+      </w:r>
+      <w:r>
+        <w:rPr>
+          <w:rFonts w:ascii="Arial Narrow" w:eastAsia="Arial Narrow" w:hAnsi="Arial Narrow" w:cs="Arial Narrow"/>
+          <w:spacing w:val="-3"/>
+          <w:kern w:val="0"/>
+          <w14:ligatures w14:val="none"/>
+          <w:sz w:val="22"/>
+          <w:szCs w:val="22"/>
+        </w:rPr>
+        <w:t xml:space="preserve"/>
+      </w:r>
+      <w:r>
+        <w:rPr>
+          <w:rFonts w:ascii="Arial Narrow" w:eastAsia="Arial Narrow" w:hAnsi="Arial Narrow" w:cs="Arial Narrow"/>
+          <w:spacing w:val="-3"/>
+          <w:kern w:val="0"/>
+          <w14:ligatures w14:val="none"/>
+          <w:sz w:val="22"/>
+          <w:szCs w:val="22"/>
+        </w:rPr>
+        <w:t xml:space="preserve"/>
+      </w:r>
+      <w:r>
+        <w:rPr>
+          <w:rFonts w:ascii="Arial Narrow" w:eastAsia="Arial Narrow" w:hAnsi="Arial Narrow" w:cs="Arial Narrow"/>
+          <w:color w:val="000000"/>
+          <w:sz w:val="22"/>
+          <w:szCs w:val="22"/>
+        </w:rPr>
+        <w:t/>
+      </w:r>
+      <w:r>
+        <w:rPr>
+          <w:rFonts w:ascii="Arial Narrow" w:eastAsia="Arial Narrow" w:hAnsi="Arial Narrow" w:cs="Arial Narrow"/>
+          <w:color w:val="000000"/>
+          <w:sz w:val="22"/>
+          <w:szCs w:val="22"/>
+        </w:rPr>
+        <w:t/>
+      </w:r>
+      <w:r>
+        <w:rPr>
+          <w:rFonts w:ascii="Arial Narrow" w:eastAsia="Arial Narrow" w:hAnsi="Arial Narrow" w:cs="Arial Narrow"/>
+          <w:color w:val="000000"/>
+          <w:sz w:val="22"/>
+          <w:szCs w:val="22"/>
+        </w:rPr>
+        <w:t xml:space="preserve"/>
+      </w:r>
+      <w:r>
+        <w:rPr>
+          <w:rFonts w:ascii="Arial Narrow" w:eastAsia="Arial Narrow" w:hAnsi="Arial Narrow" w:cs="Arial Narrow"/>
+          <w:color w:val="000000"/>
+          <w:sz w:val="22"/>
+          <w:szCs w:val="22"/>
+        </w:rPr>
+        <w:t/>
+      </w:r>
+      <w:r>
+        <w:rPr>
+          <w:rFonts w:ascii="Arial Narrow" w:eastAsia="Arial Narrow" w:hAnsi="Arial Narrow" w:cs="Arial Narrow"/>
+          <w:color w:val="000000"/>
+          <w:sz w:val="22"/>
+          <w:szCs w:val="22"/>
+        </w:rPr>
+        <w:t xml:space="preserve"/>
+      </w:r>
+      <w:r>
+        <w:rPr>
+          <w:rFonts w:ascii="Arial Narrow" w:eastAsia="Arial Narrow" w:hAnsi="Arial Narrow" w:cs="Arial Narrow"/>
+          <w:color w:val="000000"/>
+          <w:sz w:val="22"/>
+          <w:szCs w:val="22"/>
+        </w:rPr>
+        <w:t/>
+      </w:r>
+      <w:r>
+        <w:rPr>
+          <w:rFonts w:ascii="Arial Narrow" w:eastAsia="Arial Narrow" w:hAnsi="Arial Narrow" w:cs="Arial Narrow"/>
+          <w:color w:val="000000"/>
+          <w:sz w:val="22"/>
+          <w:szCs w:val="22"/>
+        </w:rPr>
+        <w:t xml:space="preserve"/>
+      </w:r>
+      <w:r>
+        <w:rPr>
+          <w:rFonts w:ascii="Arial Narrow" w:eastAsia="Arial Narrow" w:hAnsi="Arial Narrow" w:cs="Arial Narrow"/>
+          <w:color w:val="000000"/>
+          <w:sz w:val="22"/>
+          <w:szCs w:val="22"/>
+        </w:rPr>
+        <w:t/>
+      </w:r>
+      <w:r>
+        <w:rPr>
+          <w:rFonts w:ascii="Arial Narrow" w:eastAsia="Arial Narrow" w:hAnsi="Arial Narrow" w:cs="Arial Narrow"/>
+          <w:color w:val="000000"/>
+          <w:sz w:val="22"/>
+          <w:szCs w:val="22"/>
+        </w:rPr>
+        <w:t xml:space="preserve"/>
+      </w:r>
+      <w:r>
+        <w:rPr>
+          <w:rFonts w:ascii="Arial Narrow" w:eastAsia="Arial Narrow" w:hAnsi="Arial Narrow" w:cs="Arial Narrow"/>
+          <w:color w:val="000000"/>
+          <w:sz w:val="22"/>
+          <w:szCs w:val="22"/>
+        </w:rPr>
+        <w:t/>
+      </w:r>
+      <w:r>
+        <w:rPr>
+          <w:rFonts w:ascii="Arial Narrow" w:eastAsia="Arial Narrow" w:hAnsi="Arial Narrow" w:cs="Arial Narrow"/>
+          <w:color w:val="000000"/>
+          <w:sz w:val="22"/>
+          <w:szCs w:val="22"/>
+        </w:rPr>
+        <w:t xml:space="preserve"/>
+      </w:r>
+      <w:r>
+        <w:rPr>
+          <w:rFonts w:ascii="Arial Narrow" w:eastAsia="Arial Narrow" w:hAnsi="Arial Narrow" w:cs="Arial Narrow"/>
+          <w:color w:val="000000"/>
+          <w:sz w:val="22"/>
+          <w:szCs w:val="22"/>
+        </w:rPr>
+        <w:t/>
+      </w:r>
+      <w:r>
+        <w:rPr>
+          <w:rFonts w:ascii="Arial Narrow" w:eastAsia="Arial Narrow" w:hAnsi="Arial Narrow" w:cs="Arial Narrow"/>
+          <w:color w:val="000000"/>
+          <w:sz w:val="22"/>
+          <w:szCs w:val="22"/>
+        </w:rPr>
+        <w:t xml:space="preserve"/>
+      </w:r>
+      <w:r>
+        <w:rPr>
+          <w:rFonts w:ascii="Arial Narrow" w:eastAsia="Arial Narrow" w:hAnsi="Arial Narrow" w:cs="Arial Narrow"/>
+          <w:color w:val="000000"/>
+          <w:sz w:val="22"/>
+          <w:szCs w:val="22"/>
+        </w:rPr>
+        <w:t/>
+      </w:r>
+      <w:r>
+        <w:rPr>
+          <w:rFonts w:ascii="Arial Narrow" w:eastAsia="Arial Narrow" w:hAnsi="Arial Narrow" w:cs="Arial Narrow"/>
+          <w:color w:val="000000"/>
+          <w:sz w:val="22"/>
+          <w:szCs w:val="22"/>
+        </w:rPr>
+        <w:t/>
+      </w:r>
+      <w:r>
+        <w:rPr>
+          <w:rFonts w:ascii="Arial Narrow" w:eastAsia="Arial Narrow" w:hAnsi="Arial Narrow" w:cs="Arial Narrow"/>
+          <w:color w:val="000000"/>
+          <w:kern w:val="0"/>
+          <w:sz w:val="22"/>
+          <w:szCs w:val="22"/>
+          <w:lang w:eastAsia="es-PE"/>
+          <w14:ligatures w14:val="none"/>
+        </w:rPr>
+        <w:t/>
+      </w:r>
+      <w:r>
+        <w:rPr>
+          <w:rFonts w:ascii="Arial Narrow" w:eastAsia="Arial Narrow" w:hAnsi="Arial Narrow" w:cs="Arial Narrow"/>
+          <w:color w:val="000000"/>
+          <w:sz w:val="22"/>
+          <w:szCs w:val="22"/>
+        </w:rPr>
+        <w:t xml:space="preserve"/>
+      </w:r>
+      <w:r>
+        <w:rPr>
+          <w:rFonts w:ascii="Arial Narrow" w:eastAsia="Arial Narrow" w:hAnsi="Arial Narrow" w:cs="Arial Narrow"/>
+          <w:color w:val="000000"/>
+          <w:kern w:val="0"/>
+          <w:sz w:val="22"/>
+          <w:szCs w:val="22"/>
+          <w:lang w:eastAsia="es-PE"/>
+          <w14:ligatures w14:val="none"/>
+        </w:rPr>
+        <w:t/>
+      </w:r>
+      <w:r>
+        <w:rPr>
+          <w:rFonts w:ascii="Arial Narrow" w:eastAsia="Arial Narrow" w:hAnsi="Arial Narrow" w:cs="Arial Narrow"/>
+          <w:color w:val="000000"/>
+          <w:sz w:val="22"/>
+          <w:szCs w:val="22"/>
+        </w:rPr>
+        <w:t xml:space="preserve"/>
+      </w:r>
+      <w:r>
+        <w:rPr>
+          <w:rStyle w:val="Refdenotaalpie"/>
+          <w:rFonts w:ascii="Arial Narrow" w:eastAsia="Arial Narrow" w:hAnsi="Arial Narrow" w:cs="Arial Narrow"/>
+          <w:sz w:val="22"/>
+          <w:szCs w:val="22"/>
+          <w:vertAlign w:val="superscript"/>
+        </w:rPr>
+        <w:footnoteReference w:id="16"/>
+      </w:r>
+      <w:r>
+        <w:rPr>
+          <w:rFonts w:ascii="Arial Narrow" w:eastAsia="Arial Narrow" w:hAnsi="Arial Narrow" w:cs="Arial Narrow"/>
+          <w:sz w:val="22"/>
+          <w:szCs w:val="22"/>
+        </w:rPr>
+        <w:t/>
+      </w:r>
+    </w:p>
+    <w:p>
+      <w:pPr>
+        <w:spacing w:before="0" w:after="0" w:line="240" w:lineRule="auto"/>
         <w:suppressAutoHyphens/>
-        <w:spacing w:after="0" w:line="240" w:lineRule="auto"/>
-        <w:jc w:val="both"/>
-        <w:rPr>
-          <w:rFonts w:ascii="Arial Narrow" w:eastAsia="Arial Narrow" w:hAnsi="Arial Narrow" w:cs="Arial Narrow"/>
-          <w:color w:val="000000"/>
-          <w:kern w:val="0"/>
-          <w:sz w:val="22"/>
-          <w:szCs w:val="22"/>
-          <w:lang w:eastAsia="es-PE"/>
-          <w14:ligatures w14:val="none"/>
-        </w:rPr>
-      </w:pPr>
-    </w:p>
-    <w:p>
-      <w:pPr>
-        <w:suppressAutoHyphens/>
-        <w:spacing w:after="0" w:line="240" w:lineRule="auto"/>
-        <w:jc w:val="both"/>
-        <w:rPr>
-          <w:rFonts w:ascii="Arial Narrow" w:eastAsia="Arial Narrow" w:hAnsi="Arial Narrow" w:cs="Arial Narrow"/>
-          <w:sz w:val="22"/>
-          <w:szCs w:val="22"/>
-        </w:rPr>
-      </w:pPr>
-      <w:r>
-        <w:rPr>
-          <w:rFonts w:ascii="Arial Narrow" w:eastAsia="Arial Narrow" w:hAnsi="Arial Narrow" w:cs="Arial Narrow"/>
-          <w:b/>
-          <w:bCs/>
-          <w:sz w:val="22"/>
-          <w:szCs w:val="22"/>
-        </w:rPr>
-        <w:t xml:space="preserve">DÉCIMO PRIMERO:</w:t>
-      </w:r>
-      <w:r>
-        <w:rPr>
-          <w:rFonts w:ascii="Arial Narrow" w:eastAsia="Arial Narrow" w:hAnsi="Arial Narrow" w:cs="Arial Narrow"/>
-          <w:sz w:val="22"/>
-          <w:szCs w:val="22"/>
-        </w:rPr>
-        <w:t xml:space="preserve"> </w:t>
-      </w:r>
-      <w:r>
-        <w:rPr>
-          <w:rFonts w:ascii="Arial Narrow" w:eastAsia="Arial Narrow" w:hAnsi="Arial Narrow" w:cs="Arial Narrow"/>
-          <w:sz w:val="22"/>
-          <w:szCs w:val="22"/>
-        </w:rPr>
-        <w:t xml:space="preserve">requerir al señor [DENUNCIANTE] y al Banco de Crédito del Perú S.A. para que, dentro del plazo de dos (2) días hábiles siguientes a la fecha en que reciban la notificación en sus bandejas de correo electrónico, efectúen la confirmación de recepción de la notificación remitida por este despacho a sus correos electrónicos, de conformidad con el segundo párrafo del numeral 4 del artículo 20 del Texto Único Ordenado de la Ley del Procedimiento Administrativo General, aprobado mediante Decreto Supremo 006-2026-JUS, bajo apercibimiento de rehacer el acto de notificación y notificarles conforme al numeral 1 del artículo 20 del citado cuerpo normativo.</w:t>
-      </w:r>
-      <w:r>
-        <w:rPr>
-          <w:rFonts w:ascii="Arial Narrow" w:eastAsia="Arial Narrow" w:hAnsi="Arial Narrow" w:cs="Arial Narrow"/>
-          <w:sz w:val="22"/>
-          <w:szCs w:val="22"/>
-        </w:rPr>
-        <w:t/>
-      </w:r>
-      <w:r>
-        <w:rPr>
-          <w:rFonts w:ascii="Arial Narrow" w:eastAsia="Arial Narrow" w:hAnsi="Arial Narrow" w:cs="Arial Narrow"/>
-          <w:spacing w:val="-3"/>
-          <w:kern w:val="0"/>
-          <w14:ligatures w14:val="none"/>
-          <w:sz w:val="22"/>
-          <w:szCs w:val="22"/>
-        </w:rPr>
-        <w:t/>
-      </w:r>
-      <w:r>
-        <w:rPr>
-          <w:rFonts w:ascii="Arial Narrow" w:eastAsia="Arial Narrow" w:hAnsi="Arial Narrow" w:cs="Arial Narrow"/>
-          <w:spacing w:val="-3"/>
-          <w:kern w:val="0"/>
-          <w14:ligatures w14:val="none"/>
-          <w:sz w:val="22"/>
-          <w:szCs w:val="22"/>
-        </w:rPr>
-        <w:t xml:space="preserve"/>
-      </w:r>
-      <w:r>
-        <w:rPr>
-          <w:rFonts w:ascii="Arial Narrow" w:eastAsia="Arial Narrow" w:hAnsi="Arial Narrow" w:cs="Arial Narrow"/>
-          <w:spacing w:val="-3"/>
-          <w:kern w:val="0"/>
-          <w14:ligatures w14:val="none"/>
-          <w:sz w:val="22"/>
-          <w:szCs w:val="22"/>
-        </w:rPr>
-        <w:t xml:space="preserve"/>
-      </w:r>
-      <w:r>
-        <w:rPr>
-          <w:rFonts w:ascii="Arial Narrow" w:eastAsia="Arial Narrow" w:hAnsi="Arial Narrow" w:cs="Arial Narrow"/>
-          <w:color w:val="000000"/>
-          <w:sz w:val="22"/>
-          <w:szCs w:val="22"/>
-        </w:rPr>
-        <w:t/>
-      </w:r>
-      <w:r>
-        <w:rPr>
-          <w:rFonts w:ascii="Arial Narrow" w:eastAsia="Arial Narrow" w:hAnsi="Arial Narrow" w:cs="Arial Narrow"/>
-          <w:color w:val="000000"/>
-          <w:sz w:val="22"/>
-          <w:szCs w:val="22"/>
-        </w:rPr>
-        <w:t/>
-      </w:r>
-      <w:r>
-        <w:rPr>
-          <w:rFonts w:ascii="Arial Narrow" w:eastAsia="Arial Narrow" w:hAnsi="Arial Narrow" w:cs="Arial Narrow"/>
-          <w:color w:val="000000"/>
-          <w:sz w:val="22"/>
-          <w:szCs w:val="22"/>
-        </w:rPr>
-        <w:t xml:space="preserve"/>
-      </w:r>
-      <w:r>
-        <w:rPr>
-          <w:rFonts w:ascii="Arial Narrow" w:eastAsia="Arial Narrow" w:hAnsi="Arial Narrow" w:cs="Arial Narrow"/>
-          <w:color w:val="000000"/>
-          <w:sz w:val="22"/>
-          <w:szCs w:val="22"/>
-        </w:rPr>
-        <w:t/>
-      </w:r>
-      <w:r>
-        <w:rPr>
-          <w:rFonts w:ascii="Arial Narrow" w:eastAsia="Arial Narrow" w:hAnsi="Arial Narrow" w:cs="Arial Narrow"/>
-          <w:color w:val="000000"/>
-          <w:sz w:val="22"/>
-          <w:szCs w:val="22"/>
-        </w:rPr>
-        <w:t xml:space="preserve"/>
-      </w:r>
-      <w:r>
-        <w:rPr>
-          <w:rFonts w:ascii="Arial Narrow" w:eastAsia="Arial Narrow" w:hAnsi="Arial Narrow" w:cs="Arial Narrow"/>
-          <w:color w:val="000000"/>
-          <w:sz w:val="22"/>
-          <w:szCs w:val="22"/>
-        </w:rPr>
-        <w:t/>
-      </w:r>
-      <w:r>
-        <w:rPr>
-          <w:rFonts w:ascii="Arial Narrow" w:eastAsia="Arial Narrow" w:hAnsi="Arial Narrow" w:cs="Arial Narrow"/>
-          <w:color w:val="000000"/>
-          <w:sz w:val="22"/>
-          <w:szCs w:val="22"/>
-        </w:rPr>
-        <w:t xml:space="preserve"/>
-      </w:r>
-      <w:r>
-        <w:rPr>
-          <w:rFonts w:ascii="Arial Narrow" w:eastAsia="Arial Narrow" w:hAnsi="Arial Narrow" w:cs="Arial Narrow"/>
-          <w:color w:val="000000"/>
-          <w:sz w:val="22"/>
-          <w:szCs w:val="22"/>
-        </w:rPr>
-        <w:t/>
-      </w:r>
-      <w:r>
-        <w:rPr>
-          <w:rFonts w:ascii="Arial Narrow" w:eastAsia="Arial Narrow" w:hAnsi="Arial Narrow" w:cs="Arial Narrow"/>
-          <w:color w:val="000000"/>
-          <w:sz w:val="22"/>
-          <w:szCs w:val="22"/>
-        </w:rPr>
-        <w:t xml:space="preserve"/>
-      </w:r>
-      <w:r>
-        <w:rPr>
-          <w:rFonts w:ascii="Arial Narrow" w:eastAsia="Arial Narrow" w:hAnsi="Arial Narrow" w:cs="Arial Narrow"/>
-          <w:color w:val="000000"/>
-          <w:sz w:val="22"/>
-          <w:szCs w:val="22"/>
-        </w:rPr>
-        <w:t/>
-      </w:r>
-      <w:r>
-        <w:rPr>
-          <w:rFonts w:ascii="Arial Narrow" w:eastAsia="Arial Narrow" w:hAnsi="Arial Narrow" w:cs="Arial Narrow"/>
-          <w:color w:val="000000"/>
-          <w:sz w:val="22"/>
-          <w:szCs w:val="22"/>
-        </w:rPr>
-        <w:t xml:space="preserve"/>
-      </w:r>
-      <w:r>
-        <w:rPr>
-          <w:rFonts w:ascii="Arial Narrow" w:eastAsia="Arial Narrow" w:hAnsi="Arial Narrow" w:cs="Arial Narrow"/>
-          <w:color w:val="000000"/>
-          <w:sz w:val="22"/>
-          <w:szCs w:val="22"/>
-        </w:rPr>
-        <w:t/>
-      </w:r>
-      <w:r>
-        <w:rPr>
-          <w:rFonts w:ascii="Arial Narrow" w:eastAsia="Arial Narrow" w:hAnsi="Arial Narrow" w:cs="Arial Narrow"/>
-          <w:color w:val="000000"/>
-          <w:sz w:val="22"/>
-          <w:szCs w:val="22"/>
-        </w:rPr>
-        <w:t xml:space="preserve"/>
-      </w:r>
-      <w:r>
-        <w:rPr>
-          <w:rFonts w:ascii="Arial Narrow" w:eastAsia="Arial Narrow" w:hAnsi="Arial Narrow" w:cs="Arial Narrow"/>
-          <w:color w:val="000000"/>
-          <w:sz w:val="22"/>
-          <w:szCs w:val="22"/>
-        </w:rPr>
-        <w:t/>
-      </w:r>
-      <w:r>
-        <w:rPr>
-          <w:rFonts w:ascii="Arial Narrow" w:eastAsia="Arial Narrow" w:hAnsi="Arial Narrow" w:cs="Arial Narrow"/>
-          <w:color w:val="000000"/>
-          <w:sz w:val="22"/>
-          <w:szCs w:val="22"/>
-        </w:rPr>
-        <w:t/>
-      </w:r>
-      <w:r>
-        <w:rPr>
-          <w:rFonts w:ascii="Arial Narrow" w:eastAsia="Arial Narrow" w:hAnsi="Arial Narrow" w:cs="Arial Narrow"/>
-          <w:color w:val="000000"/>
-          <w:kern w:val="0"/>
-          <w:sz w:val="22"/>
-          <w:szCs w:val="22"/>
-          <w:lang w:eastAsia="es-PE"/>
-          <w14:ligatures w14:val="none"/>
-        </w:rPr>
-        <w:t/>
-      </w:r>
-      <w:r>
-        <w:rPr>
-          <w:rFonts w:ascii="Arial Narrow" w:eastAsia="Arial Narrow" w:hAnsi="Arial Narrow" w:cs="Arial Narrow"/>
-          <w:color w:val="000000"/>
-          <w:sz w:val="22"/>
-          <w:szCs w:val="22"/>
-        </w:rPr>
-        <w:t xml:space="preserve"/>
-      </w:r>
-      <w:r>
-        <w:rPr>
-          <w:rFonts w:ascii="Arial Narrow" w:eastAsia="Arial Narrow" w:hAnsi="Arial Narrow" w:cs="Arial Narrow"/>
-          <w:color w:val="000000"/>
-          <w:kern w:val="0"/>
-          <w:sz w:val="22"/>
-          <w:szCs w:val="22"/>
-          <w:lang w:eastAsia="es-PE"/>
-          <w14:ligatures w14:val="none"/>
-        </w:rPr>
-        <w:t/>
-      </w:r>
-      <w:r>
-        <w:rPr>
-          <w:rFonts w:ascii="Arial Narrow" w:eastAsia="Arial Narrow" w:hAnsi="Arial Narrow" w:cs="Arial Narrow"/>
-          <w:color w:val="000000"/>
-          <w:sz w:val="22"/>
-          <w:szCs w:val="22"/>
-        </w:rPr>
-        <w:t xml:space="preserve"/>
-      </w:r>
-      <w:r>
-        <w:rPr>
-          <w:rStyle w:val="Refdenotaalpie"/>
-          <w:rFonts w:ascii="Arial Narrow" w:eastAsia="Arial Narrow" w:hAnsi="Arial Narrow" w:cs="Arial Narrow"/>
-          <w:sz w:val="22"/>
-          <w:szCs w:val="22"/>
-          <w:vertAlign w:val="superscript"/>
-        </w:rPr>
-        <w:footnoteReference w:id="16"/>
-      </w:r>
-      <w:r>
-        <w:rPr>
-          <w:rFonts w:ascii="Arial Narrow" w:eastAsia="Arial Narrow" w:hAnsi="Arial Narrow" w:cs="Arial Narrow"/>
-          <w:sz w:val="22"/>
-          <w:szCs w:val="22"/>
-        </w:rPr>
-        <w:t/>
-      </w:r>
-    </w:p>
-    <w:p>
-      <w:pPr>
-        <w:suppressAutoHyphens/>
-        <w:spacing w:after="0" w:line="240" w:lineRule="auto"/>
         <w:jc w:val="both"/>
         <w:rPr>
           <w:rFonts w:ascii="Arial Narrow" w:eastAsia="Arial Narrow" w:hAnsi="Arial Narrow" w:cs="Arial Narrow"/>
@@ -12735,7 +12755,6 @@
           <w:sz w:val="16"/>
           <w:szCs w:val="16"/>
         </w:rPr>
-        <w:tab/>
         <w:t xml:space="preserve"/>
       </w:r>
       <w:r>
@@ -12811,7 +12830,6 @@
           <w:sz w:val="16"/>
           <w:szCs w:val="16"/>
         </w:rPr>
-        <w:tab/>
         <w:t xml:space="preserve"/>
       </w:r>
       <w:r>
@@ -12820,7 +12838,6 @@
           <w:sz w:val="16"/>
           <w:szCs w:val="16"/>
         </w:rPr>
-        <w:tab/>
       </w:r>
       <w:r>
         <w:rPr>
@@ -12830,6 +12847,7 @@
           <w:sz w:val="16"/>
           <w:szCs w:val="16"/>
         </w:rPr>
+        <w:tab/>
         <w:t xml:space="preserve">LEY 29571, CÓDIGO DE PROTECCIÓN Y DEFENSA DEL CONSUMIDOR, publicado el 2 de setiembre de 2010 y modificado por Decreto Legislativo 1308 </w:t>
       </w:r>
     </w:p>
@@ -13071,7 +13089,6 @@
           <w:sz w:val="16"/>
           <w:szCs w:val="16"/>
         </w:rPr>
-        <w:tab/>
         <w:t xml:space="preserve"/>
       </w:r>
       <w:r>
@@ -13080,7 +13097,6 @@
           <w:sz w:val="16"/>
           <w:szCs w:val="16"/>
         </w:rPr>
-        <w:tab/>
       </w:r>
       <w:r>
         <w:rPr>
@@ -13090,6 +13106,7 @@
           <w:sz w:val="16"/>
           <w:szCs w:val="16"/>
         </w:rPr>
+        <w:tab/>
         <w:t xml:space="preserve">LEY 29571, CÓDIGO DE PROTECCIÓN Y DEFENSA DEL CONSUMIDOR, publicado el 2 de setiembre de 2010 y modificado por Decreto Legislativo 1308 </w:t>
       </w:r>
     </w:p>
@@ -13250,7 +13267,6 @@
           <w:sz w:val="16"/>
           <w:szCs w:val="16"/>
         </w:rPr>
-        <w:tab/>
         <w:t xml:space="preserve"/>
       </w:r>
       <w:r>
@@ -13259,7 +13275,6 @@
           <w:sz w:val="16"/>
           <w:szCs w:val="16"/>
         </w:rPr>
-        <w:tab/>
       </w:r>
       <w:r>
         <w:rPr>
@@ -13269,6 +13284,7 @@
           <w:sz w:val="16"/>
           <w:szCs w:val="16"/>
         </w:rPr>
+        <w:tab/>
         <w:t xml:space="preserve">LEY 29571, CÓDIGO DE PROTECCIÓN Y DEFENSA DEL CONSUMIDOR, publicado el 2 de setiembre de 2010 y modificado por Decreto Legislativo 1308 </w:t>
       </w:r>
     </w:p>
@@ -13408,7 +13424,6 @@
           <w:sz w:val="16"/>
           <w:szCs w:val="16"/>
         </w:rPr>
-        <w:tab/>
         <w:t xml:space="preserve"/>
       </w:r>
       <w:r>
@@ -13417,7 +13432,6 @@
           <w:sz w:val="16"/>
           <w:szCs w:val="16"/>
         </w:rPr>
-        <w:tab/>
       </w:r>
       <w:r>
         <w:rPr>
@@ -13427,6 +13441,7 @@
           <w:sz w:val="16"/>
           <w:szCs w:val="16"/>
         </w:rPr>
+        <w:tab/>
         <w:t xml:space="preserve">LEY 29571, CÓDIGO DE PROTECCIÓN Y DEFENSA DEL CONSUMIDOR, publicado el 2 de setiembre de 2010 y modificado por Decreto Legislativo 1308 </w:t>
       </w:r>
     </w:p>
@@ -13707,7 +13722,6 @@
           <w:sz w:val="16"/>
           <w:szCs w:val="16"/>
         </w:rPr>
-        <w:tab/>
         <w:t xml:space="preserve"/>
       </w:r>
       <w:r>
@@ -13716,7 +13730,6 @@
           <w:sz w:val="16"/>
           <w:szCs w:val="16"/>
         </w:rPr>
-        <w:tab/>
       </w:r>
       <w:r>
         <w:rPr>
@@ -13726,6 +13739,7 @@
           <w:sz w:val="16"/>
           <w:szCs w:val="16"/>
         </w:rPr>
+        <w:tab/>
         <w:t xml:space="preserve">LEY 29571, CÓDIGO DE PROTECCIÓN Y DEFENSA DEL CONSUMIDOR, publicado el 2 de setiembre de 2010 y modificado por Decreto Legislativo 1308 </w:t>
       </w:r>
     </w:p>
@@ -13822,7 +13836,6 @@
           <w:sz w:val="16"/>
           <w:szCs w:val="16"/>
         </w:rPr>
-        <w:tab/>
         <w:t xml:space="preserve"/>
       </w:r>
       <w:r>
@@ -13831,7 +13844,6 @@
           <w:sz w:val="16"/>
           <w:szCs w:val="16"/>
         </w:rPr>
-        <w:tab/>
       </w:r>
       <w:r>
         <w:rPr>
@@ -13841,6 +13853,7 @@
           <w:sz w:val="16"/>
           <w:szCs w:val="16"/>
         </w:rPr>
+        <w:tab/>
         <w:t>LEY SOBRE FACULTADES, NORMAS Y ORGANIZACIÓN DEL INDECOPI, APROBADA POR DECRETO LEGISLATIVO 807 Artículo 24.-</w:t>
       </w:r>
       <w:r>
@@ -13989,7 +14002,6 @@
           <w:sz w:val="16"/>
           <w:szCs w:val="16"/>
         </w:rPr>
-        <w:tab/>
         <w:t xml:space="preserve"/>
       </w:r>
       <w:r>
@@ -14082,24 +14094,23 @@
           <w:sz w:val="16"/>
           <w:szCs w:val="16"/>
         </w:rPr>
+        <w:t xml:space="preserve"/>
+      </w:r>
+      <w:r>
+        <w:rPr>
+          <w:rFonts w:ascii="Arial Narrow" w:eastAsia="Arial Narrow" w:hAnsi="Arial Narrow" w:cs="Arial Narrow"/>
+          <w:sz w:val="16"/>
+          <w:szCs w:val="16"/>
+        </w:rPr>
+      </w:r>
+      <w:r>
+        <w:rPr>
+          <w:rFonts w:ascii="Arial Narrow" w:eastAsia="Arial Narrow" w:hAnsi="Arial Narrow" w:cs="Arial Narrow"/>
+          <w:b/>
+          <w:sz w:val="16"/>
+          <w:szCs w:val="16"/>
+        </w:rPr>
         <w:tab/>
-        <w:t xml:space="preserve"/>
-      </w:r>
-      <w:r>
-        <w:rPr>
-          <w:rFonts w:ascii="Arial Narrow" w:eastAsia="Arial Narrow" w:hAnsi="Arial Narrow" w:cs="Arial Narrow"/>
-          <w:sz w:val="16"/>
-          <w:szCs w:val="16"/>
-        </w:rPr>
-        <w:tab/>
-      </w:r>
-      <w:r>
-        <w:rPr>
-          <w:rFonts w:ascii="Arial Narrow" w:eastAsia="Arial Narrow" w:hAnsi="Arial Narrow" w:cs="Arial Narrow"/>
-          <w:b/>
-          <w:sz w:val="16"/>
-          <w:szCs w:val="16"/>
-        </w:rPr>
         <w:t>LEY 29571, CÓDIGO DE PROTECCIÓN Y DEFENSA DEL CONSUMIDOR</w:t>
       </w:r>
       <w:r>
@@ -14484,32 +14495,31 @@
           <w:szCs w:val="16"/>
           <w:vertAlign w:val="superscript"/>
         </w:rPr>
+        <w:t xml:space="preserve"/>
+      </w:r>
+      <w:r>
+        <w:rPr>
+          <w:rFonts w:ascii="Arial Narrow" w:eastAsia="Arial Narrow" w:hAnsi="Arial Narrow" w:cs="Arial Narrow"/>
+          <w:sz w:val="16"/>
+          <w:szCs w:val="16"/>
+        </w:rPr>
+        <w:t xml:space="preserve"/>
+      </w:r>
+      <w:r>
+        <w:rPr>
+          <w:rFonts w:ascii="Arial Narrow" w:eastAsia="Arial Narrow" w:hAnsi="Arial Narrow" w:cs="Arial Narrow"/>
+          <w:sz w:val="16"/>
+          <w:szCs w:val="16"/>
+        </w:rPr>
+      </w:r>
+      <w:r>
+        <w:rPr>
+          <w:rFonts w:ascii="Arial Narrow" w:eastAsia="Arial Narrow" w:hAnsi="Arial Narrow" w:cs="Arial Narrow"/>
+          <w:b/>
+          <w:sz w:val="16"/>
+          <w:szCs w:val="16"/>
+        </w:rPr>
         <w:tab/>
-        <w:t xml:space="preserve"/>
-      </w:r>
-      <w:r>
-        <w:rPr>
-          <w:rFonts w:ascii="Arial Narrow" w:eastAsia="Arial Narrow" w:hAnsi="Arial Narrow" w:cs="Arial Narrow"/>
-          <w:sz w:val="16"/>
-          <w:szCs w:val="16"/>
-        </w:rPr>
-        <w:t xml:space="preserve"> </w:t>
-      </w:r>
-      <w:r>
-        <w:rPr>
-          <w:rFonts w:ascii="Arial Narrow" w:eastAsia="Arial Narrow" w:hAnsi="Arial Narrow" w:cs="Arial Narrow"/>
-          <w:sz w:val="16"/>
-          <w:szCs w:val="16"/>
-        </w:rPr>
-        <w:tab/>
-      </w:r>
-      <w:r>
-        <w:rPr>
-          <w:rFonts w:ascii="Arial Narrow" w:eastAsia="Arial Narrow" w:hAnsi="Arial Narrow" w:cs="Arial Narrow"/>
-          <w:b/>
-          <w:sz w:val="16"/>
-          <w:szCs w:val="16"/>
-        </w:rPr>
         <w:t>LEY 29571, CÓDIGO DE PROTECCIÓN Y DEFENSA DEL CONSUMIDOR</w:t>
       </w:r>
       <w:r>
@@ -14713,7 +14723,6 @@
           <w:sz w:val="16"/>
           <w:szCs w:val="16"/>
         </w:rPr>
-        <w:tab/>
         <w:t xml:space="preserve"/>
       </w:r>
       <w:r>
@@ -14722,7 +14731,6 @@
           <w:sz w:val="16"/>
           <w:szCs w:val="16"/>
         </w:rPr>
-        <w:tab/>
       </w:r>
       <w:r>
         <w:rPr>
@@ -14732,6 +14740,7 @@
           <w:sz w:val="16"/>
           <w:szCs w:val="16"/>
         </w:rPr>
+        <w:tab/>
         <w:t xml:space="preserve">LEY 29571, CÓDIGO DE PROTECCIÓN Y DEFENSA DEL CONSUMIDOR, publicado el 2 de setiembre de 2010 y modificado por Decreto Legislativo 1308 </w:t>
       </w:r>
     </w:p>
@@ -15550,24 +15559,23 @@
           <w:sz w:val="16"/>
           <w:szCs w:val="16"/>
         </w:rPr>
+        <w:t xml:space="preserve"/>
+      </w:r>
+      <w:r>
+        <w:rPr>
+          <w:rFonts w:ascii="Arial Narrow" w:eastAsia="Arial Narrow" w:hAnsi="Arial Narrow" w:cs="Arial Narrow"/>
+          <w:sz w:val="16"/>
+          <w:szCs w:val="16"/>
+        </w:rPr>
+      </w:r>
+      <w:r>
+        <w:rPr>
+          <w:rFonts w:ascii="Arial Narrow" w:eastAsia="Arial Narrow" w:hAnsi="Arial Narrow" w:cs="Arial Narrow"/>
+          <w:b/>
+          <w:sz w:val="16"/>
+          <w:szCs w:val="16"/>
+        </w:rPr>
         <w:tab/>
-        <w:t xml:space="preserve"/>
-      </w:r>
-      <w:r>
-        <w:rPr>
-          <w:rFonts w:ascii="Arial Narrow" w:eastAsia="Arial Narrow" w:hAnsi="Arial Narrow" w:cs="Arial Narrow"/>
-          <w:sz w:val="16"/>
-          <w:szCs w:val="16"/>
-        </w:rPr>
-        <w:tab/>
-      </w:r>
-      <w:r>
-        <w:rPr>
-          <w:rFonts w:ascii="Arial Narrow" w:eastAsia="Arial Narrow" w:hAnsi="Arial Narrow" w:cs="Arial Narrow"/>
-          <w:b/>
-          <w:sz w:val="16"/>
-          <w:szCs w:val="16"/>
-        </w:rPr>
         <w:t>LEY 29571, CÓDIGO DE PROTECCIÓN Y DEFENSA DEL CONSUMIDOR</w:t>
       </w:r>
       <w:r>
@@ -15782,7 +15790,6 @@
           <w:sz w:val="16"/>
           <w:szCs w:val="16"/>
         </w:rPr>
-        <w:tab/>
         <w:t xml:space="preserve"/>
       </w:r>
       <w:r>
@@ -15940,31 +15947,30 @@
           <w:sz w:val="16"/>
           <w:szCs w:val="16"/>
         </w:rPr>
+        <w:t xml:space="preserve"/>
+      </w:r>
+      <w:r>
+        <w:rPr>
+          <w:rFonts w:ascii="Arial Narrow" w:eastAsia="Arial Narrow" w:hAnsi="Arial Narrow" w:cs="Arial Narrow"/>
+          <w:sz w:val="16"/>
+          <w:szCs w:val="16"/>
+        </w:rPr>
+      </w:r>
+      <w:r>
+        <w:rPr>
+          <w:rFonts w:ascii="Arial Narrow" w:eastAsia="Arial Narrow" w:hAnsi="Arial Narrow" w:cs="Arial Narrow"/>
+          <w:b/>
+          <w:sz w:val="16"/>
+          <w:szCs w:val="16"/>
+        </w:rPr>
         <w:tab/>
-        <w:t xml:space="preserve"/>
-      </w:r>
-      <w:r>
-        <w:rPr>
-          <w:rFonts w:ascii="Arial Narrow" w:eastAsia="Arial Narrow" w:hAnsi="Arial Narrow" w:cs="Arial Narrow"/>
-          <w:sz w:val="16"/>
-          <w:szCs w:val="16"/>
-        </w:rPr>
-        <w:tab/>
-      </w:r>
-      <w:r>
-        <w:rPr>
-          <w:rFonts w:ascii="Arial Narrow" w:eastAsia="Arial Narrow" w:hAnsi="Arial Narrow" w:cs="Arial Narrow"/>
-          <w:b/>
-          <w:sz w:val="16"/>
-          <w:szCs w:val="16"/>
-        </w:rPr>
         <w:t>TEXTO ÚNICO ORDENADO DE LA LEY DEL PROCEDIMIENTO ADMINISTRATIVO GENERAL, aprobado mediante Decreto Supremo 006-2026-JUS y publicado el 30 de abril de 2026</w:t>
       </w:r>
     </w:p>
     <w:p>
       <w:pPr>
         <w:pStyle w:val="Textonotapie"/>
-        <w:ind w:left="1134" w:hanging="567"/>
+        <w:ind w:left="1134"/>
         <w:jc w:val="both"/>
         <w:rPr>
           <w:rFonts w:ascii="Arial Narrow" w:eastAsia="Arial Narrow" w:hAnsi="Arial Narrow" w:cs="Arial Narrow"/>

--- a/plantillas_maestras/13_seguro_multiple_y_equipos/materia_general_asegurativa/2_ddos_banco_y_aseguradora/varon/TPL_0736_2026_SEGURO_MULTIPLE_Y_EQUIPOS_MATERIA_GENERAL_ASEGURATIVA_BANCO_VARON_R2.docx
+++ b/plantillas_maestras/13_seguro_multiple_y_equipos/materia_general_asegurativa/2_ddos_banco_y_aseguradora/varon/TPL_0736_2026_SEGURO_MULTIPLE_Y_EQUIPOS_MATERIA_GENERAL_ASEGURATIVA_BANCO_VARON_R2.docx
@@ -6472,7 +6472,7 @@
           <w:szCs w:val="22"/>
         </w:rPr>
         <w:lastRenderedPageBreak/>
-        <w:t>identificada con Certificado Individual 101216685, pese a la solicitud del denunciante</w:t>
+        <w:t xml:space="preserve">identificada con Certificado Individual 101216685, pese a la solicitud del denunciante</w:t>
       </w:r>
       <w:r>
         <w:rPr>
@@ -6485,7 +6485,7 @@
           <w:lang w:eastAsia="es-PE"/>
           <w14:ligatures w14:val="none"/>
         </w:rPr>
-        <w:t xml:space="preserve">. Por consiguiente, corresponde calificar el hecho materia de denuncia como una presunta infracción al deber de información, tipificado en el </w:t>
+        <w:t xml:space="preserve">; involucraría una presunta afectación al derecho de información de los consumidores. Por consiguiente, corresponde calificar el hecho materia de denuncia como una presunta infracción al deber de información, tipificado en el artículo 1, numeral 1, literal b) y al artículo 2 del Código</w:t>
       </w:r>
       <w:bookmarkStart w:id="8" w:name="_Hlk195611851"/>
       <w:r>
@@ -6499,7 +6499,7 @@
           <w:lang w:eastAsia="es-PE"/>
           <w14:ligatures w14:val="none"/>
         </w:rPr>
-        <w:t xml:space="preserve">artículo 1, numeral 1, literal b) </w:t>
+        <w:t xml:space="preserve"/>
       </w:r>
       <w:bookmarkEnd w:id="8"/>
       <w:r>
@@ -6513,7 +6513,7 @@
           <w:lang w:eastAsia="es-PE"/>
           <w14:ligatures w14:val="none"/>
         </w:rPr>
-        <w:t>y al artículo 2 del Código</w:t>
+        <w:t xml:space="preserve"/>
       </w:r>
       <w:r>
         <w:rPr>
@@ -6583,7 +6583,7 @@
           <w:sz w:val="22"/>
           <w:szCs w:val="22"/>
         </w:rPr>
-        <w:t>Adicionalmente</w:t>
+        <w:t xml:space="preserve">Adicionalmente</w:t>
       </w:r>
       <w:r>
         <w:rPr>
@@ -6638,7 +6638,7 @@
           <w:sz w:val="22"/>
           <w:szCs w:val="22"/>
         </w:rPr>
-        <w:t>no habría cumplido con entregar</w:t>
+        <w:t xml:space="preserve">no habría cumplido con entregar</w:t>
       </w:r>
       <w:r>
         <w:rPr>
@@ -6671,7 +6671,7 @@
           <w:lang w:eastAsia="es-PE"/>
           <w14:ligatures w14:val="none"/>
         </w:rPr>
-        <w:t>. Por consiguiente, corresponde calificar el hecho materia de denuncia como una presunta infracción al deber de información, tipificado en el artículo 1, numeral 1, literal b) y al artículo 2 del Código</w:t>
+        <w:t xml:space="preserve">; involucraría una presunta afectación al derecho de información de los consumidores. Por consiguiente, corresponde calificar el hecho materia de denuncia como una presunta infracción al deber de información, tipificado en el artículo 1, numeral 1, literal b) y al artículo 2 del Código</w:t>
       </w:r>
       <w:r>
         <w:rPr>
@@ -6684,7 +6684,7 @@
           <w:lang w:eastAsia="es-PE"/>
           <w14:ligatures w14:val="none"/>
         </w:rPr>
-        <w:t>.</w:t>
+        <w:t xml:space="preserve">.</w:t>
       </w:r>
     </w:p>
     <w:p>
@@ -6758,7 +6758,7 @@
           <w:sz w:val="22"/>
           <w:szCs w:val="22"/>
         </w:rPr>
-        <w:t>Pacífico Compañía de Seguros y Reaseguros S.A. no habría informado el 12 de enero de 2026</w:t>
+        <w:t xml:space="preserve">Pacífico Compañía de Seguros y Reaseguros S.A. no habría informado el 12 de enero de 2026</w:t>
       </w:r>
       <w:r>
         <w:rPr>
@@ -6791,7 +6791,7 @@
           <w:lang w:eastAsia="es-PE"/>
           <w14:ligatures w14:val="none"/>
         </w:rPr>
-        <w:t>. Por consiguiente, corresponde calificar el hecho materia de denuncia como una presunta infracción al deber de información, tipificado en el artículo 1, numeral 1, literal b) y al artículo 2 del Código.</w:t>
+        <w:t xml:space="preserve">; involucraría una presunta afectación al derecho de información de los consumidores. Por consiguiente, corresponde calificar el hecho materia de denuncia como una presunta infracción al deber de información, tipificado en el artículo 1, numeral 1, literal b) y al artículo 2 del Código.</w:t>
       </w:r>
     </w:p>
     <w:p>
@@ -6884,7 +6884,7 @@
           <w:sz w:val="22"/>
           <w:szCs w:val="22"/>
         </w:rPr>
-        <w:t>por el monto de</w:t>
+        <w:t xml:space="preserve">por el monto de</w:t>
       </w:r>
       <w:r>
         <w:rPr>
@@ -6907,7 +6907,7 @@
           <w:lang w:eastAsia="es-PE"/>
           <w14:ligatures w14:val="none"/>
         </w:rPr>
-        <w:t>. Por consiguiente, corresponde calificar el hecho materia de denuncia como una presunta infracción al deber de información, tipificado en el artículo 1, numeral 1, literal b) y al artículo 2 del Código.</w:t>
+        <w:t xml:space="preserve">; involucraría una presunta afectación al derecho de información de los consumidores. Por consiguiente, corresponde calificar el hecho materia de denuncia como una presunta infracción al deber de información, tipificado en el artículo 1, numeral 1, literal b) y al artículo 2 del Código.</w:t>
       </w:r>
     </w:p>
     <w:p>

--- a/plantillas_maestras/13_seguro_multiple_y_equipos/materia_general_asegurativa/2_ddos_banco_y_aseguradora/varon/TPL_0736_2026_SEGURO_MULTIPLE_Y_EQUIPOS_MATERIA_GENERAL_ASEGURATIVA_BANCO_VARON_R2.docx
+++ b/plantillas_maestras/13_seguro_multiple_y_equipos/materia_general_asegurativa/2_ddos_banco_y_aseguradora/varon/TPL_0736_2026_SEGURO_MULTIPLE_Y_EQUIPOS_MATERIA_GENERAL_ASEGURATIVA_BANCO_VARON_R2.docx
@@ -6984,7 +6984,7 @@
           <w:sz w:val="22"/>
           <w:szCs w:val="22"/>
         </w:rPr>
-        <w:t>que el hecho denunciado</w:t>
+        <w:t xml:space="preserve">que el hecho denunciado</w:t>
       </w:r>
       <w:r>
         <w:rPr>
@@ -7008,19 +7008,19 @@
           <w:lang w:val="es-ES" w:eastAsia="es-ES"/>
           <w14:ligatures w14:val="none"/>
         </w:rPr>
-        <w:t>Pacífico Compañía de Seguros y Reaseguros S.A. habría brindado una respuesta inadecuada al reclamo presentado por el denunciante el 5 de febrero de 2026</w:t>
-      </w:r>
-      <w:r>
-        <w:rPr>
-          <w:rFonts w:ascii="Arial Narrow" w:eastAsia="Arial Narrow" w:hAnsi="Arial Narrow" w:cs="Arial Narrow"/>
-          <w:color w:val="000000"/>
-          <w:kern w:val="0"/>
-          <w:sz w:val="22"/>
-          <w:szCs w:val="22"/>
-          <w:lang w:eastAsia="es-PE"/>
-          <w14:ligatures w14:val="none"/>
-        </w:rPr>
-        <w:t>. Por consiguiente, corresponde calificar el hecho materia de denuncia como una presunta infracción al</w:t>
+        <w:t xml:space="preserve">Pacífico Compañía de Seguros y Reaseguros S.A. habría brindado una respuesta inadecuada al reclamo presentado por el denunciante el 5 de febrero de 2026</w:t>
+      </w:r>
+      <w:r>
+        <w:rPr>
+          <w:rFonts w:ascii="Arial Narrow" w:eastAsia="Arial Narrow" w:hAnsi="Arial Narrow" w:cs="Arial Narrow"/>
+          <w:color w:val="000000"/>
+          <w:kern w:val="0"/>
+          <w:sz w:val="22"/>
+          <w:szCs w:val="22"/>
+          <w:lang w:eastAsia="es-PE"/>
+          <w14:ligatures w14:val="none"/>
+        </w:rPr>
+        <w:t xml:space="preserve">; involucraría una presunta afectación a su derecho de recibir respuestas adecuadas a los reclamos formulados. Por consiguiente, corresponde calificar el hecho materia de denuncia como una presunta infracción al</w:t>
       </w:r>
       <w:r>
         <w:rPr>
@@ -7092,7 +7092,7 @@
           <w:sz w:val="22"/>
           <w:szCs w:val="22"/>
         </w:rPr>
-        <w:t>.</w:t>
+        <w:t xml:space="preserve">.</w:t>
       </w:r>
     </w:p>
     <w:p>
@@ -7156,7 +7156,7 @@
           <w:sz w:val="22"/>
           <w:szCs w:val="22"/>
         </w:rPr>
-        <w:t>que el hecho denunciado</w:t>
+        <w:t xml:space="preserve">que el hecho denunciado</w:t>
       </w:r>
       <w:r>
         <w:rPr>
@@ -7180,19 +7180,19 @@
           <w:lang w:val="es-ES" w:eastAsia="es-ES"/>
           <w14:ligatures w14:val="none"/>
         </w:rPr>
-        <w:t>el Banco de Crédito del Perú S.A. habría brindado una respuesta inadecuada al reclamo C50460343 registrado el 16 de febrero de 2026</w:t>
-      </w:r>
-      <w:r>
-        <w:rPr>
-          <w:rFonts w:ascii="Arial Narrow" w:eastAsia="Arial Narrow" w:hAnsi="Arial Narrow" w:cs="Arial Narrow"/>
-          <w:color w:val="000000"/>
-          <w:kern w:val="0"/>
-          <w:sz w:val="22"/>
-          <w:szCs w:val="22"/>
-          <w:lang w:eastAsia="es-PE"/>
-          <w14:ligatures w14:val="none"/>
-        </w:rPr>
-        <w:t>. Por consiguiente, corresponde calificar el hecho materia de denuncia como una presunta infracción al</w:t>
+        <w:t xml:space="preserve">el Banco de Crédito del Perú S.A. habría brindado una respuesta inadecuada al reclamo C50460343 registrado el 16 de febrero de 2026</w:t>
+      </w:r>
+      <w:r>
+        <w:rPr>
+          <w:rFonts w:ascii="Arial Narrow" w:eastAsia="Arial Narrow" w:hAnsi="Arial Narrow" w:cs="Arial Narrow"/>
+          <w:color w:val="000000"/>
+          <w:kern w:val="0"/>
+          <w:sz w:val="22"/>
+          <w:szCs w:val="22"/>
+          <w:lang w:eastAsia="es-PE"/>
+          <w14:ligatures w14:val="none"/>
+        </w:rPr>
+        <w:t xml:space="preserve">; involucraría una presunta afectación a su derecho de recibir respuestas adecuadas a los reclamos formulados. Por consiguiente, corresponde calificar el hecho materia de denuncia como una presunta infracción al</w:t>
       </w:r>
       <w:r>
         <w:rPr>
@@ -10881,7 +10881,7 @@
           <w:sz w:val="22"/>
           <w:szCs w:val="22"/>
         </w:rPr>
-        <w:t xml:space="preserve">correr traslado de la presente resolución a Pacífico Compañía de Seguros y Reaseguros S.A. y al Banco de Crédito del Perú S.A. para que, de conformidad con lo dispuesto por el artículo 26 de la Ley sobre Facultades, Normas y Organización del Indecopi, aprobada por Decreto Legislativo 807</w:t>
+        <w:t xml:space="preserve">correr traslado de la denuncia del 3 de marzo de 2026, complementado mediante escrito del 28 de marzo de 2026 y 7 de abril de 2026, y subsanada mediante escrito del 30 de marzo de 2026 a Pacífico Compañía de Seguros y Reaseguros S.A. y al Banco de Crédito del Perú S.A. para que, de conformidad con lo dispuesto por el artículo 26 de la Ley sobre Facultades, Normas y Organización del Indecopi, aprobada por Decreto Legislativo 807</w:t>
       </w:r>
       <w:r>
         <w:rPr>
